--- a/40_AWS/05_改修資料/KSM_AWS_MOD_004_確認依頼書_STGWebサーバー構成確認_ja_vi.docx
+++ b/40_AWS/05_改修資料/KSM_AWS_MOD_004_確認依頼書_STGWebサーバー構成確認_ja_vi.docx
@@ -80,7 +80,7 @@
           <w:sz w:val="24"/>
           <w:szCs w:val="24"/>
         </w:rPr>
-        <w:t xml:space="preserve">■ ① 文書情報</w:t>
+        <w:t xml:space="preserve">■ 文書情報</w:t>
       </w:r>
       <w:r>
         <w:br/>
@@ -1310,7 +1310,7 @@
           <w:sz w:val="24"/>
           <w:szCs w:val="24"/>
         </w:rPr>
-        <w:t xml:space="preserve">■ ② 改修概要</w:t>
+        <w:t xml:space="preserve">■ 改修概要</w:t>
       </w:r>
       <w:r>
         <w:br/>
@@ -1429,6 +1429,39 @@
     </w:p>
     <w:p>
       <w:pPr>
+        <w:pBdr>
+          <w:left w:val="thick" w:color="C8102E" w:sz="20" w:space="6"/>
+        </w:pBdr>
+        <w:spacing w:before="280" w:after="100"/>
+      </w:pPr>
+      <w:r>
+        <w:rPr>
+          <w:rFonts w:ascii="BIZ UDPGothic" w:cs="BIZ UDPGothic" w:eastAsia="BIZ UDPGothic" w:hAnsi="BIZ UDPGothic"/>
+          <w:b/>
+          <w:bCs/>
+          <w:color w:val="C8102E"/>
+          <w:sz w:val="24"/>
+          <w:szCs w:val="24"/>
+        </w:rPr>
+        <w:t xml:space="preserve">■ 改修内容</w:t>
+      </w:r>
+      <w:r>
+        <w:br/>
+      </w:r>
+      <w:r>
+        <w:rPr>
+          <w:rFonts w:ascii="BIZ UDPGothic" w:cs="BIZ UDPGothic" w:eastAsia="BIZ UDPGothic" w:hAnsi="BIZ UDPGothic"/>
+          <w:i/>
+          <w:iCs/>
+          <w:color w:val="AA3344"/>
+          <w:sz w:val="17"/>
+          <w:szCs w:val="17"/>
+        </w:rPr>
+        <w:t xml:space="preserve">　Nội Dung Sửa Đổi</w:t>
+      </w:r>
+    </w:p>
+    <w:p>
+      <w:pPr>
         <w:spacing w:before="100" w:after="100"/>
       </w:pPr>
       <w:r>
@@ -1440,35 +1473,331 @@
           <w:sz w:val="20"/>
           <w:szCs w:val="20"/>
         </w:rPr>
-        <w:t xml:space="preserve">■ 2. 確認事項</w:t>
-      </w:r>
-    </w:p>
-    <w:p>
-      <w:pPr>
-        <w:spacing w:before="100" w:after="100"/>
-      </w:pPr>
-      <w:r>
-        <w:rPr>
-          <w:rFonts w:ascii="BIZ UDPGothic" w:cs="BIZ UDPGothic" w:eastAsia="BIZ UDPGothic" w:hAnsi="BIZ UDPGothic"/>
-          <w:color w:val="404040"/>
-          <w:sz w:val="18"/>
-          <w:szCs w:val="18"/>
-        </w:rPr>
-        <w:t xml:space="preserve">以下の各項目についてご回答をお願いします。　\*Vui lòng trả lời từng mục</w:t>
-      </w:r>
-    </w:p>
-    <w:p>
-      <w:pPr>
-        <w:spacing w:before="100" w:after="100"/>
-      </w:pPr>
-      <w:r>
-        <w:rPr>
-          <w:rFonts w:ascii="BIZ UDPGothic" w:cs="BIZ UDPGothic" w:eastAsia="BIZ UDPGothic" w:hAnsi="BIZ UDPGothic"/>
-          <w:color w:val="404040"/>
-          <w:sz w:val="18"/>
-          <w:szCs w:val="18"/>
-        </w:rPr>
-        <w:t xml:space="preserve">dưới đây.\*</w:t>
+        <w:t xml:space="preserve">■ 発見されたリソース一覧</w:t>
+      </w:r>
+    </w:p>
+    <w:p>
+      <w:pPr>
+        <w:spacing w:before="100" w:after="100"/>
+      </w:pPr>
+      <w:r>
+        <w:rPr>
+          <w:rFonts w:ascii="BIZ UDPGothic" w:cs="BIZ UDPGothic" w:eastAsia="BIZ UDPGothic" w:hAnsi="BIZ UDPGothic"/>
+          <w:b/>
+          <w:bCs/>
+          <w:color w:val="404040"/>
+          <w:sz w:val="18"/>
+          <w:szCs w:val="18"/>
+        </w:rPr>
+        <w:t xml:space="preserve">thái</w:t>
+      </w:r>
+    </w:p>
+    <w:p>
+      <w:pPr>
+        <w:spacing w:before="100" w:after="100"/>
+      </w:pPr>
+      <w:r>
+        <w:rPr>
+          <w:rFonts w:ascii="BIZ UDPGothic" w:cs="BIZ UDPGothic" w:eastAsia="BIZ UDPGothic" w:hAnsi="BIZ UDPGothic"/>
+          <w:color w:val="404040"/>
+          <w:sz w:val="18"/>
+          <w:szCs w:val="18"/>
+        </w:rPr>
+        <w:t xml:space="preserve">ksm-posstg-alb-web-fe   ALB               🔴 稼働中 / Đang  internet-facing（</w:t>
+      </w:r>
+    </w:p>
+    <w:p>
+      <w:pPr>
+        <w:spacing w:before="100" w:after="100"/>
+      </w:pPr>
+      <w:r>
+        <w:rPr>
+          <w:rFonts w:ascii="BIZ UDPGothic" w:cs="BIZ UDPGothic" w:eastAsia="BIZ UDPGothic" w:hAnsi="BIZ UDPGothic"/>
+          <w:color w:val="404040"/>
+          <w:sz w:val="18"/>
+          <w:szCs w:val="18"/>
+        </w:rPr>
+        <w:t xml:space="preserve">hoạt động         インターネット公開）</w:t>
+      </w:r>
+    </w:p>
+    <w:p>
+      <w:pPr>
+        <w:spacing w:before="100" w:after="100"/>
+      </w:pPr>
+      <w:r>
+        <w:rPr>
+          <w:rFonts w:ascii="BIZ UDPGothic" w:cs="BIZ UDPGothic" w:eastAsia="BIZ UDPGothic" w:hAnsi="BIZ UDPGothic"/>
+          <w:color w:val="404040"/>
+          <w:sz w:val="18"/>
+          <w:szCs w:val="18"/>
+        </w:rPr>
+        <w:t xml:space="preserve">internet-facing (Công</w:t>
+      </w:r>
+    </w:p>
+    <w:p>
+      <w:pPr>
+        <w:spacing w:before="100" w:after="100"/>
+      </w:pPr>
+      <w:r>
+        <w:rPr>
+          <w:rFonts w:ascii="BIZ UDPGothic" w:cs="BIZ UDPGothic" w:eastAsia="BIZ UDPGothic" w:hAnsi="BIZ UDPGothic"/>
+          <w:color w:val="404040"/>
+          <w:sz w:val="18"/>
+          <w:szCs w:val="18"/>
+        </w:rPr>
+        <w:t xml:space="preserve">khai trên Internet)</w:t>
+      </w:r>
+    </w:p>
+    <w:p>
+      <w:pPr>
+        <w:spacing w:before="100" w:after="100"/>
+      </w:pPr>
+      <w:r>
+        <w:rPr>
+          <w:rFonts w:ascii="BIZ UDPGothic" w:cs="BIZ UDPGothic" w:eastAsia="BIZ UDPGothic" w:hAnsi="BIZ UDPGothic"/>
+          <w:color w:val="404040"/>
+          <w:sz w:val="18"/>
+          <w:szCs w:val="18"/>
+        </w:rPr>
+        <w:t xml:space="preserve">ksm-posstg-alb-api-be   ALB               🔴 稼働中 / Đang  internet-facing（</w:t>
+      </w:r>
+    </w:p>
+    <w:p>
+      <w:pPr>
+        <w:spacing w:before="100" w:after="100"/>
+      </w:pPr>
+      <w:r>
+        <w:rPr>
+          <w:rFonts w:ascii="BIZ UDPGothic" w:cs="BIZ UDPGothic" w:eastAsia="BIZ UDPGothic" w:hAnsi="BIZ UDPGothic"/>
+          <w:color w:val="404040"/>
+          <w:sz w:val="18"/>
+          <w:szCs w:val="18"/>
+        </w:rPr>
+        <w:t xml:space="preserve">hoạt động         インターネット公開）</w:t>
+      </w:r>
+    </w:p>
+    <w:p>
+      <w:pPr>
+        <w:spacing w:before="100" w:after="100"/>
+      </w:pPr>
+      <w:r>
+        <w:rPr>
+          <w:rFonts w:ascii="BIZ UDPGothic" w:cs="BIZ UDPGothic" w:eastAsia="BIZ UDPGothic" w:hAnsi="BIZ UDPGothic"/>
+          <w:color w:val="404040"/>
+          <w:sz w:val="18"/>
+          <w:szCs w:val="18"/>
+        </w:rPr>
+        <w:t xml:space="preserve">internet-facing (Công</w:t>
+      </w:r>
+    </w:p>
+    <w:p>
+      <w:pPr>
+        <w:spacing w:before="100" w:after="100"/>
+      </w:pPr>
+      <w:r>
+        <w:rPr>
+          <w:rFonts w:ascii="BIZ UDPGothic" w:cs="BIZ UDPGothic" w:eastAsia="BIZ UDPGothic" w:hAnsi="BIZ UDPGothic"/>
+          <w:color w:val="404040"/>
+          <w:sz w:val="18"/>
+          <w:szCs w:val="18"/>
+        </w:rPr>
+        <w:t xml:space="preserve">khai trên Internet)</w:t>
+      </w:r>
+    </w:p>
+    <w:p>
+      <w:pPr>
+        <w:spacing w:before="100" w:after="100"/>
+      </w:pPr>
+      <w:r>
+        <w:rPr>
+          <w:rFonts w:ascii="BIZ UDPGothic" w:cs="BIZ UDPGothic" w:eastAsia="BIZ UDPGothic" w:hAnsi="BIZ UDPGothic"/>
+          <w:color w:val="404040"/>
+          <w:sz w:val="18"/>
+          <w:szCs w:val="18"/>
+        </w:rPr>
+        <w:t xml:space="preserve">ksm-posst               EC2               🔴 稼働中 / Đang  t3.medium / Linux /</w:t>
+      </w:r>
+    </w:p>
+    <w:p>
+      <w:pPr>
+        <w:spacing w:before="100" w:after="100"/>
+      </w:pPr>
+      <w:r>
+        <w:rPr>
+          <w:rFonts w:ascii="BIZ UDPGothic" w:cs="BIZ UDPGothic" w:eastAsia="BIZ UDPGothic" w:hAnsi="BIZ UDPGothic"/>
+          <w:color w:val="404040"/>
+          <w:sz w:val="18"/>
+          <w:szCs w:val="18"/>
+        </w:rPr>
+        <w:t xml:space="preserve">g-ec2-instance-web-fe                     hoạt động         2025-09-17起動</w:t>
+      </w:r>
+    </w:p>
+    <w:p>
+      <w:pPr>
+        <w:spacing w:before="100" w:after="100"/>
+      </w:pPr>
+      <w:r>
+        <w:rPr>
+          <w:rFonts w:ascii="BIZ UDPGothic" w:cs="BIZ UDPGothic" w:eastAsia="BIZ UDPGothic" w:hAnsi="BIZ UDPGothic"/>
+          <w:color w:val="404040"/>
+          <w:sz w:val="18"/>
+          <w:szCs w:val="18"/>
+        </w:rPr>
+        <w:t xml:space="preserve">t3.medium / Linux /</w:t>
+      </w:r>
+    </w:p>
+    <w:p>
+      <w:pPr>
+        <w:spacing w:before="100" w:after="100"/>
+      </w:pPr>
+      <w:r>
+        <w:rPr>
+          <w:rFonts w:ascii="BIZ UDPGothic" w:cs="BIZ UDPGothic" w:eastAsia="BIZ UDPGothic" w:hAnsi="BIZ UDPGothic"/>
+          <w:color w:val="404040"/>
+          <w:sz w:val="18"/>
+          <w:szCs w:val="18"/>
+        </w:rPr>
+        <w:t xml:space="preserve">Khởi động 2025-09-17</w:t>
+      </w:r>
+    </w:p>
+    <w:p>
+      <w:pPr>
+        <w:spacing w:before="100" w:after="100"/>
+      </w:pPr>
+      <w:r>
+        <w:rPr>
+          <w:rFonts w:ascii="BIZ UDPGothic" w:cs="BIZ UDPGothic" w:eastAsia="BIZ UDPGothic" w:hAnsi="BIZ UDPGothic"/>
+          <w:color w:val="404040"/>
+          <w:sz w:val="18"/>
+          <w:szCs w:val="18"/>
+        </w:rPr>
+        <w:t xml:space="preserve">ksm-posst               EC2               🔴 稼働中 / Đang  t3.medium / Linux /</w:t>
+      </w:r>
+    </w:p>
+    <w:p>
+      <w:pPr>
+        <w:spacing w:before="100" w:after="100"/>
+      </w:pPr>
+      <w:r>
+        <w:rPr>
+          <w:rFonts w:ascii="BIZ UDPGothic" w:cs="BIZ UDPGothic" w:eastAsia="BIZ UDPGothic" w:hAnsi="BIZ UDPGothic"/>
+          <w:color w:val="404040"/>
+          <w:sz w:val="18"/>
+          <w:szCs w:val="18"/>
+        </w:rPr>
+        <w:t xml:space="preserve">g-ec2-instance-web-be                     hoạt động         2025-09-17起動</w:t>
+      </w:r>
+    </w:p>
+    <w:p>
+      <w:pPr>
+        <w:spacing w:before="100" w:after="100"/>
+      </w:pPr>
+      <w:r>
+        <w:rPr>
+          <w:rFonts w:ascii="BIZ UDPGothic" w:cs="BIZ UDPGothic" w:eastAsia="BIZ UDPGothic" w:hAnsi="BIZ UDPGothic"/>
+          <w:color w:val="404040"/>
+          <w:sz w:val="18"/>
+          <w:szCs w:val="18"/>
+        </w:rPr>
+        <w:t xml:space="preserve">t3.medium / Linux /</w:t>
+      </w:r>
+    </w:p>
+    <w:p>
+      <w:pPr>
+        <w:spacing w:before="100" w:after="100"/>
+      </w:pPr>
+      <w:r>
+        <w:rPr>
+          <w:rFonts w:ascii="BIZ UDPGothic" w:cs="BIZ UDPGothic" w:eastAsia="BIZ UDPGothic" w:hAnsi="BIZ UDPGothic"/>
+          <w:color w:val="404040"/>
+          <w:sz w:val="18"/>
+          <w:szCs w:val="18"/>
+        </w:rPr>
+        <w:t xml:space="preserve">Khởi động 2025-09-17</w:t>
+      </w:r>
+    </w:p>
+    <w:p>
+      <w:pPr>
+        <w:spacing w:before="100" w:after="100"/>
+      </w:pPr>
+      <w:r>
+        <w:rPr>
+          <w:rFonts w:ascii="BIZ UDPGothic" w:cs="BIZ UDPGothic" w:eastAsia="BIZ UDPGothic" w:hAnsi="BIZ UDPGothic"/>
+          <w:color w:val="404040"/>
+          <w:sz w:val="18"/>
+          <w:szCs w:val="18"/>
+        </w:rPr>
+        <w:t xml:space="preserve">ksm-posstg-ecr-web-fe   ECR               空（ 未使用）     イメージ0件 / 0 image</w:t>
+      </w:r>
+    </w:p>
+    <w:p>
+      <w:pPr>
+        <w:spacing w:before="100" w:after="100"/>
+      </w:pPr>
+      <w:r>
+        <w:rPr>
+          <w:rFonts w:ascii="BIZ UDPGothic" w:cs="BIZ UDPGothic" w:eastAsia="BIZ UDPGothic" w:hAnsi="BIZ UDPGothic"/>
+          <w:color w:val="404040"/>
+          <w:sz w:val="18"/>
+          <w:szCs w:val="18"/>
+        </w:rPr>
+        <w:t xml:space="preserve">Trống (chưa sử</w:t>
+      </w:r>
+    </w:p>
+    <w:p>
+      <w:pPr>
+        <w:spacing w:before="100" w:after="100"/>
+      </w:pPr>
+      <w:r>
+        <w:rPr>
+          <w:rFonts w:ascii="BIZ UDPGothic" w:cs="BIZ UDPGothic" w:eastAsia="BIZ UDPGothic" w:hAnsi="BIZ UDPGothic"/>
+          <w:color w:val="404040"/>
+          <w:sz w:val="18"/>
+          <w:szCs w:val="18"/>
+        </w:rPr>
+        <w:t xml:space="preserve">dụng)</w:t>
+      </w:r>
+    </w:p>
+    <w:p>
+      <w:pPr>
+        <w:spacing w:before="100" w:after="100"/>
+      </w:pPr>
+      <w:r>
+        <w:rPr>
+          <w:rFonts w:ascii="BIZ UDPGothic" w:cs="BIZ UDPGothic" w:eastAsia="BIZ UDPGothic" w:hAnsi="BIZ UDPGothic"/>
+          <w:color w:val="404040"/>
+          <w:sz w:val="18"/>
+          <w:szCs w:val="18"/>
+        </w:rPr>
+        <w:t xml:space="preserve">ksm-posstg-ecr-web-be   ECR               空（ 未使用）     イメージ0件 / 0 image</w:t>
+      </w:r>
+    </w:p>
+    <w:p>
+      <w:pPr>
+        <w:spacing w:before="100" w:after="100"/>
+      </w:pPr>
+      <w:r>
+        <w:rPr>
+          <w:rFonts w:ascii="BIZ UDPGothic" w:cs="BIZ UDPGothic" w:eastAsia="BIZ UDPGothic" w:hAnsi="BIZ UDPGothic"/>
+          <w:color w:val="404040"/>
+          <w:sz w:val="18"/>
+          <w:szCs w:val="18"/>
+        </w:rPr>
+        <w:t xml:space="preserve">Trống (chưa sử</w:t>
+      </w:r>
+    </w:p>
+    <w:p>
+      <w:pPr>
+        <w:spacing w:before="100" w:after="100"/>
+      </w:pPr>
+      <w:r>
+        <w:rPr>
+          <w:rFonts w:ascii="BIZ UDPGothic" w:cs="BIZ UDPGothic" w:eastAsia="BIZ UDPGothic" w:hAnsi="BIZ UDPGothic"/>
+          <w:color w:val="404040"/>
+          <w:sz w:val="18"/>
+          <w:szCs w:val="18"/>
+        </w:rPr>
+        <w:t xml:space="preserve">dụng)</w:t>
       </w:r>
     </w:p>
     <w:p>
@@ -1484,247 +1813,35 @@
           <w:sz w:val="20"/>
           <w:szCs w:val="20"/>
         </w:rPr>
-        <w:t xml:space="preserve">■ Q1. web-fe / web-be の用途について</w:t>
-      </w:r>
-    </w:p>
-    <w:p>
-      <w:pPr>
-        <w:spacing w:before="100" w:after="100"/>
-      </w:pPr>
-      <w:r>
-        <w:rPr>
-          <w:rFonts w:ascii="BIZ UDPGothic" w:cs="BIZ UDPGothic" w:eastAsia="BIZ UDPGothic" w:hAnsi="BIZ UDPGothic"/>
-          <w:color w:val="404040"/>
-          <w:sz w:val="18"/>
-          <w:szCs w:val="18"/>
-        </w:rPr>
-        <w:t xml:space="preserve">web-fe</w:t>
-      </w:r>
-    </w:p>
-    <w:p>
-      <w:pPr>
-        <w:spacing w:before="100" w:after="100"/>
-      </w:pPr>
-      <w:r>
-        <w:rPr>
-          <w:rFonts w:ascii="BIZ UDPGothic" w:cs="BIZ UDPGothic" w:eastAsia="BIZ UDPGothic" w:hAnsi="BIZ UDPGothic"/>
-          <w:color w:val="404040"/>
-          <w:sz w:val="18"/>
-          <w:szCs w:val="18"/>
-        </w:rPr>
-        <w:t xml:space="preserve">/ web-be\*</w:t>
-      </w:r>
-    </w:p>
-    <w:p>
-      <w:pPr>
-        <w:spacing w:before="100" w:after="100"/>
-      </w:pPr>
-      <w:r>
-        <w:rPr>
-          <w:rFonts w:ascii="BIZ UDPGothic" w:cs="BIZ UDPGothic" w:eastAsia="BIZ UDPGothic" w:hAnsi="BIZ UDPGothic"/>
-          <w:color w:val="404040"/>
-          <w:sz w:val="18"/>
-          <w:szCs w:val="18"/>
-        </w:rPr>
-        <w:t xml:space="preserve">EC2インスタンス web-fe および web-be</w:t>
-      </w:r>
-    </w:p>
-    <w:p>
-      <w:pPr>
-        <w:spacing w:before="100" w:after="100"/>
-      </w:pPr>
-      <w:r>
-        <w:rPr>
-          <w:rFonts w:ascii="BIZ UDPGothic" w:cs="BIZ UDPGothic" w:eastAsia="BIZ UDPGothic" w:hAnsi="BIZ UDPGothic"/>
-          <w:color w:val="404040"/>
-          <w:sz w:val="18"/>
-          <w:szCs w:val="18"/>
-        </w:rPr>
-        <w:t xml:space="preserve">はどのような用途で構築されたものでしょうか？　\*Các EC2 instance web-fe</w:t>
-      </w:r>
-    </w:p>
-    <w:p>
-      <w:pPr>
-        <w:spacing w:before="100" w:after="100"/>
-      </w:pPr>
-      <w:r>
-        <w:rPr>
-          <w:rFonts w:ascii="BIZ UDPGothic" w:cs="BIZ UDPGothic" w:eastAsia="BIZ UDPGothic" w:hAnsi="BIZ UDPGothic"/>
-          <w:color w:val="404040"/>
-          <w:sz w:val="18"/>
-          <w:szCs w:val="18"/>
-        </w:rPr>
-        <w:t xml:space="preserve">và web-be được xây dựng cho mục đích gì?\*</w:t>
-      </w:r>
-    </w:p>
-    <w:p>
-      <w:pPr>
-        <w:spacing w:before="100" w:after="100"/>
-      </w:pPr>
-      <w:r>
-        <w:rPr>
-          <w:rFonts w:ascii="BIZ UDPGothic" w:cs="BIZ UDPGothic" w:eastAsia="BIZ UDPGothic" w:hAnsi="BIZ UDPGothic"/>
-          <w:b/>
-          <w:bCs/>
-          <w:color w:val="404040"/>
-          <w:sz w:val="18"/>
-          <w:szCs w:val="18"/>
-        </w:rPr>
-        <w:t xml:space="preserve">選 択 L ự a c h ọ n                                        回答 lời</w:t>
-      </w:r>
-    </w:p>
-    <w:p>
-      <w:pPr>
-        <w:spacing w:before="100" w:after="100"/>
-      </w:pPr>
-      <w:r>
-        <w:rPr>
-          <w:rFonts w:ascii="BIZ UDPGothic" w:cs="BIZ UDPGothic" w:eastAsia="BIZ UDPGothic" w:hAnsi="BIZ UDPGothic"/>
-          <w:color w:val="404040"/>
-          <w:sz w:val="18"/>
-          <w:szCs w:val="18"/>
-        </w:rPr>
-        <w:t xml:space="preserve">A                       POSシステムの管理画面（Web UI） Giao   □</w:t>
-      </w:r>
-    </w:p>
-    <w:p>
-      <w:pPr>
-        <w:spacing w:before="100" w:after="100"/>
-      </w:pPr>
-      <w:r>
-        <w:rPr>
-          <w:rFonts w:ascii="BIZ UDPGothic" w:cs="BIZ UDPGothic" w:eastAsia="BIZ UDPGothic" w:hAnsi="BIZ UDPGothic"/>
-          <w:color w:val="404040"/>
-          <w:sz w:val="18"/>
-          <w:szCs w:val="18"/>
-        </w:rPr>
-        <w:t xml:space="preserve">diện quản trị hệ thống POS (Web UI)</w:t>
-      </w:r>
-    </w:p>
-    <w:p>
-      <w:pPr>
-        <w:spacing w:before="100" w:after="100"/>
-      </w:pPr>
-      <w:r>
-        <w:rPr>
-          <w:rFonts w:ascii="BIZ UDPGothic" w:cs="BIZ UDPGothic" w:eastAsia="BIZ UDPGothic" w:hAnsi="BIZ UDPGothic"/>
-          <w:color w:val="404040"/>
-          <w:sz w:val="18"/>
-          <w:szCs w:val="18"/>
-        </w:rPr>
-        <w:t xml:space="preserve">B                       POSシステムの新機能（開発中） Tính     □</w:t>
-      </w:r>
-    </w:p>
-    <w:p>
-      <w:pPr>
-        <w:spacing w:before="100" w:after="100"/>
-      </w:pPr>
-      <w:r>
-        <w:rPr>
-          <w:rFonts w:ascii="BIZ UDPGothic" w:cs="BIZ UDPGothic" w:eastAsia="BIZ UDPGothic" w:hAnsi="BIZ UDPGothic"/>
-          <w:color w:val="404040"/>
-          <w:sz w:val="18"/>
-          <w:szCs w:val="18"/>
-        </w:rPr>
-        <w:t xml:space="preserve">năng mới của hệ thống POS (đang phát</w:t>
-      </w:r>
-    </w:p>
-    <w:p>
-      <w:pPr>
-        <w:spacing w:before="100" w:after="100"/>
-      </w:pPr>
-      <w:r>
-        <w:rPr>
-          <w:rFonts w:ascii="BIZ UDPGothic" w:cs="BIZ UDPGothic" w:eastAsia="BIZ UDPGothic" w:hAnsi="BIZ UDPGothic"/>
-          <w:color w:val="404040"/>
-          <w:sz w:val="18"/>
-          <w:szCs w:val="18"/>
-        </w:rPr>
-        <w:t xml:space="preserve">triển)</w:t>
-      </w:r>
-    </w:p>
-    <w:p>
-      <w:pPr>
-        <w:spacing w:before="100" w:after="100"/>
-      </w:pPr>
-      <w:r>
-        <w:rPr>
-          <w:rFonts w:ascii="BIZ UDPGothic" w:cs="BIZ UDPGothic" w:eastAsia="BIZ UDPGothic" w:hAnsi="BIZ UDPGothic"/>
-          <w:color w:val="404040"/>
-          <w:sz w:val="18"/>
-          <w:szCs w:val="18"/>
-        </w:rPr>
-        <w:t xml:space="preserve">C                       別プロジェクト・別システムのリソース   □</w:t>
-      </w:r>
-    </w:p>
-    <w:p>
-      <w:pPr>
-        <w:spacing w:before="100" w:after="100"/>
-      </w:pPr>
-      <w:r>
-        <w:rPr>
-          <w:rFonts w:ascii="BIZ UDPGothic" w:cs="BIZ UDPGothic" w:eastAsia="BIZ UDPGothic" w:hAnsi="BIZ UDPGothic"/>
-          <w:color w:val="404040"/>
-          <w:sz w:val="18"/>
-          <w:szCs w:val="18"/>
-        </w:rPr>
-        <w:t xml:space="preserve">Tài nguyên của dự án/hệ thống khác</w:t>
-      </w:r>
-    </w:p>
-    <w:p>
-      <w:pPr>
-        <w:spacing w:before="100" w:after="100"/>
-      </w:pPr>
-      <w:r>
-        <w:rPr>
-          <w:rFonts w:ascii="BIZ UDPGothic" w:cs="BIZ UDPGothic" w:eastAsia="BIZ UDPGothic" w:hAnsi="BIZ UDPGothic"/>
-          <w:color w:val="404040"/>
-          <w:sz w:val="18"/>
-          <w:szCs w:val="18"/>
-        </w:rPr>
-        <w:t xml:space="preserve">D                       テスト・検証用（不要になれば削除可）   □</w:t>
-      </w:r>
-    </w:p>
-    <w:p>
-      <w:pPr>
-        <w:spacing w:before="100" w:after="100"/>
-      </w:pPr>
-      <w:r>
-        <w:rPr>
-          <w:rFonts w:ascii="BIZ UDPGothic" w:cs="BIZ UDPGothic" w:eastAsia="BIZ UDPGothic" w:hAnsi="BIZ UDPGothic"/>
-          <w:color w:val="404040"/>
-          <w:sz w:val="18"/>
-          <w:szCs w:val="18"/>
-        </w:rPr>
-        <w:t xml:space="preserve">Dùng để kiểm thử/xác minh (có thể xóa</w:t>
-      </w:r>
-    </w:p>
-    <w:p>
-      <w:pPr>
-        <w:spacing w:before="100" w:after="100"/>
-      </w:pPr>
-      <w:r>
-        <w:rPr>
-          <w:rFonts w:ascii="BIZ UDPGothic" w:cs="BIZ UDPGothic" w:eastAsia="BIZ UDPGothic" w:hAnsi="BIZ UDPGothic"/>
-          <w:color w:val="404040"/>
-          <w:sz w:val="18"/>
-          <w:szCs w:val="18"/>
-        </w:rPr>
-        <w:t xml:space="preserve">khi không cần)</w:t>
-      </w:r>
-    </w:p>
-    <w:p>
-      <w:pPr>
-        <w:spacing w:before="100" w:after="100"/>
-      </w:pPr>
-      <w:r>
-        <w:rPr>
-          <w:rFonts w:ascii="BIZ UDPGothic" w:cs="BIZ UDPGothic" w:eastAsia="BIZ UDPGothic" w:hAnsi="BIZ UDPGothic"/>
-          <w:color w:val="404040"/>
-          <w:sz w:val="18"/>
-          <w:szCs w:val="18"/>
-        </w:rPr>
-        <w:t xml:space="preserve">E                       その他（自由記述）/ Khác (ghi tự do)： □</w:t>
+        <w:t xml:space="preserve">■ 2. 確認事項</w:t>
+      </w:r>
+    </w:p>
+    <w:p>
+      <w:pPr>
+        <w:spacing w:before="100" w:after="100"/>
+      </w:pPr>
+      <w:r>
+        <w:rPr>
+          <w:rFonts w:ascii="BIZ UDPGothic" w:cs="BIZ UDPGothic" w:eastAsia="BIZ UDPGothic" w:hAnsi="BIZ UDPGothic"/>
+          <w:color w:val="404040"/>
+          <w:sz w:val="18"/>
+          <w:szCs w:val="18"/>
+        </w:rPr>
+        <w:t xml:space="preserve">以下の各項目についてご回答をお願いします。　\*Vui lòng trả lời từng mục</w:t>
+      </w:r>
+    </w:p>
+    <w:p>
+      <w:pPr>
+        <w:spacing w:before="100" w:after="100"/>
+      </w:pPr>
+      <w:r>
+        <w:rPr>
+          <w:rFonts w:ascii="BIZ UDPGothic" w:cs="BIZ UDPGothic" w:eastAsia="BIZ UDPGothic" w:hAnsi="BIZ UDPGothic"/>
+          <w:color w:val="404040"/>
+          <w:sz w:val="18"/>
+          <w:szCs w:val="18"/>
+        </w:rPr>
+        <w:t xml:space="preserve">dưới đây.\*</w:t>
       </w:r>
     </w:p>
     <w:p>
@@ -1740,77 +1857,77 @@
           <w:sz w:val="20"/>
           <w:szCs w:val="20"/>
         </w:rPr>
-        <w:t xml:space="preserve">■ Q2. PRD環境への展開予定について</w:t>
-      </w:r>
-    </w:p>
-    <w:p>
-      <w:pPr>
-        <w:spacing w:before="100" w:after="100"/>
-      </w:pPr>
-      <w:r>
-        <w:rPr>
-          <w:rFonts w:ascii="BIZ UDPGothic" w:cs="BIZ UDPGothic" w:eastAsia="BIZ UDPGothic" w:hAnsi="BIZ UDPGothic"/>
-          <w:color w:val="404040"/>
-          <w:sz w:val="18"/>
-          <w:szCs w:val="18"/>
-        </w:rPr>
-        <w:t xml:space="preserve">môi</w:t>
-      </w:r>
-    </w:p>
-    <w:p>
-      <w:pPr>
-        <w:spacing w:before="100" w:after="100"/>
-      </w:pPr>
-      <w:r>
-        <w:rPr>
-          <w:rFonts w:ascii="BIZ UDPGothic" w:cs="BIZ UDPGothic" w:eastAsia="BIZ UDPGothic" w:hAnsi="BIZ UDPGothic"/>
-          <w:color w:val="404040"/>
-          <w:sz w:val="18"/>
-          <w:szCs w:val="18"/>
-        </w:rPr>
-        <w:t xml:space="preserve">trường PRD\*</w:t>
-      </w:r>
-    </w:p>
-    <w:p>
-      <w:pPr>
-        <w:spacing w:before="100" w:after="100"/>
-      </w:pPr>
-      <w:r>
-        <w:rPr>
-          <w:rFonts w:ascii="BIZ UDPGothic" w:cs="BIZ UDPGothic" w:eastAsia="BIZ UDPGothic" w:hAnsi="BIZ UDPGothic"/>
-          <w:color w:val="404040"/>
-          <w:sz w:val="18"/>
-          <w:szCs w:val="18"/>
-        </w:rPr>
-        <w:t xml:space="preserve">現在STGのみに存在するこの構成は、今後PRD環境へ展開する予定がありますか？　\*Cấu</w:t>
-      </w:r>
-    </w:p>
-    <w:p>
-      <w:pPr>
-        <w:spacing w:before="100" w:after="100"/>
-      </w:pPr>
-      <w:r>
-        <w:rPr>
-          <w:rFonts w:ascii="BIZ UDPGothic" w:cs="BIZ UDPGothic" w:eastAsia="BIZ UDPGothic" w:hAnsi="BIZ UDPGothic"/>
-          <w:color w:val="404040"/>
-          <w:sz w:val="18"/>
-          <w:szCs w:val="18"/>
-        </w:rPr>
-        <w:t xml:space="preserve">hình hiện chỉ tồn tại ở STG này có kế hoạch triển khai lên môi trường</w:t>
-      </w:r>
-    </w:p>
-    <w:p>
-      <w:pPr>
-        <w:spacing w:before="100" w:after="100"/>
-      </w:pPr>
-      <w:r>
-        <w:rPr>
-          <w:rFonts w:ascii="BIZ UDPGothic" w:cs="BIZ UDPGothic" w:eastAsia="BIZ UDPGothic" w:hAnsi="BIZ UDPGothic"/>
-          <w:color w:val="404040"/>
-          <w:sz w:val="18"/>
-          <w:szCs w:val="18"/>
-        </w:rPr>
-        <w:t xml:space="preserve">PRD không?\*</w:t>
+        <w:t xml:space="preserve">■ Q1. web-fe / web-be の用途について</w:t>
+      </w:r>
+    </w:p>
+    <w:p>
+      <w:pPr>
+        <w:spacing w:before="100" w:after="100"/>
+      </w:pPr>
+      <w:r>
+        <w:rPr>
+          <w:rFonts w:ascii="BIZ UDPGothic" w:cs="BIZ UDPGothic" w:eastAsia="BIZ UDPGothic" w:hAnsi="BIZ UDPGothic"/>
+          <w:color w:val="404040"/>
+          <w:sz w:val="18"/>
+          <w:szCs w:val="18"/>
+        </w:rPr>
+        <w:t xml:space="preserve">web-fe</w:t>
+      </w:r>
+    </w:p>
+    <w:p>
+      <w:pPr>
+        <w:spacing w:before="100" w:after="100"/>
+      </w:pPr>
+      <w:r>
+        <w:rPr>
+          <w:rFonts w:ascii="BIZ UDPGothic" w:cs="BIZ UDPGothic" w:eastAsia="BIZ UDPGothic" w:hAnsi="BIZ UDPGothic"/>
+          <w:color w:val="404040"/>
+          <w:sz w:val="18"/>
+          <w:szCs w:val="18"/>
+        </w:rPr>
+        <w:t xml:space="preserve">/ web-be\*</w:t>
+      </w:r>
+    </w:p>
+    <w:p>
+      <w:pPr>
+        <w:spacing w:before="100" w:after="100"/>
+      </w:pPr>
+      <w:r>
+        <w:rPr>
+          <w:rFonts w:ascii="BIZ UDPGothic" w:cs="BIZ UDPGothic" w:eastAsia="BIZ UDPGothic" w:hAnsi="BIZ UDPGothic"/>
+          <w:color w:val="404040"/>
+          <w:sz w:val="18"/>
+          <w:szCs w:val="18"/>
+        </w:rPr>
+        <w:t xml:space="preserve">EC2インスタンス web-fe および web-be</w:t>
+      </w:r>
+    </w:p>
+    <w:p>
+      <w:pPr>
+        <w:spacing w:before="100" w:after="100"/>
+      </w:pPr>
+      <w:r>
+        <w:rPr>
+          <w:rFonts w:ascii="BIZ UDPGothic" w:cs="BIZ UDPGothic" w:eastAsia="BIZ UDPGothic" w:hAnsi="BIZ UDPGothic"/>
+          <w:color w:val="404040"/>
+          <w:sz w:val="18"/>
+          <w:szCs w:val="18"/>
+        </w:rPr>
+        <w:t xml:space="preserve">はどのような用途で構築されたものでしょうか？　\*Các EC2 instance web-fe</w:t>
+      </w:r>
+    </w:p>
+    <w:p>
+      <w:pPr>
+        <w:spacing w:before="100" w:after="100"/>
+      </w:pPr>
+      <w:r>
+        <w:rPr>
+          <w:rFonts w:ascii="BIZ UDPGothic" w:cs="BIZ UDPGothic" w:eastAsia="BIZ UDPGothic" w:hAnsi="BIZ UDPGothic"/>
+          <w:color w:val="404040"/>
+          <w:sz w:val="18"/>
+          <w:szCs w:val="18"/>
+        </w:rPr>
+        <w:t xml:space="preserve">và web-be được xây dựng cho mục đích gì?\*</w:t>
       </w:r>
     </w:p>
     <w:p>
@@ -1826,133 +1943,161 @@
           <w:sz w:val="18"/>
           <w:szCs w:val="18"/>
         </w:rPr>
-        <w:t xml:space="preserve">選 択 L ự a c h ọ n                                kiến</w:t>
-      </w:r>
-    </w:p>
-    <w:p>
-      <w:pPr>
-        <w:spacing w:before="100" w:after="100"/>
-      </w:pPr>
-      <w:r>
-        <w:rPr>
-          <w:rFonts w:ascii="BIZ UDPGothic" w:cs="BIZ UDPGothic" w:eastAsia="BIZ UDPGothic" w:hAnsi="BIZ UDPGothic"/>
-          <w:color w:val="404040"/>
-          <w:sz w:val="18"/>
-          <w:szCs w:val="18"/>
-        </w:rPr>
-        <w:t xml:space="preserve">A                       PRDへ展開予定あり Có kế hoạch</w:t>
-      </w:r>
-    </w:p>
-    <w:p>
-      <w:pPr>
-        <w:spacing w:before="100" w:after="100"/>
-      </w:pPr>
-      <w:r>
-        <w:rPr>
-          <w:rFonts w:ascii="BIZ UDPGothic" w:cs="BIZ UDPGothic" w:eastAsia="BIZ UDPGothic" w:hAnsi="BIZ UDPGothic"/>
-          <w:color w:val="404040"/>
-          <w:sz w:val="18"/>
-          <w:szCs w:val="18"/>
-        </w:rPr>
-        <w:t xml:space="preserve">triển khai lên PRD</w:t>
-      </w:r>
-    </w:p>
-    <w:p>
-      <w:pPr>
-        <w:spacing w:before="100" w:after="100"/>
-      </w:pPr>
-      <w:r>
-        <w:rPr>
-          <w:rFonts w:ascii="BIZ UDPGothic" w:cs="BIZ UDPGothic" w:eastAsia="BIZ UDPGothic" w:hAnsi="BIZ UDPGothic"/>
-          <w:color w:val="404040"/>
-          <w:sz w:val="18"/>
-          <w:szCs w:val="18"/>
-        </w:rPr>
-        <w:t xml:space="preserve">B                       PRDへの展開は未定 Chưa có kế</w:t>
-      </w:r>
-    </w:p>
-    <w:p>
-      <w:pPr>
-        <w:spacing w:before="100" w:after="100"/>
-      </w:pPr>
-      <w:r>
-        <w:rPr>
-          <w:rFonts w:ascii="BIZ UDPGothic" w:cs="BIZ UDPGothic" w:eastAsia="BIZ UDPGothic" w:hAnsi="BIZ UDPGothic"/>
-          <w:color w:val="404040"/>
-          <w:sz w:val="18"/>
-          <w:szCs w:val="18"/>
-        </w:rPr>
-        <w:t xml:space="preserve">hoạch triển khai lên PRD</w:t>
-      </w:r>
-    </w:p>
-    <w:p>
-      <w:pPr>
-        <w:spacing w:before="100" w:after="100"/>
-      </w:pPr>
-      <w:r>
-        <w:rPr>
-          <w:rFonts w:ascii="BIZ UDPGothic" w:cs="BIZ UDPGothic" w:eastAsia="BIZ UDPGothic" w:hAnsi="BIZ UDPGothic"/>
-          <w:color w:val="404040"/>
-          <w:sz w:val="18"/>
-          <w:szCs w:val="18"/>
-        </w:rPr>
-        <w:t xml:space="preserve">C                       STG限定で使用（PRD展開なし）</w:t>
-      </w:r>
-    </w:p>
-    <w:p>
-      <w:pPr>
-        <w:spacing w:before="100" w:after="100"/>
-      </w:pPr>
-      <w:r>
-        <w:rPr>
-          <w:rFonts w:ascii="BIZ UDPGothic" w:cs="BIZ UDPGothic" w:eastAsia="BIZ UDPGothic" w:hAnsi="BIZ UDPGothic"/>
-          <w:color w:val="404040"/>
-          <w:sz w:val="18"/>
-          <w:szCs w:val="18"/>
-        </w:rPr>
-        <w:t xml:space="preserve">Chỉ sử dụng ở STG (không triển</w:t>
-      </w:r>
-    </w:p>
-    <w:p>
-      <w:pPr>
-        <w:spacing w:before="100" w:after="100"/>
-      </w:pPr>
-      <w:r>
-        <w:rPr>
-          <w:rFonts w:ascii="BIZ UDPGothic" w:cs="BIZ UDPGothic" w:eastAsia="BIZ UDPGothic" w:hAnsi="BIZ UDPGothic"/>
-          <w:color w:val="404040"/>
-          <w:sz w:val="18"/>
-          <w:szCs w:val="18"/>
-        </w:rPr>
-        <w:t xml:space="preserve">khai lên PRD)</w:t>
-      </w:r>
-    </w:p>
-    <w:p>
-      <w:pPr>
-        <w:spacing w:before="100" w:after="100"/>
-      </w:pPr>
-      <w:r>
-        <w:rPr>
-          <w:rFonts w:ascii="BIZ UDPGothic" w:cs="BIZ UDPGothic" w:eastAsia="BIZ UDPGothic" w:hAnsi="BIZ UDPGothic"/>
-          <w:color w:val="404040"/>
-          <w:sz w:val="18"/>
-          <w:szCs w:val="18"/>
-        </w:rPr>
-        <w:t xml:space="preserve">D                       不要のため削除予定 Dự định xóa</w:t>
-      </w:r>
-    </w:p>
-    <w:p>
-      <w:pPr>
-        <w:spacing w:before="100" w:after="100"/>
-      </w:pPr>
-      <w:r>
-        <w:rPr>
-          <w:rFonts w:ascii="BIZ UDPGothic" w:cs="BIZ UDPGothic" w:eastAsia="BIZ UDPGothic" w:hAnsi="BIZ UDPGothic"/>
-          <w:color w:val="404040"/>
-          <w:sz w:val="18"/>
-          <w:szCs w:val="18"/>
-        </w:rPr>
-        <w:t xml:space="preserve">vì không cần thiết</w:t>
+        <w:t xml:space="preserve">選 択 L ự a c h ọ n                                        回答 lời</w:t>
+      </w:r>
+    </w:p>
+    <w:p>
+      <w:pPr>
+        <w:spacing w:before="100" w:after="100"/>
+      </w:pPr>
+      <w:r>
+        <w:rPr>
+          <w:rFonts w:ascii="BIZ UDPGothic" w:cs="BIZ UDPGothic" w:eastAsia="BIZ UDPGothic" w:hAnsi="BIZ UDPGothic"/>
+          <w:color w:val="404040"/>
+          <w:sz w:val="18"/>
+          <w:szCs w:val="18"/>
+        </w:rPr>
+        <w:t xml:space="preserve">A                       POSシステムの管理画面（Web UI） Giao   □</w:t>
+      </w:r>
+    </w:p>
+    <w:p>
+      <w:pPr>
+        <w:spacing w:before="100" w:after="100"/>
+      </w:pPr>
+      <w:r>
+        <w:rPr>
+          <w:rFonts w:ascii="BIZ UDPGothic" w:cs="BIZ UDPGothic" w:eastAsia="BIZ UDPGothic" w:hAnsi="BIZ UDPGothic"/>
+          <w:color w:val="404040"/>
+          <w:sz w:val="18"/>
+          <w:szCs w:val="18"/>
+        </w:rPr>
+        <w:t xml:space="preserve">diện quản trị hệ thống POS (Web UI)</w:t>
+      </w:r>
+    </w:p>
+    <w:p>
+      <w:pPr>
+        <w:spacing w:before="100" w:after="100"/>
+      </w:pPr>
+      <w:r>
+        <w:rPr>
+          <w:rFonts w:ascii="BIZ UDPGothic" w:cs="BIZ UDPGothic" w:eastAsia="BIZ UDPGothic" w:hAnsi="BIZ UDPGothic"/>
+          <w:color w:val="404040"/>
+          <w:sz w:val="18"/>
+          <w:szCs w:val="18"/>
+        </w:rPr>
+        <w:t xml:space="preserve">B                       POSシステムの新機能（開発中） Tính     □</w:t>
+      </w:r>
+    </w:p>
+    <w:p>
+      <w:pPr>
+        <w:spacing w:before="100" w:after="100"/>
+      </w:pPr>
+      <w:r>
+        <w:rPr>
+          <w:rFonts w:ascii="BIZ UDPGothic" w:cs="BIZ UDPGothic" w:eastAsia="BIZ UDPGothic" w:hAnsi="BIZ UDPGothic"/>
+          <w:color w:val="404040"/>
+          <w:sz w:val="18"/>
+          <w:szCs w:val="18"/>
+        </w:rPr>
+        <w:t xml:space="preserve">năng mới của hệ thống POS (đang phát</w:t>
+      </w:r>
+    </w:p>
+    <w:p>
+      <w:pPr>
+        <w:spacing w:before="100" w:after="100"/>
+      </w:pPr>
+      <w:r>
+        <w:rPr>
+          <w:rFonts w:ascii="BIZ UDPGothic" w:cs="BIZ UDPGothic" w:eastAsia="BIZ UDPGothic" w:hAnsi="BIZ UDPGothic"/>
+          <w:color w:val="404040"/>
+          <w:sz w:val="18"/>
+          <w:szCs w:val="18"/>
+        </w:rPr>
+        <w:t xml:space="preserve">triển)</w:t>
+      </w:r>
+    </w:p>
+    <w:p>
+      <w:pPr>
+        <w:spacing w:before="100" w:after="100"/>
+      </w:pPr>
+      <w:r>
+        <w:rPr>
+          <w:rFonts w:ascii="BIZ UDPGothic" w:cs="BIZ UDPGothic" w:eastAsia="BIZ UDPGothic" w:hAnsi="BIZ UDPGothic"/>
+          <w:color w:val="404040"/>
+          <w:sz w:val="18"/>
+          <w:szCs w:val="18"/>
+        </w:rPr>
+        <w:t xml:space="preserve">C                       別プロジェクト・別システムのリソース   □</w:t>
+      </w:r>
+    </w:p>
+    <w:p>
+      <w:pPr>
+        <w:spacing w:before="100" w:after="100"/>
+      </w:pPr>
+      <w:r>
+        <w:rPr>
+          <w:rFonts w:ascii="BIZ UDPGothic" w:cs="BIZ UDPGothic" w:eastAsia="BIZ UDPGothic" w:hAnsi="BIZ UDPGothic"/>
+          <w:color w:val="404040"/>
+          <w:sz w:val="18"/>
+          <w:szCs w:val="18"/>
+        </w:rPr>
+        <w:t xml:space="preserve">Tài nguyên của dự án/hệ thống khác</w:t>
+      </w:r>
+    </w:p>
+    <w:p>
+      <w:pPr>
+        <w:spacing w:before="100" w:after="100"/>
+      </w:pPr>
+      <w:r>
+        <w:rPr>
+          <w:rFonts w:ascii="BIZ UDPGothic" w:cs="BIZ UDPGothic" w:eastAsia="BIZ UDPGothic" w:hAnsi="BIZ UDPGothic"/>
+          <w:color w:val="404040"/>
+          <w:sz w:val="18"/>
+          <w:szCs w:val="18"/>
+        </w:rPr>
+        <w:t xml:space="preserve">D                       テスト・検証用（不要になれば削除可）   □</w:t>
+      </w:r>
+    </w:p>
+    <w:p>
+      <w:pPr>
+        <w:spacing w:before="100" w:after="100"/>
+      </w:pPr>
+      <w:r>
+        <w:rPr>
+          <w:rFonts w:ascii="BIZ UDPGothic" w:cs="BIZ UDPGothic" w:eastAsia="BIZ UDPGothic" w:hAnsi="BIZ UDPGothic"/>
+          <w:color w:val="404040"/>
+          <w:sz w:val="18"/>
+          <w:szCs w:val="18"/>
+        </w:rPr>
+        <w:t xml:space="preserve">Dùng để kiểm thử/xác minh (có thể xóa</w:t>
+      </w:r>
+    </w:p>
+    <w:p>
+      <w:pPr>
+        <w:spacing w:before="100" w:after="100"/>
+      </w:pPr>
+      <w:r>
+        <w:rPr>
+          <w:rFonts w:ascii="BIZ UDPGothic" w:cs="BIZ UDPGothic" w:eastAsia="BIZ UDPGothic" w:hAnsi="BIZ UDPGothic"/>
+          <w:color w:val="404040"/>
+          <w:sz w:val="18"/>
+          <w:szCs w:val="18"/>
+        </w:rPr>
+        <w:t xml:space="preserve">khi không cần)</w:t>
+      </w:r>
+    </w:p>
+    <w:p>
+      <w:pPr>
+        <w:spacing w:before="100" w:after="100"/>
+      </w:pPr>
+      <w:r>
+        <w:rPr>
+          <w:rFonts w:ascii="BIZ UDPGothic" w:cs="BIZ UDPGothic" w:eastAsia="BIZ UDPGothic" w:hAnsi="BIZ UDPGothic"/>
+          <w:color w:val="404040"/>
+          <w:sz w:val="18"/>
+          <w:szCs w:val="18"/>
+        </w:rPr>
+        <w:t xml:space="preserve">E                       その他（自由記述）/ Khác (ghi tự do)： □</w:t>
       </w:r>
     </w:p>
     <w:p>
@@ -1968,77 +2113,77 @@
           <w:sz w:val="20"/>
           <w:szCs w:val="20"/>
         </w:rPr>
-        <w:t xml:space="preserve">■ Q3. ALBのインターネット公開について</w:t>
-      </w:r>
-    </w:p>
-    <w:p>
-      <w:pPr>
-        <w:spacing w:before="100" w:after="100"/>
-      </w:pPr>
-      <w:r>
-        <w:rPr>
-          <w:rFonts w:ascii="BIZ UDPGothic" w:cs="BIZ UDPGothic" w:eastAsia="BIZ UDPGothic" w:hAnsi="BIZ UDPGothic"/>
-          <w:color w:val="404040"/>
-          <w:sz w:val="18"/>
-          <w:szCs w:val="18"/>
-        </w:rPr>
-        <w:t xml:space="preserve">trên</w:t>
-      </w:r>
-    </w:p>
-    <w:p>
-      <w:pPr>
-        <w:spacing w:before="100" w:after="100"/>
-      </w:pPr>
-      <w:r>
-        <w:rPr>
-          <w:rFonts w:ascii="BIZ UDPGothic" w:cs="BIZ UDPGothic" w:eastAsia="BIZ UDPGothic" w:hAnsi="BIZ UDPGothic"/>
-          <w:color w:val="404040"/>
-          <w:sz w:val="18"/>
-          <w:szCs w:val="18"/>
-        </w:rPr>
-        <w:t xml:space="preserve">Internet\*</w:t>
-      </w:r>
-    </w:p>
-    <w:p>
-      <w:pPr>
-        <w:spacing w:before="100" w:after="100"/>
-      </w:pPr>
-      <w:r>
-        <w:rPr>
-          <w:rFonts w:ascii="BIZ UDPGothic" w:cs="BIZ UDPGothic" w:eastAsia="BIZ UDPGothic" w:hAnsi="BIZ UDPGothic"/>
-          <w:color w:val="404040"/>
-          <w:sz w:val="18"/>
-          <w:szCs w:val="18"/>
-        </w:rPr>
-        <w:t xml:space="preserve">現在2台のALBがinternet-facing（インターネット公開）で稼働しています。これは意図した設定でしょうか？　\*Hiện</w:t>
-      </w:r>
-    </w:p>
-    <w:p>
-      <w:pPr>
-        <w:spacing w:before="100" w:after="100"/>
-      </w:pPr>
-      <w:r>
-        <w:rPr>
-          <w:rFonts w:ascii="BIZ UDPGothic" w:cs="BIZ UDPGothic" w:eastAsia="BIZ UDPGothic" w:hAnsi="BIZ UDPGothic"/>
-          <w:color w:val="404040"/>
-          <w:sz w:val="18"/>
-          <w:szCs w:val="18"/>
-        </w:rPr>
-        <w:t xml:space="preserve">tại 2 ALB đang hoạt động ở chế độ internet-facing (công khai trên</w:t>
-      </w:r>
-    </w:p>
-    <w:p>
-      <w:pPr>
-        <w:spacing w:before="100" w:after="100"/>
-      </w:pPr>
-      <w:r>
-        <w:rPr>
-          <w:rFonts w:ascii="BIZ UDPGothic" w:cs="BIZ UDPGothic" w:eastAsia="BIZ UDPGothic" w:hAnsi="BIZ UDPGothic"/>
-          <w:color w:val="404040"/>
-          <w:sz w:val="18"/>
-          <w:szCs w:val="18"/>
-        </w:rPr>
-        <w:t xml:space="preserve">Internet). Đây có phải là cài đặt có chủ đích không?\*</w:t>
+        <w:t xml:space="preserve">■ Q2. PRD環境への展開予定について</w:t>
+      </w:r>
+    </w:p>
+    <w:p>
+      <w:pPr>
+        <w:spacing w:before="100" w:after="100"/>
+      </w:pPr>
+      <w:r>
+        <w:rPr>
+          <w:rFonts w:ascii="BIZ UDPGothic" w:cs="BIZ UDPGothic" w:eastAsia="BIZ UDPGothic" w:hAnsi="BIZ UDPGothic"/>
+          <w:color w:val="404040"/>
+          <w:sz w:val="18"/>
+          <w:szCs w:val="18"/>
+        </w:rPr>
+        <w:t xml:space="preserve">môi</w:t>
+      </w:r>
+    </w:p>
+    <w:p>
+      <w:pPr>
+        <w:spacing w:before="100" w:after="100"/>
+      </w:pPr>
+      <w:r>
+        <w:rPr>
+          <w:rFonts w:ascii="BIZ UDPGothic" w:cs="BIZ UDPGothic" w:eastAsia="BIZ UDPGothic" w:hAnsi="BIZ UDPGothic"/>
+          <w:color w:val="404040"/>
+          <w:sz w:val="18"/>
+          <w:szCs w:val="18"/>
+        </w:rPr>
+        <w:t xml:space="preserve">trường PRD\*</w:t>
+      </w:r>
+    </w:p>
+    <w:p>
+      <w:pPr>
+        <w:spacing w:before="100" w:after="100"/>
+      </w:pPr>
+      <w:r>
+        <w:rPr>
+          <w:rFonts w:ascii="BIZ UDPGothic" w:cs="BIZ UDPGothic" w:eastAsia="BIZ UDPGothic" w:hAnsi="BIZ UDPGothic"/>
+          <w:color w:val="404040"/>
+          <w:sz w:val="18"/>
+          <w:szCs w:val="18"/>
+        </w:rPr>
+        <w:t xml:space="preserve">現在STGのみに存在するこの構成は、今後PRD環境へ展開する予定がありますか？　\*Cấu</w:t>
+      </w:r>
+    </w:p>
+    <w:p>
+      <w:pPr>
+        <w:spacing w:before="100" w:after="100"/>
+      </w:pPr>
+      <w:r>
+        <w:rPr>
+          <w:rFonts w:ascii="BIZ UDPGothic" w:cs="BIZ UDPGothic" w:eastAsia="BIZ UDPGothic" w:hAnsi="BIZ UDPGothic"/>
+          <w:color w:val="404040"/>
+          <w:sz w:val="18"/>
+          <w:szCs w:val="18"/>
+        </w:rPr>
+        <w:t xml:space="preserve">hình hiện chỉ tồn tại ở STG này có kế hoạch triển khai lên môi trường</w:t>
+      </w:r>
+    </w:p>
+    <w:p>
+      <w:pPr>
+        <w:spacing w:before="100" w:after="100"/>
+      </w:pPr>
+      <w:r>
+        <w:rPr>
+          <w:rFonts w:ascii="BIZ UDPGothic" w:cs="BIZ UDPGothic" w:eastAsia="BIZ UDPGothic" w:hAnsi="BIZ UDPGothic"/>
+          <w:color w:val="404040"/>
+          <w:sz w:val="18"/>
+          <w:szCs w:val="18"/>
+        </w:rPr>
+        <w:t xml:space="preserve">PRD không?\*</w:t>
       </w:r>
     </w:p>
     <w:p>
@@ -2054,119 +2199,133 @@
           <w:sz w:val="18"/>
           <w:szCs w:val="18"/>
         </w:rPr>
-        <w:t xml:space="preserve">選 択 L ự a c h ọ n                                                          回答 lời</w:t>
-      </w:r>
-    </w:p>
-    <w:p>
-      <w:pPr>
-        <w:spacing w:before="100" w:after="100"/>
-      </w:pPr>
-      <w:r>
-        <w:rPr>
-          <w:rFonts w:ascii="BIZ UDPGothic" w:cs="BIZ UDPGothic" w:eastAsia="BIZ UDPGothic" w:hAnsi="BIZ UDPGothic"/>
-          <w:color w:val="404040"/>
-          <w:sz w:val="18"/>
-          <w:szCs w:val="18"/>
-        </w:rPr>
-        <w:t xml:space="preserve">A                       意図                                                     □</w:t>
-      </w:r>
-    </w:p>
-    <w:p>
-      <w:pPr>
-        <w:spacing w:before="100" w:after="100"/>
-      </w:pPr>
-      <w:r>
-        <w:rPr>
-          <w:rFonts w:ascii="BIZ UDPGothic" w:cs="BIZ UDPGothic" w:eastAsia="BIZ UDPGothic" w:hAnsi="BIZ UDPGothic"/>
-          <w:color w:val="404040"/>
-          <w:sz w:val="18"/>
-          <w:szCs w:val="18"/>
-        </w:rPr>
-        <w:t xml:space="preserve">した設定（テスト・開発目的でインターネット公開が必要）</w:t>
-      </w:r>
-    </w:p>
-    <w:p>
-      <w:pPr>
-        <w:spacing w:before="100" w:after="100"/>
-      </w:pPr>
-      <w:r>
-        <w:rPr>
-          <w:rFonts w:ascii="BIZ UDPGothic" w:cs="BIZ UDPGothic" w:eastAsia="BIZ UDPGothic" w:hAnsi="BIZ UDPGothic"/>
-          <w:color w:val="404040"/>
-          <w:sz w:val="18"/>
-          <w:szCs w:val="18"/>
-        </w:rPr>
-        <w:t xml:space="preserve">Cài đặt có chủ đích (cần công khai Internet cho mục đích</w:t>
-      </w:r>
-    </w:p>
-    <w:p>
-      <w:pPr>
-        <w:spacing w:before="100" w:after="100"/>
-      </w:pPr>
-      <w:r>
-        <w:rPr>
-          <w:rFonts w:ascii="BIZ UDPGothic" w:cs="BIZ UDPGothic" w:eastAsia="BIZ UDPGothic" w:hAnsi="BIZ UDPGothic"/>
-          <w:color w:val="404040"/>
-          <w:sz w:val="18"/>
-          <w:szCs w:val="18"/>
-        </w:rPr>
-        <w:t xml:space="preserve">kiểm thử/phát triển)</w:t>
-      </w:r>
-    </w:p>
-    <w:p>
-      <w:pPr>
-        <w:spacing w:before="100" w:after="100"/>
-      </w:pPr>
-      <w:r>
-        <w:rPr>
-          <w:rFonts w:ascii="BIZ UDPGothic" w:cs="BIZ UDPGothic" w:eastAsia="BIZ UDPGothic" w:hAnsi="BIZ UDPGothic"/>
-          <w:color w:val="404040"/>
-          <w:sz w:val="18"/>
-          <w:szCs w:val="18"/>
-        </w:rPr>
-        <w:t xml:space="preserve">B                       internal（VPC内部のみ）に変更してほしい Muốn thay đổi    □</w:t>
-      </w:r>
-    </w:p>
-    <w:p>
-      <w:pPr>
-        <w:spacing w:before="100" w:after="100"/>
-      </w:pPr>
-      <w:r>
-        <w:rPr>
-          <w:rFonts w:ascii="BIZ UDPGothic" w:cs="BIZ UDPGothic" w:eastAsia="BIZ UDPGothic" w:hAnsi="BIZ UDPGothic"/>
-          <w:color w:val="404040"/>
-          <w:sz w:val="18"/>
-          <w:szCs w:val="18"/>
-        </w:rPr>
-        <w:t xml:space="preserve">thành internal (chỉ trong VPC)</w:t>
-      </w:r>
-    </w:p>
-    <w:p>
-      <w:pPr>
-        <w:spacing w:before="100" w:after="100"/>
-      </w:pPr>
-      <w:r>
-        <w:rPr>
-          <w:rFonts w:ascii="BIZ UDPGothic" w:cs="BIZ UDPGothic" w:eastAsia="BIZ UDPGothic" w:hAnsi="BIZ UDPGothic"/>
-          <w:color w:val="404040"/>
-          <w:sz w:val="18"/>
-          <w:szCs w:val="18"/>
-        </w:rPr>
-        <w:t xml:space="preserve">C                       ALBごと削除してほしい Muốn xóa cả ALB                    □</w:t>
-      </w:r>
-    </w:p>
-    <w:p>
-      <w:pPr>
-        <w:spacing w:before="100" w:after="100"/>
-      </w:pPr>
-      <w:r>
-        <w:rPr>
-          <w:rFonts w:ascii="BIZ UDPGothic" w:cs="BIZ UDPGothic" w:eastAsia="BIZ UDPGothic" w:hAnsi="BIZ UDPGothic"/>
-          <w:color w:val="404040"/>
-          <w:sz w:val="18"/>
-          <w:szCs w:val="18"/>
-        </w:rPr>
-        <w:t xml:space="preserve">D                       その他（自由記述）/ Khác (ghi tự do)：                   □</w:t>
+        <w:t xml:space="preserve">選 択 L ự a c h ọ n                                kiến</w:t>
+      </w:r>
+    </w:p>
+    <w:p>
+      <w:pPr>
+        <w:spacing w:before="100" w:after="100"/>
+      </w:pPr>
+      <w:r>
+        <w:rPr>
+          <w:rFonts w:ascii="BIZ UDPGothic" w:cs="BIZ UDPGothic" w:eastAsia="BIZ UDPGothic" w:hAnsi="BIZ UDPGothic"/>
+          <w:color w:val="404040"/>
+          <w:sz w:val="18"/>
+          <w:szCs w:val="18"/>
+        </w:rPr>
+        <w:t xml:space="preserve">A                       PRDへ展開予定あり Có kế hoạch</w:t>
+      </w:r>
+    </w:p>
+    <w:p>
+      <w:pPr>
+        <w:spacing w:before="100" w:after="100"/>
+      </w:pPr>
+      <w:r>
+        <w:rPr>
+          <w:rFonts w:ascii="BIZ UDPGothic" w:cs="BIZ UDPGothic" w:eastAsia="BIZ UDPGothic" w:hAnsi="BIZ UDPGothic"/>
+          <w:color w:val="404040"/>
+          <w:sz w:val="18"/>
+          <w:szCs w:val="18"/>
+        </w:rPr>
+        <w:t xml:space="preserve">triển khai lên PRD</w:t>
+      </w:r>
+    </w:p>
+    <w:p>
+      <w:pPr>
+        <w:spacing w:before="100" w:after="100"/>
+      </w:pPr>
+      <w:r>
+        <w:rPr>
+          <w:rFonts w:ascii="BIZ UDPGothic" w:cs="BIZ UDPGothic" w:eastAsia="BIZ UDPGothic" w:hAnsi="BIZ UDPGothic"/>
+          <w:color w:val="404040"/>
+          <w:sz w:val="18"/>
+          <w:szCs w:val="18"/>
+        </w:rPr>
+        <w:t xml:space="preserve">B                       PRDへの展開は未定 Chưa có kế</w:t>
+      </w:r>
+    </w:p>
+    <w:p>
+      <w:pPr>
+        <w:spacing w:before="100" w:after="100"/>
+      </w:pPr>
+      <w:r>
+        <w:rPr>
+          <w:rFonts w:ascii="BIZ UDPGothic" w:cs="BIZ UDPGothic" w:eastAsia="BIZ UDPGothic" w:hAnsi="BIZ UDPGothic"/>
+          <w:color w:val="404040"/>
+          <w:sz w:val="18"/>
+          <w:szCs w:val="18"/>
+        </w:rPr>
+        <w:t xml:space="preserve">hoạch triển khai lên PRD</w:t>
+      </w:r>
+    </w:p>
+    <w:p>
+      <w:pPr>
+        <w:spacing w:before="100" w:after="100"/>
+      </w:pPr>
+      <w:r>
+        <w:rPr>
+          <w:rFonts w:ascii="BIZ UDPGothic" w:cs="BIZ UDPGothic" w:eastAsia="BIZ UDPGothic" w:hAnsi="BIZ UDPGothic"/>
+          <w:color w:val="404040"/>
+          <w:sz w:val="18"/>
+          <w:szCs w:val="18"/>
+        </w:rPr>
+        <w:t xml:space="preserve">C                       STG限定で使用（PRD展開なし）</w:t>
+      </w:r>
+    </w:p>
+    <w:p>
+      <w:pPr>
+        <w:spacing w:before="100" w:after="100"/>
+      </w:pPr>
+      <w:r>
+        <w:rPr>
+          <w:rFonts w:ascii="BIZ UDPGothic" w:cs="BIZ UDPGothic" w:eastAsia="BIZ UDPGothic" w:hAnsi="BIZ UDPGothic"/>
+          <w:color w:val="404040"/>
+          <w:sz w:val="18"/>
+          <w:szCs w:val="18"/>
+        </w:rPr>
+        <w:t xml:space="preserve">Chỉ sử dụng ở STG (không triển</w:t>
+      </w:r>
+    </w:p>
+    <w:p>
+      <w:pPr>
+        <w:spacing w:before="100" w:after="100"/>
+      </w:pPr>
+      <w:r>
+        <w:rPr>
+          <w:rFonts w:ascii="BIZ UDPGothic" w:cs="BIZ UDPGothic" w:eastAsia="BIZ UDPGothic" w:hAnsi="BIZ UDPGothic"/>
+          <w:color w:val="404040"/>
+          <w:sz w:val="18"/>
+          <w:szCs w:val="18"/>
+        </w:rPr>
+        <w:t xml:space="preserve">khai lên PRD)</w:t>
+      </w:r>
+    </w:p>
+    <w:p>
+      <w:pPr>
+        <w:spacing w:before="100" w:after="100"/>
+      </w:pPr>
+      <w:r>
+        <w:rPr>
+          <w:rFonts w:ascii="BIZ UDPGothic" w:cs="BIZ UDPGothic" w:eastAsia="BIZ UDPGothic" w:hAnsi="BIZ UDPGothic"/>
+          <w:color w:val="404040"/>
+          <w:sz w:val="18"/>
+          <w:szCs w:val="18"/>
+        </w:rPr>
+        <w:t xml:space="preserve">D                       不要のため削除予定 Dự định xóa</w:t>
+      </w:r>
+    </w:p>
+    <w:p>
+      <w:pPr>
+        <w:spacing w:before="100" w:after="100"/>
+      </w:pPr>
+      <w:r>
+        <w:rPr>
+          <w:rFonts w:ascii="BIZ UDPGothic" w:cs="BIZ UDPGothic" w:eastAsia="BIZ UDPGothic" w:hAnsi="BIZ UDPGothic"/>
+          <w:color w:val="404040"/>
+          <w:sz w:val="18"/>
+          <w:szCs w:val="18"/>
+        </w:rPr>
+        <w:t xml:space="preserve">vì không cần thiết</w:t>
       </w:r>
     </w:p>
     <w:p>
@@ -2182,35 +2341,77 @@
           <w:sz w:val="20"/>
           <w:szCs w:val="20"/>
         </w:rPr>
-        <w:t xml:space="preserve">■ Q4. セキュリティグループの全開放について（緊急）</w:t>
-      </w:r>
-    </w:p>
-    <w:p>
-      <w:pPr>
-        <w:spacing w:before="100" w:after="100"/>
-      </w:pPr>
-      <w:r>
-        <w:rPr>
-          <w:rFonts w:ascii="BIZ UDPGothic" w:cs="BIZ UDPGothic" w:eastAsia="BIZ UDPGothic" w:hAnsi="BIZ UDPGothic"/>
-          <w:color w:val="404040"/>
-          <w:sz w:val="18"/>
-          <w:szCs w:val="18"/>
-        </w:rPr>
-        <w:t xml:space="preserve">toàn</w:t>
-      </w:r>
-    </w:p>
-    <w:p>
-      <w:pPr>
-        <w:spacing w:before="100" w:after="100"/>
-      </w:pPr>
-      <w:r>
-        <w:rPr>
-          <w:rFonts w:ascii="BIZ UDPGothic" w:cs="BIZ UDPGothic" w:eastAsia="BIZ UDPGothic" w:hAnsi="BIZ UDPGothic"/>
-          <w:color w:val="404040"/>
-          <w:sz w:val="18"/>
-          <w:szCs w:val="18"/>
-        </w:rPr>
-        <w:t xml:space="preserve">bộ Security Group (Khẩn cấp)\*</w:t>
+        <w:t xml:space="preserve">■ Q3. ALBのインターネット公開について</w:t>
+      </w:r>
+    </w:p>
+    <w:p>
+      <w:pPr>
+        <w:spacing w:before="100" w:after="100"/>
+      </w:pPr>
+      <w:r>
+        <w:rPr>
+          <w:rFonts w:ascii="BIZ UDPGothic" w:cs="BIZ UDPGothic" w:eastAsia="BIZ UDPGothic" w:hAnsi="BIZ UDPGothic"/>
+          <w:color w:val="404040"/>
+          <w:sz w:val="18"/>
+          <w:szCs w:val="18"/>
+        </w:rPr>
+        <w:t xml:space="preserve">trên</w:t>
+      </w:r>
+    </w:p>
+    <w:p>
+      <w:pPr>
+        <w:spacing w:before="100" w:after="100"/>
+      </w:pPr>
+      <w:r>
+        <w:rPr>
+          <w:rFonts w:ascii="BIZ UDPGothic" w:cs="BIZ UDPGothic" w:eastAsia="BIZ UDPGothic" w:hAnsi="BIZ UDPGothic"/>
+          <w:color w:val="404040"/>
+          <w:sz w:val="18"/>
+          <w:szCs w:val="18"/>
+        </w:rPr>
+        <w:t xml:space="preserve">Internet\*</w:t>
+      </w:r>
+    </w:p>
+    <w:p>
+      <w:pPr>
+        <w:spacing w:before="100" w:after="100"/>
+      </w:pPr>
+      <w:r>
+        <w:rPr>
+          <w:rFonts w:ascii="BIZ UDPGothic" w:cs="BIZ UDPGothic" w:eastAsia="BIZ UDPGothic" w:hAnsi="BIZ UDPGothic"/>
+          <w:color w:val="404040"/>
+          <w:sz w:val="18"/>
+          <w:szCs w:val="18"/>
+        </w:rPr>
+        <w:t xml:space="preserve">現在2台のALBがinternet-facing（インターネット公開）で稼働しています。これは意図した設定でしょうか？　\*Hiện</w:t>
+      </w:r>
+    </w:p>
+    <w:p>
+      <w:pPr>
+        <w:spacing w:before="100" w:after="100"/>
+      </w:pPr>
+      <w:r>
+        <w:rPr>
+          <w:rFonts w:ascii="BIZ UDPGothic" w:cs="BIZ UDPGothic" w:eastAsia="BIZ UDPGothic" w:hAnsi="BIZ UDPGothic"/>
+          <w:color w:val="404040"/>
+          <w:sz w:val="18"/>
+          <w:szCs w:val="18"/>
+        </w:rPr>
+        <w:t xml:space="preserve">tại 2 ALB đang hoạt động ở chế độ internet-facing (công khai trên</w:t>
+      </w:r>
+    </w:p>
+    <w:p>
+      <w:pPr>
+        <w:spacing w:before="100" w:after="100"/>
+      </w:pPr>
+      <w:r>
+        <w:rPr>
+          <w:rFonts w:ascii="BIZ UDPGothic" w:cs="BIZ UDPGothic" w:eastAsia="BIZ UDPGothic" w:hAnsi="BIZ UDPGothic"/>
+          <w:color w:val="404040"/>
+          <w:sz w:val="18"/>
+          <w:szCs w:val="18"/>
+        </w:rPr>
+        <w:t xml:space="preserve">Internet). Đây có phải là cài đặt có chủ đích không?\*</w:t>
       </w:r>
     </w:p>
     <w:p>
@@ -2226,287 +2427,119 @@
           <w:sz w:val="18"/>
           <w:szCs w:val="18"/>
         </w:rPr>
-        <w:t xml:space="preserve">対象SG                          ksm-posstg-vpc-sg-ec2-web-be</w:t>
-      </w:r>
-    </w:p>
-    <w:p>
-      <w:pPr>
-        <w:spacing w:before="100" w:after="100"/>
-      </w:pPr>
-      <w:r>
-        <w:rPr>
-          <w:rFonts w:ascii="BIZ UDPGothic" w:cs="BIZ UDPGothic" w:eastAsia="BIZ UDPGothic" w:hAnsi="BIZ UDPGothic"/>
-          <w:color w:val="404040"/>
-          <w:sz w:val="18"/>
-          <w:szCs w:val="18"/>
-        </w:rPr>
-        <w:t xml:space="preserve">問題のルール vấn đề\*               ① ALL(-1) → 0.0.0</w:t>
-      </w:r>
-    </w:p>
-    <w:p>
-      <w:pPr>
-        <w:spacing w:before="100" w:after="100"/>
-      </w:pPr>
-      <w:r>
-        <w:rPr>
-          <w:rFonts w:ascii="BIZ UDPGothic" w:cs="BIZ UDPGothic" w:eastAsia="BIZ UDPGothic" w:hAnsi="BIZ UDPGothic"/>
-          <w:color w:val="404040"/>
-          <w:sz w:val="18"/>
-          <w:szCs w:val="18"/>
-        </w:rPr>
-        <w:t xml:space="preserve">.0/0（全プロトコル・全ポートをインターネットに開放）</w:t>
-      </w:r>
-    </w:p>
-    <w:p>
-      <w:pPr>
-        <w:spacing w:before="100" w:after="100"/>
-      </w:pPr>
-      <w:r>
-        <w:rPr>
-          <w:rFonts w:ascii="BIZ UDPGothic" w:cs="BIZ UDPGothic" w:eastAsia="BIZ UDPGothic" w:hAnsi="BIZ UDPGothic"/>
-          <w:color w:val="404040"/>
-          <w:sz w:val="18"/>
-          <w:szCs w:val="18"/>
-        </w:rPr>
-        <w:t xml:space="preserve">ALL(-1) → 0.0.0.0/0 (Mở toàn bộ giao thức/cổng ra</w:t>
-      </w:r>
-    </w:p>
-    <w:p>
-      <w:pPr>
-        <w:spacing w:before="100" w:after="100"/>
-      </w:pPr>
-      <w:r>
-        <w:rPr>
-          <w:rFonts w:ascii="BIZ UDPGothic" w:cs="BIZ UDPGothic" w:eastAsia="BIZ UDPGothic" w:hAnsi="BIZ UDPGothic"/>
-          <w:color w:val="404040"/>
-          <w:sz w:val="18"/>
-          <w:szCs w:val="18"/>
-        </w:rPr>
-        <w:t xml:space="preserve">Internet) ② TCP:8080 →</w:t>
-      </w:r>
-    </w:p>
-    <w:p>
-      <w:pPr>
-        <w:spacing w:before="100" w:after="100"/>
-      </w:pPr>
-      <w:r>
-        <w:rPr>
-          <w:rFonts w:ascii="BIZ UDPGothic" w:cs="BIZ UDPGothic" w:eastAsia="BIZ UDPGothic" w:hAnsi="BIZ UDPGothic"/>
-          <w:color w:val="404040"/>
-          <w:sz w:val="18"/>
-          <w:szCs w:val="18"/>
-        </w:rPr>
-        <w:t xml:space="preserve">0.0.0.0/0（ポート8080をインターネットに開放） TCP:8080 →</w:t>
-      </w:r>
-    </w:p>
-    <w:p>
-      <w:pPr>
-        <w:spacing w:before="100" w:after="100"/>
-      </w:pPr>
-      <w:r>
-        <w:rPr>
-          <w:rFonts w:ascii="BIZ UDPGothic" w:cs="BIZ UDPGothic" w:eastAsia="BIZ UDPGothic" w:hAnsi="BIZ UDPGothic"/>
-          <w:color w:val="404040"/>
-          <w:sz w:val="18"/>
-          <w:szCs w:val="18"/>
-        </w:rPr>
-        <w:t xml:space="preserve">0.0.0.0/0 (Mở cổng 8080 ra Internet)</w:t>
-      </w:r>
-    </w:p>
-    <w:p>
-      <w:pPr>
-        <w:spacing w:before="100" w:after="100"/>
-      </w:pPr>
-      <w:r>
-        <w:rPr>
-          <w:rFonts w:ascii="BIZ UDPGothic" w:cs="BIZ UDPGothic" w:eastAsia="BIZ UDPGothic" w:hAnsi="BIZ UDPGothic"/>
-          <w:color w:val="404040"/>
-          <w:sz w:val="18"/>
-          <w:szCs w:val="18"/>
-        </w:rPr>
-        <w:t xml:space="preserve">リスク                              外部からweb-beへの直接アクセス</w:t>
-      </w:r>
-    </w:p>
-    <w:p>
-      <w:pPr>
-        <w:spacing w:before="100" w:after="100"/>
-      </w:pPr>
-      <w:r>
-        <w:rPr>
-          <w:rFonts w:ascii="BIZ UDPGothic" w:cs="BIZ UDPGothic" w:eastAsia="BIZ UDPGothic" w:hAnsi="BIZ UDPGothic"/>
-          <w:color w:val="404040"/>
-          <w:sz w:val="18"/>
-          <w:szCs w:val="18"/>
-        </w:rPr>
-        <w:t xml:space="preserve">が可能な状態。不正アクセス・データ漏洩のリスクあり。 Có</w:t>
-      </w:r>
-    </w:p>
-    <w:p>
-      <w:pPr>
-        <w:spacing w:before="100" w:after="100"/>
-      </w:pPr>
-      <w:r>
-        <w:rPr>
-          <w:rFonts w:ascii="BIZ UDPGothic" w:cs="BIZ UDPGothic" w:eastAsia="BIZ UDPGothic" w:hAnsi="BIZ UDPGothic"/>
-          <w:color w:val="404040"/>
-          <w:sz w:val="18"/>
-          <w:szCs w:val="18"/>
-        </w:rPr>
-        <w:t xml:space="preserve">thể truy cập trực tiếp vào web-be từ bên ngoài. Có nguy</w:t>
-      </w:r>
-    </w:p>
-    <w:p>
-      <w:pPr>
-        <w:spacing w:before="100" w:after="100"/>
-      </w:pPr>
-      <w:r>
-        <w:rPr>
-          <w:rFonts w:ascii="BIZ UDPGothic" w:cs="BIZ UDPGothic" w:eastAsia="BIZ UDPGothic" w:hAnsi="BIZ UDPGothic"/>
-          <w:color w:val="404040"/>
-          <w:sz w:val="18"/>
-          <w:szCs w:val="18"/>
-        </w:rPr>
-        <w:t xml:space="preserve">cơ truy cập trái phép và rò rỉ dữ liệu.</w:t>
-      </w:r>
-    </w:p>
-    <w:p>
-      <w:pPr>
-        <w:spacing w:before="100" w:after="100"/>
-      </w:pPr>
-      <w:r>
-        <w:rPr>
-          <w:rFonts w:ascii="BIZ UDPGothic" w:cs="BIZ UDPGothic" w:eastAsia="BIZ UDPGothic" w:hAnsi="BIZ UDPGothic"/>
-          <w:color w:val="404040"/>
-          <w:sz w:val="18"/>
-          <w:szCs w:val="18"/>
-        </w:rPr>
-        <w:t xml:space="preserve">選 択 L ự a c h ọ n</w:t>
-      </w:r>
-    </w:p>
-    <w:p>
-      <w:pPr>
-        <w:spacing w:before="100" w:after="100"/>
-      </w:pPr>
-      <w:r>
-        <w:rPr>
-          <w:rFonts w:ascii="BIZ UDPGothic" w:cs="BIZ UDPGothic" w:eastAsia="BIZ UDPGothic" w:hAnsi="BIZ UDPGothic"/>
-          <w:color w:val="404040"/>
-          <w:sz w:val="18"/>
-          <w:szCs w:val="18"/>
-        </w:rPr>
-        <w:t xml:space="preserve">A                                   【推奨】全開放</w:t>
-      </w:r>
-    </w:p>
-    <w:p>
-      <w:pPr>
-        <w:spacing w:before="100" w:after="100"/>
-      </w:pPr>
-      <w:r>
-        <w:rPr>
-          <w:rFonts w:ascii="BIZ UDPGothic" w:cs="BIZ UDPGothic" w:eastAsia="BIZ UDPGothic" w:hAnsi="BIZ UDPGothic"/>
-          <w:color w:val="404040"/>
-          <w:sz w:val="18"/>
-          <w:szCs w:val="18"/>
-        </w:rPr>
-        <w:t xml:space="preserve">ルールを削除してほしい（KSM-AWS-005改修指示書を実施）</w:t>
-      </w:r>
-    </w:p>
-    <w:p>
-      <w:pPr>
-        <w:spacing w:before="100" w:after="100"/>
-      </w:pPr>
-      <w:r>
-        <w:rPr>
-          <w:rFonts w:ascii="BIZ UDPGothic" w:cs="BIZ UDPGothic" w:eastAsia="BIZ UDPGothic" w:hAnsi="BIZ UDPGothic"/>
-          <w:color w:val="404040"/>
-          <w:sz w:val="18"/>
-          <w:szCs w:val="18"/>
-        </w:rPr>
-        <w:t xml:space="preserve">【Khuyến nghị】Xóa quy tắc mở toàn bộ (thực hiện theo</w:t>
-      </w:r>
-    </w:p>
-    <w:p>
-      <w:pPr>
-        <w:spacing w:before="100" w:after="100"/>
-      </w:pPr>
-      <w:r>
-        <w:rPr>
-          <w:rFonts w:ascii="BIZ UDPGothic" w:cs="BIZ UDPGothic" w:eastAsia="BIZ UDPGothic" w:hAnsi="BIZ UDPGothic"/>
-          <w:color w:val="404040"/>
-          <w:sz w:val="18"/>
-          <w:szCs w:val="18"/>
-        </w:rPr>
-        <w:t xml:space="preserve">KSM-AWS-005)</w:t>
-      </w:r>
-    </w:p>
-    <w:p>
-      <w:pPr>
-        <w:spacing w:before="100" w:after="100"/>
-      </w:pPr>
-      <w:r>
-        <w:rPr>
-          <w:rFonts w:ascii="BIZ UDPGothic" w:cs="BIZ UDPGothic" w:eastAsia="BIZ UDPGothic" w:hAnsi="BIZ UDPGothic"/>
-          <w:color w:val="404040"/>
-          <w:sz w:val="18"/>
-          <w:szCs w:val="18"/>
-        </w:rPr>
-        <w:t xml:space="preserve">B                                   テスト目</w:t>
-      </w:r>
-    </w:p>
-    <w:p>
-      <w:pPr>
-        <w:spacing w:before="100" w:after="100"/>
-      </w:pPr>
-      <w:r>
-        <w:rPr>
-          <w:rFonts w:ascii="BIZ UDPGothic" w:cs="BIZ UDPGothic" w:eastAsia="BIZ UDPGothic" w:hAnsi="BIZ UDPGothic"/>
-          <w:color w:val="404040"/>
-          <w:sz w:val="18"/>
-          <w:szCs w:val="18"/>
-        </w:rPr>
-        <w:t xml:space="preserve">的のため当面このままでよい（リスクを承知のうえで維持）</w:t>
-      </w:r>
-    </w:p>
-    <w:p>
-      <w:pPr>
-        <w:spacing w:before="100" w:after="100"/>
-      </w:pPr>
-      <w:r>
-        <w:rPr>
-          <w:rFonts w:ascii="BIZ UDPGothic" w:cs="BIZ UDPGothic" w:eastAsia="BIZ UDPGothic" w:hAnsi="BIZ UDPGothic"/>
-          <w:color w:val="404040"/>
-          <w:sz w:val="18"/>
-          <w:szCs w:val="18"/>
-        </w:rPr>
-        <w:t xml:space="preserve">Tạm thời giữ nguyên cho mục đích kiểm thử (chấp nhận rủi</w:t>
-      </w:r>
-    </w:p>
-    <w:p>
-      <w:pPr>
-        <w:spacing w:before="100" w:after="100"/>
-      </w:pPr>
-      <w:r>
-        <w:rPr>
-          <w:rFonts w:ascii="BIZ UDPGothic" w:cs="BIZ UDPGothic" w:eastAsia="BIZ UDPGothic" w:hAnsi="BIZ UDPGothic"/>
-          <w:color w:val="404040"/>
-          <w:sz w:val="18"/>
-          <w:szCs w:val="18"/>
-        </w:rPr>
-        <w:t xml:space="preserve">ro)</w:t>
-      </w:r>
-    </w:p>
-    <w:p>
-      <w:pPr>
-        <w:spacing w:before="100" w:after="100"/>
-      </w:pPr>
-      <w:r>
-        <w:rPr>
-          <w:rFonts w:ascii="BIZ UDPGothic" w:cs="BIZ UDPGothic" w:eastAsia="BIZ UDPGothic" w:hAnsi="BIZ UDPGothic"/>
-          <w:color w:val="404040"/>
-          <w:sz w:val="18"/>
-          <w:szCs w:val="18"/>
-        </w:rPr>
-        <w:t xml:space="preserve">C                                   その他（自由記述）/ Khác (ghi tự do)：</w:t>
+        <w:t xml:space="preserve">選 択 L ự a c h ọ n                                                          回答 lời</w:t>
+      </w:r>
+    </w:p>
+    <w:p>
+      <w:pPr>
+        <w:spacing w:before="100" w:after="100"/>
+      </w:pPr>
+      <w:r>
+        <w:rPr>
+          <w:rFonts w:ascii="BIZ UDPGothic" w:cs="BIZ UDPGothic" w:eastAsia="BIZ UDPGothic" w:hAnsi="BIZ UDPGothic"/>
+          <w:color w:val="404040"/>
+          <w:sz w:val="18"/>
+          <w:szCs w:val="18"/>
+        </w:rPr>
+        <w:t xml:space="preserve">A                       意図                                                     □</w:t>
+      </w:r>
+    </w:p>
+    <w:p>
+      <w:pPr>
+        <w:spacing w:before="100" w:after="100"/>
+      </w:pPr>
+      <w:r>
+        <w:rPr>
+          <w:rFonts w:ascii="BIZ UDPGothic" w:cs="BIZ UDPGothic" w:eastAsia="BIZ UDPGothic" w:hAnsi="BIZ UDPGothic"/>
+          <w:color w:val="404040"/>
+          <w:sz w:val="18"/>
+          <w:szCs w:val="18"/>
+        </w:rPr>
+        <w:t xml:space="preserve">した設定（テスト・開発目的でインターネット公開が必要）</w:t>
+      </w:r>
+    </w:p>
+    <w:p>
+      <w:pPr>
+        <w:spacing w:before="100" w:after="100"/>
+      </w:pPr>
+      <w:r>
+        <w:rPr>
+          <w:rFonts w:ascii="BIZ UDPGothic" w:cs="BIZ UDPGothic" w:eastAsia="BIZ UDPGothic" w:hAnsi="BIZ UDPGothic"/>
+          <w:color w:val="404040"/>
+          <w:sz w:val="18"/>
+          <w:szCs w:val="18"/>
+        </w:rPr>
+        <w:t xml:space="preserve">Cài đặt có chủ đích (cần công khai Internet cho mục đích</w:t>
+      </w:r>
+    </w:p>
+    <w:p>
+      <w:pPr>
+        <w:spacing w:before="100" w:after="100"/>
+      </w:pPr>
+      <w:r>
+        <w:rPr>
+          <w:rFonts w:ascii="BIZ UDPGothic" w:cs="BIZ UDPGothic" w:eastAsia="BIZ UDPGothic" w:hAnsi="BIZ UDPGothic"/>
+          <w:color w:val="404040"/>
+          <w:sz w:val="18"/>
+          <w:szCs w:val="18"/>
+        </w:rPr>
+        <w:t xml:space="preserve">kiểm thử/phát triển)</w:t>
+      </w:r>
+    </w:p>
+    <w:p>
+      <w:pPr>
+        <w:spacing w:before="100" w:after="100"/>
+      </w:pPr>
+      <w:r>
+        <w:rPr>
+          <w:rFonts w:ascii="BIZ UDPGothic" w:cs="BIZ UDPGothic" w:eastAsia="BIZ UDPGothic" w:hAnsi="BIZ UDPGothic"/>
+          <w:color w:val="404040"/>
+          <w:sz w:val="18"/>
+          <w:szCs w:val="18"/>
+        </w:rPr>
+        <w:t xml:space="preserve">B                       internal（VPC内部のみ）に変更してほしい Muốn thay đổi    □</w:t>
+      </w:r>
+    </w:p>
+    <w:p>
+      <w:pPr>
+        <w:spacing w:before="100" w:after="100"/>
+      </w:pPr>
+      <w:r>
+        <w:rPr>
+          <w:rFonts w:ascii="BIZ UDPGothic" w:cs="BIZ UDPGothic" w:eastAsia="BIZ UDPGothic" w:hAnsi="BIZ UDPGothic"/>
+          <w:color w:val="404040"/>
+          <w:sz w:val="18"/>
+          <w:szCs w:val="18"/>
+        </w:rPr>
+        <w:t xml:space="preserve">thành internal (chỉ trong VPC)</w:t>
+      </w:r>
+    </w:p>
+    <w:p>
+      <w:pPr>
+        <w:spacing w:before="100" w:after="100"/>
+      </w:pPr>
+      <w:r>
+        <w:rPr>
+          <w:rFonts w:ascii="BIZ UDPGothic" w:cs="BIZ UDPGothic" w:eastAsia="BIZ UDPGothic" w:hAnsi="BIZ UDPGothic"/>
+          <w:color w:val="404040"/>
+          <w:sz w:val="18"/>
+          <w:szCs w:val="18"/>
+        </w:rPr>
+        <w:t xml:space="preserve">C                       ALBごと削除してほしい Muốn xóa cả ALB                    □</w:t>
+      </w:r>
+    </w:p>
+    <w:p>
+      <w:pPr>
+        <w:spacing w:before="100" w:after="100"/>
+      </w:pPr>
+      <w:r>
+        <w:rPr>
+          <w:rFonts w:ascii="BIZ UDPGothic" w:cs="BIZ UDPGothic" w:eastAsia="BIZ UDPGothic" w:hAnsi="BIZ UDPGothic"/>
+          <w:color w:val="404040"/>
+          <w:sz w:val="18"/>
+          <w:szCs w:val="18"/>
+        </w:rPr>
+        <w:t xml:space="preserve">D                       その他（自由記述）/ Khác (ghi tự do)：                   □</w:t>
       </w:r>
     </w:p>
     <w:p>
@@ -2522,77 +2555,35 @@
           <w:sz w:val="20"/>
           <w:szCs w:val="20"/>
         </w:rPr>
-        <w:t xml:space="preserve">■ Q5. ECRリポジトリ（空）の扱いについて</w:t>
-      </w:r>
-    </w:p>
-    <w:p>
-      <w:pPr>
-        <w:spacing w:before="100" w:after="100"/>
-      </w:pPr>
-      <w:r>
-        <w:rPr>
-          <w:rFonts w:ascii="BIZ UDPGothic" w:cs="BIZ UDPGothic" w:eastAsia="BIZ UDPGothic" w:hAnsi="BIZ UDPGothic"/>
-          <w:color w:val="404040"/>
-          <w:sz w:val="18"/>
-          <w:szCs w:val="18"/>
-        </w:rPr>
-        <w:t xml:space="preserve">repository (trống)\*</w:t>
-      </w:r>
-    </w:p>
-    <w:p>
-      <w:pPr>
-        <w:spacing w:before="100" w:after="100"/>
-      </w:pPr>
-      <w:r>
-        <w:rPr>
-          <w:rFonts w:ascii="BIZ UDPGothic" w:cs="BIZ UDPGothic" w:eastAsia="BIZ UDPGothic" w:hAnsi="BIZ UDPGothic"/>
-          <w:color w:val="404040"/>
-          <w:sz w:val="18"/>
-          <w:szCs w:val="18"/>
-        </w:rPr>
-        <w:t xml:space="preserve">ksm-posstg-ecr-web-fe / ksm-posstg-ecr-web-be</w:t>
-      </w:r>
-    </w:p>
-    <w:p>
-      <w:pPr>
-        <w:spacing w:before="100" w:after="100"/>
-      </w:pPr>
-      <w:r>
-        <w:rPr>
-          <w:rFonts w:ascii="BIZ UDPGothic" w:cs="BIZ UDPGothic" w:eastAsia="BIZ UDPGothic" w:hAnsi="BIZ UDPGothic"/>
-          <w:color w:val="404040"/>
-          <w:sz w:val="18"/>
-          <w:szCs w:val="18"/>
-        </w:rPr>
-        <w:t xml:space="preserve">はイメージが0件の空リポジトリです。削除してよいでしょうか？　\*ksm-posstg-ecr-web-fe</w:t>
-      </w:r>
-    </w:p>
-    <w:p>
-      <w:pPr>
-        <w:spacing w:before="100" w:after="100"/>
-      </w:pPr>
-      <w:r>
-        <w:rPr>
-          <w:rFonts w:ascii="BIZ UDPGothic" w:cs="BIZ UDPGothic" w:eastAsia="BIZ UDPGothic" w:hAnsi="BIZ UDPGothic"/>
-          <w:color w:val="404040"/>
-          <w:sz w:val="18"/>
-          <w:szCs w:val="18"/>
-        </w:rPr>
-        <w:t xml:space="preserve">/ ksm-posstg-ecr-web-be là các repository trống (0 image). Có thể xóa</w:t>
-      </w:r>
-    </w:p>
-    <w:p>
-      <w:pPr>
-        <w:spacing w:before="100" w:after="100"/>
-      </w:pPr>
-      <w:r>
-        <w:rPr>
-          <w:rFonts w:ascii="BIZ UDPGothic" w:cs="BIZ UDPGothic" w:eastAsia="BIZ UDPGothic" w:hAnsi="BIZ UDPGothic"/>
-          <w:color w:val="404040"/>
-          <w:sz w:val="18"/>
-          <w:szCs w:val="18"/>
-        </w:rPr>
-        <w:t xml:space="preserve">không?\*</w:t>
+        <w:t xml:space="preserve">■ Q4. セキュリティグループの全開放について（緊急）</w:t>
+      </w:r>
+    </w:p>
+    <w:p>
+      <w:pPr>
+        <w:spacing w:before="100" w:after="100"/>
+      </w:pPr>
+      <w:r>
+        <w:rPr>
+          <w:rFonts w:ascii="BIZ UDPGothic" w:cs="BIZ UDPGothic" w:eastAsia="BIZ UDPGothic" w:hAnsi="BIZ UDPGothic"/>
+          <w:color w:val="404040"/>
+          <w:sz w:val="18"/>
+          <w:szCs w:val="18"/>
+        </w:rPr>
+        <w:t xml:space="preserve">toàn</w:t>
+      </w:r>
+    </w:p>
+    <w:p>
+      <w:pPr>
+        <w:spacing w:before="100" w:after="100"/>
+      </w:pPr>
+      <w:r>
+        <w:rPr>
+          <w:rFonts w:ascii="BIZ UDPGothic" w:cs="BIZ UDPGothic" w:eastAsia="BIZ UDPGothic" w:hAnsi="BIZ UDPGothic"/>
+          <w:color w:val="404040"/>
+          <w:sz w:val="18"/>
+          <w:szCs w:val="18"/>
+        </w:rPr>
+        <w:t xml:space="preserve">bộ Security Group (Khẩn cấp)\*</w:t>
       </w:r>
     </w:p>
     <w:p>
@@ -2608,91 +2599,287 @@
           <w:sz w:val="18"/>
           <w:szCs w:val="18"/>
         </w:rPr>
-        <w:t xml:space="preserve">選 択 L ự a c h ọ n                                      回答 lời</w:t>
-      </w:r>
-    </w:p>
-    <w:p>
-      <w:pPr>
-        <w:spacing w:before="100" w:after="100"/>
-      </w:pPr>
-      <w:r>
-        <w:rPr>
-          <w:rFonts w:ascii="BIZ UDPGothic" w:cs="BIZ UDPGothic" w:eastAsia="BIZ UDPGothic" w:hAnsi="BIZ UDPGothic"/>
-          <w:color w:val="404040"/>
-          <w:sz w:val="18"/>
-          <w:szCs w:val="18"/>
-        </w:rPr>
-        <w:t xml:space="preserve">A                       削除してよい Có thể xóa              □</w:t>
-      </w:r>
-    </w:p>
-    <w:p>
-      <w:pPr>
-        <w:spacing w:before="100" w:after="100"/>
-      </w:pPr>
-      <w:r>
-        <w:rPr>
-          <w:rFonts w:ascii="BIZ UDPGothic" w:cs="BIZ UDPGothic" w:eastAsia="BIZ UDPGothic" w:hAnsi="BIZ UDPGothic"/>
-          <w:color w:val="404040"/>
-          <w:sz w:val="18"/>
-          <w:szCs w:val="18"/>
-        </w:rPr>
-        <w:t xml:space="preserve">B                       将来的に使用予定のため残してほしい   □</w:t>
-      </w:r>
-    </w:p>
-    <w:p>
-      <w:pPr>
-        <w:spacing w:before="100" w:after="100"/>
-      </w:pPr>
-      <w:r>
-        <w:rPr>
-          <w:rFonts w:ascii="BIZ UDPGothic" w:cs="BIZ UDPGothic" w:eastAsia="BIZ UDPGothic" w:hAnsi="BIZ UDPGothic"/>
-          <w:color w:val="404040"/>
-          <w:sz w:val="18"/>
-          <w:szCs w:val="18"/>
-        </w:rPr>
-        <w:t xml:space="preserve">Giữ lại vì dự định sử dụng trong</w:t>
-      </w:r>
-    </w:p>
-    <w:p>
-      <w:pPr>
-        <w:spacing w:before="100" w:after="100"/>
-      </w:pPr>
-      <w:r>
-        <w:rPr>
-          <w:rFonts w:ascii="BIZ UDPGothic" w:cs="BIZ UDPGothic" w:eastAsia="BIZ UDPGothic" w:hAnsi="BIZ UDPGothic"/>
-          <w:color w:val="404040"/>
-          <w:sz w:val="18"/>
-          <w:szCs w:val="18"/>
-        </w:rPr>
-        <w:t xml:space="preserve">tương lai</w:t>
-      </w:r>
-    </w:p>
-    <w:p>
-      <w:pPr>
-        <w:spacing w:before="100" w:after="100"/>
-      </w:pPr>
-      <w:r>
-        <w:rPr>
-          <w:rFonts w:ascii="BIZ UDPGothic" w:cs="BIZ UDPGothic" w:eastAsia="BIZ UDPGothic" w:hAnsi="BIZ UDPGothic"/>
-          <w:color w:val="404040"/>
-          <w:sz w:val="18"/>
-          <w:szCs w:val="18"/>
-        </w:rPr>
-        <w:t xml:space="preserve">C                       その他（自由記述）/ Khác (ghi tự     □</w:t>
-      </w:r>
-    </w:p>
-    <w:p>
-      <w:pPr>
-        <w:spacing w:before="100" w:after="100"/>
-      </w:pPr>
-      <w:r>
-        <w:rPr>
-          <w:rFonts w:ascii="BIZ UDPGothic" w:cs="BIZ UDPGothic" w:eastAsia="BIZ UDPGothic" w:hAnsi="BIZ UDPGothic"/>
-          <w:color w:val="404040"/>
-          <w:sz w:val="18"/>
-          <w:szCs w:val="18"/>
-        </w:rPr>
-        <w:t xml:space="preserve">do)：</w:t>
+        <w:t xml:space="preserve">対象SG                          ksm-posstg-vpc-sg-ec2-web-be</w:t>
+      </w:r>
+    </w:p>
+    <w:p>
+      <w:pPr>
+        <w:spacing w:before="100" w:after="100"/>
+      </w:pPr>
+      <w:r>
+        <w:rPr>
+          <w:rFonts w:ascii="BIZ UDPGothic" w:cs="BIZ UDPGothic" w:eastAsia="BIZ UDPGothic" w:hAnsi="BIZ UDPGothic"/>
+          <w:color w:val="404040"/>
+          <w:sz w:val="18"/>
+          <w:szCs w:val="18"/>
+        </w:rPr>
+        <w:t xml:space="preserve">問題のルール vấn đề\*               ① ALL(-1) → 0.0.0</w:t>
+      </w:r>
+    </w:p>
+    <w:p>
+      <w:pPr>
+        <w:spacing w:before="100" w:after="100"/>
+      </w:pPr>
+      <w:r>
+        <w:rPr>
+          <w:rFonts w:ascii="BIZ UDPGothic" w:cs="BIZ UDPGothic" w:eastAsia="BIZ UDPGothic" w:hAnsi="BIZ UDPGothic"/>
+          <w:color w:val="404040"/>
+          <w:sz w:val="18"/>
+          <w:szCs w:val="18"/>
+        </w:rPr>
+        <w:t xml:space="preserve">.0/0（全プロトコル・全ポートをインターネットに開放）</w:t>
+      </w:r>
+    </w:p>
+    <w:p>
+      <w:pPr>
+        <w:spacing w:before="100" w:after="100"/>
+      </w:pPr>
+      <w:r>
+        <w:rPr>
+          <w:rFonts w:ascii="BIZ UDPGothic" w:cs="BIZ UDPGothic" w:eastAsia="BIZ UDPGothic" w:hAnsi="BIZ UDPGothic"/>
+          <w:color w:val="404040"/>
+          <w:sz w:val="18"/>
+          <w:szCs w:val="18"/>
+        </w:rPr>
+        <w:t xml:space="preserve">ALL(-1) → 0.0.0.0/0 (Mở toàn bộ giao thức/cổng ra</w:t>
+      </w:r>
+    </w:p>
+    <w:p>
+      <w:pPr>
+        <w:spacing w:before="100" w:after="100"/>
+      </w:pPr>
+      <w:r>
+        <w:rPr>
+          <w:rFonts w:ascii="BIZ UDPGothic" w:cs="BIZ UDPGothic" w:eastAsia="BIZ UDPGothic" w:hAnsi="BIZ UDPGothic"/>
+          <w:color w:val="404040"/>
+          <w:sz w:val="18"/>
+          <w:szCs w:val="18"/>
+        </w:rPr>
+        <w:t xml:space="preserve">Internet) ② TCP:8080 →</w:t>
+      </w:r>
+    </w:p>
+    <w:p>
+      <w:pPr>
+        <w:spacing w:before="100" w:after="100"/>
+      </w:pPr>
+      <w:r>
+        <w:rPr>
+          <w:rFonts w:ascii="BIZ UDPGothic" w:cs="BIZ UDPGothic" w:eastAsia="BIZ UDPGothic" w:hAnsi="BIZ UDPGothic"/>
+          <w:color w:val="404040"/>
+          <w:sz w:val="18"/>
+          <w:szCs w:val="18"/>
+        </w:rPr>
+        <w:t xml:space="preserve">0.0.0.0/0（ポート8080をインターネットに開放） TCP:8080 →</w:t>
+      </w:r>
+    </w:p>
+    <w:p>
+      <w:pPr>
+        <w:spacing w:before="100" w:after="100"/>
+      </w:pPr>
+      <w:r>
+        <w:rPr>
+          <w:rFonts w:ascii="BIZ UDPGothic" w:cs="BIZ UDPGothic" w:eastAsia="BIZ UDPGothic" w:hAnsi="BIZ UDPGothic"/>
+          <w:color w:val="404040"/>
+          <w:sz w:val="18"/>
+          <w:szCs w:val="18"/>
+        </w:rPr>
+        <w:t xml:space="preserve">0.0.0.0/0 (Mở cổng 8080 ra Internet)</w:t>
+      </w:r>
+    </w:p>
+    <w:p>
+      <w:pPr>
+        <w:spacing w:before="100" w:after="100"/>
+      </w:pPr>
+      <w:r>
+        <w:rPr>
+          <w:rFonts w:ascii="BIZ UDPGothic" w:cs="BIZ UDPGothic" w:eastAsia="BIZ UDPGothic" w:hAnsi="BIZ UDPGothic"/>
+          <w:color w:val="404040"/>
+          <w:sz w:val="18"/>
+          <w:szCs w:val="18"/>
+        </w:rPr>
+        <w:t xml:space="preserve">リスク                              外部からweb-beへの直接アクセス</w:t>
+      </w:r>
+    </w:p>
+    <w:p>
+      <w:pPr>
+        <w:spacing w:before="100" w:after="100"/>
+      </w:pPr>
+      <w:r>
+        <w:rPr>
+          <w:rFonts w:ascii="BIZ UDPGothic" w:cs="BIZ UDPGothic" w:eastAsia="BIZ UDPGothic" w:hAnsi="BIZ UDPGothic"/>
+          <w:color w:val="404040"/>
+          <w:sz w:val="18"/>
+          <w:szCs w:val="18"/>
+        </w:rPr>
+        <w:t xml:space="preserve">が可能な状態。不正アクセス・データ漏洩のリスクあり。 Có</w:t>
+      </w:r>
+    </w:p>
+    <w:p>
+      <w:pPr>
+        <w:spacing w:before="100" w:after="100"/>
+      </w:pPr>
+      <w:r>
+        <w:rPr>
+          <w:rFonts w:ascii="BIZ UDPGothic" w:cs="BIZ UDPGothic" w:eastAsia="BIZ UDPGothic" w:hAnsi="BIZ UDPGothic"/>
+          <w:color w:val="404040"/>
+          <w:sz w:val="18"/>
+          <w:szCs w:val="18"/>
+        </w:rPr>
+        <w:t xml:space="preserve">thể truy cập trực tiếp vào web-be từ bên ngoài. Có nguy</w:t>
+      </w:r>
+    </w:p>
+    <w:p>
+      <w:pPr>
+        <w:spacing w:before="100" w:after="100"/>
+      </w:pPr>
+      <w:r>
+        <w:rPr>
+          <w:rFonts w:ascii="BIZ UDPGothic" w:cs="BIZ UDPGothic" w:eastAsia="BIZ UDPGothic" w:hAnsi="BIZ UDPGothic"/>
+          <w:color w:val="404040"/>
+          <w:sz w:val="18"/>
+          <w:szCs w:val="18"/>
+        </w:rPr>
+        <w:t xml:space="preserve">cơ truy cập trái phép và rò rỉ dữ liệu.</w:t>
+      </w:r>
+    </w:p>
+    <w:p>
+      <w:pPr>
+        <w:spacing w:before="100" w:after="100"/>
+      </w:pPr>
+      <w:r>
+        <w:rPr>
+          <w:rFonts w:ascii="BIZ UDPGothic" w:cs="BIZ UDPGothic" w:eastAsia="BIZ UDPGothic" w:hAnsi="BIZ UDPGothic"/>
+          <w:color w:val="404040"/>
+          <w:sz w:val="18"/>
+          <w:szCs w:val="18"/>
+        </w:rPr>
+        <w:t xml:space="preserve">選 択 L ự a c h ọ n</w:t>
+      </w:r>
+    </w:p>
+    <w:p>
+      <w:pPr>
+        <w:spacing w:before="100" w:after="100"/>
+      </w:pPr>
+      <w:r>
+        <w:rPr>
+          <w:rFonts w:ascii="BIZ UDPGothic" w:cs="BIZ UDPGothic" w:eastAsia="BIZ UDPGothic" w:hAnsi="BIZ UDPGothic"/>
+          <w:color w:val="404040"/>
+          <w:sz w:val="18"/>
+          <w:szCs w:val="18"/>
+        </w:rPr>
+        <w:t xml:space="preserve">A                                   【推奨】全開放</w:t>
+      </w:r>
+    </w:p>
+    <w:p>
+      <w:pPr>
+        <w:spacing w:before="100" w:after="100"/>
+      </w:pPr>
+      <w:r>
+        <w:rPr>
+          <w:rFonts w:ascii="BIZ UDPGothic" w:cs="BIZ UDPGothic" w:eastAsia="BIZ UDPGothic" w:hAnsi="BIZ UDPGothic"/>
+          <w:color w:val="404040"/>
+          <w:sz w:val="18"/>
+          <w:szCs w:val="18"/>
+        </w:rPr>
+        <w:t xml:space="preserve">ルールを削除してほしい（KSM-AWS-005改修指示書を実施）</w:t>
+      </w:r>
+    </w:p>
+    <w:p>
+      <w:pPr>
+        <w:spacing w:before="100" w:after="100"/>
+      </w:pPr>
+      <w:r>
+        <w:rPr>
+          <w:rFonts w:ascii="BIZ UDPGothic" w:cs="BIZ UDPGothic" w:eastAsia="BIZ UDPGothic" w:hAnsi="BIZ UDPGothic"/>
+          <w:color w:val="404040"/>
+          <w:sz w:val="18"/>
+          <w:szCs w:val="18"/>
+        </w:rPr>
+        <w:t xml:space="preserve">【Khuyến nghị】Xóa quy tắc mở toàn bộ (thực hiện theo</w:t>
+      </w:r>
+    </w:p>
+    <w:p>
+      <w:pPr>
+        <w:spacing w:before="100" w:after="100"/>
+      </w:pPr>
+      <w:r>
+        <w:rPr>
+          <w:rFonts w:ascii="BIZ UDPGothic" w:cs="BIZ UDPGothic" w:eastAsia="BIZ UDPGothic" w:hAnsi="BIZ UDPGothic"/>
+          <w:color w:val="404040"/>
+          <w:sz w:val="18"/>
+          <w:szCs w:val="18"/>
+        </w:rPr>
+        <w:t xml:space="preserve">KSM-AWS-005)</w:t>
+      </w:r>
+    </w:p>
+    <w:p>
+      <w:pPr>
+        <w:spacing w:before="100" w:after="100"/>
+      </w:pPr>
+      <w:r>
+        <w:rPr>
+          <w:rFonts w:ascii="BIZ UDPGothic" w:cs="BIZ UDPGothic" w:eastAsia="BIZ UDPGothic" w:hAnsi="BIZ UDPGothic"/>
+          <w:color w:val="404040"/>
+          <w:sz w:val="18"/>
+          <w:szCs w:val="18"/>
+        </w:rPr>
+        <w:t xml:space="preserve">B                                   テスト目</w:t>
+      </w:r>
+    </w:p>
+    <w:p>
+      <w:pPr>
+        <w:spacing w:before="100" w:after="100"/>
+      </w:pPr>
+      <w:r>
+        <w:rPr>
+          <w:rFonts w:ascii="BIZ UDPGothic" w:cs="BIZ UDPGothic" w:eastAsia="BIZ UDPGothic" w:hAnsi="BIZ UDPGothic"/>
+          <w:color w:val="404040"/>
+          <w:sz w:val="18"/>
+          <w:szCs w:val="18"/>
+        </w:rPr>
+        <w:t xml:space="preserve">的のため当面このままでよい（リスクを承知のうえで維持）</w:t>
+      </w:r>
+    </w:p>
+    <w:p>
+      <w:pPr>
+        <w:spacing w:before="100" w:after="100"/>
+      </w:pPr>
+      <w:r>
+        <w:rPr>
+          <w:rFonts w:ascii="BIZ UDPGothic" w:cs="BIZ UDPGothic" w:eastAsia="BIZ UDPGothic" w:hAnsi="BIZ UDPGothic"/>
+          <w:color w:val="404040"/>
+          <w:sz w:val="18"/>
+          <w:szCs w:val="18"/>
+        </w:rPr>
+        <w:t xml:space="preserve">Tạm thời giữ nguyên cho mục đích kiểm thử (chấp nhận rủi</w:t>
+      </w:r>
+    </w:p>
+    <w:p>
+      <w:pPr>
+        <w:spacing w:before="100" w:after="100"/>
+      </w:pPr>
+      <w:r>
+        <w:rPr>
+          <w:rFonts w:ascii="BIZ UDPGothic" w:cs="BIZ UDPGothic" w:eastAsia="BIZ UDPGothic" w:hAnsi="BIZ UDPGothic"/>
+          <w:color w:val="404040"/>
+          <w:sz w:val="18"/>
+          <w:szCs w:val="18"/>
+        </w:rPr>
+        <w:t xml:space="preserve">ro)</w:t>
+      </w:r>
+    </w:p>
+    <w:p>
+      <w:pPr>
+        <w:spacing w:before="100" w:after="100"/>
+      </w:pPr>
+      <w:r>
+        <w:rPr>
+          <w:rFonts w:ascii="BIZ UDPGothic" w:cs="BIZ UDPGothic" w:eastAsia="BIZ UDPGothic" w:hAnsi="BIZ UDPGothic"/>
+          <w:color w:val="404040"/>
+          <w:sz w:val="18"/>
+          <w:szCs w:val="18"/>
+        </w:rPr>
+        <w:t xml:space="preserve">C                                   その他（自由記述）/ Khác (ghi tự do)：</w:t>
       </w:r>
     </w:p>
     <w:p>
@@ -2708,6 +2895,192 @@
           <w:sz w:val="20"/>
           <w:szCs w:val="20"/>
         </w:rPr>
+        <w:t xml:space="preserve">■ Q5. ECRリポジトリ（空）の扱いについて</w:t>
+      </w:r>
+    </w:p>
+    <w:p>
+      <w:pPr>
+        <w:spacing w:before="100" w:after="100"/>
+      </w:pPr>
+      <w:r>
+        <w:rPr>
+          <w:rFonts w:ascii="BIZ UDPGothic" w:cs="BIZ UDPGothic" w:eastAsia="BIZ UDPGothic" w:hAnsi="BIZ UDPGothic"/>
+          <w:color w:val="404040"/>
+          <w:sz w:val="18"/>
+          <w:szCs w:val="18"/>
+        </w:rPr>
+        <w:t xml:space="preserve">repository (trống)\*</w:t>
+      </w:r>
+    </w:p>
+    <w:p>
+      <w:pPr>
+        <w:spacing w:before="100" w:after="100"/>
+      </w:pPr>
+      <w:r>
+        <w:rPr>
+          <w:rFonts w:ascii="BIZ UDPGothic" w:cs="BIZ UDPGothic" w:eastAsia="BIZ UDPGothic" w:hAnsi="BIZ UDPGothic"/>
+          <w:color w:val="404040"/>
+          <w:sz w:val="18"/>
+          <w:szCs w:val="18"/>
+        </w:rPr>
+        <w:t xml:space="preserve">ksm-posstg-ecr-web-fe / ksm-posstg-ecr-web-be</w:t>
+      </w:r>
+    </w:p>
+    <w:p>
+      <w:pPr>
+        <w:spacing w:before="100" w:after="100"/>
+      </w:pPr>
+      <w:r>
+        <w:rPr>
+          <w:rFonts w:ascii="BIZ UDPGothic" w:cs="BIZ UDPGothic" w:eastAsia="BIZ UDPGothic" w:hAnsi="BIZ UDPGothic"/>
+          <w:color w:val="404040"/>
+          <w:sz w:val="18"/>
+          <w:szCs w:val="18"/>
+        </w:rPr>
+        <w:t xml:space="preserve">はイメージが0件の空リポジトリです。削除してよいでしょうか？　\*ksm-posstg-ecr-web-fe</w:t>
+      </w:r>
+    </w:p>
+    <w:p>
+      <w:pPr>
+        <w:spacing w:before="100" w:after="100"/>
+      </w:pPr>
+      <w:r>
+        <w:rPr>
+          <w:rFonts w:ascii="BIZ UDPGothic" w:cs="BIZ UDPGothic" w:eastAsia="BIZ UDPGothic" w:hAnsi="BIZ UDPGothic"/>
+          <w:color w:val="404040"/>
+          <w:sz w:val="18"/>
+          <w:szCs w:val="18"/>
+        </w:rPr>
+        <w:t xml:space="preserve">/ ksm-posstg-ecr-web-be là các repository trống (0 image). Có thể xóa</w:t>
+      </w:r>
+    </w:p>
+    <w:p>
+      <w:pPr>
+        <w:spacing w:before="100" w:after="100"/>
+      </w:pPr>
+      <w:r>
+        <w:rPr>
+          <w:rFonts w:ascii="BIZ UDPGothic" w:cs="BIZ UDPGothic" w:eastAsia="BIZ UDPGothic" w:hAnsi="BIZ UDPGothic"/>
+          <w:color w:val="404040"/>
+          <w:sz w:val="18"/>
+          <w:szCs w:val="18"/>
+        </w:rPr>
+        <w:t xml:space="preserve">không?\*</w:t>
+      </w:r>
+    </w:p>
+    <w:p>
+      <w:pPr>
+        <w:spacing w:before="100" w:after="100"/>
+      </w:pPr>
+      <w:r>
+        <w:rPr>
+          <w:rFonts w:ascii="BIZ UDPGothic" w:cs="BIZ UDPGothic" w:eastAsia="BIZ UDPGothic" w:hAnsi="BIZ UDPGothic"/>
+          <w:b/>
+          <w:bCs/>
+          <w:color w:val="404040"/>
+          <w:sz w:val="18"/>
+          <w:szCs w:val="18"/>
+        </w:rPr>
+        <w:t xml:space="preserve">選 択 L ự a c h ọ n                                      回答 lời</w:t>
+      </w:r>
+    </w:p>
+    <w:p>
+      <w:pPr>
+        <w:spacing w:before="100" w:after="100"/>
+      </w:pPr>
+      <w:r>
+        <w:rPr>
+          <w:rFonts w:ascii="BIZ UDPGothic" w:cs="BIZ UDPGothic" w:eastAsia="BIZ UDPGothic" w:hAnsi="BIZ UDPGothic"/>
+          <w:color w:val="404040"/>
+          <w:sz w:val="18"/>
+          <w:szCs w:val="18"/>
+        </w:rPr>
+        <w:t xml:space="preserve">A                       削除してよい Có thể xóa              □</w:t>
+      </w:r>
+    </w:p>
+    <w:p>
+      <w:pPr>
+        <w:spacing w:before="100" w:after="100"/>
+      </w:pPr>
+      <w:r>
+        <w:rPr>
+          <w:rFonts w:ascii="BIZ UDPGothic" w:cs="BIZ UDPGothic" w:eastAsia="BIZ UDPGothic" w:hAnsi="BIZ UDPGothic"/>
+          <w:color w:val="404040"/>
+          <w:sz w:val="18"/>
+          <w:szCs w:val="18"/>
+        </w:rPr>
+        <w:t xml:space="preserve">B                       将来的に使用予定のため残してほしい   □</w:t>
+      </w:r>
+    </w:p>
+    <w:p>
+      <w:pPr>
+        <w:spacing w:before="100" w:after="100"/>
+      </w:pPr>
+      <w:r>
+        <w:rPr>
+          <w:rFonts w:ascii="BIZ UDPGothic" w:cs="BIZ UDPGothic" w:eastAsia="BIZ UDPGothic" w:hAnsi="BIZ UDPGothic"/>
+          <w:color w:val="404040"/>
+          <w:sz w:val="18"/>
+          <w:szCs w:val="18"/>
+        </w:rPr>
+        <w:t xml:space="preserve">Giữ lại vì dự định sử dụng trong</w:t>
+      </w:r>
+    </w:p>
+    <w:p>
+      <w:pPr>
+        <w:spacing w:before="100" w:after="100"/>
+      </w:pPr>
+      <w:r>
+        <w:rPr>
+          <w:rFonts w:ascii="BIZ UDPGothic" w:cs="BIZ UDPGothic" w:eastAsia="BIZ UDPGothic" w:hAnsi="BIZ UDPGothic"/>
+          <w:color w:val="404040"/>
+          <w:sz w:val="18"/>
+          <w:szCs w:val="18"/>
+        </w:rPr>
+        <w:t xml:space="preserve">tương lai</w:t>
+      </w:r>
+    </w:p>
+    <w:p>
+      <w:pPr>
+        <w:spacing w:before="100" w:after="100"/>
+      </w:pPr>
+      <w:r>
+        <w:rPr>
+          <w:rFonts w:ascii="BIZ UDPGothic" w:cs="BIZ UDPGothic" w:eastAsia="BIZ UDPGothic" w:hAnsi="BIZ UDPGothic"/>
+          <w:color w:val="404040"/>
+          <w:sz w:val="18"/>
+          <w:szCs w:val="18"/>
+        </w:rPr>
+        <w:t xml:space="preserve">C                       その他（自由記述）/ Khác (ghi tự     □</w:t>
+      </w:r>
+    </w:p>
+    <w:p>
+      <w:pPr>
+        <w:spacing w:before="100" w:after="100"/>
+      </w:pPr>
+      <w:r>
+        <w:rPr>
+          <w:rFonts w:ascii="BIZ UDPGothic" w:cs="BIZ UDPGothic" w:eastAsia="BIZ UDPGothic" w:hAnsi="BIZ UDPGothic"/>
+          <w:color w:val="404040"/>
+          <w:sz w:val="18"/>
+          <w:szCs w:val="18"/>
+        </w:rPr>
+        <w:t xml:space="preserve">do)：</w:t>
+      </w:r>
+    </w:p>
+    <w:p>
+      <w:pPr>
+        <w:spacing w:before="100" w:after="100"/>
+      </w:pPr>
+      <w:r>
+        <w:rPr>
+          <w:rFonts w:ascii="BIZ UDPGothic" w:cs="BIZ UDPGothic" w:eastAsia="BIZ UDPGothic" w:hAnsi="BIZ UDPGothic"/>
+          <w:b/>
+          <w:bCs/>
+          <w:color w:val="C8102E"/>
+          <w:sz w:val="20"/>
+          <w:szCs w:val="20"/>
+        </w:rPr>
         <w:t xml:space="preserve">■ 3. 参考：月次コスト試算</w:t>
       </w:r>
     </w:p>
@@ -2961,6 +3334,92 @@
           <w:szCs w:val="18"/>
         </w:rPr>
         <w:t xml:space="preserve">đến nay (2026-03-10), tổng chi phí tích lũy ước tính khoảng \$550.\*</w:t>
+      </w:r>
+    </w:p>
+    <w:p>
+      <w:pPr>
+        <w:spacing w:before="100" w:after="100"/>
+      </w:pPr>
+      <w:r>
+        <w:rPr>
+          <w:rFonts w:ascii="BIZ UDPGothic" w:cs="BIZ UDPGothic" w:eastAsia="BIZ UDPGothic" w:hAnsi="BIZ UDPGothic"/>
+          <w:b/>
+          <w:bCs/>
+          <w:color w:val="C8102E"/>
+          <w:sz w:val="20"/>
+          <w:szCs w:val="20"/>
+        </w:rPr>
+        <w:t xml:space="preserve">■ 4. 回答方法</w:t>
+      </w:r>
+    </w:p>
+    <w:p>
+      <w:pPr>
+        <w:spacing w:before="100" w:after="100"/>
+      </w:pPr>
+      <w:r>
+        <w:rPr>
+          <w:rFonts w:ascii="BIZ UDPGothic" w:cs="BIZ UDPGothic" w:eastAsia="BIZ UDPGothic" w:hAnsi="BIZ UDPGothic"/>
+          <w:color w:val="404040"/>
+          <w:sz w:val="18"/>
+          <w:szCs w:val="18"/>
+        </w:rPr>
+        <w:t xml:space="preserve">本書の各質問にご回答のうえ、以下の担当者へご返送ください。　\*Vui lòng</w:t>
+      </w:r>
+    </w:p>
+    <w:p>
+      <w:pPr>
+        <w:spacing w:before="100" w:after="100"/>
+      </w:pPr>
+      <w:r>
+        <w:rPr>
+          <w:rFonts w:ascii="BIZ UDPGothic" w:cs="BIZ UDPGothic" w:eastAsia="BIZ UDPGothic" w:hAnsi="BIZ UDPGothic"/>
+          <w:color w:val="404040"/>
+          <w:sz w:val="18"/>
+          <w:szCs w:val="18"/>
+        </w:rPr>
+        <w:t xml:space="preserve">trả lời các câu hỏi trong tài liệu này và gửi lại cho phụ trách dưới</w:t>
+      </w:r>
+    </w:p>
+    <w:p>
+      <w:pPr>
+        <w:spacing w:before="100" w:after="100"/>
+      </w:pPr>
+      <w:r>
+        <w:rPr>
+          <w:rFonts w:ascii="BIZ UDPGothic" w:cs="BIZ UDPGothic" w:eastAsia="BIZ UDPGothic" w:hAnsi="BIZ UDPGothic"/>
+          <w:color w:val="404040"/>
+          <w:sz w:val="18"/>
+          <w:szCs w:val="18"/>
+        </w:rPr>
+        <w:t xml:space="preserve">đây.\*</w:t>
+      </w:r>
+    </w:p>
+    <w:p>
+      <w:pPr>
+        <w:spacing w:before="100" w:after="100"/>
+      </w:pPr>
+      <w:r>
+        <w:rPr>
+          <w:rFonts w:ascii="BIZ UDPGothic" w:cs="BIZ UDPGothic" w:eastAsia="BIZ UDPGothic" w:hAnsi="BIZ UDPGothic"/>
+          <w:color w:val="404040"/>
+          <w:sz w:val="18"/>
+          <w:szCs w:val="18"/>
+        </w:rPr>
+        <w:t xml:space="preserve">返送先: Thanh Nguyên（nguyenthanhloc@luvina.net）　\*Địa chỉ gửi: Thanh</w:t>
+      </w:r>
+    </w:p>
+    <w:p>
+      <w:pPr>
+        <w:spacing w:before="100" w:after="100"/>
+      </w:pPr>
+      <w:r>
+        <w:rPr>
+          <w:rFonts w:ascii="BIZ UDPGothic" w:cs="BIZ UDPGothic" w:eastAsia="BIZ UDPGothic" w:hAnsi="BIZ UDPGothic"/>
+          <w:color w:val="404040"/>
+          <w:sz w:val="18"/>
+          <w:szCs w:val="18"/>
+        </w:rPr>
+        <w:t xml:space="preserve">Nguyên (nguyenthanhloc@luvina.net)\*</w:t>
       </w:r>
     </w:p>
     <w:p>
@@ -2979,7 +3438,7 @@
           <w:sz w:val="24"/>
           <w:szCs w:val="24"/>
         </w:rPr>
-        <w:t xml:space="preserve">■ ④ 改修内容</w:t>
+        <w:t xml:space="preserve">■ 報告方法</w:t>
       </w:r>
       <w:r>
         <w:br/>
@@ -2993,433 +3452,63 @@
           <w:sz w:val="17"/>
           <w:szCs w:val="17"/>
         </w:rPr>
-        <w:t xml:space="preserve">　Nội Dung Sửa Đổi</w:t>
-      </w:r>
-    </w:p>
-    <w:p>
-      <w:pPr>
-        <w:spacing w:before="100" w:after="100"/>
-      </w:pPr>
-      <w:r>
-        <w:rPr>
-          <w:rFonts w:ascii="BIZ UDPGothic" w:cs="BIZ UDPGothic" w:eastAsia="BIZ UDPGothic" w:hAnsi="BIZ UDPGothic"/>
-          <w:b/>
-          <w:bCs/>
-          <w:color w:val="C8102E"/>
-          <w:sz w:val="20"/>
-          <w:szCs w:val="20"/>
-        </w:rPr>
-        <w:t xml:space="preserve">■ 発見されたリソース一覧</w:t>
-      </w:r>
-    </w:p>
-    <w:p>
-      <w:pPr>
-        <w:spacing w:before="100" w:after="100"/>
-      </w:pPr>
-      <w:r>
-        <w:rPr>
-          <w:rFonts w:ascii="BIZ UDPGothic" w:cs="BIZ UDPGothic" w:eastAsia="BIZ UDPGothic" w:hAnsi="BIZ UDPGothic"/>
-          <w:b/>
-          <w:bCs/>
-          <w:color w:val="404040"/>
-          <w:sz w:val="18"/>
-          <w:szCs w:val="18"/>
-        </w:rPr>
-        <w:t xml:space="preserve">thái</w:t>
-      </w:r>
-    </w:p>
-    <w:p>
-      <w:pPr>
-        <w:spacing w:before="100" w:after="100"/>
-      </w:pPr>
-      <w:r>
-        <w:rPr>
-          <w:rFonts w:ascii="BIZ UDPGothic" w:cs="BIZ UDPGothic" w:eastAsia="BIZ UDPGothic" w:hAnsi="BIZ UDPGothic"/>
-          <w:color w:val="404040"/>
-          <w:sz w:val="18"/>
-          <w:szCs w:val="18"/>
-        </w:rPr>
-        <w:t xml:space="preserve">ksm-posstg-alb-web-fe   ALB               🔴 稼働中 / Đang  internet-facing（</w:t>
-      </w:r>
-    </w:p>
-    <w:p>
-      <w:pPr>
-        <w:spacing w:before="100" w:after="100"/>
-      </w:pPr>
-      <w:r>
-        <w:rPr>
-          <w:rFonts w:ascii="BIZ UDPGothic" w:cs="BIZ UDPGothic" w:eastAsia="BIZ UDPGothic" w:hAnsi="BIZ UDPGothic"/>
-          <w:color w:val="404040"/>
-          <w:sz w:val="18"/>
-          <w:szCs w:val="18"/>
-        </w:rPr>
-        <w:t xml:space="preserve">hoạt động         インターネット公開）</w:t>
-      </w:r>
-    </w:p>
-    <w:p>
-      <w:pPr>
-        <w:spacing w:before="100" w:after="100"/>
-      </w:pPr>
-      <w:r>
-        <w:rPr>
-          <w:rFonts w:ascii="BIZ UDPGothic" w:cs="BIZ UDPGothic" w:eastAsia="BIZ UDPGothic" w:hAnsi="BIZ UDPGothic"/>
-          <w:color w:val="404040"/>
-          <w:sz w:val="18"/>
-          <w:szCs w:val="18"/>
-        </w:rPr>
-        <w:t xml:space="preserve">internet-facing (Công</w:t>
-      </w:r>
-    </w:p>
-    <w:p>
-      <w:pPr>
-        <w:spacing w:before="100" w:after="100"/>
-      </w:pPr>
-      <w:r>
-        <w:rPr>
-          <w:rFonts w:ascii="BIZ UDPGothic" w:cs="BIZ UDPGothic" w:eastAsia="BIZ UDPGothic" w:hAnsi="BIZ UDPGothic"/>
-          <w:color w:val="404040"/>
-          <w:sz w:val="18"/>
-          <w:szCs w:val="18"/>
-        </w:rPr>
-        <w:t xml:space="preserve">khai trên Internet)</w:t>
-      </w:r>
-    </w:p>
-    <w:p>
-      <w:pPr>
-        <w:spacing w:before="100" w:after="100"/>
-      </w:pPr>
-      <w:r>
-        <w:rPr>
-          <w:rFonts w:ascii="BIZ UDPGothic" w:cs="BIZ UDPGothic" w:eastAsia="BIZ UDPGothic" w:hAnsi="BIZ UDPGothic"/>
-          <w:color w:val="404040"/>
-          <w:sz w:val="18"/>
-          <w:szCs w:val="18"/>
-        </w:rPr>
-        <w:t xml:space="preserve">ksm-posstg-alb-api-be   ALB               🔴 稼働中 / Đang  internet-facing（</w:t>
-      </w:r>
-    </w:p>
-    <w:p>
-      <w:pPr>
-        <w:spacing w:before="100" w:after="100"/>
-      </w:pPr>
-      <w:r>
-        <w:rPr>
-          <w:rFonts w:ascii="BIZ UDPGothic" w:cs="BIZ UDPGothic" w:eastAsia="BIZ UDPGothic" w:hAnsi="BIZ UDPGothic"/>
-          <w:color w:val="404040"/>
-          <w:sz w:val="18"/>
-          <w:szCs w:val="18"/>
-        </w:rPr>
-        <w:t xml:space="preserve">hoạt động         インターネット公開）</w:t>
-      </w:r>
-    </w:p>
-    <w:p>
-      <w:pPr>
-        <w:spacing w:before="100" w:after="100"/>
-      </w:pPr>
-      <w:r>
-        <w:rPr>
-          <w:rFonts w:ascii="BIZ UDPGothic" w:cs="BIZ UDPGothic" w:eastAsia="BIZ UDPGothic" w:hAnsi="BIZ UDPGothic"/>
-          <w:color w:val="404040"/>
-          <w:sz w:val="18"/>
-          <w:szCs w:val="18"/>
-        </w:rPr>
-        <w:t xml:space="preserve">internet-facing (Công</w:t>
-      </w:r>
-    </w:p>
-    <w:p>
-      <w:pPr>
-        <w:spacing w:before="100" w:after="100"/>
-      </w:pPr>
-      <w:r>
-        <w:rPr>
-          <w:rFonts w:ascii="BIZ UDPGothic" w:cs="BIZ UDPGothic" w:eastAsia="BIZ UDPGothic" w:hAnsi="BIZ UDPGothic"/>
-          <w:color w:val="404040"/>
-          <w:sz w:val="18"/>
-          <w:szCs w:val="18"/>
-        </w:rPr>
-        <w:t xml:space="preserve">khai trên Internet)</w:t>
-      </w:r>
-    </w:p>
-    <w:p>
-      <w:pPr>
-        <w:spacing w:before="100" w:after="100"/>
-      </w:pPr>
-      <w:r>
-        <w:rPr>
-          <w:rFonts w:ascii="BIZ UDPGothic" w:cs="BIZ UDPGothic" w:eastAsia="BIZ UDPGothic" w:hAnsi="BIZ UDPGothic"/>
-          <w:color w:val="404040"/>
-          <w:sz w:val="18"/>
-          <w:szCs w:val="18"/>
-        </w:rPr>
-        <w:t xml:space="preserve">ksm-posst               EC2               🔴 稼働中 / Đang  t3.medium / Linux /</w:t>
-      </w:r>
-    </w:p>
-    <w:p>
-      <w:pPr>
-        <w:spacing w:before="100" w:after="100"/>
-      </w:pPr>
-      <w:r>
-        <w:rPr>
-          <w:rFonts w:ascii="BIZ UDPGothic" w:cs="BIZ UDPGothic" w:eastAsia="BIZ UDPGothic" w:hAnsi="BIZ UDPGothic"/>
-          <w:color w:val="404040"/>
-          <w:sz w:val="18"/>
-          <w:szCs w:val="18"/>
-        </w:rPr>
-        <w:t xml:space="preserve">g-ec2-instance-web-fe                     hoạt động         2025-09-17起動</w:t>
-      </w:r>
-    </w:p>
-    <w:p>
-      <w:pPr>
-        <w:spacing w:before="100" w:after="100"/>
-      </w:pPr>
-      <w:r>
-        <w:rPr>
-          <w:rFonts w:ascii="BIZ UDPGothic" w:cs="BIZ UDPGothic" w:eastAsia="BIZ UDPGothic" w:hAnsi="BIZ UDPGothic"/>
-          <w:color w:val="404040"/>
-          <w:sz w:val="18"/>
-          <w:szCs w:val="18"/>
-        </w:rPr>
-        <w:t xml:space="preserve">t3.medium / Linux /</w:t>
-      </w:r>
-    </w:p>
-    <w:p>
-      <w:pPr>
-        <w:spacing w:before="100" w:after="100"/>
-      </w:pPr>
-      <w:r>
-        <w:rPr>
-          <w:rFonts w:ascii="BIZ UDPGothic" w:cs="BIZ UDPGothic" w:eastAsia="BIZ UDPGothic" w:hAnsi="BIZ UDPGothic"/>
-          <w:color w:val="404040"/>
-          <w:sz w:val="18"/>
-          <w:szCs w:val="18"/>
-        </w:rPr>
-        <w:t xml:space="preserve">Khởi động 2025-09-17</w:t>
-      </w:r>
-    </w:p>
-    <w:p>
-      <w:pPr>
-        <w:spacing w:before="100" w:after="100"/>
-      </w:pPr>
-      <w:r>
-        <w:rPr>
-          <w:rFonts w:ascii="BIZ UDPGothic" w:cs="BIZ UDPGothic" w:eastAsia="BIZ UDPGothic" w:hAnsi="BIZ UDPGothic"/>
-          <w:color w:val="404040"/>
-          <w:sz w:val="18"/>
-          <w:szCs w:val="18"/>
-        </w:rPr>
-        <w:t xml:space="preserve">ksm-posst               EC2               🔴 稼働中 / Đang  t3.medium / Linux /</w:t>
-      </w:r>
-    </w:p>
-    <w:p>
-      <w:pPr>
-        <w:spacing w:before="100" w:after="100"/>
-      </w:pPr>
-      <w:r>
-        <w:rPr>
-          <w:rFonts w:ascii="BIZ UDPGothic" w:cs="BIZ UDPGothic" w:eastAsia="BIZ UDPGothic" w:hAnsi="BIZ UDPGothic"/>
-          <w:color w:val="404040"/>
-          <w:sz w:val="18"/>
-          <w:szCs w:val="18"/>
-        </w:rPr>
-        <w:t xml:space="preserve">g-ec2-instance-web-be                     hoạt động         2025-09-17起動</w:t>
-      </w:r>
-    </w:p>
-    <w:p>
-      <w:pPr>
-        <w:spacing w:before="100" w:after="100"/>
-      </w:pPr>
-      <w:r>
-        <w:rPr>
-          <w:rFonts w:ascii="BIZ UDPGothic" w:cs="BIZ UDPGothic" w:eastAsia="BIZ UDPGothic" w:hAnsi="BIZ UDPGothic"/>
-          <w:color w:val="404040"/>
-          <w:sz w:val="18"/>
-          <w:szCs w:val="18"/>
-        </w:rPr>
-        <w:t xml:space="preserve">t3.medium / Linux /</w:t>
-      </w:r>
-    </w:p>
-    <w:p>
-      <w:pPr>
-        <w:spacing w:before="100" w:after="100"/>
-      </w:pPr>
-      <w:r>
-        <w:rPr>
-          <w:rFonts w:ascii="BIZ UDPGothic" w:cs="BIZ UDPGothic" w:eastAsia="BIZ UDPGothic" w:hAnsi="BIZ UDPGothic"/>
-          <w:color w:val="404040"/>
-          <w:sz w:val="18"/>
-          <w:szCs w:val="18"/>
-        </w:rPr>
-        <w:t xml:space="preserve">Khởi động 2025-09-17</w:t>
-      </w:r>
-    </w:p>
-    <w:p>
-      <w:pPr>
-        <w:spacing w:before="100" w:after="100"/>
-      </w:pPr>
-      <w:r>
-        <w:rPr>
-          <w:rFonts w:ascii="BIZ UDPGothic" w:cs="BIZ UDPGothic" w:eastAsia="BIZ UDPGothic" w:hAnsi="BIZ UDPGothic"/>
-          <w:color w:val="404040"/>
-          <w:sz w:val="18"/>
-          <w:szCs w:val="18"/>
-        </w:rPr>
-        <w:t xml:space="preserve">ksm-posstg-ecr-web-fe   ECR               空（ 未使用）     イメージ0件 / 0 image</w:t>
-      </w:r>
-    </w:p>
-    <w:p>
-      <w:pPr>
-        <w:spacing w:before="100" w:after="100"/>
-      </w:pPr>
-      <w:r>
-        <w:rPr>
-          <w:rFonts w:ascii="BIZ UDPGothic" w:cs="BIZ UDPGothic" w:eastAsia="BIZ UDPGothic" w:hAnsi="BIZ UDPGothic"/>
-          <w:color w:val="404040"/>
-          <w:sz w:val="18"/>
-          <w:szCs w:val="18"/>
-        </w:rPr>
-        <w:t xml:space="preserve">Trống (chưa sử</w:t>
-      </w:r>
-    </w:p>
-    <w:p>
-      <w:pPr>
-        <w:spacing w:before="100" w:after="100"/>
-      </w:pPr>
-      <w:r>
-        <w:rPr>
-          <w:rFonts w:ascii="BIZ UDPGothic" w:cs="BIZ UDPGothic" w:eastAsia="BIZ UDPGothic" w:hAnsi="BIZ UDPGothic"/>
-          <w:color w:val="404040"/>
-          <w:sz w:val="18"/>
-          <w:szCs w:val="18"/>
-        </w:rPr>
-        <w:t xml:space="preserve">dụng)</w:t>
-      </w:r>
-    </w:p>
-    <w:p>
-      <w:pPr>
-        <w:spacing w:before="100" w:after="100"/>
-      </w:pPr>
-      <w:r>
-        <w:rPr>
-          <w:rFonts w:ascii="BIZ UDPGothic" w:cs="BIZ UDPGothic" w:eastAsia="BIZ UDPGothic" w:hAnsi="BIZ UDPGothic"/>
-          <w:color w:val="404040"/>
-          <w:sz w:val="18"/>
-          <w:szCs w:val="18"/>
-        </w:rPr>
-        <w:t xml:space="preserve">ksm-posstg-ecr-web-be   ECR               空（ 未使用）     イメージ0件 / 0 image</w:t>
-      </w:r>
-    </w:p>
-    <w:p>
-      <w:pPr>
-        <w:spacing w:before="100" w:after="100"/>
-      </w:pPr>
-      <w:r>
-        <w:rPr>
-          <w:rFonts w:ascii="BIZ UDPGothic" w:cs="BIZ UDPGothic" w:eastAsia="BIZ UDPGothic" w:hAnsi="BIZ UDPGothic"/>
-          <w:color w:val="404040"/>
-          <w:sz w:val="18"/>
-          <w:szCs w:val="18"/>
-        </w:rPr>
-        <w:t xml:space="preserve">Trống (chưa sử</w:t>
-      </w:r>
-    </w:p>
-    <w:p>
-      <w:pPr>
-        <w:spacing w:before="100" w:after="100"/>
-      </w:pPr>
-      <w:r>
-        <w:rPr>
-          <w:rFonts w:ascii="BIZ UDPGothic" w:cs="BIZ UDPGothic" w:eastAsia="BIZ UDPGothic" w:hAnsi="BIZ UDPGothic"/>
-          <w:color w:val="404040"/>
-          <w:sz w:val="18"/>
-          <w:szCs w:val="18"/>
-        </w:rPr>
-        <w:t xml:space="preserve">dụng)</w:t>
-      </w:r>
-    </w:p>
-    <w:p>
-      <w:pPr>
-        <w:spacing w:before="100" w:after="100"/>
-      </w:pPr>
-      <w:r>
-        <w:rPr>
-          <w:rFonts w:ascii="BIZ UDPGothic" w:cs="BIZ UDPGothic" w:eastAsia="BIZ UDPGothic" w:hAnsi="BIZ UDPGothic"/>
-          <w:b/>
-          <w:bCs/>
-          <w:color w:val="C8102E"/>
-          <w:sz w:val="20"/>
-          <w:szCs w:val="20"/>
-        </w:rPr>
-        <w:t xml:space="preserve">■ 4. 回答方法</w:t>
-      </w:r>
-    </w:p>
-    <w:p>
-      <w:pPr>
-        <w:spacing w:before="100" w:after="100"/>
-      </w:pPr>
-      <w:r>
-        <w:rPr>
-          <w:rFonts w:ascii="BIZ UDPGothic" w:cs="BIZ UDPGothic" w:eastAsia="BIZ UDPGothic" w:hAnsi="BIZ UDPGothic"/>
-          <w:color w:val="404040"/>
-          <w:sz w:val="18"/>
-          <w:szCs w:val="18"/>
-        </w:rPr>
-        <w:t xml:space="preserve">本書の各質問にご回答のうえ、以下の担当者へご返送ください。　\*Vui lòng</w:t>
-      </w:r>
-    </w:p>
-    <w:p>
-      <w:pPr>
-        <w:spacing w:before="100" w:after="100"/>
-      </w:pPr>
-      <w:r>
-        <w:rPr>
-          <w:rFonts w:ascii="BIZ UDPGothic" w:cs="BIZ UDPGothic" w:eastAsia="BIZ UDPGothic" w:hAnsi="BIZ UDPGothic"/>
-          <w:color w:val="404040"/>
-          <w:sz w:val="18"/>
-          <w:szCs w:val="18"/>
-        </w:rPr>
-        <w:t xml:space="preserve">trả lời các câu hỏi trong tài liệu này và gửi lại cho phụ trách dưới</w:t>
-      </w:r>
-    </w:p>
-    <w:p>
-      <w:pPr>
-        <w:spacing w:before="100" w:after="100"/>
-      </w:pPr>
-      <w:r>
-        <w:rPr>
-          <w:rFonts w:ascii="BIZ UDPGothic" w:cs="BIZ UDPGothic" w:eastAsia="BIZ UDPGothic" w:hAnsi="BIZ UDPGothic"/>
-          <w:color w:val="404040"/>
-          <w:sz w:val="18"/>
-          <w:szCs w:val="18"/>
-        </w:rPr>
-        <w:t xml:space="preserve">đây.\*</w:t>
-      </w:r>
-    </w:p>
-    <w:p>
-      <w:pPr>
-        <w:spacing w:before="100" w:after="100"/>
-      </w:pPr>
-      <w:r>
-        <w:rPr>
-          <w:rFonts w:ascii="BIZ UDPGothic" w:cs="BIZ UDPGothic" w:eastAsia="BIZ UDPGothic" w:hAnsi="BIZ UDPGothic"/>
-          <w:color w:val="404040"/>
-          <w:sz w:val="18"/>
-          <w:szCs w:val="18"/>
-        </w:rPr>
-        <w:t xml:space="preserve">返送先: Thanh Nguyên（nguyenthanhloc@luvina.net）　\*Địa chỉ gửi: Thanh</w:t>
-      </w:r>
-    </w:p>
-    <w:p>
-      <w:pPr>
-        <w:spacing w:before="100" w:after="100"/>
-      </w:pPr>
-      <w:r>
-        <w:rPr>
-          <w:rFonts w:ascii="BIZ UDPGothic" w:cs="BIZ UDPGothic" w:eastAsia="BIZ UDPGothic" w:hAnsi="BIZ UDPGothic"/>
-          <w:color w:val="404040"/>
-          <w:sz w:val="18"/>
-          <w:szCs w:val="18"/>
-        </w:rPr>
-        <w:t xml:space="preserve">Nguyên (nguyenthanhloc@luvina.net)\*</w:t>
+        <w:t xml:space="preserve">　Phương Thức Báo Cáo</w:t>
+      </w:r>
+    </w:p>
+    <w:p>
+      <w:pPr>
+        <w:spacing w:before="100" w:after="100"/>
+      </w:pPr>
+      <w:r>
+        <w:rPr>
+          <w:rFonts w:ascii="BIZ UDPGothic" w:cs="BIZ UDPGothic" w:eastAsia="BIZ UDPGothic" w:hAnsi="BIZ UDPGothic"/>
+          <w:color w:val="404040"/>
+          <w:sz w:val="18"/>
+          <w:szCs w:val="18"/>
+        </w:rPr>
+        <w:t xml:space="preserve">全テスト完了後、結果欄（OK/NG）を記入して Thanh Nguyên へ提出すること。</w:t>
+      </w:r>
+      <w:r>
+        <w:br/>
+      </w:r>
+      <w:r>
+        <w:rPr>
+          <w:rFonts w:ascii="BIZ UDPGothic" w:cs="BIZ UDPGothic" w:eastAsia="BIZ UDPGothic" w:hAnsi="BIZ UDPGothic"/>
+          <w:i/>
+          <w:iCs/>
+          <w:color w:val="777777"/>
+          <w:sz w:val="16"/>
+          <w:szCs w:val="16"/>
+        </w:rPr>
+        <w:t xml:space="preserve">/ Sau khi hoàn thành tất cả kiểm thử, điền kết quả (OK/NG) và gửi cho Thanh Nguyên.</w:t>
+      </w:r>
+    </w:p>
+    <w:p>
+      <w:pPr>
+        <w:spacing w:before="100" w:after="100"/>
+      </w:pPr>
+      <w:r>
+        <w:rPr>
+          <w:rFonts w:ascii="BIZ UDPGothic" w:cs="BIZ UDPGothic" w:eastAsia="BIZ UDPGothic" w:hAnsi="BIZ UDPGothic"/>
+          <w:color w:val="404040"/>
+          <w:sz w:val="18"/>
+          <w:szCs w:val="18"/>
+        </w:rPr>
+        <w:t xml:space="preserve">提出先: thanh.nguyen@luvina.net</w:t>
+      </w:r>
+      <w:r>
+        <w:br/>
+      </w:r>
+      <w:r>
+        <w:rPr>
+          <w:rFonts w:ascii="BIZ UDPGothic" w:cs="BIZ UDPGothic" w:eastAsia="BIZ UDPGothic" w:hAnsi="BIZ UDPGothic"/>
+          <w:i/>
+          <w:iCs/>
+          <w:color w:val="777777"/>
+          <w:sz w:val="16"/>
+          <w:szCs w:val="16"/>
+        </w:rPr>
+        <w:t xml:space="preserve">/ Địa chỉ nộp: thanh.nguyen@luvina.net</w:t>
       </w:r>
     </w:p>
     <w:p>
@@ -3438,96 +3527,7 @@
           <w:sz w:val="24"/>
           <w:szCs w:val="24"/>
         </w:rPr>
-        <w:t xml:space="preserve">■ 報告方法</w:t>
-      </w:r>
-      <w:r>
-        <w:br/>
-      </w:r>
-      <w:r>
-        <w:rPr>
-          <w:rFonts w:ascii="BIZ UDPGothic" w:cs="BIZ UDPGothic" w:eastAsia="BIZ UDPGothic" w:hAnsi="BIZ UDPGothic"/>
-          <w:i/>
-          <w:iCs/>
-          <w:color w:val="AA3344"/>
-          <w:sz w:val="17"/>
-          <w:szCs w:val="17"/>
-        </w:rPr>
-        <w:t xml:space="preserve">　Phương Thức Báo Cáo</w:t>
-      </w:r>
-    </w:p>
-    <w:p>
-      <w:pPr>
-        <w:spacing w:before="100" w:after="100"/>
-      </w:pPr>
-      <w:r>
-        <w:rPr>
-          <w:rFonts w:ascii="BIZ UDPGothic" w:cs="BIZ UDPGothic" w:eastAsia="BIZ UDPGothic" w:hAnsi="BIZ UDPGothic"/>
-          <w:color w:val="404040"/>
-          <w:sz w:val="18"/>
-          <w:szCs w:val="18"/>
-        </w:rPr>
-        <w:t xml:space="preserve">全テスト完了後、結果欄（OK/NG）を記入して Thanh Nguyên へ提出すること。</w:t>
-      </w:r>
-      <w:r>
-        <w:br/>
-      </w:r>
-      <w:r>
-        <w:rPr>
-          <w:rFonts w:ascii="BIZ UDPGothic" w:cs="BIZ UDPGothic" w:eastAsia="BIZ UDPGothic" w:hAnsi="BIZ UDPGothic"/>
-          <w:i/>
-          <w:iCs/>
-          <w:color w:val="777777"/>
-          <w:sz w:val="16"/>
-          <w:szCs w:val="16"/>
-        </w:rPr>
-        <w:t xml:space="preserve">/ Sau khi hoàn thành tất cả kiểm thử, điền kết quả (OK/NG) và gửi cho Thanh Nguyên.</w:t>
-      </w:r>
-    </w:p>
-    <w:p>
-      <w:pPr>
-        <w:spacing w:before="100" w:after="100"/>
-      </w:pPr>
-      <w:r>
-        <w:rPr>
-          <w:rFonts w:ascii="BIZ UDPGothic" w:cs="BIZ UDPGothic" w:eastAsia="BIZ UDPGothic" w:hAnsi="BIZ UDPGothic"/>
-          <w:color w:val="404040"/>
-          <w:sz w:val="18"/>
-          <w:szCs w:val="18"/>
-        </w:rPr>
-        <w:t xml:space="preserve">提出先: thanh.nguyen@luvina.net</w:t>
-      </w:r>
-      <w:r>
-        <w:br/>
-      </w:r>
-      <w:r>
-        <w:rPr>
-          <w:rFonts w:ascii="BIZ UDPGothic" w:cs="BIZ UDPGothic" w:eastAsia="BIZ UDPGothic" w:hAnsi="BIZ UDPGothic"/>
-          <w:i/>
-          <w:iCs/>
-          <w:color w:val="777777"/>
-          <w:sz w:val="16"/>
-          <w:szCs w:val="16"/>
-        </w:rPr>
-        <w:t xml:space="preserve">/ Địa chỉ nộp: thanh.nguyen@luvina.net</w:t>
-      </w:r>
-    </w:p>
-    <w:p>
-      <w:pPr>
-        <w:pBdr>
-          <w:left w:val="thick" w:color="C8102E" w:sz="20" w:space="6"/>
-        </w:pBdr>
-        <w:spacing w:before="280" w:after="100"/>
-      </w:pPr>
-      <w:r>
-        <w:rPr>
-          <w:rFonts w:ascii="BIZ UDPGothic" w:cs="BIZ UDPGothic" w:eastAsia="BIZ UDPGothic" w:hAnsi="BIZ UDPGothic"/>
-          <w:b/>
-          <w:bCs/>
-          <w:color w:val="C8102E"/>
-          <w:sz w:val="24"/>
-          <w:szCs w:val="24"/>
-        </w:rPr>
-        <w:t xml:space="preserve">■ ⑨ 改廃履歴</w:t>
+        <w:t xml:space="preserve">■ 改廃履歴</w:t>
       </w:r>
       <w:r>
         <w:br/>

--- a/40_AWS/05_改修資料/KSM_AWS_MOD_004_確認依頼書_STGWebサーバー構成確認_ja_vi.docx
+++ b/40_AWS/05_改修資料/KSM_AWS_MOD_004_確認依頼書_STGWebサーバー構成確認_ja_vi.docx
@@ -1310,7 +1310,7 @@
           <w:sz w:val="24"/>
           <w:szCs w:val="24"/>
         </w:rPr>
-        <w:t xml:space="preserve">■ 改修概要</w:t>
+        <w:t xml:space="preserve">■ 1. 確認の背景** *Bối cảnh xác nhận*</w:t>
       </w:r>
       <w:r>
         <w:br/>
@@ -1324,7 +1324,7 @@
           <w:sz w:val="17"/>
           <w:szCs w:val="17"/>
         </w:rPr>
-        <w:t xml:space="preserve">　Tổng Quan Sửa Đổi</w:t>
+        <w:t xml:space="preserve">　1. 確認の背景** *Bối cảnh xác nhận*</w:t>
       </w:r>
     </w:p>
     <w:p>
@@ -1338,7 +1338,7 @@
           <w:sz w:val="18"/>
           <w:szCs w:val="18"/>
         </w:rPr>
-        <w:t xml:space="preserve">2026年3月のAWS環境全体調査において、STGアカウントに以下のリソースが存在することを確認しました。これらはPRD環境には存在せず、CloudFormationでの管理もされていないことから、構築経緯・用途・今後の方針をご確認いただきたく、本書を作成しました。　\*Trong</w:t>
+        <w:t xml:space="preserve">2026年3月のAWS環境全体調査において、STGアカウントに以下のリソースが存在することを確認しました。これらはPRD環境には存在せず、CloudFormationでの管理もされていないことから、構築経緯・用途・今後の方針をご確認いただきたく、本書を作成しました。　*Trong</w:t>
       </w:r>
     </w:p>
     <w:p>
@@ -1352,7 +1352,21 @@
           <w:sz w:val="18"/>
           <w:szCs w:val="18"/>
         </w:rPr>
-        <w:t xml:space="preserve">đợt kiểm tra toàn bộ môi trường AWS tháng 3/2026, chúng tôi phát hiện</w:t>
+        <w:t xml:space="preserve">đợt kiểm tra toàn bộ môi trường AWS tháng 3</w:t>
+      </w:r>
+      <w:r>
+        <w:br/>
+      </w:r>
+      <w:r>
+        <w:rPr>
+          <w:rFonts w:ascii="BIZ UDPGothic" w:cs="BIZ UDPGothic" w:eastAsia="BIZ UDPGothic" w:hAnsi="BIZ UDPGothic"/>
+          <w:i/>
+          <w:iCs/>
+          <w:color w:val="777777"/>
+          <w:sz w:val="16"/>
+          <w:szCs w:val="16"/>
+        </w:rPr>
+        <w:t xml:space="preserve">/ 2026, chúng tôi phát hiện</w:t>
       </w:r>
     </w:p>
     <w:p>
@@ -1408,23 +1422,7 @@
           <w:sz w:val="18"/>
           <w:szCs w:val="18"/>
         </w:rPr>
-        <w:t xml:space="preserve">mục đích sử dụng và phương hướng xử lý trong tương lai.\*</w:t>
-      </w:r>
-    </w:p>
-    <w:p>
-      <w:pPr>
-        <w:spacing w:before="100" w:after="100"/>
-      </w:pPr>
-      <w:r>
-        <w:rPr>
-          <w:rFonts w:ascii="BIZ UDPGothic" w:cs="BIZ UDPGothic" w:eastAsia="BIZ UDPGothic" w:hAnsi="BIZ UDPGothic"/>
-          <w:b/>
-          <w:bCs/>
-          <w:color w:val="C8102E"/>
-          <w:sz w:val="20"/>
-          <w:szCs w:val="20"/>
-        </w:rPr>
-        <w:t xml:space="preserve">■ 構成概要</w:t>
+        <w:t xml:space="preserve">mục đích sử dụng và phương hướng xử lý trong tương lai.*</w:t>
       </w:r>
     </w:p>
     <w:p>
@@ -1443,7 +1441,7 @@
           <w:sz w:val="24"/>
           <w:szCs w:val="24"/>
         </w:rPr>
-        <w:t xml:space="preserve">■ 改修内容</w:t>
+        <w:t xml:space="preserve">■ 発見されたリソース一覧** *Danh sách tài nguyên được phát hiện*</w:t>
       </w:r>
       <w:r>
         <w:br/>
@@ -1457,12 +1455,966 @@
           <w:sz w:val="17"/>
           <w:szCs w:val="17"/>
         </w:rPr>
-        <w:t xml:space="preserve">　Nội Dung Sửa Đổi</w:t>
+        <w:t xml:space="preserve">　</w:t>
       </w:r>
     </w:p>
+    <w:tbl>
+      <w:tblPr>
+        <w:tblW w:type="dxa" w:w="9506"/>
+        <w:tblBorders>
+          <w:top w:val="single" w:color="CCCCCC" w:sz="4"/>
+          <w:left w:val="single" w:color="CCCCCC" w:sz="4"/>
+          <w:bottom w:val="single" w:color="CCCCCC" w:sz="4"/>
+          <w:right w:val="single" w:color="CCCCCC" w:sz="4"/>
+          <w:insideH w:val="single" w:color="auto" w:sz="4"/>
+          <w:insideV w:val="single" w:color="auto" w:sz="4"/>
+        </w:tblBorders>
+      </w:tblPr>
+      <w:tblGrid>
+        <w:gridCol w:w="2376"/>
+        <w:gridCol w:w="2376"/>
+        <w:gridCol w:w="2376"/>
+        <w:gridCol w:w="2378"/>
+      </w:tblGrid>
+      <w:tr>
+        <w:trPr>
+          <w:cantSplit/>
+          <w:tblHeader/>
+        </w:trPr>
+        <w:tc>
+          <w:tcPr>
+            <w:tcW w:type="dxa" w:w="2376"/>
+            <w:tcBorders>
+              <w:top w:val="single" w:color="CCCCCC" w:sz="4"/>
+              <w:left w:val="single" w:color="CCCCCC" w:sz="4"/>
+              <w:bottom w:val="single" w:color="CCCCCC" w:sz="4"/>
+              <w:right w:val="single" w:color="CCCCCC" w:sz="4"/>
+            </w:tcBorders>
+            <w:shd w:fill="E8E8E8" w:val="clear"/>
+            <w:tcMar>
+              <w:top w:type="dxa" w:w="80"/>
+              <w:left w:type="dxa" w:w="120"/>
+              <w:bottom w:type="dxa" w:w="80"/>
+              <w:right w:type="dxa" w:w="120"/>
+            </w:tcMar>
+          </w:tcPr>
+          <w:p>
+            <w:pPr>
+              <w:spacing w:before="0" w:after="0"/>
+            </w:pPr>
+            <w:r>
+              <w:rPr>
+                <w:rFonts w:ascii="BIZ UDPGothic" w:cs="BIZ UDPGothic" w:eastAsia="BIZ UDPGothic" w:hAnsi="BIZ UDPGothic"/>
+                <w:color w:val="404040"/>
+                <w:sz w:val="18"/>
+                <w:szCs w:val="18"/>
+              </w:rPr>
+              <w:t xml:space="preserve"/>
+            </w:r>
+          </w:p>
+        </w:tc>
+        <w:tc>
+          <w:tcPr>
+            <w:tcW w:type="dxa" w:w="2376"/>
+            <w:tcBorders>
+              <w:top w:val="single" w:color="CCCCCC" w:sz="4"/>
+              <w:left w:val="single" w:color="CCCCCC" w:sz="4"/>
+              <w:bottom w:val="single" w:color="CCCCCC" w:sz="4"/>
+              <w:right w:val="single" w:color="CCCCCC" w:sz="4"/>
+            </w:tcBorders>
+            <w:shd w:fill="E8E8E8" w:val="clear"/>
+            <w:tcMar>
+              <w:top w:type="dxa" w:w="80"/>
+              <w:left w:type="dxa" w:w="120"/>
+              <w:bottom w:type="dxa" w:w="80"/>
+              <w:right w:type="dxa" w:w="120"/>
+            </w:tcMar>
+          </w:tcPr>
+          <w:p>
+            <w:pPr>
+              <w:spacing w:before="0" w:after="0"/>
+            </w:pPr>
+            <w:r>
+              <w:rPr>
+                <w:rFonts w:ascii="BIZ UDPGothic" w:cs="BIZ UDPGothic" w:eastAsia="BIZ UDPGothic" w:hAnsi="BIZ UDPGothic"/>
+                <w:color w:val="404040"/>
+                <w:sz w:val="18"/>
+                <w:szCs w:val="18"/>
+              </w:rPr>
+              <w:t xml:space="preserve"/>
+            </w:r>
+          </w:p>
+        </w:tc>
+        <w:tc>
+          <w:tcPr>
+            <w:tcW w:type="dxa" w:w="2376"/>
+            <w:tcBorders>
+              <w:top w:val="single" w:color="CCCCCC" w:sz="4"/>
+              <w:left w:val="single" w:color="CCCCCC" w:sz="4"/>
+              <w:bottom w:val="single" w:color="CCCCCC" w:sz="4"/>
+              <w:right w:val="single" w:color="CCCCCC" w:sz="4"/>
+            </w:tcBorders>
+            <w:shd w:fill="E8E8E8" w:val="clear"/>
+            <w:tcMar>
+              <w:top w:type="dxa" w:w="80"/>
+              <w:left w:type="dxa" w:w="120"/>
+              <w:bottom w:type="dxa" w:w="80"/>
+              <w:right w:type="dxa" w:w="120"/>
+            </w:tcMar>
+          </w:tcPr>
+          <w:p>
+            <w:pPr>
+              <w:spacing w:before="0" w:after="0"/>
+            </w:pPr>
+            <w:r>
+              <w:rPr>
+                <w:rFonts w:ascii="BIZ UDPGothic" w:cs="BIZ UDPGothic" w:eastAsia="BIZ UDPGothic" w:hAnsi="BIZ UDPGothic"/>
+                <w:color w:val="404040"/>
+                <w:sz w:val="18"/>
+                <w:szCs w:val="18"/>
+              </w:rPr>
+              <w:t xml:space="preserve">thái</w:t>
+            </w:r>
+          </w:p>
+        </w:tc>
+        <w:tc>
+          <w:tcPr>
+            <w:tcW w:type="dxa" w:w="2378"/>
+            <w:tcBorders>
+              <w:top w:val="single" w:color="CCCCCC" w:sz="4"/>
+              <w:left w:val="single" w:color="CCCCCC" w:sz="4"/>
+              <w:bottom w:val="single" w:color="CCCCCC" w:sz="4"/>
+              <w:right w:val="single" w:color="CCCCCC" w:sz="4"/>
+            </w:tcBorders>
+            <w:shd w:fill="E8E8E8" w:val="clear"/>
+            <w:tcMar>
+              <w:top w:type="dxa" w:w="80"/>
+              <w:left w:type="dxa" w:w="120"/>
+              <w:bottom w:type="dxa" w:w="80"/>
+              <w:right w:type="dxa" w:w="120"/>
+            </w:tcMar>
+          </w:tcPr>
+          <w:p>
+            <w:pPr>
+              <w:spacing w:before="0" w:after="0"/>
+            </w:pPr>
+            <w:r>
+              <w:rPr>
+                <w:rFonts w:ascii="BIZ UDPGothic" w:cs="BIZ UDPGothic" w:eastAsia="BIZ UDPGothic" w:hAnsi="BIZ UDPGothic"/>
+                <w:color w:val="404040"/>
+                <w:sz w:val="18"/>
+                <w:szCs w:val="18"/>
+              </w:rPr>
+              <w:t xml:space="preserve"/>
+            </w:r>
+          </w:p>
+        </w:tc>
+      </w:tr>
+      <w:tr>
+        <w:trPr>
+          <w:cantSplit/>
+        </w:trPr>
+        <w:tc>
+          <w:tcPr>
+            <w:tcW w:type="dxa" w:w="2376"/>
+            <w:tcBorders>
+              <w:top w:val="single" w:color="CCCCCC" w:sz="4"/>
+              <w:left w:val="single" w:color="CCCCCC" w:sz="4"/>
+              <w:bottom w:val="single" w:color="CCCCCC" w:sz="4"/>
+              <w:right w:val="single" w:color="CCCCCC" w:sz="4"/>
+            </w:tcBorders>
+            <w:shd w:fill="FFFFFF" w:val="clear"/>
+            <w:tcMar>
+              <w:top w:type="dxa" w:w="80"/>
+              <w:left w:type="dxa" w:w="120"/>
+              <w:bottom w:type="dxa" w:w="80"/>
+              <w:right w:type="dxa" w:w="120"/>
+            </w:tcMar>
+          </w:tcPr>
+          <w:p>
+            <w:pPr>
+              <w:spacing w:before="0" w:after="0"/>
+            </w:pPr>
+            <w:r>
+              <w:rPr>
+                <w:rFonts w:ascii="BIZ UDPGothic" w:cs="BIZ UDPGothic" w:eastAsia="BIZ UDPGothic" w:hAnsi="BIZ UDPGothic"/>
+                <w:color w:val="404040"/>
+                <w:sz w:val="18"/>
+                <w:szCs w:val="18"/>
+              </w:rPr>
+              <w:t xml:space="preserve">ksm-posstg-alb-web-fe</w:t>
+            </w:r>
+          </w:p>
+        </w:tc>
+        <w:tc>
+          <w:tcPr>
+            <w:tcW w:type="dxa" w:w="2376"/>
+            <w:tcBorders>
+              <w:top w:val="single" w:color="CCCCCC" w:sz="4"/>
+              <w:left w:val="single" w:color="CCCCCC" w:sz="4"/>
+              <w:bottom w:val="single" w:color="CCCCCC" w:sz="4"/>
+              <w:right w:val="single" w:color="CCCCCC" w:sz="4"/>
+            </w:tcBorders>
+            <w:shd w:fill="FFFFFF" w:val="clear"/>
+            <w:tcMar>
+              <w:top w:type="dxa" w:w="80"/>
+              <w:left w:type="dxa" w:w="120"/>
+              <w:bottom w:type="dxa" w:w="80"/>
+              <w:right w:type="dxa" w:w="120"/>
+            </w:tcMar>
+          </w:tcPr>
+          <w:p>
+            <w:pPr>
+              <w:spacing w:before="0" w:after="0"/>
+            </w:pPr>
+            <w:r>
+              <w:rPr>
+                <w:rFonts w:ascii="BIZ UDPGothic" w:cs="BIZ UDPGothic" w:eastAsia="BIZ UDPGothic" w:hAnsi="BIZ UDPGothic"/>
+                <w:color w:val="404040"/>
+                <w:sz w:val="18"/>
+                <w:szCs w:val="18"/>
+              </w:rPr>
+              <w:t xml:space="preserve">ALB</w:t>
+            </w:r>
+          </w:p>
+        </w:tc>
+        <w:tc>
+          <w:tcPr>
+            <w:tcW w:type="dxa" w:w="2376"/>
+            <w:tcBorders>
+              <w:top w:val="single" w:color="CCCCCC" w:sz="4"/>
+              <w:left w:val="single" w:color="CCCCCC" w:sz="4"/>
+              <w:bottom w:val="single" w:color="CCCCCC" w:sz="4"/>
+              <w:right w:val="single" w:color="CCCCCC" w:sz="4"/>
+            </w:tcBorders>
+            <w:shd w:fill="FFFFFF" w:val="clear"/>
+            <w:tcMar>
+              <w:top w:type="dxa" w:w="80"/>
+              <w:left w:type="dxa" w:w="120"/>
+              <w:bottom w:type="dxa" w:w="80"/>
+              <w:right w:type="dxa" w:w="120"/>
+            </w:tcMar>
+          </w:tcPr>
+          <w:p>
+            <w:pPr>
+              <w:spacing w:before="0" w:after="0"/>
+            </w:pPr>
+            <w:r>
+              <w:rPr>
+                <w:rFonts w:ascii="BIZ UDPGothic" w:cs="BIZ UDPGothic" w:eastAsia="BIZ UDPGothic" w:hAnsi="BIZ UDPGothic"/>
+                <w:color w:val="404040"/>
+                <w:sz w:val="18"/>
+                <w:szCs w:val="18"/>
+              </w:rPr>
+              <w:t xml:space="preserve">🔴 稼働中 / Đang hoạt động</w:t>
+            </w:r>
+          </w:p>
+        </w:tc>
+        <w:tc>
+          <w:tcPr>
+            <w:tcW w:type="dxa" w:w="2378"/>
+            <w:tcBorders>
+              <w:top w:val="single" w:color="CCCCCC" w:sz="4"/>
+              <w:left w:val="single" w:color="CCCCCC" w:sz="4"/>
+              <w:bottom w:val="single" w:color="CCCCCC" w:sz="4"/>
+              <w:right w:val="single" w:color="CCCCCC" w:sz="4"/>
+            </w:tcBorders>
+            <w:shd w:fill="FFFFFF" w:val="clear"/>
+            <w:tcMar>
+              <w:top w:type="dxa" w:w="80"/>
+              <w:left w:type="dxa" w:w="120"/>
+              <w:bottom w:type="dxa" w:w="80"/>
+              <w:right w:type="dxa" w:w="120"/>
+            </w:tcMar>
+          </w:tcPr>
+          <w:p>
+            <w:pPr>
+              <w:spacing w:before="0" w:after="0"/>
+            </w:pPr>
+            <w:r>
+              <w:rPr>
+                <w:rFonts w:ascii="BIZ UDPGothic" w:cs="BIZ UDPGothic" w:eastAsia="BIZ UDPGothic" w:hAnsi="BIZ UDPGothic"/>
+                <w:color w:val="404040"/>
+                <w:sz w:val="18"/>
+                <w:szCs w:val="18"/>
+              </w:rPr>
+              <w:t xml:space="preserve">internet-facing（ インターネット公開） internet-facing (Công khai trên Internet)</w:t>
+            </w:r>
+          </w:p>
+        </w:tc>
+      </w:tr>
+      <w:tr>
+        <w:trPr>
+          <w:cantSplit/>
+        </w:trPr>
+        <w:tc>
+          <w:tcPr>
+            <w:tcW w:type="dxa" w:w="2376"/>
+            <w:tcBorders>
+              <w:top w:val="single" w:color="CCCCCC" w:sz="4"/>
+              <w:left w:val="single" w:color="CCCCCC" w:sz="4"/>
+              <w:bottom w:val="single" w:color="CCCCCC" w:sz="4"/>
+              <w:right w:val="single" w:color="CCCCCC" w:sz="4"/>
+            </w:tcBorders>
+            <w:shd w:fill="FFFFFF" w:val="clear"/>
+            <w:tcMar>
+              <w:top w:type="dxa" w:w="80"/>
+              <w:left w:type="dxa" w:w="120"/>
+              <w:bottom w:type="dxa" w:w="80"/>
+              <w:right w:type="dxa" w:w="120"/>
+            </w:tcMar>
+          </w:tcPr>
+          <w:p>
+            <w:pPr>
+              <w:spacing w:before="0" w:after="0"/>
+            </w:pPr>
+            <w:r>
+              <w:rPr>
+                <w:rFonts w:ascii="BIZ UDPGothic" w:cs="BIZ UDPGothic" w:eastAsia="BIZ UDPGothic" w:hAnsi="BIZ UDPGothic"/>
+                <w:color w:val="404040"/>
+                <w:sz w:val="18"/>
+                <w:szCs w:val="18"/>
+              </w:rPr>
+              <w:t xml:space="preserve">ksm-posstg-alb-api-be</w:t>
+            </w:r>
+          </w:p>
+        </w:tc>
+        <w:tc>
+          <w:tcPr>
+            <w:tcW w:type="dxa" w:w="2376"/>
+            <w:tcBorders>
+              <w:top w:val="single" w:color="CCCCCC" w:sz="4"/>
+              <w:left w:val="single" w:color="CCCCCC" w:sz="4"/>
+              <w:bottom w:val="single" w:color="CCCCCC" w:sz="4"/>
+              <w:right w:val="single" w:color="CCCCCC" w:sz="4"/>
+            </w:tcBorders>
+            <w:shd w:fill="FFFFFF" w:val="clear"/>
+            <w:tcMar>
+              <w:top w:type="dxa" w:w="80"/>
+              <w:left w:type="dxa" w:w="120"/>
+              <w:bottom w:type="dxa" w:w="80"/>
+              <w:right w:type="dxa" w:w="120"/>
+            </w:tcMar>
+          </w:tcPr>
+          <w:p>
+            <w:pPr>
+              <w:spacing w:before="0" w:after="0"/>
+            </w:pPr>
+            <w:r>
+              <w:rPr>
+                <w:rFonts w:ascii="BIZ UDPGothic" w:cs="BIZ UDPGothic" w:eastAsia="BIZ UDPGothic" w:hAnsi="BIZ UDPGothic"/>
+                <w:color w:val="404040"/>
+                <w:sz w:val="18"/>
+                <w:szCs w:val="18"/>
+              </w:rPr>
+              <w:t xml:space="preserve">ALB</w:t>
+            </w:r>
+          </w:p>
+        </w:tc>
+        <w:tc>
+          <w:tcPr>
+            <w:tcW w:type="dxa" w:w="2376"/>
+            <w:tcBorders>
+              <w:top w:val="single" w:color="CCCCCC" w:sz="4"/>
+              <w:left w:val="single" w:color="CCCCCC" w:sz="4"/>
+              <w:bottom w:val="single" w:color="CCCCCC" w:sz="4"/>
+              <w:right w:val="single" w:color="CCCCCC" w:sz="4"/>
+            </w:tcBorders>
+            <w:shd w:fill="FFFFFF" w:val="clear"/>
+            <w:tcMar>
+              <w:top w:type="dxa" w:w="80"/>
+              <w:left w:type="dxa" w:w="120"/>
+              <w:bottom w:type="dxa" w:w="80"/>
+              <w:right w:type="dxa" w:w="120"/>
+            </w:tcMar>
+          </w:tcPr>
+          <w:p>
+            <w:pPr>
+              <w:spacing w:before="0" w:after="0"/>
+            </w:pPr>
+            <w:r>
+              <w:rPr>
+                <w:rFonts w:ascii="BIZ UDPGothic" w:cs="BIZ UDPGothic" w:eastAsia="BIZ UDPGothic" w:hAnsi="BIZ UDPGothic"/>
+                <w:color w:val="404040"/>
+                <w:sz w:val="18"/>
+                <w:szCs w:val="18"/>
+              </w:rPr>
+              <w:t xml:space="preserve">🔴 稼働中 / Đang hoạt động</w:t>
+            </w:r>
+          </w:p>
+        </w:tc>
+        <w:tc>
+          <w:tcPr>
+            <w:tcW w:type="dxa" w:w="2378"/>
+            <w:tcBorders>
+              <w:top w:val="single" w:color="CCCCCC" w:sz="4"/>
+              <w:left w:val="single" w:color="CCCCCC" w:sz="4"/>
+              <w:bottom w:val="single" w:color="CCCCCC" w:sz="4"/>
+              <w:right w:val="single" w:color="CCCCCC" w:sz="4"/>
+            </w:tcBorders>
+            <w:shd w:fill="FFFFFF" w:val="clear"/>
+            <w:tcMar>
+              <w:top w:type="dxa" w:w="80"/>
+              <w:left w:type="dxa" w:w="120"/>
+              <w:bottom w:type="dxa" w:w="80"/>
+              <w:right w:type="dxa" w:w="120"/>
+            </w:tcMar>
+          </w:tcPr>
+          <w:p>
+            <w:pPr>
+              <w:spacing w:before="0" w:after="0"/>
+            </w:pPr>
+            <w:r>
+              <w:rPr>
+                <w:rFonts w:ascii="BIZ UDPGothic" w:cs="BIZ UDPGothic" w:eastAsia="BIZ UDPGothic" w:hAnsi="BIZ UDPGothic"/>
+                <w:color w:val="404040"/>
+                <w:sz w:val="18"/>
+                <w:szCs w:val="18"/>
+              </w:rPr>
+              <w:t xml:space="preserve">internet-facing（ インターネット公開） internet-facing (Công khai trên Internet)</w:t>
+            </w:r>
+          </w:p>
+        </w:tc>
+      </w:tr>
+      <w:tr>
+        <w:trPr>
+          <w:cantSplit/>
+        </w:trPr>
+        <w:tc>
+          <w:tcPr>
+            <w:tcW w:type="dxa" w:w="2376"/>
+            <w:tcBorders>
+              <w:top w:val="single" w:color="CCCCCC" w:sz="4"/>
+              <w:left w:val="single" w:color="CCCCCC" w:sz="4"/>
+              <w:bottom w:val="single" w:color="CCCCCC" w:sz="4"/>
+              <w:right w:val="single" w:color="CCCCCC" w:sz="4"/>
+            </w:tcBorders>
+            <w:shd w:fill="FFFFFF" w:val="clear"/>
+            <w:tcMar>
+              <w:top w:type="dxa" w:w="80"/>
+              <w:left w:type="dxa" w:w="120"/>
+              <w:bottom w:type="dxa" w:w="80"/>
+              <w:right w:type="dxa" w:w="120"/>
+            </w:tcMar>
+          </w:tcPr>
+          <w:p>
+            <w:pPr>
+              <w:spacing w:before="0" w:after="0"/>
+            </w:pPr>
+            <w:r>
+              <w:rPr>
+                <w:rFonts w:ascii="BIZ UDPGothic" w:cs="BIZ UDPGothic" w:eastAsia="BIZ UDPGothic" w:hAnsi="BIZ UDPGothic"/>
+                <w:color w:val="404040"/>
+                <w:sz w:val="18"/>
+                <w:szCs w:val="18"/>
+              </w:rPr>
+              <w:t xml:space="preserve">ksm-posst g-ec2-instance-web-fe</w:t>
+            </w:r>
+          </w:p>
+        </w:tc>
+        <w:tc>
+          <w:tcPr>
+            <w:tcW w:type="dxa" w:w="2376"/>
+            <w:tcBorders>
+              <w:top w:val="single" w:color="CCCCCC" w:sz="4"/>
+              <w:left w:val="single" w:color="CCCCCC" w:sz="4"/>
+              <w:bottom w:val="single" w:color="CCCCCC" w:sz="4"/>
+              <w:right w:val="single" w:color="CCCCCC" w:sz="4"/>
+            </w:tcBorders>
+            <w:shd w:fill="FFFFFF" w:val="clear"/>
+            <w:tcMar>
+              <w:top w:type="dxa" w:w="80"/>
+              <w:left w:type="dxa" w:w="120"/>
+              <w:bottom w:type="dxa" w:w="80"/>
+              <w:right w:type="dxa" w:w="120"/>
+            </w:tcMar>
+          </w:tcPr>
+          <w:p>
+            <w:pPr>
+              <w:spacing w:before="0" w:after="0"/>
+            </w:pPr>
+            <w:r>
+              <w:rPr>
+                <w:rFonts w:ascii="BIZ UDPGothic" w:cs="BIZ UDPGothic" w:eastAsia="BIZ UDPGothic" w:hAnsi="BIZ UDPGothic"/>
+                <w:color w:val="404040"/>
+                <w:sz w:val="18"/>
+                <w:szCs w:val="18"/>
+              </w:rPr>
+              <w:t xml:space="preserve">EC2</w:t>
+            </w:r>
+          </w:p>
+        </w:tc>
+        <w:tc>
+          <w:tcPr>
+            <w:tcW w:type="dxa" w:w="2376"/>
+            <w:tcBorders>
+              <w:top w:val="single" w:color="CCCCCC" w:sz="4"/>
+              <w:left w:val="single" w:color="CCCCCC" w:sz="4"/>
+              <w:bottom w:val="single" w:color="CCCCCC" w:sz="4"/>
+              <w:right w:val="single" w:color="CCCCCC" w:sz="4"/>
+            </w:tcBorders>
+            <w:shd w:fill="FFFFFF" w:val="clear"/>
+            <w:tcMar>
+              <w:top w:type="dxa" w:w="80"/>
+              <w:left w:type="dxa" w:w="120"/>
+              <w:bottom w:type="dxa" w:w="80"/>
+              <w:right w:type="dxa" w:w="120"/>
+            </w:tcMar>
+          </w:tcPr>
+          <w:p>
+            <w:pPr>
+              <w:spacing w:before="0" w:after="0"/>
+            </w:pPr>
+            <w:r>
+              <w:rPr>
+                <w:rFonts w:ascii="BIZ UDPGothic" w:cs="BIZ UDPGothic" w:eastAsia="BIZ UDPGothic" w:hAnsi="BIZ UDPGothic"/>
+                <w:color w:val="404040"/>
+                <w:sz w:val="18"/>
+                <w:szCs w:val="18"/>
+              </w:rPr>
+              <w:t xml:space="preserve">🔴 稼働中 / Đang hoạt động</w:t>
+            </w:r>
+          </w:p>
+        </w:tc>
+        <w:tc>
+          <w:tcPr>
+            <w:tcW w:type="dxa" w:w="2378"/>
+            <w:tcBorders>
+              <w:top w:val="single" w:color="CCCCCC" w:sz="4"/>
+              <w:left w:val="single" w:color="CCCCCC" w:sz="4"/>
+              <w:bottom w:val="single" w:color="CCCCCC" w:sz="4"/>
+              <w:right w:val="single" w:color="CCCCCC" w:sz="4"/>
+            </w:tcBorders>
+            <w:shd w:fill="FFFFFF" w:val="clear"/>
+            <w:tcMar>
+              <w:top w:type="dxa" w:w="80"/>
+              <w:left w:type="dxa" w:w="120"/>
+              <w:bottom w:type="dxa" w:w="80"/>
+              <w:right w:type="dxa" w:w="120"/>
+            </w:tcMar>
+          </w:tcPr>
+          <w:p>
+            <w:pPr>
+              <w:spacing w:before="0" w:after="0"/>
+            </w:pPr>
+            <w:r>
+              <w:rPr>
+                <w:rFonts w:ascii="BIZ UDPGothic" w:cs="BIZ UDPGothic" w:eastAsia="BIZ UDPGothic" w:hAnsi="BIZ UDPGothic"/>
+                <w:color w:val="404040"/>
+                <w:sz w:val="18"/>
+                <w:szCs w:val="18"/>
+              </w:rPr>
+              <w:t xml:space="preserve">t3.medium / Linux / 2025-09-17起動 t3.medium / Linux / Khởi động 2025-09-17</w:t>
+            </w:r>
+          </w:p>
+        </w:tc>
+      </w:tr>
+      <w:tr>
+        <w:trPr>
+          <w:cantSplit/>
+        </w:trPr>
+        <w:tc>
+          <w:tcPr>
+            <w:tcW w:type="dxa" w:w="2376"/>
+            <w:tcBorders>
+              <w:top w:val="single" w:color="CCCCCC" w:sz="4"/>
+              <w:left w:val="single" w:color="CCCCCC" w:sz="4"/>
+              <w:bottom w:val="single" w:color="CCCCCC" w:sz="4"/>
+              <w:right w:val="single" w:color="CCCCCC" w:sz="4"/>
+            </w:tcBorders>
+            <w:shd w:fill="FFFFFF" w:val="clear"/>
+            <w:tcMar>
+              <w:top w:type="dxa" w:w="80"/>
+              <w:left w:type="dxa" w:w="120"/>
+              <w:bottom w:type="dxa" w:w="80"/>
+              <w:right w:type="dxa" w:w="120"/>
+            </w:tcMar>
+          </w:tcPr>
+          <w:p>
+            <w:pPr>
+              <w:spacing w:before="0" w:after="0"/>
+            </w:pPr>
+            <w:r>
+              <w:rPr>
+                <w:rFonts w:ascii="BIZ UDPGothic" w:cs="BIZ UDPGothic" w:eastAsia="BIZ UDPGothic" w:hAnsi="BIZ UDPGothic"/>
+                <w:color w:val="404040"/>
+                <w:sz w:val="18"/>
+                <w:szCs w:val="18"/>
+              </w:rPr>
+              <w:t xml:space="preserve">ksm-posst g-ec2-instance-web-be</w:t>
+            </w:r>
+          </w:p>
+        </w:tc>
+        <w:tc>
+          <w:tcPr>
+            <w:tcW w:type="dxa" w:w="2376"/>
+            <w:tcBorders>
+              <w:top w:val="single" w:color="CCCCCC" w:sz="4"/>
+              <w:left w:val="single" w:color="CCCCCC" w:sz="4"/>
+              <w:bottom w:val="single" w:color="CCCCCC" w:sz="4"/>
+              <w:right w:val="single" w:color="CCCCCC" w:sz="4"/>
+            </w:tcBorders>
+            <w:shd w:fill="FFFFFF" w:val="clear"/>
+            <w:tcMar>
+              <w:top w:type="dxa" w:w="80"/>
+              <w:left w:type="dxa" w:w="120"/>
+              <w:bottom w:type="dxa" w:w="80"/>
+              <w:right w:type="dxa" w:w="120"/>
+            </w:tcMar>
+          </w:tcPr>
+          <w:p>
+            <w:pPr>
+              <w:spacing w:before="0" w:after="0"/>
+            </w:pPr>
+            <w:r>
+              <w:rPr>
+                <w:rFonts w:ascii="BIZ UDPGothic" w:cs="BIZ UDPGothic" w:eastAsia="BIZ UDPGothic" w:hAnsi="BIZ UDPGothic"/>
+                <w:color w:val="404040"/>
+                <w:sz w:val="18"/>
+                <w:szCs w:val="18"/>
+              </w:rPr>
+              <w:t xml:space="preserve">EC2</w:t>
+            </w:r>
+          </w:p>
+        </w:tc>
+        <w:tc>
+          <w:tcPr>
+            <w:tcW w:type="dxa" w:w="2376"/>
+            <w:tcBorders>
+              <w:top w:val="single" w:color="CCCCCC" w:sz="4"/>
+              <w:left w:val="single" w:color="CCCCCC" w:sz="4"/>
+              <w:bottom w:val="single" w:color="CCCCCC" w:sz="4"/>
+              <w:right w:val="single" w:color="CCCCCC" w:sz="4"/>
+            </w:tcBorders>
+            <w:shd w:fill="FFFFFF" w:val="clear"/>
+            <w:tcMar>
+              <w:top w:type="dxa" w:w="80"/>
+              <w:left w:type="dxa" w:w="120"/>
+              <w:bottom w:type="dxa" w:w="80"/>
+              <w:right w:type="dxa" w:w="120"/>
+            </w:tcMar>
+          </w:tcPr>
+          <w:p>
+            <w:pPr>
+              <w:spacing w:before="0" w:after="0"/>
+            </w:pPr>
+            <w:r>
+              <w:rPr>
+                <w:rFonts w:ascii="BIZ UDPGothic" w:cs="BIZ UDPGothic" w:eastAsia="BIZ UDPGothic" w:hAnsi="BIZ UDPGothic"/>
+                <w:color w:val="404040"/>
+                <w:sz w:val="18"/>
+                <w:szCs w:val="18"/>
+              </w:rPr>
+              <w:t xml:space="preserve">🔴 稼働中 / Đang hoạt động</w:t>
+            </w:r>
+          </w:p>
+        </w:tc>
+        <w:tc>
+          <w:tcPr>
+            <w:tcW w:type="dxa" w:w="2378"/>
+            <w:tcBorders>
+              <w:top w:val="single" w:color="CCCCCC" w:sz="4"/>
+              <w:left w:val="single" w:color="CCCCCC" w:sz="4"/>
+              <w:bottom w:val="single" w:color="CCCCCC" w:sz="4"/>
+              <w:right w:val="single" w:color="CCCCCC" w:sz="4"/>
+            </w:tcBorders>
+            <w:shd w:fill="FFFFFF" w:val="clear"/>
+            <w:tcMar>
+              <w:top w:type="dxa" w:w="80"/>
+              <w:left w:type="dxa" w:w="120"/>
+              <w:bottom w:type="dxa" w:w="80"/>
+              <w:right w:type="dxa" w:w="120"/>
+            </w:tcMar>
+          </w:tcPr>
+          <w:p>
+            <w:pPr>
+              <w:spacing w:before="0" w:after="0"/>
+            </w:pPr>
+            <w:r>
+              <w:rPr>
+                <w:rFonts w:ascii="BIZ UDPGothic" w:cs="BIZ UDPGothic" w:eastAsia="BIZ UDPGothic" w:hAnsi="BIZ UDPGothic"/>
+                <w:color w:val="404040"/>
+                <w:sz w:val="18"/>
+                <w:szCs w:val="18"/>
+              </w:rPr>
+              <w:t xml:space="preserve">t3.medium / Linux / 2025-09-17起動 t3.medium / Linux / Khởi động 2025-09-17</w:t>
+            </w:r>
+          </w:p>
+        </w:tc>
+      </w:tr>
+      <w:tr>
+        <w:trPr>
+          <w:cantSplit/>
+        </w:trPr>
+        <w:tc>
+          <w:tcPr>
+            <w:tcW w:type="dxa" w:w="2376"/>
+            <w:tcBorders>
+              <w:top w:val="single" w:color="CCCCCC" w:sz="4"/>
+              <w:left w:val="single" w:color="CCCCCC" w:sz="4"/>
+              <w:bottom w:val="single" w:color="CCCCCC" w:sz="4"/>
+              <w:right w:val="single" w:color="CCCCCC" w:sz="4"/>
+            </w:tcBorders>
+            <w:shd w:fill="FFFFFF" w:val="clear"/>
+            <w:tcMar>
+              <w:top w:type="dxa" w:w="80"/>
+              <w:left w:type="dxa" w:w="120"/>
+              <w:bottom w:type="dxa" w:w="80"/>
+              <w:right w:type="dxa" w:w="120"/>
+            </w:tcMar>
+          </w:tcPr>
+          <w:p>
+            <w:pPr>
+              <w:spacing w:before="0" w:after="0"/>
+            </w:pPr>
+            <w:r>
+              <w:rPr>
+                <w:rFonts w:ascii="BIZ UDPGothic" w:cs="BIZ UDPGothic" w:eastAsia="BIZ UDPGothic" w:hAnsi="BIZ UDPGothic"/>
+                <w:color w:val="404040"/>
+                <w:sz w:val="18"/>
+                <w:szCs w:val="18"/>
+              </w:rPr>
+              <w:t xml:space="preserve">ksm-posstg-ecr-web-fe</w:t>
+            </w:r>
+          </w:p>
+        </w:tc>
+        <w:tc>
+          <w:tcPr>
+            <w:tcW w:type="dxa" w:w="2376"/>
+            <w:tcBorders>
+              <w:top w:val="single" w:color="CCCCCC" w:sz="4"/>
+              <w:left w:val="single" w:color="CCCCCC" w:sz="4"/>
+              <w:bottom w:val="single" w:color="CCCCCC" w:sz="4"/>
+              <w:right w:val="single" w:color="CCCCCC" w:sz="4"/>
+            </w:tcBorders>
+            <w:shd w:fill="FFFFFF" w:val="clear"/>
+            <w:tcMar>
+              <w:top w:type="dxa" w:w="80"/>
+              <w:left w:type="dxa" w:w="120"/>
+              <w:bottom w:type="dxa" w:w="80"/>
+              <w:right w:type="dxa" w:w="120"/>
+            </w:tcMar>
+          </w:tcPr>
+          <w:p>
+            <w:pPr>
+              <w:spacing w:before="0" w:after="0"/>
+            </w:pPr>
+            <w:r>
+              <w:rPr>
+                <w:rFonts w:ascii="BIZ UDPGothic" w:cs="BIZ UDPGothic" w:eastAsia="BIZ UDPGothic" w:hAnsi="BIZ UDPGothic"/>
+                <w:color w:val="404040"/>
+                <w:sz w:val="18"/>
+                <w:szCs w:val="18"/>
+              </w:rPr>
+              <w:t xml:space="preserve">ECR</w:t>
+            </w:r>
+          </w:p>
+        </w:tc>
+        <w:tc>
+          <w:tcPr>
+            <w:tcW w:type="dxa" w:w="2376"/>
+            <w:tcBorders>
+              <w:top w:val="single" w:color="CCCCCC" w:sz="4"/>
+              <w:left w:val="single" w:color="CCCCCC" w:sz="4"/>
+              <w:bottom w:val="single" w:color="CCCCCC" w:sz="4"/>
+              <w:right w:val="single" w:color="CCCCCC" w:sz="4"/>
+            </w:tcBorders>
+            <w:shd w:fill="FFFFFF" w:val="clear"/>
+            <w:tcMar>
+              <w:top w:type="dxa" w:w="80"/>
+              <w:left w:type="dxa" w:w="120"/>
+              <w:bottom w:type="dxa" w:w="80"/>
+              <w:right w:type="dxa" w:w="120"/>
+            </w:tcMar>
+          </w:tcPr>
+          <w:p>
+            <w:pPr>
+              <w:spacing w:before="0" w:after="0"/>
+            </w:pPr>
+            <w:r>
+              <w:rPr>
+                <w:rFonts w:ascii="BIZ UDPGothic" w:cs="BIZ UDPGothic" w:eastAsia="BIZ UDPGothic" w:hAnsi="BIZ UDPGothic"/>
+                <w:color w:val="404040"/>
+                <w:sz w:val="18"/>
+                <w:szCs w:val="18"/>
+              </w:rPr>
+              <w:t xml:space="preserve">空（ 未使用） Trống (chưa sử dụng)</w:t>
+            </w:r>
+          </w:p>
+        </w:tc>
+        <w:tc>
+          <w:tcPr>
+            <w:tcW w:type="dxa" w:w="2378"/>
+            <w:tcBorders>
+              <w:top w:val="single" w:color="CCCCCC" w:sz="4"/>
+              <w:left w:val="single" w:color="CCCCCC" w:sz="4"/>
+              <w:bottom w:val="single" w:color="CCCCCC" w:sz="4"/>
+              <w:right w:val="single" w:color="CCCCCC" w:sz="4"/>
+            </w:tcBorders>
+            <w:shd w:fill="FFFFFF" w:val="clear"/>
+            <w:tcMar>
+              <w:top w:type="dxa" w:w="80"/>
+              <w:left w:type="dxa" w:w="120"/>
+              <w:bottom w:type="dxa" w:w="80"/>
+              <w:right w:type="dxa" w:w="120"/>
+            </w:tcMar>
+          </w:tcPr>
+          <w:p>
+            <w:pPr>
+              <w:spacing w:before="0" w:after="0"/>
+            </w:pPr>
+            <w:r>
+              <w:rPr>
+                <w:rFonts w:ascii="BIZ UDPGothic" w:cs="BIZ UDPGothic" w:eastAsia="BIZ UDPGothic" w:hAnsi="BIZ UDPGothic"/>
+                <w:color w:val="404040"/>
+                <w:sz w:val="18"/>
+                <w:szCs w:val="18"/>
+              </w:rPr>
+              <w:t xml:space="preserve">イメージ0件 / 0 image</w:t>
+            </w:r>
+          </w:p>
+        </w:tc>
+      </w:tr>
+      <w:tr>
+        <w:trPr>
+          <w:cantSplit/>
+        </w:trPr>
+        <w:tc>
+          <w:tcPr>
+            <w:tcW w:type="dxa" w:w="2376"/>
+            <w:tcBorders>
+              <w:top w:val="single" w:color="CCCCCC" w:sz="4"/>
+              <w:left w:val="single" w:color="CCCCCC" w:sz="4"/>
+              <w:bottom w:val="single" w:color="CCCCCC" w:sz="4"/>
+              <w:right w:val="single" w:color="CCCCCC" w:sz="4"/>
+            </w:tcBorders>
+            <w:shd w:fill="FFFFFF" w:val="clear"/>
+            <w:tcMar>
+              <w:top w:type="dxa" w:w="80"/>
+              <w:left w:type="dxa" w:w="120"/>
+              <w:bottom w:type="dxa" w:w="80"/>
+              <w:right w:type="dxa" w:w="120"/>
+            </w:tcMar>
+          </w:tcPr>
+          <w:p>
+            <w:pPr>
+              <w:spacing w:before="0" w:after="0"/>
+            </w:pPr>
+            <w:r>
+              <w:rPr>
+                <w:rFonts w:ascii="BIZ UDPGothic" w:cs="BIZ UDPGothic" w:eastAsia="BIZ UDPGothic" w:hAnsi="BIZ UDPGothic"/>
+                <w:color w:val="404040"/>
+                <w:sz w:val="18"/>
+                <w:szCs w:val="18"/>
+              </w:rPr>
+              <w:t xml:space="preserve">ksm-posstg-ecr-web-be</w:t>
+            </w:r>
+          </w:p>
+        </w:tc>
+        <w:tc>
+          <w:tcPr>
+            <w:tcW w:type="dxa" w:w="2376"/>
+            <w:tcBorders>
+              <w:top w:val="single" w:color="CCCCCC" w:sz="4"/>
+              <w:left w:val="single" w:color="CCCCCC" w:sz="4"/>
+              <w:bottom w:val="single" w:color="CCCCCC" w:sz="4"/>
+              <w:right w:val="single" w:color="CCCCCC" w:sz="4"/>
+            </w:tcBorders>
+            <w:shd w:fill="FFFFFF" w:val="clear"/>
+            <w:tcMar>
+              <w:top w:type="dxa" w:w="80"/>
+              <w:left w:type="dxa" w:w="120"/>
+              <w:bottom w:type="dxa" w:w="80"/>
+              <w:right w:type="dxa" w:w="120"/>
+            </w:tcMar>
+          </w:tcPr>
+          <w:p>
+            <w:pPr>
+              <w:spacing w:before="0" w:after="0"/>
+            </w:pPr>
+            <w:r>
+              <w:rPr>
+                <w:rFonts w:ascii="BIZ UDPGothic" w:cs="BIZ UDPGothic" w:eastAsia="BIZ UDPGothic" w:hAnsi="BIZ UDPGothic"/>
+                <w:color w:val="404040"/>
+                <w:sz w:val="18"/>
+                <w:szCs w:val="18"/>
+              </w:rPr>
+              <w:t xml:space="preserve">ECR</w:t>
+            </w:r>
+          </w:p>
+        </w:tc>
+        <w:tc>
+          <w:tcPr>
+            <w:tcW w:type="dxa" w:w="2376"/>
+            <w:tcBorders>
+              <w:top w:val="single" w:color="CCCCCC" w:sz="4"/>
+              <w:left w:val="single" w:color="CCCCCC" w:sz="4"/>
+              <w:bottom w:val="single" w:color="CCCCCC" w:sz="4"/>
+              <w:right w:val="single" w:color="CCCCCC" w:sz="4"/>
+            </w:tcBorders>
+            <w:shd w:fill="FFFFFF" w:val="clear"/>
+            <w:tcMar>
+              <w:top w:type="dxa" w:w="80"/>
+              <w:left w:type="dxa" w:w="120"/>
+              <w:bottom w:type="dxa" w:w="80"/>
+              <w:right w:type="dxa" w:w="120"/>
+            </w:tcMar>
+          </w:tcPr>
+          <w:p>
+            <w:pPr>
+              <w:spacing w:before="0" w:after="0"/>
+            </w:pPr>
+            <w:r>
+              <w:rPr>
+                <w:rFonts w:ascii="BIZ UDPGothic" w:cs="BIZ UDPGothic" w:eastAsia="BIZ UDPGothic" w:hAnsi="BIZ UDPGothic"/>
+                <w:color w:val="404040"/>
+                <w:sz w:val="18"/>
+                <w:szCs w:val="18"/>
+              </w:rPr>
+              <w:t xml:space="preserve">空（ 未使用） Trống (chưa sử dụng)</w:t>
+            </w:r>
+          </w:p>
+        </w:tc>
+        <w:tc>
+          <w:tcPr>
+            <w:tcW w:type="dxa" w:w="2378"/>
+            <w:tcBorders>
+              <w:top w:val="single" w:color="CCCCCC" w:sz="4"/>
+              <w:left w:val="single" w:color="CCCCCC" w:sz="4"/>
+              <w:bottom w:val="single" w:color="CCCCCC" w:sz="4"/>
+              <w:right w:val="single" w:color="CCCCCC" w:sz="4"/>
+            </w:tcBorders>
+            <w:shd w:fill="FFFFFF" w:val="clear"/>
+            <w:tcMar>
+              <w:top w:type="dxa" w:w="80"/>
+              <w:left w:type="dxa" w:w="120"/>
+              <w:bottom w:type="dxa" w:w="80"/>
+              <w:right w:type="dxa" w:w="120"/>
+            </w:tcMar>
+          </w:tcPr>
+          <w:p>
+            <w:pPr>
+              <w:spacing w:before="0" w:after="0"/>
+            </w:pPr>
+            <w:r>
+              <w:rPr>
+                <w:rFonts w:ascii="BIZ UDPGothic" w:cs="BIZ UDPGothic" w:eastAsia="BIZ UDPGothic" w:hAnsi="BIZ UDPGothic"/>
+                <w:color w:val="404040"/>
+                <w:sz w:val="18"/>
+                <w:szCs w:val="18"/>
+              </w:rPr>
+              <w:t xml:space="preserve">イメージ0件 / 0 image</w:t>
+            </w:r>
+          </w:p>
+        </w:tc>
+      </w:tr>
+    </w:tbl>
     <w:p>
       <w:pPr>
-        <w:spacing w:before="100" w:after="100"/>
+        <w:pBdr>
+          <w:left w:val="thick" w:color="C8102E" w:sz="20" w:space="6"/>
+        </w:pBdr>
+        <w:spacing w:before="280" w:after="100"/>
       </w:pPr>
       <w:r>
         <w:rPr>
@@ -1470,26 +2422,57 @@
           <w:b/>
           <w:bCs/>
           <w:color w:val="C8102E"/>
-          <w:sz w:val="20"/>
-          <w:szCs w:val="20"/>
+          <w:sz w:val="24"/>
+          <w:szCs w:val="24"/>
         </w:rPr>
-        <w:t xml:space="preserve">■ 発見されたリソース一覧</w:t>
+        <w:t xml:space="preserve">■ 構成概要** *Tổng quan cấu hình*</w:t>
+      </w:r>
+      <w:r>
+        <w:br/>
+      </w:r>
+      <w:r>
+        <w:rPr>
+          <w:rFonts w:ascii="BIZ UDPGothic" w:cs="BIZ UDPGothic" w:eastAsia="BIZ UDPGothic" w:hAnsi="BIZ UDPGothic"/>
+          <w:i/>
+          <w:iCs/>
+          <w:color w:val="AA3344"/>
+          <w:sz w:val="17"/>
+          <w:szCs w:val="17"/>
+        </w:rPr>
+        <w:t xml:space="preserve">　</w:t>
       </w:r>
     </w:p>
     <w:p>
       <w:pPr>
-        <w:spacing w:before="100" w:after="100"/>
+        <w:pBdr>
+          <w:left w:val="thick" w:color="C8102E" w:sz="20" w:space="6"/>
+        </w:pBdr>
+        <w:spacing w:before="280" w:after="100"/>
       </w:pPr>
       <w:r>
         <w:rPr>
           <w:rFonts w:ascii="BIZ UDPGothic" w:cs="BIZ UDPGothic" w:eastAsia="BIZ UDPGothic" w:hAnsi="BIZ UDPGothic"/>
           <w:b/>
           <w:bCs/>
-          <w:color w:val="404040"/>
-          <w:sz w:val="18"/>
-          <w:szCs w:val="18"/>
+          <w:color w:val="C8102E"/>
+          <w:sz w:val="24"/>
+          <w:szCs w:val="24"/>
         </w:rPr>
-        <w:t xml:space="preserve">thái</w:t>
+        <w:t xml:space="preserve">■ 2. 確認事項** *Nội dung xác nhận*</w:t>
+      </w:r>
+      <w:r>
+        <w:br/>
+      </w:r>
+      <w:r>
+        <w:rPr>
+          <w:rFonts w:ascii="BIZ UDPGothic" w:cs="BIZ UDPGothic" w:eastAsia="BIZ UDPGothic" w:hAnsi="BIZ UDPGothic"/>
+          <w:i/>
+          <w:iCs/>
+          <w:color w:val="AA3344"/>
+          <w:sz w:val="17"/>
+          <w:szCs w:val="17"/>
+        </w:rPr>
+        <w:t xml:space="preserve">　2. 確認事項** *Nội dung xác nhận*</w:t>
       </w:r>
     </w:p>
     <w:p>
@@ -1503,7 +2486,7 @@
           <w:sz w:val="18"/>
           <w:szCs w:val="18"/>
         </w:rPr>
-        <w:t xml:space="preserve">ksm-posstg-alb-web-fe   ALB               🔴 稼働中 / Đang  internet-facing（</w:t>
+        <w:t xml:space="preserve">以下の各項目についてご回答をお願いします。　*Vui lòng trả lời từng mục</w:t>
       </w:r>
     </w:p>
     <w:p>
@@ -1517,7 +2500,40 @@
           <w:sz w:val="18"/>
           <w:szCs w:val="18"/>
         </w:rPr>
-        <w:t xml:space="preserve">hoạt động         インターネット公開）</w:t>
+        <w:t xml:space="preserve">dưới đây.*</w:t>
+      </w:r>
+    </w:p>
+    <w:p>
+      <w:pPr>
+        <w:pBdr>
+          <w:left w:val="thick" w:color="C8102E" w:sz="20" w:space="6"/>
+        </w:pBdr>
+        <w:spacing w:before="280" w:after="100"/>
+      </w:pPr>
+      <w:r>
+        <w:rPr>
+          <w:rFonts w:ascii="BIZ UDPGothic" w:cs="BIZ UDPGothic" w:eastAsia="BIZ UDPGothic" w:hAnsi="BIZ UDPGothic"/>
+          <w:b/>
+          <w:bCs/>
+          <w:color w:val="C8102E"/>
+          <w:sz w:val="24"/>
+          <w:szCs w:val="24"/>
+        </w:rPr>
+        <w:t xml:space="preserve">■ Q1. web-fe / web-be の用途について** *Về mục đích sử dụng của web-fe</w:t>
+      </w:r>
+      <w:r>
+        <w:br/>
+      </w:r>
+      <w:r>
+        <w:rPr>
+          <w:rFonts w:ascii="BIZ UDPGothic" w:cs="BIZ UDPGothic" w:eastAsia="BIZ UDPGothic" w:hAnsi="BIZ UDPGothic"/>
+          <w:i/>
+          <w:iCs/>
+          <w:color w:val="AA3344"/>
+          <w:sz w:val="17"/>
+          <w:szCs w:val="17"/>
+        </w:rPr>
+        <w:t xml:space="preserve">　</w:t>
       </w:r>
     </w:p>
     <w:p>
@@ -1531,361 +2547,7 @@
           <w:sz w:val="18"/>
           <w:szCs w:val="18"/>
         </w:rPr>
-        <w:t xml:space="preserve">internet-facing (Công</w:t>
-      </w:r>
-    </w:p>
-    <w:p>
-      <w:pPr>
-        <w:spacing w:before="100" w:after="100"/>
-      </w:pPr>
-      <w:r>
-        <w:rPr>
-          <w:rFonts w:ascii="BIZ UDPGothic" w:cs="BIZ UDPGothic" w:eastAsia="BIZ UDPGothic" w:hAnsi="BIZ UDPGothic"/>
-          <w:color w:val="404040"/>
-          <w:sz w:val="18"/>
-          <w:szCs w:val="18"/>
-        </w:rPr>
-        <w:t xml:space="preserve">khai trên Internet)</w:t>
-      </w:r>
-    </w:p>
-    <w:p>
-      <w:pPr>
-        <w:spacing w:before="100" w:after="100"/>
-      </w:pPr>
-      <w:r>
-        <w:rPr>
-          <w:rFonts w:ascii="BIZ UDPGothic" w:cs="BIZ UDPGothic" w:eastAsia="BIZ UDPGothic" w:hAnsi="BIZ UDPGothic"/>
-          <w:color w:val="404040"/>
-          <w:sz w:val="18"/>
-          <w:szCs w:val="18"/>
-        </w:rPr>
-        <w:t xml:space="preserve">ksm-posstg-alb-api-be   ALB               🔴 稼働中 / Đang  internet-facing（</w:t>
-      </w:r>
-    </w:p>
-    <w:p>
-      <w:pPr>
-        <w:spacing w:before="100" w:after="100"/>
-      </w:pPr>
-      <w:r>
-        <w:rPr>
-          <w:rFonts w:ascii="BIZ UDPGothic" w:cs="BIZ UDPGothic" w:eastAsia="BIZ UDPGothic" w:hAnsi="BIZ UDPGothic"/>
-          <w:color w:val="404040"/>
-          <w:sz w:val="18"/>
-          <w:szCs w:val="18"/>
-        </w:rPr>
-        <w:t xml:space="preserve">hoạt động         インターネット公開）</w:t>
-      </w:r>
-    </w:p>
-    <w:p>
-      <w:pPr>
-        <w:spacing w:before="100" w:after="100"/>
-      </w:pPr>
-      <w:r>
-        <w:rPr>
-          <w:rFonts w:ascii="BIZ UDPGothic" w:cs="BIZ UDPGothic" w:eastAsia="BIZ UDPGothic" w:hAnsi="BIZ UDPGothic"/>
-          <w:color w:val="404040"/>
-          <w:sz w:val="18"/>
-          <w:szCs w:val="18"/>
-        </w:rPr>
-        <w:t xml:space="preserve">internet-facing (Công</w:t>
-      </w:r>
-    </w:p>
-    <w:p>
-      <w:pPr>
-        <w:spacing w:before="100" w:after="100"/>
-      </w:pPr>
-      <w:r>
-        <w:rPr>
-          <w:rFonts w:ascii="BIZ UDPGothic" w:cs="BIZ UDPGothic" w:eastAsia="BIZ UDPGothic" w:hAnsi="BIZ UDPGothic"/>
-          <w:color w:val="404040"/>
-          <w:sz w:val="18"/>
-          <w:szCs w:val="18"/>
-        </w:rPr>
-        <w:t xml:space="preserve">khai trên Internet)</w:t>
-      </w:r>
-    </w:p>
-    <w:p>
-      <w:pPr>
-        <w:spacing w:before="100" w:after="100"/>
-      </w:pPr>
-      <w:r>
-        <w:rPr>
-          <w:rFonts w:ascii="BIZ UDPGothic" w:cs="BIZ UDPGothic" w:eastAsia="BIZ UDPGothic" w:hAnsi="BIZ UDPGothic"/>
-          <w:color w:val="404040"/>
-          <w:sz w:val="18"/>
-          <w:szCs w:val="18"/>
-        </w:rPr>
-        <w:t xml:space="preserve">ksm-posst               EC2               🔴 稼働中 / Đang  t3.medium / Linux /</w:t>
-      </w:r>
-    </w:p>
-    <w:p>
-      <w:pPr>
-        <w:spacing w:before="100" w:after="100"/>
-      </w:pPr>
-      <w:r>
-        <w:rPr>
-          <w:rFonts w:ascii="BIZ UDPGothic" w:cs="BIZ UDPGothic" w:eastAsia="BIZ UDPGothic" w:hAnsi="BIZ UDPGothic"/>
-          <w:color w:val="404040"/>
-          <w:sz w:val="18"/>
-          <w:szCs w:val="18"/>
-        </w:rPr>
-        <w:t xml:space="preserve">g-ec2-instance-web-fe                     hoạt động         2025-09-17起動</w:t>
-      </w:r>
-    </w:p>
-    <w:p>
-      <w:pPr>
-        <w:spacing w:before="100" w:after="100"/>
-      </w:pPr>
-      <w:r>
-        <w:rPr>
-          <w:rFonts w:ascii="BIZ UDPGothic" w:cs="BIZ UDPGothic" w:eastAsia="BIZ UDPGothic" w:hAnsi="BIZ UDPGothic"/>
-          <w:color w:val="404040"/>
-          <w:sz w:val="18"/>
-          <w:szCs w:val="18"/>
-        </w:rPr>
-        <w:t xml:space="preserve">t3.medium / Linux /</w:t>
-      </w:r>
-    </w:p>
-    <w:p>
-      <w:pPr>
-        <w:spacing w:before="100" w:after="100"/>
-      </w:pPr>
-      <w:r>
-        <w:rPr>
-          <w:rFonts w:ascii="BIZ UDPGothic" w:cs="BIZ UDPGothic" w:eastAsia="BIZ UDPGothic" w:hAnsi="BIZ UDPGothic"/>
-          <w:color w:val="404040"/>
-          <w:sz w:val="18"/>
-          <w:szCs w:val="18"/>
-        </w:rPr>
-        <w:t xml:space="preserve">Khởi động 2025-09-17</w:t>
-      </w:r>
-    </w:p>
-    <w:p>
-      <w:pPr>
-        <w:spacing w:before="100" w:after="100"/>
-      </w:pPr>
-      <w:r>
-        <w:rPr>
-          <w:rFonts w:ascii="BIZ UDPGothic" w:cs="BIZ UDPGothic" w:eastAsia="BIZ UDPGothic" w:hAnsi="BIZ UDPGothic"/>
-          <w:color w:val="404040"/>
-          <w:sz w:val="18"/>
-          <w:szCs w:val="18"/>
-        </w:rPr>
-        <w:t xml:space="preserve">ksm-posst               EC2               🔴 稼働中 / Đang  t3.medium / Linux /</w:t>
-      </w:r>
-    </w:p>
-    <w:p>
-      <w:pPr>
-        <w:spacing w:before="100" w:after="100"/>
-      </w:pPr>
-      <w:r>
-        <w:rPr>
-          <w:rFonts w:ascii="BIZ UDPGothic" w:cs="BIZ UDPGothic" w:eastAsia="BIZ UDPGothic" w:hAnsi="BIZ UDPGothic"/>
-          <w:color w:val="404040"/>
-          <w:sz w:val="18"/>
-          <w:szCs w:val="18"/>
-        </w:rPr>
-        <w:t xml:space="preserve">g-ec2-instance-web-be                     hoạt động         2025-09-17起動</w:t>
-      </w:r>
-    </w:p>
-    <w:p>
-      <w:pPr>
-        <w:spacing w:before="100" w:after="100"/>
-      </w:pPr>
-      <w:r>
-        <w:rPr>
-          <w:rFonts w:ascii="BIZ UDPGothic" w:cs="BIZ UDPGothic" w:eastAsia="BIZ UDPGothic" w:hAnsi="BIZ UDPGothic"/>
-          <w:color w:val="404040"/>
-          <w:sz w:val="18"/>
-          <w:szCs w:val="18"/>
-        </w:rPr>
-        <w:t xml:space="preserve">t3.medium / Linux /</w:t>
-      </w:r>
-    </w:p>
-    <w:p>
-      <w:pPr>
-        <w:spacing w:before="100" w:after="100"/>
-      </w:pPr>
-      <w:r>
-        <w:rPr>
-          <w:rFonts w:ascii="BIZ UDPGothic" w:cs="BIZ UDPGothic" w:eastAsia="BIZ UDPGothic" w:hAnsi="BIZ UDPGothic"/>
-          <w:color w:val="404040"/>
-          <w:sz w:val="18"/>
-          <w:szCs w:val="18"/>
-        </w:rPr>
-        <w:t xml:space="preserve">Khởi động 2025-09-17</w:t>
-      </w:r>
-    </w:p>
-    <w:p>
-      <w:pPr>
-        <w:spacing w:before="100" w:after="100"/>
-      </w:pPr>
-      <w:r>
-        <w:rPr>
-          <w:rFonts w:ascii="BIZ UDPGothic" w:cs="BIZ UDPGothic" w:eastAsia="BIZ UDPGothic" w:hAnsi="BIZ UDPGothic"/>
-          <w:color w:val="404040"/>
-          <w:sz w:val="18"/>
-          <w:szCs w:val="18"/>
-        </w:rPr>
-        <w:t xml:space="preserve">ksm-posstg-ecr-web-fe   ECR               空（ 未使用）     イメージ0件 / 0 image</w:t>
-      </w:r>
-    </w:p>
-    <w:p>
-      <w:pPr>
-        <w:spacing w:before="100" w:after="100"/>
-      </w:pPr>
-      <w:r>
-        <w:rPr>
-          <w:rFonts w:ascii="BIZ UDPGothic" w:cs="BIZ UDPGothic" w:eastAsia="BIZ UDPGothic" w:hAnsi="BIZ UDPGothic"/>
-          <w:color w:val="404040"/>
-          <w:sz w:val="18"/>
-          <w:szCs w:val="18"/>
-        </w:rPr>
-        <w:t xml:space="preserve">Trống (chưa sử</w:t>
-      </w:r>
-    </w:p>
-    <w:p>
-      <w:pPr>
-        <w:spacing w:before="100" w:after="100"/>
-      </w:pPr>
-      <w:r>
-        <w:rPr>
-          <w:rFonts w:ascii="BIZ UDPGothic" w:cs="BIZ UDPGothic" w:eastAsia="BIZ UDPGothic" w:hAnsi="BIZ UDPGothic"/>
-          <w:color w:val="404040"/>
-          <w:sz w:val="18"/>
-          <w:szCs w:val="18"/>
-        </w:rPr>
-        <w:t xml:space="preserve">dụng)</w:t>
-      </w:r>
-    </w:p>
-    <w:p>
-      <w:pPr>
-        <w:spacing w:before="100" w:after="100"/>
-      </w:pPr>
-      <w:r>
-        <w:rPr>
-          <w:rFonts w:ascii="BIZ UDPGothic" w:cs="BIZ UDPGothic" w:eastAsia="BIZ UDPGothic" w:hAnsi="BIZ UDPGothic"/>
-          <w:color w:val="404040"/>
-          <w:sz w:val="18"/>
-          <w:szCs w:val="18"/>
-        </w:rPr>
-        <w:t xml:space="preserve">ksm-posstg-ecr-web-be   ECR               空（ 未使用）     イメージ0件 / 0 image</w:t>
-      </w:r>
-    </w:p>
-    <w:p>
-      <w:pPr>
-        <w:spacing w:before="100" w:after="100"/>
-      </w:pPr>
-      <w:r>
-        <w:rPr>
-          <w:rFonts w:ascii="BIZ UDPGothic" w:cs="BIZ UDPGothic" w:eastAsia="BIZ UDPGothic" w:hAnsi="BIZ UDPGothic"/>
-          <w:color w:val="404040"/>
-          <w:sz w:val="18"/>
-          <w:szCs w:val="18"/>
-        </w:rPr>
-        <w:t xml:space="preserve">Trống (chưa sử</w:t>
-      </w:r>
-    </w:p>
-    <w:p>
-      <w:pPr>
-        <w:spacing w:before="100" w:after="100"/>
-      </w:pPr>
-      <w:r>
-        <w:rPr>
-          <w:rFonts w:ascii="BIZ UDPGothic" w:cs="BIZ UDPGothic" w:eastAsia="BIZ UDPGothic" w:hAnsi="BIZ UDPGothic"/>
-          <w:color w:val="404040"/>
-          <w:sz w:val="18"/>
-          <w:szCs w:val="18"/>
-        </w:rPr>
-        <w:t xml:space="preserve">dụng)</w:t>
-      </w:r>
-    </w:p>
-    <w:p>
-      <w:pPr>
-        <w:spacing w:before="100" w:after="100"/>
-      </w:pPr>
-      <w:r>
-        <w:rPr>
-          <w:rFonts w:ascii="BIZ UDPGothic" w:cs="BIZ UDPGothic" w:eastAsia="BIZ UDPGothic" w:hAnsi="BIZ UDPGothic"/>
-          <w:b/>
-          <w:bCs/>
-          <w:color w:val="C8102E"/>
-          <w:sz w:val="20"/>
-          <w:szCs w:val="20"/>
-        </w:rPr>
-        <w:t xml:space="preserve">■ 2. 確認事項</w:t>
-      </w:r>
-    </w:p>
-    <w:p>
-      <w:pPr>
-        <w:spacing w:before="100" w:after="100"/>
-      </w:pPr>
-      <w:r>
-        <w:rPr>
-          <w:rFonts w:ascii="BIZ UDPGothic" w:cs="BIZ UDPGothic" w:eastAsia="BIZ UDPGothic" w:hAnsi="BIZ UDPGothic"/>
-          <w:color w:val="404040"/>
-          <w:sz w:val="18"/>
-          <w:szCs w:val="18"/>
-        </w:rPr>
-        <w:t xml:space="preserve">以下の各項目についてご回答をお願いします。　\*Vui lòng trả lời từng mục</w:t>
-      </w:r>
-    </w:p>
-    <w:p>
-      <w:pPr>
-        <w:spacing w:before="100" w:after="100"/>
-      </w:pPr>
-      <w:r>
-        <w:rPr>
-          <w:rFonts w:ascii="BIZ UDPGothic" w:cs="BIZ UDPGothic" w:eastAsia="BIZ UDPGothic" w:hAnsi="BIZ UDPGothic"/>
-          <w:color w:val="404040"/>
-          <w:sz w:val="18"/>
-          <w:szCs w:val="18"/>
-        </w:rPr>
-        <w:t xml:space="preserve">dưới đây.\*</w:t>
-      </w:r>
-    </w:p>
-    <w:p>
-      <w:pPr>
-        <w:spacing w:before="100" w:after="100"/>
-      </w:pPr>
-      <w:r>
-        <w:rPr>
-          <w:rFonts w:ascii="BIZ UDPGothic" w:cs="BIZ UDPGothic" w:eastAsia="BIZ UDPGothic" w:hAnsi="BIZ UDPGothic"/>
-          <w:b/>
-          <w:bCs/>
-          <w:color w:val="C8102E"/>
-          <w:sz w:val="20"/>
-          <w:szCs w:val="20"/>
-        </w:rPr>
-        <w:t xml:space="preserve">■ Q1. web-fe / web-be の用途について</w:t>
-      </w:r>
-    </w:p>
-    <w:p>
-      <w:pPr>
-        <w:spacing w:before="100" w:after="100"/>
-      </w:pPr>
-      <w:r>
-        <w:rPr>
-          <w:rFonts w:ascii="BIZ UDPGothic" w:cs="BIZ UDPGothic" w:eastAsia="BIZ UDPGothic" w:hAnsi="BIZ UDPGothic"/>
-          <w:color w:val="404040"/>
-          <w:sz w:val="18"/>
-          <w:szCs w:val="18"/>
-        </w:rPr>
-        <w:t xml:space="preserve">web-fe</w:t>
-      </w:r>
-    </w:p>
-    <w:p>
-      <w:pPr>
-        <w:spacing w:before="100" w:after="100"/>
-      </w:pPr>
-      <w:r>
-        <w:rPr>
-          <w:rFonts w:ascii="BIZ UDPGothic" w:cs="BIZ UDPGothic" w:eastAsia="BIZ UDPGothic" w:hAnsi="BIZ UDPGothic"/>
-          <w:color w:val="404040"/>
-          <w:sz w:val="18"/>
-          <w:szCs w:val="18"/>
-        </w:rPr>
-        <w:t xml:space="preserve">/ web-be\*</w:t>
+        <w:t xml:space="preserve">/ web-be*</w:t>
       </w:r>
     </w:p>
     <w:p>
@@ -1913,7 +2575,7 @@
           <w:sz w:val="18"/>
           <w:szCs w:val="18"/>
         </w:rPr>
-        <w:t xml:space="preserve">はどのような用途で構築されたものでしょうか？　\*Các EC2 instance web-fe</w:t>
+        <w:t xml:space="preserve">はどのような用途で構築されたものでしょうか？　*Các EC2 instance web-fe</w:t>
       </w:r>
     </w:p>
     <w:p>
@@ -1927,23 +2589,665 @@
           <w:sz w:val="18"/>
           <w:szCs w:val="18"/>
         </w:rPr>
-        <w:t xml:space="preserve">và web-be được xây dựng cho mục đích gì?\*</w:t>
+        <w:t xml:space="preserve">và web-be được xây dựng cho mục đích gì?*</w:t>
       </w:r>
     </w:p>
+    <w:tbl>
+      <w:tblPr>
+        <w:tblW w:type="dxa" w:w="9506"/>
+        <w:tblBorders>
+          <w:top w:val="single" w:color="CCCCCC" w:sz="4"/>
+          <w:left w:val="single" w:color="CCCCCC" w:sz="4"/>
+          <w:bottom w:val="single" w:color="CCCCCC" w:sz="4"/>
+          <w:right w:val="single" w:color="CCCCCC" w:sz="4"/>
+          <w:insideH w:val="single" w:color="auto" w:sz="4"/>
+          <w:insideV w:val="single" w:color="auto" w:sz="4"/>
+        </w:tblBorders>
+      </w:tblPr>
+      <w:tblGrid>
+        <w:gridCol w:w="3168"/>
+        <w:gridCol w:w="3168"/>
+        <w:gridCol w:w="3170"/>
+      </w:tblGrid>
+      <w:tr>
+        <w:trPr>
+          <w:cantSplit/>
+          <w:tblHeader/>
+        </w:trPr>
+        <w:tc>
+          <w:tcPr>
+            <w:tcW w:type="dxa" w:w="3168"/>
+            <w:tcBorders>
+              <w:top w:val="single" w:color="CCCCCC" w:sz="4"/>
+              <w:left w:val="single" w:color="CCCCCC" w:sz="4"/>
+              <w:bottom w:val="single" w:color="CCCCCC" w:sz="4"/>
+              <w:right w:val="single" w:color="CCCCCC" w:sz="4"/>
+            </w:tcBorders>
+            <w:shd w:fill="E8E8E8" w:val="clear"/>
+            <w:tcMar>
+              <w:top w:type="dxa" w:w="80"/>
+              <w:left w:type="dxa" w:w="120"/>
+              <w:bottom w:type="dxa" w:w="80"/>
+              <w:right w:type="dxa" w:w="120"/>
+            </w:tcMar>
+          </w:tcPr>
+          <w:p>
+            <w:pPr>
+              <w:spacing w:before="0" w:after="0"/>
+            </w:pPr>
+            <w:r>
+              <w:rPr>
+                <w:rFonts w:ascii="BIZ UDPGothic" w:cs="BIZ UDPGothic" w:eastAsia="BIZ UDPGothic" w:hAnsi="BIZ UDPGothic"/>
+                <w:color w:val="404040"/>
+                <w:sz w:val="18"/>
+                <w:szCs w:val="18"/>
+              </w:rPr>
+              <w:t xml:space="preserve">選 択 L ự a c h ọ n</w:t>
+            </w:r>
+          </w:p>
+        </w:tc>
+        <w:tc>
+          <w:tcPr>
+            <w:tcW w:type="dxa" w:w="3168"/>
+            <w:tcBorders>
+              <w:top w:val="single" w:color="CCCCCC" w:sz="4"/>
+              <w:left w:val="single" w:color="CCCCCC" w:sz="4"/>
+              <w:bottom w:val="single" w:color="CCCCCC" w:sz="4"/>
+              <w:right w:val="single" w:color="CCCCCC" w:sz="4"/>
+            </w:tcBorders>
+            <w:shd w:fill="E8E8E8" w:val="clear"/>
+            <w:tcMar>
+              <w:top w:type="dxa" w:w="80"/>
+              <w:left w:type="dxa" w:w="120"/>
+              <w:bottom w:type="dxa" w:w="80"/>
+              <w:right w:type="dxa" w:w="120"/>
+            </w:tcMar>
+          </w:tcPr>
+          <w:p>
+            <w:pPr>
+              <w:spacing w:before="0" w:after="0"/>
+            </w:pPr>
+            <w:r>
+              <w:rPr>
+                <w:rFonts w:ascii="BIZ UDPGothic" w:cs="BIZ UDPGothic" w:eastAsia="BIZ UDPGothic" w:hAnsi="BIZ UDPGothic"/>
+                <w:color w:val="404040"/>
+                <w:sz w:val="18"/>
+                <w:szCs w:val="18"/>
+              </w:rPr>
+              <w:t xml:space="preserve"/>
+            </w:r>
+          </w:p>
+        </w:tc>
+        <w:tc>
+          <w:tcPr>
+            <w:tcW w:type="dxa" w:w="3170"/>
+            <w:tcBorders>
+              <w:top w:val="single" w:color="CCCCCC" w:sz="4"/>
+              <w:left w:val="single" w:color="CCCCCC" w:sz="4"/>
+              <w:bottom w:val="single" w:color="CCCCCC" w:sz="4"/>
+              <w:right w:val="single" w:color="CCCCCC" w:sz="4"/>
+            </w:tcBorders>
+            <w:shd w:fill="E8E8E8" w:val="clear"/>
+            <w:tcMar>
+              <w:top w:type="dxa" w:w="80"/>
+              <w:left w:type="dxa" w:w="120"/>
+              <w:bottom w:type="dxa" w:w="80"/>
+              <w:right w:type="dxa" w:w="120"/>
+            </w:tcMar>
+          </w:tcPr>
+          <w:p>
+            <w:pPr>
+              <w:spacing w:before="0" w:after="0"/>
+            </w:pPr>
+            <w:r>
+              <w:rPr>
+                <w:rFonts w:ascii="BIZ UDPGothic" w:cs="BIZ UDPGothic" w:eastAsia="BIZ UDPGothic" w:hAnsi="BIZ UDPGothic"/>
+                <w:color w:val="404040"/>
+                <w:sz w:val="18"/>
+                <w:szCs w:val="18"/>
+              </w:rPr>
+              <w:t xml:space="preserve">回答 lời</w:t>
+            </w:r>
+          </w:p>
+        </w:tc>
+      </w:tr>
+      <w:tr>
+        <w:trPr>
+          <w:cantSplit/>
+        </w:trPr>
+        <w:tc>
+          <w:tcPr>
+            <w:tcW w:type="dxa" w:w="3168"/>
+            <w:tcBorders>
+              <w:top w:val="single" w:color="CCCCCC" w:sz="4"/>
+              <w:left w:val="single" w:color="CCCCCC" w:sz="4"/>
+              <w:bottom w:val="single" w:color="CCCCCC" w:sz="4"/>
+              <w:right w:val="single" w:color="CCCCCC" w:sz="4"/>
+            </w:tcBorders>
+            <w:shd w:fill="FFFFFF" w:val="clear"/>
+            <w:tcMar>
+              <w:top w:type="dxa" w:w="80"/>
+              <w:left w:type="dxa" w:w="120"/>
+              <w:bottom w:type="dxa" w:w="80"/>
+              <w:right w:type="dxa" w:w="120"/>
+            </w:tcMar>
+          </w:tcPr>
+          <w:p>
+            <w:pPr>
+              <w:spacing w:before="0" w:after="0"/>
+            </w:pPr>
+            <w:r>
+              <w:rPr>
+                <w:rFonts w:ascii="BIZ UDPGothic" w:cs="BIZ UDPGothic" w:eastAsia="BIZ UDPGothic" w:hAnsi="BIZ UDPGothic"/>
+                <w:color w:val="404040"/>
+                <w:sz w:val="18"/>
+                <w:szCs w:val="18"/>
+              </w:rPr>
+              <w:t xml:space="preserve">A</w:t>
+            </w:r>
+          </w:p>
+        </w:tc>
+        <w:tc>
+          <w:tcPr>
+            <w:tcW w:type="dxa" w:w="3168"/>
+            <w:tcBorders>
+              <w:top w:val="single" w:color="CCCCCC" w:sz="4"/>
+              <w:left w:val="single" w:color="CCCCCC" w:sz="4"/>
+              <w:bottom w:val="single" w:color="CCCCCC" w:sz="4"/>
+              <w:right w:val="single" w:color="CCCCCC" w:sz="4"/>
+            </w:tcBorders>
+            <w:shd w:fill="FFFFFF" w:val="clear"/>
+            <w:tcMar>
+              <w:top w:type="dxa" w:w="80"/>
+              <w:left w:type="dxa" w:w="120"/>
+              <w:bottom w:type="dxa" w:w="80"/>
+              <w:right w:type="dxa" w:w="120"/>
+            </w:tcMar>
+          </w:tcPr>
+          <w:p>
+            <w:pPr>
+              <w:spacing w:before="0" w:after="0"/>
+            </w:pPr>
+            <w:r>
+              <w:rPr>
+                <w:rFonts w:ascii="BIZ UDPGothic" w:cs="BIZ UDPGothic" w:eastAsia="BIZ UDPGothic" w:hAnsi="BIZ UDPGothic"/>
+                <w:color w:val="404040"/>
+                <w:sz w:val="18"/>
+                <w:szCs w:val="18"/>
+              </w:rPr>
+              <w:t xml:space="preserve">POSシステムの管理画面（Web UI） Giao diện quản trị hệ thống POS (Web UI)</w:t>
+            </w:r>
+          </w:p>
+        </w:tc>
+        <w:tc>
+          <w:tcPr>
+            <w:tcW w:type="dxa" w:w="3170"/>
+            <w:tcBorders>
+              <w:top w:val="single" w:color="CCCCCC" w:sz="4"/>
+              <w:left w:val="single" w:color="CCCCCC" w:sz="4"/>
+              <w:bottom w:val="single" w:color="CCCCCC" w:sz="4"/>
+              <w:right w:val="single" w:color="CCCCCC" w:sz="4"/>
+            </w:tcBorders>
+            <w:shd w:fill="FFFFFF" w:val="clear"/>
+            <w:tcMar>
+              <w:top w:type="dxa" w:w="80"/>
+              <w:left w:type="dxa" w:w="120"/>
+              <w:bottom w:type="dxa" w:w="80"/>
+              <w:right w:type="dxa" w:w="120"/>
+            </w:tcMar>
+          </w:tcPr>
+          <w:p>
+            <w:pPr>
+              <w:spacing w:before="0" w:after="0"/>
+            </w:pPr>
+            <w:r>
+              <w:rPr>
+                <w:rFonts w:ascii="BIZ UDPGothic" w:cs="BIZ UDPGothic" w:eastAsia="BIZ UDPGothic" w:hAnsi="BIZ UDPGothic"/>
+                <w:color w:val="404040"/>
+                <w:sz w:val="18"/>
+                <w:szCs w:val="18"/>
+              </w:rPr>
+              <w:t xml:space="preserve">□</w:t>
+            </w:r>
+          </w:p>
+        </w:tc>
+      </w:tr>
+      <w:tr>
+        <w:trPr>
+          <w:cantSplit/>
+        </w:trPr>
+        <w:tc>
+          <w:tcPr>
+            <w:tcW w:type="dxa" w:w="3168"/>
+            <w:tcBorders>
+              <w:top w:val="single" w:color="CCCCCC" w:sz="4"/>
+              <w:left w:val="single" w:color="CCCCCC" w:sz="4"/>
+              <w:bottom w:val="single" w:color="CCCCCC" w:sz="4"/>
+              <w:right w:val="single" w:color="CCCCCC" w:sz="4"/>
+            </w:tcBorders>
+            <w:shd w:fill="FFFFFF" w:val="clear"/>
+            <w:tcMar>
+              <w:top w:type="dxa" w:w="80"/>
+              <w:left w:type="dxa" w:w="120"/>
+              <w:bottom w:type="dxa" w:w="80"/>
+              <w:right w:type="dxa" w:w="120"/>
+            </w:tcMar>
+          </w:tcPr>
+          <w:p>
+            <w:pPr>
+              <w:spacing w:before="0" w:after="0"/>
+            </w:pPr>
+            <w:r>
+              <w:rPr>
+                <w:rFonts w:ascii="BIZ UDPGothic" w:cs="BIZ UDPGothic" w:eastAsia="BIZ UDPGothic" w:hAnsi="BIZ UDPGothic"/>
+                <w:color w:val="404040"/>
+                <w:sz w:val="18"/>
+                <w:szCs w:val="18"/>
+              </w:rPr>
+              <w:t xml:space="preserve">B</w:t>
+            </w:r>
+          </w:p>
+        </w:tc>
+        <w:tc>
+          <w:tcPr>
+            <w:tcW w:type="dxa" w:w="3168"/>
+            <w:tcBorders>
+              <w:top w:val="single" w:color="CCCCCC" w:sz="4"/>
+              <w:left w:val="single" w:color="CCCCCC" w:sz="4"/>
+              <w:bottom w:val="single" w:color="CCCCCC" w:sz="4"/>
+              <w:right w:val="single" w:color="CCCCCC" w:sz="4"/>
+            </w:tcBorders>
+            <w:shd w:fill="FFFFFF" w:val="clear"/>
+            <w:tcMar>
+              <w:top w:type="dxa" w:w="80"/>
+              <w:left w:type="dxa" w:w="120"/>
+              <w:bottom w:type="dxa" w:w="80"/>
+              <w:right w:type="dxa" w:w="120"/>
+            </w:tcMar>
+          </w:tcPr>
+          <w:p>
+            <w:pPr>
+              <w:spacing w:before="0" w:after="0"/>
+            </w:pPr>
+            <w:r>
+              <w:rPr>
+                <w:rFonts w:ascii="BIZ UDPGothic" w:cs="BIZ UDPGothic" w:eastAsia="BIZ UDPGothic" w:hAnsi="BIZ UDPGothic"/>
+                <w:color w:val="404040"/>
+                <w:sz w:val="18"/>
+                <w:szCs w:val="18"/>
+              </w:rPr>
+              <w:t xml:space="preserve">POSシステムの新機能（開発中） Tính năng mới của hệ thống POS (đang phát triển)</w:t>
+            </w:r>
+          </w:p>
+        </w:tc>
+        <w:tc>
+          <w:tcPr>
+            <w:tcW w:type="dxa" w:w="3170"/>
+            <w:tcBorders>
+              <w:top w:val="single" w:color="CCCCCC" w:sz="4"/>
+              <w:left w:val="single" w:color="CCCCCC" w:sz="4"/>
+              <w:bottom w:val="single" w:color="CCCCCC" w:sz="4"/>
+              <w:right w:val="single" w:color="CCCCCC" w:sz="4"/>
+            </w:tcBorders>
+            <w:shd w:fill="FFFFFF" w:val="clear"/>
+            <w:tcMar>
+              <w:top w:type="dxa" w:w="80"/>
+              <w:left w:type="dxa" w:w="120"/>
+              <w:bottom w:type="dxa" w:w="80"/>
+              <w:right w:type="dxa" w:w="120"/>
+            </w:tcMar>
+          </w:tcPr>
+          <w:p>
+            <w:pPr>
+              <w:spacing w:before="0" w:after="0"/>
+            </w:pPr>
+            <w:r>
+              <w:rPr>
+                <w:rFonts w:ascii="BIZ UDPGothic" w:cs="BIZ UDPGothic" w:eastAsia="BIZ UDPGothic" w:hAnsi="BIZ UDPGothic"/>
+                <w:color w:val="404040"/>
+                <w:sz w:val="18"/>
+                <w:szCs w:val="18"/>
+              </w:rPr>
+              <w:t xml:space="preserve">□</w:t>
+            </w:r>
+          </w:p>
+        </w:tc>
+      </w:tr>
+      <w:tr>
+        <w:trPr>
+          <w:cantSplit/>
+        </w:trPr>
+        <w:tc>
+          <w:tcPr>
+            <w:tcW w:type="dxa" w:w="3168"/>
+            <w:tcBorders>
+              <w:top w:val="single" w:color="CCCCCC" w:sz="4"/>
+              <w:left w:val="single" w:color="CCCCCC" w:sz="4"/>
+              <w:bottom w:val="single" w:color="CCCCCC" w:sz="4"/>
+              <w:right w:val="single" w:color="CCCCCC" w:sz="4"/>
+            </w:tcBorders>
+            <w:shd w:fill="FFFFFF" w:val="clear"/>
+            <w:tcMar>
+              <w:top w:type="dxa" w:w="80"/>
+              <w:left w:type="dxa" w:w="120"/>
+              <w:bottom w:type="dxa" w:w="80"/>
+              <w:right w:type="dxa" w:w="120"/>
+            </w:tcMar>
+          </w:tcPr>
+          <w:p>
+            <w:pPr>
+              <w:spacing w:before="0" w:after="0"/>
+            </w:pPr>
+            <w:r>
+              <w:rPr>
+                <w:rFonts w:ascii="BIZ UDPGothic" w:cs="BIZ UDPGothic" w:eastAsia="BIZ UDPGothic" w:hAnsi="BIZ UDPGothic"/>
+                <w:color w:val="404040"/>
+                <w:sz w:val="18"/>
+                <w:szCs w:val="18"/>
+              </w:rPr>
+              <w:t xml:space="preserve">C</w:t>
+            </w:r>
+          </w:p>
+        </w:tc>
+        <w:tc>
+          <w:tcPr>
+            <w:tcW w:type="dxa" w:w="3168"/>
+            <w:tcBorders>
+              <w:top w:val="single" w:color="CCCCCC" w:sz="4"/>
+              <w:left w:val="single" w:color="CCCCCC" w:sz="4"/>
+              <w:bottom w:val="single" w:color="CCCCCC" w:sz="4"/>
+              <w:right w:val="single" w:color="CCCCCC" w:sz="4"/>
+            </w:tcBorders>
+            <w:shd w:fill="FFFFFF" w:val="clear"/>
+            <w:tcMar>
+              <w:top w:type="dxa" w:w="80"/>
+              <w:left w:type="dxa" w:w="120"/>
+              <w:bottom w:type="dxa" w:w="80"/>
+              <w:right w:type="dxa" w:w="120"/>
+            </w:tcMar>
+          </w:tcPr>
+          <w:p>
+            <w:pPr>
+              <w:spacing w:before="0" w:after="0"/>
+            </w:pPr>
+            <w:r>
+              <w:rPr>
+                <w:rFonts w:ascii="BIZ UDPGothic" w:cs="BIZ UDPGothic" w:eastAsia="BIZ UDPGothic" w:hAnsi="BIZ UDPGothic"/>
+                <w:color w:val="404040"/>
+                <w:sz w:val="18"/>
+                <w:szCs w:val="18"/>
+              </w:rPr>
+              <w:t xml:space="preserve">別プロジェクト・別システムのリソース Tài nguyên của dự án/hệ thống khác</w:t>
+            </w:r>
+          </w:p>
+        </w:tc>
+        <w:tc>
+          <w:tcPr>
+            <w:tcW w:type="dxa" w:w="3170"/>
+            <w:tcBorders>
+              <w:top w:val="single" w:color="CCCCCC" w:sz="4"/>
+              <w:left w:val="single" w:color="CCCCCC" w:sz="4"/>
+              <w:bottom w:val="single" w:color="CCCCCC" w:sz="4"/>
+              <w:right w:val="single" w:color="CCCCCC" w:sz="4"/>
+            </w:tcBorders>
+            <w:shd w:fill="FFFFFF" w:val="clear"/>
+            <w:tcMar>
+              <w:top w:type="dxa" w:w="80"/>
+              <w:left w:type="dxa" w:w="120"/>
+              <w:bottom w:type="dxa" w:w="80"/>
+              <w:right w:type="dxa" w:w="120"/>
+            </w:tcMar>
+          </w:tcPr>
+          <w:p>
+            <w:pPr>
+              <w:spacing w:before="0" w:after="0"/>
+            </w:pPr>
+            <w:r>
+              <w:rPr>
+                <w:rFonts w:ascii="BIZ UDPGothic" w:cs="BIZ UDPGothic" w:eastAsia="BIZ UDPGothic" w:hAnsi="BIZ UDPGothic"/>
+                <w:color w:val="404040"/>
+                <w:sz w:val="18"/>
+                <w:szCs w:val="18"/>
+              </w:rPr>
+              <w:t xml:space="preserve">□</w:t>
+            </w:r>
+          </w:p>
+        </w:tc>
+      </w:tr>
+      <w:tr>
+        <w:trPr>
+          <w:cantSplit/>
+        </w:trPr>
+        <w:tc>
+          <w:tcPr>
+            <w:tcW w:type="dxa" w:w="3168"/>
+            <w:tcBorders>
+              <w:top w:val="single" w:color="CCCCCC" w:sz="4"/>
+              <w:left w:val="single" w:color="CCCCCC" w:sz="4"/>
+              <w:bottom w:val="single" w:color="CCCCCC" w:sz="4"/>
+              <w:right w:val="single" w:color="CCCCCC" w:sz="4"/>
+            </w:tcBorders>
+            <w:shd w:fill="FFFFFF" w:val="clear"/>
+            <w:tcMar>
+              <w:top w:type="dxa" w:w="80"/>
+              <w:left w:type="dxa" w:w="120"/>
+              <w:bottom w:type="dxa" w:w="80"/>
+              <w:right w:type="dxa" w:w="120"/>
+            </w:tcMar>
+          </w:tcPr>
+          <w:p>
+            <w:pPr>
+              <w:spacing w:before="0" w:after="0"/>
+            </w:pPr>
+            <w:r>
+              <w:rPr>
+                <w:rFonts w:ascii="BIZ UDPGothic" w:cs="BIZ UDPGothic" w:eastAsia="BIZ UDPGothic" w:hAnsi="BIZ UDPGothic"/>
+                <w:color w:val="404040"/>
+                <w:sz w:val="18"/>
+                <w:szCs w:val="18"/>
+              </w:rPr>
+              <w:t xml:space="preserve">D</w:t>
+            </w:r>
+          </w:p>
+        </w:tc>
+        <w:tc>
+          <w:tcPr>
+            <w:tcW w:type="dxa" w:w="3168"/>
+            <w:tcBorders>
+              <w:top w:val="single" w:color="CCCCCC" w:sz="4"/>
+              <w:left w:val="single" w:color="CCCCCC" w:sz="4"/>
+              <w:bottom w:val="single" w:color="CCCCCC" w:sz="4"/>
+              <w:right w:val="single" w:color="CCCCCC" w:sz="4"/>
+            </w:tcBorders>
+            <w:shd w:fill="FFFFFF" w:val="clear"/>
+            <w:tcMar>
+              <w:top w:type="dxa" w:w="80"/>
+              <w:left w:type="dxa" w:w="120"/>
+              <w:bottom w:type="dxa" w:w="80"/>
+              <w:right w:type="dxa" w:w="120"/>
+            </w:tcMar>
+          </w:tcPr>
+          <w:p>
+            <w:pPr>
+              <w:spacing w:before="0" w:after="0"/>
+            </w:pPr>
+            <w:r>
+              <w:rPr>
+                <w:rFonts w:ascii="BIZ UDPGothic" w:cs="BIZ UDPGothic" w:eastAsia="BIZ UDPGothic" w:hAnsi="BIZ UDPGothic"/>
+                <w:color w:val="404040"/>
+                <w:sz w:val="18"/>
+                <w:szCs w:val="18"/>
+              </w:rPr>
+              <w:t xml:space="preserve">テスト・検証用（不要になれば削除可） Dùng để kiểm thử/xác minh (có thể xóa khi không cần)</w:t>
+            </w:r>
+          </w:p>
+        </w:tc>
+        <w:tc>
+          <w:tcPr>
+            <w:tcW w:type="dxa" w:w="3170"/>
+            <w:tcBorders>
+              <w:top w:val="single" w:color="CCCCCC" w:sz="4"/>
+              <w:left w:val="single" w:color="CCCCCC" w:sz="4"/>
+              <w:bottom w:val="single" w:color="CCCCCC" w:sz="4"/>
+              <w:right w:val="single" w:color="CCCCCC" w:sz="4"/>
+            </w:tcBorders>
+            <w:shd w:fill="FFFFFF" w:val="clear"/>
+            <w:tcMar>
+              <w:top w:type="dxa" w:w="80"/>
+              <w:left w:type="dxa" w:w="120"/>
+              <w:bottom w:type="dxa" w:w="80"/>
+              <w:right w:type="dxa" w:w="120"/>
+            </w:tcMar>
+          </w:tcPr>
+          <w:p>
+            <w:pPr>
+              <w:spacing w:before="0" w:after="0"/>
+            </w:pPr>
+            <w:r>
+              <w:rPr>
+                <w:rFonts w:ascii="BIZ UDPGothic" w:cs="BIZ UDPGothic" w:eastAsia="BIZ UDPGothic" w:hAnsi="BIZ UDPGothic"/>
+                <w:color w:val="404040"/>
+                <w:sz w:val="18"/>
+                <w:szCs w:val="18"/>
+              </w:rPr>
+              <w:t xml:space="preserve">□</w:t>
+            </w:r>
+          </w:p>
+        </w:tc>
+      </w:tr>
+      <w:tr>
+        <w:trPr>
+          <w:cantSplit/>
+        </w:trPr>
+        <w:tc>
+          <w:tcPr>
+            <w:tcW w:type="dxa" w:w="3168"/>
+            <w:tcBorders>
+              <w:top w:val="single" w:color="CCCCCC" w:sz="4"/>
+              <w:left w:val="single" w:color="CCCCCC" w:sz="4"/>
+              <w:bottom w:val="single" w:color="CCCCCC" w:sz="4"/>
+              <w:right w:val="single" w:color="CCCCCC" w:sz="4"/>
+            </w:tcBorders>
+            <w:shd w:fill="FFFFFF" w:val="clear"/>
+            <w:tcMar>
+              <w:top w:type="dxa" w:w="80"/>
+              <w:left w:type="dxa" w:w="120"/>
+              <w:bottom w:type="dxa" w:w="80"/>
+              <w:right w:type="dxa" w:w="120"/>
+            </w:tcMar>
+          </w:tcPr>
+          <w:p>
+            <w:pPr>
+              <w:spacing w:before="0" w:after="0"/>
+            </w:pPr>
+            <w:r>
+              <w:rPr>
+                <w:rFonts w:ascii="BIZ UDPGothic" w:cs="BIZ UDPGothic" w:eastAsia="BIZ UDPGothic" w:hAnsi="BIZ UDPGothic"/>
+                <w:color w:val="404040"/>
+                <w:sz w:val="18"/>
+                <w:szCs w:val="18"/>
+              </w:rPr>
+              <w:t xml:space="preserve">E</w:t>
+            </w:r>
+          </w:p>
+        </w:tc>
+        <w:tc>
+          <w:tcPr>
+            <w:tcW w:type="dxa" w:w="3168"/>
+            <w:tcBorders>
+              <w:top w:val="single" w:color="CCCCCC" w:sz="4"/>
+              <w:left w:val="single" w:color="CCCCCC" w:sz="4"/>
+              <w:bottom w:val="single" w:color="CCCCCC" w:sz="4"/>
+              <w:right w:val="single" w:color="CCCCCC" w:sz="4"/>
+            </w:tcBorders>
+            <w:shd w:fill="FFFFFF" w:val="clear"/>
+            <w:tcMar>
+              <w:top w:type="dxa" w:w="80"/>
+              <w:left w:type="dxa" w:w="120"/>
+              <w:bottom w:type="dxa" w:w="80"/>
+              <w:right w:type="dxa" w:w="120"/>
+            </w:tcMar>
+          </w:tcPr>
+          <w:p>
+            <w:pPr>
+              <w:spacing w:before="0" w:after="0"/>
+            </w:pPr>
+            <w:r>
+              <w:rPr>
+                <w:rFonts w:ascii="BIZ UDPGothic" w:cs="BIZ UDPGothic" w:eastAsia="BIZ UDPGothic" w:hAnsi="BIZ UDPGothic"/>
+                <w:color w:val="404040"/>
+                <w:sz w:val="18"/>
+                <w:szCs w:val="18"/>
+              </w:rPr>
+              <w:t xml:space="preserve">その他（自由記述）/ Khác (ghi tự do)：</w:t>
+            </w:r>
+          </w:p>
+        </w:tc>
+        <w:tc>
+          <w:tcPr>
+            <w:tcW w:type="dxa" w:w="3170"/>
+            <w:tcBorders>
+              <w:top w:val="single" w:color="CCCCCC" w:sz="4"/>
+              <w:left w:val="single" w:color="CCCCCC" w:sz="4"/>
+              <w:bottom w:val="single" w:color="CCCCCC" w:sz="4"/>
+              <w:right w:val="single" w:color="CCCCCC" w:sz="4"/>
+            </w:tcBorders>
+            <w:shd w:fill="FFFFFF" w:val="clear"/>
+            <w:tcMar>
+              <w:top w:type="dxa" w:w="80"/>
+              <w:left w:type="dxa" w:w="120"/>
+              <w:bottom w:type="dxa" w:w="80"/>
+              <w:right w:type="dxa" w:w="120"/>
+            </w:tcMar>
+          </w:tcPr>
+          <w:p>
+            <w:pPr>
+              <w:spacing w:before="0" w:after="0"/>
+            </w:pPr>
+            <w:r>
+              <w:rPr>
+                <w:rFonts w:ascii="BIZ UDPGothic" w:cs="BIZ UDPGothic" w:eastAsia="BIZ UDPGothic" w:hAnsi="BIZ UDPGothic"/>
+                <w:color w:val="404040"/>
+                <w:sz w:val="18"/>
+                <w:szCs w:val="18"/>
+              </w:rPr>
+              <w:t xml:space="preserve">□</w:t>
+            </w:r>
+          </w:p>
+        </w:tc>
+      </w:tr>
+    </w:tbl>
     <w:p>
       <w:pPr>
-        <w:spacing w:before="100" w:after="100"/>
+        <w:pBdr>
+          <w:left w:val="thick" w:color="C8102E" w:sz="20" w:space="6"/>
+        </w:pBdr>
+        <w:spacing w:before="280" w:after="100"/>
       </w:pPr>
       <w:r>
         <w:rPr>
           <w:rFonts w:ascii="BIZ UDPGothic" w:cs="BIZ UDPGothic" w:eastAsia="BIZ UDPGothic" w:hAnsi="BIZ UDPGothic"/>
           <w:b/>
           <w:bCs/>
-          <w:color w:val="404040"/>
-          <w:sz w:val="18"/>
-          <w:szCs w:val="18"/>
+          <w:color w:val="C8102E"/>
+          <w:sz w:val="24"/>
+          <w:szCs w:val="24"/>
         </w:rPr>
-        <w:t xml:space="preserve">選 択 L ự a c h ọ n                                        回答 lời</w:t>
+        <w:t xml:space="preserve">■ Q2. PRD環境への展開予定について** *Về kế hoạch triển khai lên môi</w:t>
+      </w:r>
+      <w:r>
+        <w:br/>
+      </w:r>
+      <w:r>
+        <w:rPr>
+          <w:rFonts w:ascii="BIZ UDPGothic" w:cs="BIZ UDPGothic" w:eastAsia="BIZ UDPGothic" w:hAnsi="BIZ UDPGothic"/>
+          <w:i/>
+          <w:iCs/>
+          <w:color w:val="AA3344"/>
+          <w:sz w:val="17"/>
+          <w:szCs w:val="17"/>
+        </w:rPr>
+        <w:t xml:space="preserve">　</w:t>
       </w:r>
     </w:p>
     <w:p>
@@ -1957,7 +3261,7 @@
           <w:sz w:val="18"/>
           <w:szCs w:val="18"/>
         </w:rPr>
-        <w:t xml:space="preserve">A                       POSシステムの管理画面（Web UI） Giao   □</w:t>
+        <w:t xml:space="preserve">trường PRD*</w:t>
       </w:r>
     </w:p>
     <w:p>
@@ -1971,191 +3275,7 @@
           <w:sz w:val="18"/>
           <w:szCs w:val="18"/>
         </w:rPr>
-        <w:t xml:space="preserve">diện quản trị hệ thống POS (Web UI)</w:t>
-      </w:r>
-    </w:p>
-    <w:p>
-      <w:pPr>
-        <w:spacing w:before="100" w:after="100"/>
-      </w:pPr>
-      <w:r>
-        <w:rPr>
-          <w:rFonts w:ascii="BIZ UDPGothic" w:cs="BIZ UDPGothic" w:eastAsia="BIZ UDPGothic" w:hAnsi="BIZ UDPGothic"/>
-          <w:color w:val="404040"/>
-          <w:sz w:val="18"/>
-          <w:szCs w:val="18"/>
-        </w:rPr>
-        <w:t xml:space="preserve">B                       POSシステムの新機能（開発中） Tính     □</w:t>
-      </w:r>
-    </w:p>
-    <w:p>
-      <w:pPr>
-        <w:spacing w:before="100" w:after="100"/>
-      </w:pPr>
-      <w:r>
-        <w:rPr>
-          <w:rFonts w:ascii="BIZ UDPGothic" w:cs="BIZ UDPGothic" w:eastAsia="BIZ UDPGothic" w:hAnsi="BIZ UDPGothic"/>
-          <w:color w:val="404040"/>
-          <w:sz w:val="18"/>
-          <w:szCs w:val="18"/>
-        </w:rPr>
-        <w:t xml:space="preserve">năng mới của hệ thống POS (đang phát</w:t>
-      </w:r>
-    </w:p>
-    <w:p>
-      <w:pPr>
-        <w:spacing w:before="100" w:after="100"/>
-      </w:pPr>
-      <w:r>
-        <w:rPr>
-          <w:rFonts w:ascii="BIZ UDPGothic" w:cs="BIZ UDPGothic" w:eastAsia="BIZ UDPGothic" w:hAnsi="BIZ UDPGothic"/>
-          <w:color w:val="404040"/>
-          <w:sz w:val="18"/>
-          <w:szCs w:val="18"/>
-        </w:rPr>
-        <w:t xml:space="preserve">triển)</w:t>
-      </w:r>
-    </w:p>
-    <w:p>
-      <w:pPr>
-        <w:spacing w:before="100" w:after="100"/>
-      </w:pPr>
-      <w:r>
-        <w:rPr>
-          <w:rFonts w:ascii="BIZ UDPGothic" w:cs="BIZ UDPGothic" w:eastAsia="BIZ UDPGothic" w:hAnsi="BIZ UDPGothic"/>
-          <w:color w:val="404040"/>
-          <w:sz w:val="18"/>
-          <w:szCs w:val="18"/>
-        </w:rPr>
-        <w:t xml:space="preserve">C                       別プロジェクト・別システムのリソース   □</w:t>
-      </w:r>
-    </w:p>
-    <w:p>
-      <w:pPr>
-        <w:spacing w:before="100" w:after="100"/>
-      </w:pPr>
-      <w:r>
-        <w:rPr>
-          <w:rFonts w:ascii="BIZ UDPGothic" w:cs="BIZ UDPGothic" w:eastAsia="BIZ UDPGothic" w:hAnsi="BIZ UDPGothic"/>
-          <w:color w:val="404040"/>
-          <w:sz w:val="18"/>
-          <w:szCs w:val="18"/>
-        </w:rPr>
-        <w:t xml:space="preserve">Tài nguyên của dự án/hệ thống khác</w:t>
-      </w:r>
-    </w:p>
-    <w:p>
-      <w:pPr>
-        <w:spacing w:before="100" w:after="100"/>
-      </w:pPr>
-      <w:r>
-        <w:rPr>
-          <w:rFonts w:ascii="BIZ UDPGothic" w:cs="BIZ UDPGothic" w:eastAsia="BIZ UDPGothic" w:hAnsi="BIZ UDPGothic"/>
-          <w:color w:val="404040"/>
-          <w:sz w:val="18"/>
-          <w:szCs w:val="18"/>
-        </w:rPr>
-        <w:t xml:space="preserve">D                       テスト・検証用（不要になれば削除可）   □</w:t>
-      </w:r>
-    </w:p>
-    <w:p>
-      <w:pPr>
-        <w:spacing w:before="100" w:after="100"/>
-      </w:pPr>
-      <w:r>
-        <w:rPr>
-          <w:rFonts w:ascii="BIZ UDPGothic" w:cs="BIZ UDPGothic" w:eastAsia="BIZ UDPGothic" w:hAnsi="BIZ UDPGothic"/>
-          <w:color w:val="404040"/>
-          <w:sz w:val="18"/>
-          <w:szCs w:val="18"/>
-        </w:rPr>
-        <w:t xml:space="preserve">Dùng để kiểm thử/xác minh (có thể xóa</w:t>
-      </w:r>
-    </w:p>
-    <w:p>
-      <w:pPr>
-        <w:spacing w:before="100" w:after="100"/>
-      </w:pPr>
-      <w:r>
-        <w:rPr>
-          <w:rFonts w:ascii="BIZ UDPGothic" w:cs="BIZ UDPGothic" w:eastAsia="BIZ UDPGothic" w:hAnsi="BIZ UDPGothic"/>
-          <w:color w:val="404040"/>
-          <w:sz w:val="18"/>
-          <w:szCs w:val="18"/>
-        </w:rPr>
-        <w:t xml:space="preserve">khi không cần)</w:t>
-      </w:r>
-    </w:p>
-    <w:p>
-      <w:pPr>
-        <w:spacing w:before="100" w:after="100"/>
-      </w:pPr>
-      <w:r>
-        <w:rPr>
-          <w:rFonts w:ascii="BIZ UDPGothic" w:cs="BIZ UDPGothic" w:eastAsia="BIZ UDPGothic" w:hAnsi="BIZ UDPGothic"/>
-          <w:color w:val="404040"/>
-          <w:sz w:val="18"/>
-          <w:szCs w:val="18"/>
-        </w:rPr>
-        <w:t xml:space="preserve">E                       その他（自由記述）/ Khác (ghi tự do)： □</w:t>
-      </w:r>
-    </w:p>
-    <w:p>
-      <w:pPr>
-        <w:spacing w:before="100" w:after="100"/>
-      </w:pPr>
-      <w:r>
-        <w:rPr>
-          <w:rFonts w:ascii="BIZ UDPGothic" w:cs="BIZ UDPGothic" w:eastAsia="BIZ UDPGothic" w:hAnsi="BIZ UDPGothic"/>
-          <w:b/>
-          <w:bCs/>
-          <w:color w:val="C8102E"/>
-          <w:sz w:val="20"/>
-          <w:szCs w:val="20"/>
-        </w:rPr>
-        <w:t xml:space="preserve">■ Q2. PRD環境への展開予定について</w:t>
-      </w:r>
-    </w:p>
-    <w:p>
-      <w:pPr>
-        <w:spacing w:before="100" w:after="100"/>
-      </w:pPr>
-      <w:r>
-        <w:rPr>
-          <w:rFonts w:ascii="BIZ UDPGothic" w:cs="BIZ UDPGothic" w:eastAsia="BIZ UDPGothic" w:hAnsi="BIZ UDPGothic"/>
-          <w:color w:val="404040"/>
-          <w:sz w:val="18"/>
-          <w:szCs w:val="18"/>
-        </w:rPr>
-        <w:t xml:space="preserve">môi</w:t>
-      </w:r>
-    </w:p>
-    <w:p>
-      <w:pPr>
-        <w:spacing w:before="100" w:after="100"/>
-      </w:pPr>
-      <w:r>
-        <w:rPr>
-          <w:rFonts w:ascii="BIZ UDPGothic" w:cs="BIZ UDPGothic" w:eastAsia="BIZ UDPGothic" w:hAnsi="BIZ UDPGothic"/>
-          <w:color w:val="404040"/>
-          <w:sz w:val="18"/>
-          <w:szCs w:val="18"/>
-        </w:rPr>
-        <w:t xml:space="preserve">trường PRD\*</w:t>
-      </w:r>
-    </w:p>
-    <w:p>
-      <w:pPr>
-        <w:spacing w:before="100" w:after="100"/>
-      </w:pPr>
-      <w:r>
-        <w:rPr>
-          <w:rFonts w:ascii="BIZ UDPGothic" w:cs="BIZ UDPGothic" w:eastAsia="BIZ UDPGothic" w:hAnsi="BIZ UDPGothic"/>
-          <w:color w:val="404040"/>
-          <w:sz w:val="18"/>
-          <w:szCs w:val="18"/>
-        </w:rPr>
-        <w:t xml:space="preserve">現在STGのみに存在するこの構成は、今後PRD環境へ展開する予定がありますか？　\*Cấu</w:t>
+        <w:t xml:space="preserve">現在STGのみに存在するこの構成は、今後PRD環境へ展開する予定がありますか？　*Cấu</w:t>
       </w:r>
     </w:p>
     <w:p>
@@ -2183,23 +3303,564 @@
           <w:sz w:val="18"/>
           <w:szCs w:val="18"/>
         </w:rPr>
-        <w:t xml:space="preserve">PRD không?\*</w:t>
+        <w:t xml:space="preserve">PRD không?*</w:t>
       </w:r>
     </w:p>
+    <w:tbl>
+      <w:tblPr>
+        <w:tblW w:type="dxa" w:w="9506"/>
+        <w:tblBorders>
+          <w:top w:val="single" w:color="CCCCCC" w:sz="4"/>
+          <w:left w:val="single" w:color="CCCCCC" w:sz="4"/>
+          <w:bottom w:val="single" w:color="CCCCCC" w:sz="4"/>
+          <w:right w:val="single" w:color="CCCCCC" w:sz="4"/>
+          <w:insideH w:val="single" w:color="auto" w:sz="4"/>
+          <w:insideV w:val="single" w:color="auto" w:sz="4"/>
+        </w:tblBorders>
+      </w:tblPr>
+      <w:tblGrid>
+        <w:gridCol w:w="3168"/>
+        <w:gridCol w:w="3168"/>
+        <w:gridCol w:w="3170"/>
+      </w:tblGrid>
+      <w:tr>
+        <w:trPr>
+          <w:cantSplit/>
+          <w:tblHeader/>
+        </w:trPr>
+        <w:tc>
+          <w:tcPr>
+            <w:tcW w:type="dxa" w:w="3168"/>
+            <w:tcBorders>
+              <w:top w:val="single" w:color="CCCCCC" w:sz="4"/>
+              <w:left w:val="single" w:color="CCCCCC" w:sz="4"/>
+              <w:bottom w:val="single" w:color="CCCCCC" w:sz="4"/>
+              <w:right w:val="single" w:color="CCCCCC" w:sz="4"/>
+            </w:tcBorders>
+            <w:shd w:fill="E8E8E8" w:val="clear"/>
+            <w:tcMar>
+              <w:top w:type="dxa" w:w="80"/>
+              <w:left w:type="dxa" w:w="120"/>
+              <w:bottom w:type="dxa" w:w="80"/>
+              <w:right w:type="dxa" w:w="120"/>
+            </w:tcMar>
+          </w:tcPr>
+          <w:p>
+            <w:pPr>
+              <w:spacing w:before="0" w:after="0"/>
+            </w:pPr>
+            <w:r>
+              <w:rPr>
+                <w:rFonts w:ascii="BIZ UDPGothic" w:cs="BIZ UDPGothic" w:eastAsia="BIZ UDPGothic" w:hAnsi="BIZ UDPGothic"/>
+                <w:color w:val="404040"/>
+                <w:sz w:val="18"/>
+                <w:szCs w:val="18"/>
+              </w:rPr>
+              <w:t xml:space="preserve">選 択 L ự a c h ọ n</w:t>
+            </w:r>
+          </w:p>
+        </w:tc>
+        <w:tc>
+          <w:tcPr>
+            <w:tcW w:type="dxa" w:w="3168"/>
+            <w:tcBorders>
+              <w:top w:val="single" w:color="CCCCCC" w:sz="4"/>
+              <w:left w:val="single" w:color="CCCCCC" w:sz="4"/>
+              <w:bottom w:val="single" w:color="CCCCCC" w:sz="4"/>
+              <w:right w:val="single" w:color="CCCCCC" w:sz="4"/>
+            </w:tcBorders>
+            <w:shd w:fill="E8E8E8" w:val="clear"/>
+            <w:tcMar>
+              <w:top w:type="dxa" w:w="80"/>
+              <w:left w:type="dxa" w:w="120"/>
+              <w:bottom w:type="dxa" w:w="80"/>
+              <w:right w:type="dxa" w:w="120"/>
+            </w:tcMar>
+          </w:tcPr>
+          <w:p>
+            <w:pPr>
+              <w:spacing w:before="0" w:after="0"/>
+            </w:pPr>
+            <w:r>
+              <w:rPr>
+                <w:rFonts w:ascii="BIZ UDPGothic" w:cs="BIZ UDPGothic" w:eastAsia="BIZ UDPGothic" w:hAnsi="BIZ UDPGothic"/>
+                <w:color w:val="404040"/>
+                <w:sz w:val="18"/>
+                <w:szCs w:val="18"/>
+              </w:rPr>
+              <w:t xml:space="preserve"/>
+            </w:r>
+          </w:p>
+        </w:tc>
+        <w:tc>
+          <w:tcPr>
+            <w:tcW w:type="dxa" w:w="3170"/>
+            <w:tcBorders>
+              <w:top w:val="single" w:color="CCCCCC" w:sz="4"/>
+              <w:left w:val="single" w:color="CCCCCC" w:sz="4"/>
+              <w:bottom w:val="single" w:color="CCCCCC" w:sz="4"/>
+              <w:right w:val="single" w:color="CCCCCC" w:sz="4"/>
+            </w:tcBorders>
+            <w:shd w:fill="E8E8E8" w:val="clear"/>
+            <w:tcMar>
+              <w:top w:type="dxa" w:w="80"/>
+              <w:left w:type="dxa" w:w="120"/>
+              <w:bottom w:type="dxa" w:w="80"/>
+              <w:right w:type="dxa" w:w="120"/>
+            </w:tcMar>
+          </w:tcPr>
+          <w:p>
+            <w:pPr>
+              <w:spacing w:before="0" w:after="0"/>
+            </w:pPr>
+            <w:r>
+              <w:rPr>
+                <w:rFonts w:ascii="BIZ UDPGothic" w:cs="BIZ UDPGothic" w:eastAsia="BIZ UDPGothic" w:hAnsi="BIZ UDPGothic"/>
+                <w:color w:val="404040"/>
+                <w:sz w:val="18"/>
+                <w:szCs w:val="18"/>
+              </w:rPr>
+              <w:t xml:space="preserve">kiến</w:t>
+            </w:r>
+          </w:p>
+        </w:tc>
+      </w:tr>
+      <w:tr>
+        <w:trPr>
+          <w:cantSplit/>
+        </w:trPr>
+        <w:tc>
+          <w:tcPr>
+            <w:tcW w:type="dxa" w:w="3168"/>
+            <w:tcBorders>
+              <w:top w:val="single" w:color="CCCCCC" w:sz="4"/>
+              <w:left w:val="single" w:color="CCCCCC" w:sz="4"/>
+              <w:bottom w:val="single" w:color="CCCCCC" w:sz="4"/>
+              <w:right w:val="single" w:color="CCCCCC" w:sz="4"/>
+            </w:tcBorders>
+            <w:shd w:fill="FFFFFF" w:val="clear"/>
+            <w:tcMar>
+              <w:top w:type="dxa" w:w="80"/>
+              <w:left w:type="dxa" w:w="120"/>
+              <w:bottom w:type="dxa" w:w="80"/>
+              <w:right w:type="dxa" w:w="120"/>
+            </w:tcMar>
+          </w:tcPr>
+          <w:p>
+            <w:pPr>
+              <w:spacing w:before="0" w:after="0"/>
+            </w:pPr>
+            <w:r>
+              <w:rPr>
+                <w:rFonts w:ascii="BIZ UDPGothic" w:cs="BIZ UDPGothic" w:eastAsia="BIZ UDPGothic" w:hAnsi="BIZ UDPGothic"/>
+                <w:color w:val="404040"/>
+                <w:sz w:val="18"/>
+                <w:szCs w:val="18"/>
+              </w:rPr>
+              <w:t xml:space="preserve">A</w:t>
+            </w:r>
+          </w:p>
+        </w:tc>
+        <w:tc>
+          <w:tcPr>
+            <w:tcW w:type="dxa" w:w="3168"/>
+            <w:tcBorders>
+              <w:top w:val="single" w:color="CCCCCC" w:sz="4"/>
+              <w:left w:val="single" w:color="CCCCCC" w:sz="4"/>
+              <w:bottom w:val="single" w:color="CCCCCC" w:sz="4"/>
+              <w:right w:val="single" w:color="CCCCCC" w:sz="4"/>
+            </w:tcBorders>
+            <w:shd w:fill="FFFFFF" w:val="clear"/>
+            <w:tcMar>
+              <w:top w:type="dxa" w:w="80"/>
+              <w:left w:type="dxa" w:w="120"/>
+              <w:bottom w:type="dxa" w:w="80"/>
+              <w:right w:type="dxa" w:w="120"/>
+            </w:tcMar>
+          </w:tcPr>
+          <w:p>
+            <w:pPr>
+              <w:spacing w:before="0" w:after="0"/>
+            </w:pPr>
+            <w:r>
+              <w:rPr>
+                <w:rFonts w:ascii="BIZ UDPGothic" w:cs="BIZ UDPGothic" w:eastAsia="BIZ UDPGothic" w:hAnsi="BIZ UDPGothic"/>
+                <w:color w:val="404040"/>
+                <w:sz w:val="18"/>
+                <w:szCs w:val="18"/>
+              </w:rPr>
+              <w:t xml:space="preserve">PRDへ展開予定あり Có kế hoạch triển khai lên PRD</w:t>
+            </w:r>
+          </w:p>
+        </w:tc>
+        <w:tc>
+          <w:tcPr>
+            <w:tcW w:type="dxa" w:w="3170"/>
+            <w:tcBorders>
+              <w:top w:val="single" w:color="CCCCCC" w:sz="4"/>
+              <w:left w:val="single" w:color="CCCCCC" w:sz="4"/>
+              <w:bottom w:val="single" w:color="CCCCCC" w:sz="4"/>
+              <w:right w:val="single" w:color="CCCCCC" w:sz="4"/>
+            </w:tcBorders>
+            <w:shd w:fill="FFFFFF" w:val="clear"/>
+            <w:tcMar>
+              <w:top w:type="dxa" w:w="80"/>
+              <w:left w:type="dxa" w:w="120"/>
+              <w:bottom w:type="dxa" w:w="80"/>
+              <w:right w:type="dxa" w:w="120"/>
+            </w:tcMar>
+          </w:tcPr>
+          <w:p>
+            <w:pPr>
+              <w:spacing w:before="0" w:after="0"/>
+            </w:pPr>
+            <w:r>
+              <w:rPr>
+                <w:rFonts w:ascii="BIZ UDPGothic" w:cs="BIZ UDPGothic" w:eastAsia="BIZ UDPGothic" w:hAnsi="BIZ UDPGothic"/>
+                <w:color w:val="404040"/>
+                <w:sz w:val="18"/>
+                <w:szCs w:val="18"/>
+              </w:rPr>
+              <w:t xml:space="preserve"/>
+            </w:r>
+          </w:p>
+        </w:tc>
+      </w:tr>
+      <w:tr>
+        <w:trPr>
+          <w:cantSplit/>
+        </w:trPr>
+        <w:tc>
+          <w:tcPr>
+            <w:tcW w:type="dxa" w:w="3168"/>
+            <w:tcBorders>
+              <w:top w:val="single" w:color="CCCCCC" w:sz="4"/>
+              <w:left w:val="single" w:color="CCCCCC" w:sz="4"/>
+              <w:bottom w:val="single" w:color="CCCCCC" w:sz="4"/>
+              <w:right w:val="single" w:color="CCCCCC" w:sz="4"/>
+            </w:tcBorders>
+            <w:shd w:fill="FFFFFF" w:val="clear"/>
+            <w:tcMar>
+              <w:top w:type="dxa" w:w="80"/>
+              <w:left w:type="dxa" w:w="120"/>
+              <w:bottom w:type="dxa" w:w="80"/>
+              <w:right w:type="dxa" w:w="120"/>
+            </w:tcMar>
+          </w:tcPr>
+          <w:p>
+            <w:pPr>
+              <w:spacing w:before="0" w:after="0"/>
+            </w:pPr>
+            <w:r>
+              <w:rPr>
+                <w:rFonts w:ascii="BIZ UDPGothic" w:cs="BIZ UDPGothic" w:eastAsia="BIZ UDPGothic" w:hAnsi="BIZ UDPGothic"/>
+                <w:color w:val="404040"/>
+                <w:sz w:val="18"/>
+                <w:szCs w:val="18"/>
+              </w:rPr>
+              <w:t xml:space="preserve">B</w:t>
+            </w:r>
+          </w:p>
+        </w:tc>
+        <w:tc>
+          <w:tcPr>
+            <w:tcW w:type="dxa" w:w="3168"/>
+            <w:tcBorders>
+              <w:top w:val="single" w:color="CCCCCC" w:sz="4"/>
+              <w:left w:val="single" w:color="CCCCCC" w:sz="4"/>
+              <w:bottom w:val="single" w:color="CCCCCC" w:sz="4"/>
+              <w:right w:val="single" w:color="CCCCCC" w:sz="4"/>
+            </w:tcBorders>
+            <w:shd w:fill="FFFFFF" w:val="clear"/>
+            <w:tcMar>
+              <w:top w:type="dxa" w:w="80"/>
+              <w:left w:type="dxa" w:w="120"/>
+              <w:bottom w:type="dxa" w:w="80"/>
+              <w:right w:type="dxa" w:w="120"/>
+            </w:tcMar>
+          </w:tcPr>
+          <w:p>
+            <w:pPr>
+              <w:spacing w:before="0" w:after="0"/>
+            </w:pPr>
+            <w:r>
+              <w:rPr>
+                <w:rFonts w:ascii="BIZ UDPGothic" w:cs="BIZ UDPGothic" w:eastAsia="BIZ UDPGothic" w:hAnsi="BIZ UDPGothic"/>
+                <w:color w:val="404040"/>
+                <w:sz w:val="18"/>
+                <w:szCs w:val="18"/>
+              </w:rPr>
+              <w:t xml:space="preserve">PRDへの展開は未定 Chưa có kế hoạch triển khai lên PRD</w:t>
+            </w:r>
+          </w:p>
+        </w:tc>
+        <w:tc>
+          <w:tcPr>
+            <w:tcW w:type="dxa" w:w="3170"/>
+            <w:tcBorders>
+              <w:top w:val="single" w:color="CCCCCC" w:sz="4"/>
+              <w:left w:val="single" w:color="CCCCCC" w:sz="4"/>
+              <w:bottom w:val="single" w:color="CCCCCC" w:sz="4"/>
+              <w:right w:val="single" w:color="CCCCCC" w:sz="4"/>
+            </w:tcBorders>
+            <w:shd w:fill="FFFFFF" w:val="clear"/>
+            <w:tcMar>
+              <w:top w:type="dxa" w:w="80"/>
+              <w:left w:type="dxa" w:w="120"/>
+              <w:bottom w:type="dxa" w:w="80"/>
+              <w:right w:type="dxa" w:w="120"/>
+            </w:tcMar>
+          </w:tcPr>
+          <w:p>
+            <w:pPr>
+              <w:spacing w:before="0" w:after="0"/>
+            </w:pPr>
+            <w:r>
+              <w:rPr>
+                <w:rFonts w:ascii="BIZ UDPGothic" w:cs="BIZ UDPGothic" w:eastAsia="BIZ UDPGothic" w:hAnsi="BIZ UDPGothic"/>
+                <w:color w:val="404040"/>
+                <w:sz w:val="18"/>
+                <w:szCs w:val="18"/>
+              </w:rPr>
+              <w:t xml:space="preserve"/>
+            </w:r>
+          </w:p>
+        </w:tc>
+      </w:tr>
+      <w:tr>
+        <w:trPr>
+          <w:cantSplit/>
+        </w:trPr>
+        <w:tc>
+          <w:tcPr>
+            <w:tcW w:type="dxa" w:w="3168"/>
+            <w:tcBorders>
+              <w:top w:val="single" w:color="CCCCCC" w:sz="4"/>
+              <w:left w:val="single" w:color="CCCCCC" w:sz="4"/>
+              <w:bottom w:val="single" w:color="CCCCCC" w:sz="4"/>
+              <w:right w:val="single" w:color="CCCCCC" w:sz="4"/>
+            </w:tcBorders>
+            <w:shd w:fill="FFFFFF" w:val="clear"/>
+            <w:tcMar>
+              <w:top w:type="dxa" w:w="80"/>
+              <w:left w:type="dxa" w:w="120"/>
+              <w:bottom w:type="dxa" w:w="80"/>
+              <w:right w:type="dxa" w:w="120"/>
+            </w:tcMar>
+          </w:tcPr>
+          <w:p>
+            <w:pPr>
+              <w:spacing w:before="0" w:after="0"/>
+            </w:pPr>
+            <w:r>
+              <w:rPr>
+                <w:rFonts w:ascii="BIZ UDPGothic" w:cs="BIZ UDPGothic" w:eastAsia="BIZ UDPGothic" w:hAnsi="BIZ UDPGothic"/>
+                <w:color w:val="404040"/>
+                <w:sz w:val="18"/>
+                <w:szCs w:val="18"/>
+              </w:rPr>
+              <w:t xml:space="preserve">C</w:t>
+            </w:r>
+          </w:p>
+        </w:tc>
+        <w:tc>
+          <w:tcPr>
+            <w:tcW w:type="dxa" w:w="3168"/>
+            <w:tcBorders>
+              <w:top w:val="single" w:color="CCCCCC" w:sz="4"/>
+              <w:left w:val="single" w:color="CCCCCC" w:sz="4"/>
+              <w:bottom w:val="single" w:color="CCCCCC" w:sz="4"/>
+              <w:right w:val="single" w:color="CCCCCC" w:sz="4"/>
+            </w:tcBorders>
+            <w:shd w:fill="FFFFFF" w:val="clear"/>
+            <w:tcMar>
+              <w:top w:type="dxa" w:w="80"/>
+              <w:left w:type="dxa" w:w="120"/>
+              <w:bottom w:type="dxa" w:w="80"/>
+              <w:right w:type="dxa" w:w="120"/>
+            </w:tcMar>
+          </w:tcPr>
+          <w:p>
+            <w:pPr>
+              <w:spacing w:before="0" w:after="0"/>
+            </w:pPr>
+            <w:r>
+              <w:rPr>
+                <w:rFonts w:ascii="BIZ UDPGothic" w:cs="BIZ UDPGothic" w:eastAsia="BIZ UDPGothic" w:hAnsi="BIZ UDPGothic"/>
+                <w:color w:val="404040"/>
+                <w:sz w:val="18"/>
+                <w:szCs w:val="18"/>
+              </w:rPr>
+              <w:t xml:space="preserve">STG限定で使用（PRD展開なし） Chỉ sử dụng ở STG (không triển khai lên PRD)</w:t>
+            </w:r>
+          </w:p>
+        </w:tc>
+        <w:tc>
+          <w:tcPr>
+            <w:tcW w:type="dxa" w:w="3170"/>
+            <w:tcBorders>
+              <w:top w:val="single" w:color="CCCCCC" w:sz="4"/>
+              <w:left w:val="single" w:color="CCCCCC" w:sz="4"/>
+              <w:bottom w:val="single" w:color="CCCCCC" w:sz="4"/>
+              <w:right w:val="single" w:color="CCCCCC" w:sz="4"/>
+            </w:tcBorders>
+            <w:shd w:fill="FFFFFF" w:val="clear"/>
+            <w:tcMar>
+              <w:top w:type="dxa" w:w="80"/>
+              <w:left w:type="dxa" w:w="120"/>
+              <w:bottom w:type="dxa" w:w="80"/>
+              <w:right w:type="dxa" w:w="120"/>
+            </w:tcMar>
+          </w:tcPr>
+          <w:p>
+            <w:pPr>
+              <w:spacing w:before="0" w:after="0"/>
+            </w:pPr>
+            <w:r>
+              <w:rPr>
+                <w:rFonts w:ascii="BIZ UDPGothic" w:cs="BIZ UDPGothic" w:eastAsia="BIZ UDPGothic" w:hAnsi="BIZ UDPGothic"/>
+                <w:color w:val="404040"/>
+                <w:sz w:val="18"/>
+                <w:szCs w:val="18"/>
+              </w:rPr>
+              <w:t xml:space="preserve"/>
+            </w:r>
+          </w:p>
+        </w:tc>
+      </w:tr>
+      <w:tr>
+        <w:trPr>
+          <w:cantSplit/>
+        </w:trPr>
+        <w:tc>
+          <w:tcPr>
+            <w:tcW w:type="dxa" w:w="3168"/>
+            <w:tcBorders>
+              <w:top w:val="single" w:color="CCCCCC" w:sz="4"/>
+              <w:left w:val="single" w:color="CCCCCC" w:sz="4"/>
+              <w:bottom w:val="single" w:color="CCCCCC" w:sz="4"/>
+              <w:right w:val="single" w:color="CCCCCC" w:sz="4"/>
+            </w:tcBorders>
+            <w:shd w:fill="FFFFFF" w:val="clear"/>
+            <w:tcMar>
+              <w:top w:type="dxa" w:w="80"/>
+              <w:left w:type="dxa" w:w="120"/>
+              <w:bottom w:type="dxa" w:w="80"/>
+              <w:right w:type="dxa" w:w="120"/>
+            </w:tcMar>
+          </w:tcPr>
+          <w:p>
+            <w:pPr>
+              <w:spacing w:before="0" w:after="0"/>
+            </w:pPr>
+            <w:r>
+              <w:rPr>
+                <w:rFonts w:ascii="BIZ UDPGothic" w:cs="BIZ UDPGothic" w:eastAsia="BIZ UDPGothic" w:hAnsi="BIZ UDPGothic"/>
+                <w:color w:val="404040"/>
+                <w:sz w:val="18"/>
+                <w:szCs w:val="18"/>
+              </w:rPr>
+              <w:t xml:space="preserve">D</w:t>
+            </w:r>
+          </w:p>
+        </w:tc>
+        <w:tc>
+          <w:tcPr>
+            <w:tcW w:type="dxa" w:w="3168"/>
+            <w:tcBorders>
+              <w:top w:val="single" w:color="CCCCCC" w:sz="4"/>
+              <w:left w:val="single" w:color="CCCCCC" w:sz="4"/>
+              <w:bottom w:val="single" w:color="CCCCCC" w:sz="4"/>
+              <w:right w:val="single" w:color="CCCCCC" w:sz="4"/>
+            </w:tcBorders>
+            <w:shd w:fill="FFFFFF" w:val="clear"/>
+            <w:tcMar>
+              <w:top w:type="dxa" w:w="80"/>
+              <w:left w:type="dxa" w:w="120"/>
+              <w:bottom w:type="dxa" w:w="80"/>
+              <w:right w:type="dxa" w:w="120"/>
+            </w:tcMar>
+          </w:tcPr>
+          <w:p>
+            <w:pPr>
+              <w:spacing w:before="0" w:after="0"/>
+            </w:pPr>
+            <w:r>
+              <w:rPr>
+                <w:rFonts w:ascii="BIZ UDPGothic" w:cs="BIZ UDPGothic" w:eastAsia="BIZ UDPGothic" w:hAnsi="BIZ UDPGothic"/>
+                <w:color w:val="404040"/>
+                <w:sz w:val="18"/>
+                <w:szCs w:val="18"/>
+              </w:rPr>
+              <w:t xml:space="preserve">不要のため削除予定 Dự định xóa vì không cần thiết</w:t>
+            </w:r>
+          </w:p>
+        </w:tc>
+        <w:tc>
+          <w:tcPr>
+            <w:tcW w:type="dxa" w:w="3170"/>
+            <w:tcBorders>
+              <w:top w:val="single" w:color="CCCCCC" w:sz="4"/>
+              <w:left w:val="single" w:color="CCCCCC" w:sz="4"/>
+              <w:bottom w:val="single" w:color="CCCCCC" w:sz="4"/>
+              <w:right w:val="single" w:color="CCCCCC" w:sz="4"/>
+            </w:tcBorders>
+            <w:shd w:fill="FFFFFF" w:val="clear"/>
+            <w:tcMar>
+              <w:top w:type="dxa" w:w="80"/>
+              <w:left w:type="dxa" w:w="120"/>
+              <w:bottom w:type="dxa" w:w="80"/>
+              <w:right w:type="dxa" w:w="120"/>
+            </w:tcMar>
+          </w:tcPr>
+          <w:p>
+            <w:pPr>
+              <w:spacing w:before="0" w:after="0"/>
+            </w:pPr>
+            <w:r>
+              <w:rPr>
+                <w:rFonts w:ascii="BIZ UDPGothic" w:cs="BIZ UDPGothic" w:eastAsia="BIZ UDPGothic" w:hAnsi="BIZ UDPGothic"/>
+                <w:color w:val="404040"/>
+                <w:sz w:val="18"/>
+                <w:szCs w:val="18"/>
+              </w:rPr>
+              <w:t xml:space="preserve"/>
+            </w:r>
+          </w:p>
+        </w:tc>
+      </w:tr>
+    </w:tbl>
     <w:p>
       <w:pPr>
-        <w:spacing w:before="100" w:after="100"/>
+        <w:pBdr>
+          <w:left w:val="thick" w:color="C8102E" w:sz="20" w:space="6"/>
+        </w:pBdr>
+        <w:spacing w:before="280" w:after="100"/>
       </w:pPr>
       <w:r>
         <w:rPr>
           <w:rFonts w:ascii="BIZ UDPGothic" w:cs="BIZ UDPGothic" w:eastAsia="BIZ UDPGothic" w:hAnsi="BIZ UDPGothic"/>
           <w:b/>
           <w:bCs/>
-          <w:color w:val="404040"/>
-          <w:sz w:val="18"/>
-          <w:szCs w:val="18"/>
+          <w:color w:val="C8102E"/>
+          <w:sz w:val="24"/>
+          <w:szCs w:val="24"/>
         </w:rPr>
-        <w:t xml:space="preserve">選 択 L ự a c h ọ n                                kiến</w:t>
+        <w:t xml:space="preserve">■ Q3. ALBのインターネット公開について** *Về việc công khai ALB trên</w:t>
+      </w:r>
+      <w:r>
+        <w:br/>
+      </w:r>
+      <w:r>
+        <w:rPr>
+          <w:rFonts w:ascii="BIZ UDPGothic" w:cs="BIZ UDPGothic" w:eastAsia="BIZ UDPGothic" w:hAnsi="BIZ UDPGothic"/>
+          <w:i/>
+          <w:iCs/>
+          <w:color w:val="AA3344"/>
+          <w:sz w:val="17"/>
+          <w:szCs w:val="17"/>
+        </w:rPr>
+        <w:t xml:space="preserve">　</w:t>
       </w:r>
     </w:p>
     <w:p>
@@ -2213,7 +3874,7 @@
           <w:sz w:val="18"/>
           <w:szCs w:val="18"/>
         </w:rPr>
-        <w:t xml:space="preserve">A                       PRDへ展開予定あり Có kế hoạch</w:t>
+        <w:t xml:space="preserve">Internet*</w:t>
       </w:r>
     </w:p>
     <w:p>
@@ -2227,163 +3888,7 @@
           <w:sz w:val="18"/>
           <w:szCs w:val="18"/>
         </w:rPr>
-        <w:t xml:space="preserve">triển khai lên PRD</w:t>
-      </w:r>
-    </w:p>
-    <w:p>
-      <w:pPr>
-        <w:spacing w:before="100" w:after="100"/>
-      </w:pPr>
-      <w:r>
-        <w:rPr>
-          <w:rFonts w:ascii="BIZ UDPGothic" w:cs="BIZ UDPGothic" w:eastAsia="BIZ UDPGothic" w:hAnsi="BIZ UDPGothic"/>
-          <w:color w:val="404040"/>
-          <w:sz w:val="18"/>
-          <w:szCs w:val="18"/>
-        </w:rPr>
-        <w:t xml:space="preserve">B                       PRDへの展開は未定 Chưa có kế</w:t>
-      </w:r>
-    </w:p>
-    <w:p>
-      <w:pPr>
-        <w:spacing w:before="100" w:after="100"/>
-      </w:pPr>
-      <w:r>
-        <w:rPr>
-          <w:rFonts w:ascii="BIZ UDPGothic" w:cs="BIZ UDPGothic" w:eastAsia="BIZ UDPGothic" w:hAnsi="BIZ UDPGothic"/>
-          <w:color w:val="404040"/>
-          <w:sz w:val="18"/>
-          <w:szCs w:val="18"/>
-        </w:rPr>
-        <w:t xml:space="preserve">hoạch triển khai lên PRD</w:t>
-      </w:r>
-    </w:p>
-    <w:p>
-      <w:pPr>
-        <w:spacing w:before="100" w:after="100"/>
-      </w:pPr>
-      <w:r>
-        <w:rPr>
-          <w:rFonts w:ascii="BIZ UDPGothic" w:cs="BIZ UDPGothic" w:eastAsia="BIZ UDPGothic" w:hAnsi="BIZ UDPGothic"/>
-          <w:color w:val="404040"/>
-          <w:sz w:val="18"/>
-          <w:szCs w:val="18"/>
-        </w:rPr>
-        <w:t xml:space="preserve">C                       STG限定で使用（PRD展開なし）</w:t>
-      </w:r>
-    </w:p>
-    <w:p>
-      <w:pPr>
-        <w:spacing w:before="100" w:after="100"/>
-      </w:pPr>
-      <w:r>
-        <w:rPr>
-          <w:rFonts w:ascii="BIZ UDPGothic" w:cs="BIZ UDPGothic" w:eastAsia="BIZ UDPGothic" w:hAnsi="BIZ UDPGothic"/>
-          <w:color w:val="404040"/>
-          <w:sz w:val="18"/>
-          <w:szCs w:val="18"/>
-        </w:rPr>
-        <w:t xml:space="preserve">Chỉ sử dụng ở STG (không triển</w:t>
-      </w:r>
-    </w:p>
-    <w:p>
-      <w:pPr>
-        <w:spacing w:before="100" w:after="100"/>
-      </w:pPr>
-      <w:r>
-        <w:rPr>
-          <w:rFonts w:ascii="BIZ UDPGothic" w:cs="BIZ UDPGothic" w:eastAsia="BIZ UDPGothic" w:hAnsi="BIZ UDPGothic"/>
-          <w:color w:val="404040"/>
-          <w:sz w:val="18"/>
-          <w:szCs w:val="18"/>
-        </w:rPr>
-        <w:t xml:space="preserve">khai lên PRD)</w:t>
-      </w:r>
-    </w:p>
-    <w:p>
-      <w:pPr>
-        <w:spacing w:before="100" w:after="100"/>
-      </w:pPr>
-      <w:r>
-        <w:rPr>
-          <w:rFonts w:ascii="BIZ UDPGothic" w:cs="BIZ UDPGothic" w:eastAsia="BIZ UDPGothic" w:hAnsi="BIZ UDPGothic"/>
-          <w:color w:val="404040"/>
-          <w:sz w:val="18"/>
-          <w:szCs w:val="18"/>
-        </w:rPr>
-        <w:t xml:space="preserve">D                       不要のため削除予定 Dự định xóa</w:t>
-      </w:r>
-    </w:p>
-    <w:p>
-      <w:pPr>
-        <w:spacing w:before="100" w:after="100"/>
-      </w:pPr>
-      <w:r>
-        <w:rPr>
-          <w:rFonts w:ascii="BIZ UDPGothic" w:cs="BIZ UDPGothic" w:eastAsia="BIZ UDPGothic" w:hAnsi="BIZ UDPGothic"/>
-          <w:color w:val="404040"/>
-          <w:sz w:val="18"/>
-          <w:szCs w:val="18"/>
-        </w:rPr>
-        <w:t xml:space="preserve">vì không cần thiết</w:t>
-      </w:r>
-    </w:p>
-    <w:p>
-      <w:pPr>
-        <w:spacing w:before="100" w:after="100"/>
-      </w:pPr>
-      <w:r>
-        <w:rPr>
-          <w:rFonts w:ascii="BIZ UDPGothic" w:cs="BIZ UDPGothic" w:eastAsia="BIZ UDPGothic" w:hAnsi="BIZ UDPGothic"/>
-          <w:b/>
-          <w:bCs/>
-          <w:color w:val="C8102E"/>
-          <w:sz w:val="20"/>
-          <w:szCs w:val="20"/>
-        </w:rPr>
-        <w:t xml:space="preserve">■ Q3. ALBのインターネット公開について</w:t>
-      </w:r>
-    </w:p>
-    <w:p>
-      <w:pPr>
-        <w:spacing w:before="100" w:after="100"/>
-      </w:pPr>
-      <w:r>
-        <w:rPr>
-          <w:rFonts w:ascii="BIZ UDPGothic" w:cs="BIZ UDPGothic" w:eastAsia="BIZ UDPGothic" w:hAnsi="BIZ UDPGothic"/>
-          <w:color w:val="404040"/>
-          <w:sz w:val="18"/>
-          <w:szCs w:val="18"/>
-        </w:rPr>
-        <w:t xml:space="preserve">trên</w:t>
-      </w:r>
-    </w:p>
-    <w:p>
-      <w:pPr>
-        <w:spacing w:before="100" w:after="100"/>
-      </w:pPr>
-      <w:r>
-        <w:rPr>
-          <w:rFonts w:ascii="BIZ UDPGothic" w:cs="BIZ UDPGothic" w:eastAsia="BIZ UDPGothic" w:hAnsi="BIZ UDPGothic"/>
-          <w:color w:val="404040"/>
-          <w:sz w:val="18"/>
-          <w:szCs w:val="18"/>
-        </w:rPr>
-        <w:t xml:space="preserve">Internet\*</w:t>
-      </w:r>
-    </w:p>
-    <w:p>
-      <w:pPr>
-        <w:spacing w:before="100" w:after="100"/>
-      </w:pPr>
-      <w:r>
-        <w:rPr>
-          <w:rFonts w:ascii="BIZ UDPGothic" w:cs="BIZ UDPGothic" w:eastAsia="BIZ UDPGothic" w:hAnsi="BIZ UDPGothic"/>
-          <w:color w:val="404040"/>
-          <w:sz w:val="18"/>
-          <w:szCs w:val="18"/>
-        </w:rPr>
-        <w:t xml:space="preserve">現在2台のALBがinternet-facing（インターネット公開）で稼働しています。これは意図した設定でしょうか？　\*Hiện</w:t>
+        <w:t xml:space="preserve">現在2台のALBがinternet-facing（インターネット公開）で稼働しています。これは意図した設定でしょうか？　*Hiện</w:t>
       </w:r>
     </w:p>
     <w:p>
@@ -2411,23 +3916,564 @@
           <w:sz w:val="18"/>
           <w:szCs w:val="18"/>
         </w:rPr>
-        <w:t xml:space="preserve">Internet). Đây có phải là cài đặt có chủ đích không?\*</w:t>
+        <w:t xml:space="preserve">Internet). Đây có phải là cài đặt có chủ đích không?*</w:t>
       </w:r>
     </w:p>
+    <w:tbl>
+      <w:tblPr>
+        <w:tblW w:type="dxa" w:w="9506"/>
+        <w:tblBorders>
+          <w:top w:val="single" w:color="CCCCCC" w:sz="4"/>
+          <w:left w:val="single" w:color="CCCCCC" w:sz="4"/>
+          <w:bottom w:val="single" w:color="CCCCCC" w:sz="4"/>
+          <w:right w:val="single" w:color="CCCCCC" w:sz="4"/>
+          <w:insideH w:val="single" w:color="auto" w:sz="4"/>
+          <w:insideV w:val="single" w:color="auto" w:sz="4"/>
+        </w:tblBorders>
+      </w:tblPr>
+      <w:tblGrid>
+        <w:gridCol w:w="3168"/>
+        <w:gridCol w:w="3168"/>
+        <w:gridCol w:w="3170"/>
+      </w:tblGrid>
+      <w:tr>
+        <w:trPr>
+          <w:cantSplit/>
+          <w:tblHeader/>
+        </w:trPr>
+        <w:tc>
+          <w:tcPr>
+            <w:tcW w:type="dxa" w:w="3168"/>
+            <w:tcBorders>
+              <w:top w:val="single" w:color="CCCCCC" w:sz="4"/>
+              <w:left w:val="single" w:color="CCCCCC" w:sz="4"/>
+              <w:bottom w:val="single" w:color="CCCCCC" w:sz="4"/>
+              <w:right w:val="single" w:color="CCCCCC" w:sz="4"/>
+            </w:tcBorders>
+            <w:shd w:fill="E8E8E8" w:val="clear"/>
+            <w:tcMar>
+              <w:top w:type="dxa" w:w="80"/>
+              <w:left w:type="dxa" w:w="120"/>
+              <w:bottom w:type="dxa" w:w="80"/>
+              <w:right w:type="dxa" w:w="120"/>
+            </w:tcMar>
+          </w:tcPr>
+          <w:p>
+            <w:pPr>
+              <w:spacing w:before="0" w:after="0"/>
+            </w:pPr>
+            <w:r>
+              <w:rPr>
+                <w:rFonts w:ascii="BIZ UDPGothic" w:cs="BIZ UDPGothic" w:eastAsia="BIZ UDPGothic" w:hAnsi="BIZ UDPGothic"/>
+                <w:color w:val="404040"/>
+                <w:sz w:val="18"/>
+                <w:szCs w:val="18"/>
+              </w:rPr>
+              <w:t xml:space="preserve">選 択 L ự a c h ọ n</w:t>
+            </w:r>
+          </w:p>
+        </w:tc>
+        <w:tc>
+          <w:tcPr>
+            <w:tcW w:type="dxa" w:w="3168"/>
+            <w:tcBorders>
+              <w:top w:val="single" w:color="CCCCCC" w:sz="4"/>
+              <w:left w:val="single" w:color="CCCCCC" w:sz="4"/>
+              <w:bottom w:val="single" w:color="CCCCCC" w:sz="4"/>
+              <w:right w:val="single" w:color="CCCCCC" w:sz="4"/>
+            </w:tcBorders>
+            <w:shd w:fill="E8E8E8" w:val="clear"/>
+            <w:tcMar>
+              <w:top w:type="dxa" w:w="80"/>
+              <w:left w:type="dxa" w:w="120"/>
+              <w:bottom w:type="dxa" w:w="80"/>
+              <w:right w:type="dxa" w:w="120"/>
+            </w:tcMar>
+          </w:tcPr>
+          <w:p>
+            <w:pPr>
+              <w:spacing w:before="0" w:after="0"/>
+            </w:pPr>
+            <w:r>
+              <w:rPr>
+                <w:rFonts w:ascii="BIZ UDPGothic" w:cs="BIZ UDPGothic" w:eastAsia="BIZ UDPGothic" w:hAnsi="BIZ UDPGothic"/>
+                <w:color w:val="404040"/>
+                <w:sz w:val="18"/>
+                <w:szCs w:val="18"/>
+              </w:rPr>
+              <w:t xml:space="preserve"/>
+            </w:r>
+          </w:p>
+        </w:tc>
+        <w:tc>
+          <w:tcPr>
+            <w:tcW w:type="dxa" w:w="3170"/>
+            <w:tcBorders>
+              <w:top w:val="single" w:color="CCCCCC" w:sz="4"/>
+              <w:left w:val="single" w:color="CCCCCC" w:sz="4"/>
+              <w:bottom w:val="single" w:color="CCCCCC" w:sz="4"/>
+              <w:right w:val="single" w:color="CCCCCC" w:sz="4"/>
+            </w:tcBorders>
+            <w:shd w:fill="E8E8E8" w:val="clear"/>
+            <w:tcMar>
+              <w:top w:type="dxa" w:w="80"/>
+              <w:left w:type="dxa" w:w="120"/>
+              <w:bottom w:type="dxa" w:w="80"/>
+              <w:right w:type="dxa" w:w="120"/>
+            </w:tcMar>
+          </w:tcPr>
+          <w:p>
+            <w:pPr>
+              <w:spacing w:before="0" w:after="0"/>
+            </w:pPr>
+            <w:r>
+              <w:rPr>
+                <w:rFonts w:ascii="BIZ UDPGothic" w:cs="BIZ UDPGothic" w:eastAsia="BIZ UDPGothic" w:hAnsi="BIZ UDPGothic"/>
+                <w:color w:val="404040"/>
+                <w:sz w:val="18"/>
+                <w:szCs w:val="18"/>
+              </w:rPr>
+              <w:t xml:space="preserve">回答 lời</w:t>
+            </w:r>
+          </w:p>
+        </w:tc>
+      </w:tr>
+      <w:tr>
+        <w:trPr>
+          <w:cantSplit/>
+        </w:trPr>
+        <w:tc>
+          <w:tcPr>
+            <w:tcW w:type="dxa" w:w="3168"/>
+            <w:tcBorders>
+              <w:top w:val="single" w:color="CCCCCC" w:sz="4"/>
+              <w:left w:val="single" w:color="CCCCCC" w:sz="4"/>
+              <w:bottom w:val="single" w:color="CCCCCC" w:sz="4"/>
+              <w:right w:val="single" w:color="CCCCCC" w:sz="4"/>
+            </w:tcBorders>
+            <w:shd w:fill="FFFFFF" w:val="clear"/>
+            <w:tcMar>
+              <w:top w:type="dxa" w:w="80"/>
+              <w:left w:type="dxa" w:w="120"/>
+              <w:bottom w:type="dxa" w:w="80"/>
+              <w:right w:type="dxa" w:w="120"/>
+            </w:tcMar>
+          </w:tcPr>
+          <w:p>
+            <w:pPr>
+              <w:spacing w:before="0" w:after="0"/>
+            </w:pPr>
+            <w:r>
+              <w:rPr>
+                <w:rFonts w:ascii="BIZ UDPGothic" w:cs="BIZ UDPGothic" w:eastAsia="BIZ UDPGothic" w:hAnsi="BIZ UDPGothic"/>
+                <w:color w:val="404040"/>
+                <w:sz w:val="18"/>
+                <w:szCs w:val="18"/>
+              </w:rPr>
+              <w:t xml:space="preserve">A</w:t>
+            </w:r>
+          </w:p>
+        </w:tc>
+        <w:tc>
+          <w:tcPr>
+            <w:tcW w:type="dxa" w:w="3168"/>
+            <w:tcBorders>
+              <w:top w:val="single" w:color="CCCCCC" w:sz="4"/>
+              <w:left w:val="single" w:color="CCCCCC" w:sz="4"/>
+              <w:bottom w:val="single" w:color="CCCCCC" w:sz="4"/>
+              <w:right w:val="single" w:color="CCCCCC" w:sz="4"/>
+            </w:tcBorders>
+            <w:shd w:fill="FFFFFF" w:val="clear"/>
+            <w:tcMar>
+              <w:top w:type="dxa" w:w="80"/>
+              <w:left w:type="dxa" w:w="120"/>
+              <w:bottom w:type="dxa" w:w="80"/>
+              <w:right w:type="dxa" w:w="120"/>
+            </w:tcMar>
+          </w:tcPr>
+          <w:p>
+            <w:pPr>
+              <w:spacing w:before="0" w:after="0"/>
+            </w:pPr>
+            <w:r>
+              <w:rPr>
+                <w:rFonts w:ascii="BIZ UDPGothic" w:cs="BIZ UDPGothic" w:eastAsia="BIZ UDPGothic" w:hAnsi="BIZ UDPGothic"/>
+                <w:color w:val="404040"/>
+                <w:sz w:val="18"/>
+                <w:szCs w:val="18"/>
+              </w:rPr>
+              <w:t xml:space="preserve">意図 した設定（テスト・開発目的でインターネット公開が必要） Cài đặt có chủ đích (cần công khai Internet cho mục đích kiểm thử/phát triển)</w:t>
+            </w:r>
+          </w:p>
+        </w:tc>
+        <w:tc>
+          <w:tcPr>
+            <w:tcW w:type="dxa" w:w="3170"/>
+            <w:tcBorders>
+              <w:top w:val="single" w:color="CCCCCC" w:sz="4"/>
+              <w:left w:val="single" w:color="CCCCCC" w:sz="4"/>
+              <w:bottom w:val="single" w:color="CCCCCC" w:sz="4"/>
+              <w:right w:val="single" w:color="CCCCCC" w:sz="4"/>
+            </w:tcBorders>
+            <w:shd w:fill="FFFFFF" w:val="clear"/>
+            <w:tcMar>
+              <w:top w:type="dxa" w:w="80"/>
+              <w:left w:type="dxa" w:w="120"/>
+              <w:bottom w:type="dxa" w:w="80"/>
+              <w:right w:type="dxa" w:w="120"/>
+            </w:tcMar>
+          </w:tcPr>
+          <w:p>
+            <w:pPr>
+              <w:spacing w:before="0" w:after="0"/>
+            </w:pPr>
+            <w:r>
+              <w:rPr>
+                <w:rFonts w:ascii="BIZ UDPGothic" w:cs="BIZ UDPGothic" w:eastAsia="BIZ UDPGothic" w:hAnsi="BIZ UDPGothic"/>
+                <w:color w:val="404040"/>
+                <w:sz w:val="18"/>
+                <w:szCs w:val="18"/>
+              </w:rPr>
+              <w:t xml:space="preserve">□</w:t>
+            </w:r>
+          </w:p>
+        </w:tc>
+      </w:tr>
+      <w:tr>
+        <w:trPr>
+          <w:cantSplit/>
+        </w:trPr>
+        <w:tc>
+          <w:tcPr>
+            <w:tcW w:type="dxa" w:w="3168"/>
+            <w:tcBorders>
+              <w:top w:val="single" w:color="CCCCCC" w:sz="4"/>
+              <w:left w:val="single" w:color="CCCCCC" w:sz="4"/>
+              <w:bottom w:val="single" w:color="CCCCCC" w:sz="4"/>
+              <w:right w:val="single" w:color="CCCCCC" w:sz="4"/>
+            </w:tcBorders>
+            <w:shd w:fill="FFFFFF" w:val="clear"/>
+            <w:tcMar>
+              <w:top w:type="dxa" w:w="80"/>
+              <w:left w:type="dxa" w:w="120"/>
+              <w:bottom w:type="dxa" w:w="80"/>
+              <w:right w:type="dxa" w:w="120"/>
+            </w:tcMar>
+          </w:tcPr>
+          <w:p>
+            <w:pPr>
+              <w:spacing w:before="0" w:after="0"/>
+            </w:pPr>
+            <w:r>
+              <w:rPr>
+                <w:rFonts w:ascii="BIZ UDPGothic" w:cs="BIZ UDPGothic" w:eastAsia="BIZ UDPGothic" w:hAnsi="BIZ UDPGothic"/>
+                <w:color w:val="404040"/>
+                <w:sz w:val="18"/>
+                <w:szCs w:val="18"/>
+              </w:rPr>
+              <w:t xml:space="preserve">B</w:t>
+            </w:r>
+          </w:p>
+        </w:tc>
+        <w:tc>
+          <w:tcPr>
+            <w:tcW w:type="dxa" w:w="3168"/>
+            <w:tcBorders>
+              <w:top w:val="single" w:color="CCCCCC" w:sz="4"/>
+              <w:left w:val="single" w:color="CCCCCC" w:sz="4"/>
+              <w:bottom w:val="single" w:color="CCCCCC" w:sz="4"/>
+              <w:right w:val="single" w:color="CCCCCC" w:sz="4"/>
+            </w:tcBorders>
+            <w:shd w:fill="FFFFFF" w:val="clear"/>
+            <w:tcMar>
+              <w:top w:type="dxa" w:w="80"/>
+              <w:left w:type="dxa" w:w="120"/>
+              <w:bottom w:type="dxa" w:w="80"/>
+              <w:right w:type="dxa" w:w="120"/>
+            </w:tcMar>
+          </w:tcPr>
+          <w:p>
+            <w:pPr>
+              <w:spacing w:before="0" w:after="0"/>
+            </w:pPr>
+            <w:r>
+              <w:rPr>
+                <w:rFonts w:ascii="BIZ UDPGothic" w:cs="BIZ UDPGothic" w:eastAsia="BIZ UDPGothic" w:hAnsi="BIZ UDPGothic"/>
+                <w:color w:val="404040"/>
+                <w:sz w:val="18"/>
+                <w:szCs w:val="18"/>
+              </w:rPr>
+              <w:t xml:space="preserve">internal（VPC内部のみ）に変更してほしい Muốn thay đổi thành internal (chỉ trong VPC)</w:t>
+            </w:r>
+          </w:p>
+        </w:tc>
+        <w:tc>
+          <w:tcPr>
+            <w:tcW w:type="dxa" w:w="3170"/>
+            <w:tcBorders>
+              <w:top w:val="single" w:color="CCCCCC" w:sz="4"/>
+              <w:left w:val="single" w:color="CCCCCC" w:sz="4"/>
+              <w:bottom w:val="single" w:color="CCCCCC" w:sz="4"/>
+              <w:right w:val="single" w:color="CCCCCC" w:sz="4"/>
+            </w:tcBorders>
+            <w:shd w:fill="FFFFFF" w:val="clear"/>
+            <w:tcMar>
+              <w:top w:type="dxa" w:w="80"/>
+              <w:left w:type="dxa" w:w="120"/>
+              <w:bottom w:type="dxa" w:w="80"/>
+              <w:right w:type="dxa" w:w="120"/>
+            </w:tcMar>
+          </w:tcPr>
+          <w:p>
+            <w:pPr>
+              <w:spacing w:before="0" w:after="0"/>
+            </w:pPr>
+            <w:r>
+              <w:rPr>
+                <w:rFonts w:ascii="BIZ UDPGothic" w:cs="BIZ UDPGothic" w:eastAsia="BIZ UDPGothic" w:hAnsi="BIZ UDPGothic"/>
+                <w:color w:val="404040"/>
+                <w:sz w:val="18"/>
+                <w:szCs w:val="18"/>
+              </w:rPr>
+              <w:t xml:space="preserve">□</w:t>
+            </w:r>
+          </w:p>
+        </w:tc>
+      </w:tr>
+      <w:tr>
+        <w:trPr>
+          <w:cantSplit/>
+        </w:trPr>
+        <w:tc>
+          <w:tcPr>
+            <w:tcW w:type="dxa" w:w="3168"/>
+            <w:tcBorders>
+              <w:top w:val="single" w:color="CCCCCC" w:sz="4"/>
+              <w:left w:val="single" w:color="CCCCCC" w:sz="4"/>
+              <w:bottom w:val="single" w:color="CCCCCC" w:sz="4"/>
+              <w:right w:val="single" w:color="CCCCCC" w:sz="4"/>
+            </w:tcBorders>
+            <w:shd w:fill="FFFFFF" w:val="clear"/>
+            <w:tcMar>
+              <w:top w:type="dxa" w:w="80"/>
+              <w:left w:type="dxa" w:w="120"/>
+              <w:bottom w:type="dxa" w:w="80"/>
+              <w:right w:type="dxa" w:w="120"/>
+            </w:tcMar>
+          </w:tcPr>
+          <w:p>
+            <w:pPr>
+              <w:spacing w:before="0" w:after="0"/>
+            </w:pPr>
+            <w:r>
+              <w:rPr>
+                <w:rFonts w:ascii="BIZ UDPGothic" w:cs="BIZ UDPGothic" w:eastAsia="BIZ UDPGothic" w:hAnsi="BIZ UDPGothic"/>
+                <w:color w:val="404040"/>
+                <w:sz w:val="18"/>
+                <w:szCs w:val="18"/>
+              </w:rPr>
+              <w:t xml:space="preserve">C</w:t>
+            </w:r>
+          </w:p>
+        </w:tc>
+        <w:tc>
+          <w:tcPr>
+            <w:tcW w:type="dxa" w:w="3168"/>
+            <w:tcBorders>
+              <w:top w:val="single" w:color="CCCCCC" w:sz="4"/>
+              <w:left w:val="single" w:color="CCCCCC" w:sz="4"/>
+              <w:bottom w:val="single" w:color="CCCCCC" w:sz="4"/>
+              <w:right w:val="single" w:color="CCCCCC" w:sz="4"/>
+            </w:tcBorders>
+            <w:shd w:fill="FFFFFF" w:val="clear"/>
+            <w:tcMar>
+              <w:top w:type="dxa" w:w="80"/>
+              <w:left w:type="dxa" w:w="120"/>
+              <w:bottom w:type="dxa" w:w="80"/>
+              <w:right w:type="dxa" w:w="120"/>
+            </w:tcMar>
+          </w:tcPr>
+          <w:p>
+            <w:pPr>
+              <w:spacing w:before="0" w:after="0"/>
+            </w:pPr>
+            <w:r>
+              <w:rPr>
+                <w:rFonts w:ascii="BIZ UDPGothic" w:cs="BIZ UDPGothic" w:eastAsia="BIZ UDPGothic" w:hAnsi="BIZ UDPGothic"/>
+                <w:color w:val="404040"/>
+                <w:sz w:val="18"/>
+                <w:szCs w:val="18"/>
+              </w:rPr>
+              <w:t xml:space="preserve">ALBごと削除してほしい Muốn xóa cả ALB</w:t>
+            </w:r>
+          </w:p>
+        </w:tc>
+        <w:tc>
+          <w:tcPr>
+            <w:tcW w:type="dxa" w:w="3170"/>
+            <w:tcBorders>
+              <w:top w:val="single" w:color="CCCCCC" w:sz="4"/>
+              <w:left w:val="single" w:color="CCCCCC" w:sz="4"/>
+              <w:bottom w:val="single" w:color="CCCCCC" w:sz="4"/>
+              <w:right w:val="single" w:color="CCCCCC" w:sz="4"/>
+            </w:tcBorders>
+            <w:shd w:fill="FFFFFF" w:val="clear"/>
+            <w:tcMar>
+              <w:top w:type="dxa" w:w="80"/>
+              <w:left w:type="dxa" w:w="120"/>
+              <w:bottom w:type="dxa" w:w="80"/>
+              <w:right w:type="dxa" w:w="120"/>
+            </w:tcMar>
+          </w:tcPr>
+          <w:p>
+            <w:pPr>
+              <w:spacing w:before="0" w:after="0"/>
+            </w:pPr>
+            <w:r>
+              <w:rPr>
+                <w:rFonts w:ascii="BIZ UDPGothic" w:cs="BIZ UDPGothic" w:eastAsia="BIZ UDPGothic" w:hAnsi="BIZ UDPGothic"/>
+                <w:color w:val="404040"/>
+                <w:sz w:val="18"/>
+                <w:szCs w:val="18"/>
+              </w:rPr>
+              <w:t xml:space="preserve">□</w:t>
+            </w:r>
+          </w:p>
+        </w:tc>
+      </w:tr>
+      <w:tr>
+        <w:trPr>
+          <w:cantSplit/>
+        </w:trPr>
+        <w:tc>
+          <w:tcPr>
+            <w:tcW w:type="dxa" w:w="3168"/>
+            <w:tcBorders>
+              <w:top w:val="single" w:color="CCCCCC" w:sz="4"/>
+              <w:left w:val="single" w:color="CCCCCC" w:sz="4"/>
+              <w:bottom w:val="single" w:color="CCCCCC" w:sz="4"/>
+              <w:right w:val="single" w:color="CCCCCC" w:sz="4"/>
+            </w:tcBorders>
+            <w:shd w:fill="FFFFFF" w:val="clear"/>
+            <w:tcMar>
+              <w:top w:type="dxa" w:w="80"/>
+              <w:left w:type="dxa" w:w="120"/>
+              <w:bottom w:type="dxa" w:w="80"/>
+              <w:right w:type="dxa" w:w="120"/>
+            </w:tcMar>
+          </w:tcPr>
+          <w:p>
+            <w:pPr>
+              <w:spacing w:before="0" w:after="0"/>
+            </w:pPr>
+            <w:r>
+              <w:rPr>
+                <w:rFonts w:ascii="BIZ UDPGothic" w:cs="BIZ UDPGothic" w:eastAsia="BIZ UDPGothic" w:hAnsi="BIZ UDPGothic"/>
+                <w:color w:val="404040"/>
+                <w:sz w:val="18"/>
+                <w:szCs w:val="18"/>
+              </w:rPr>
+              <w:t xml:space="preserve">D</w:t>
+            </w:r>
+          </w:p>
+        </w:tc>
+        <w:tc>
+          <w:tcPr>
+            <w:tcW w:type="dxa" w:w="3168"/>
+            <w:tcBorders>
+              <w:top w:val="single" w:color="CCCCCC" w:sz="4"/>
+              <w:left w:val="single" w:color="CCCCCC" w:sz="4"/>
+              <w:bottom w:val="single" w:color="CCCCCC" w:sz="4"/>
+              <w:right w:val="single" w:color="CCCCCC" w:sz="4"/>
+            </w:tcBorders>
+            <w:shd w:fill="FFFFFF" w:val="clear"/>
+            <w:tcMar>
+              <w:top w:type="dxa" w:w="80"/>
+              <w:left w:type="dxa" w:w="120"/>
+              <w:bottom w:type="dxa" w:w="80"/>
+              <w:right w:type="dxa" w:w="120"/>
+            </w:tcMar>
+          </w:tcPr>
+          <w:p>
+            <w:pPr>
+              <w:spacing w:before="0" w:after="0"/>
+            </w:pPr>
+            <w:r>
+              <w:rPr>
+                <w:rFonts w:ascii="BIZ UDPGothic" w:cs="BIZ UDPGothic" w:eastAsia="BIZ UDPGothic" w:hAnsi="BIZ UDPGothic"/>
+                <w:color w:val="404040"/>
+                <w:sz w:val="18"/>
+                <w:szCs w:val="18"/>
+              </w:rPr>
+              <w:t xml:space="preserve">その他（自由記述）/ Khác (ghi tự do)：</w:t>
+            </w:r>
+          </w:p>
+        </w:tc>
+        <w:tc>
+          <w:tcPr>
+            <w:tcW w:type="dxa" w:w="3170"/>
+            <w:tcBorders>
+              <w:top w:val="single" w:color="CCCCCC" w:sz="4"/>
+              <w:left w:val="single" w:color="CCCCCC" w:sz="4"/>
+              <w:bottom w:val="single" w:color="CCCCCC" w:sz="4"/>
+              <w:right w:val="single" w:color="CCCCCC" w:sz="4"/>
+            </w:tcBorders>
+            <w:shd w:fill="FFFFFF" w:val="clear"/>
+            <w:tcMar>
+              <w:top w:type="dxa" w:w="80"/>
+              <w:left w:type="dxa" w:w="120"/>
+              <w:bottom w:type="dxa" w:w="80"/>
+              <w:right w:type="dxa" w:w="120"/>
+            </w:tcMar>
+          </w:tcPr>
+          <w:p>
+            <w:pPr>
+              <w:spacing w:before="0" w:after="0"/>
+            </w:pPr>
+            <w:r>
+              <w:rPr>
+                <w:rFonts w:ascii="BIZ UDPGothic" w:cs="BIZ UDPGothic" w:eastAsia="BIZ UDPGothic" w:hAnsi="BIZ UDPGothic"/>
+                <w:color w:val="404040"/>
+                <w:sz w:val="18"/>
+                <w:szCs w:val="18"/>
+              </w:rPr>
+              <w:t xml:space="preserve">□</w:t>
+            </w:r>
+          </w:p>
+        </w:tc>
+      </w:tr>
+    </w:tbl>
     <w:p>
       <w:pPr>
-        <w:spacing w:before="100" w:after="100"/>
+        <w:pBdr>
+          <w:left w:val="thick" w:color="C8102E" w:sz="20" w:space="6"/>
+        </w:pBdr>
+        <w:spacing w:before="280" w:after="100"/>
       </w:pPr>
       <w:r>
         <w:rPr>
           <w:rFonts w:ascii="BIZ UDPGothic" w:cs="BIZ UDPGothic" w:eastAsia="BIZ UDPGothic" w:hAnsi="BIZ UDPGothic"/>
           <w:b/>
           <w:bCs/>
-          <w:color w:val="404040"/>
-          <w:sz w:val="18"/>
-          <w:szCs w:val="18"/>
+          <w:color w:val="C8102E"/>
+          <w:sz w:val="24"/>
+          <w:szCs w:val="24"/>
         </w:rPr>
-        <w:t xml:space="preserve">選 択 L ự a c h ọ n                                                          回答 lời</w:t>
+        <w:t xml:space="preserve">■ Q4. セキュリティグループの全開放について（緊急）** *Về việc mở toàn</w:t>
+      </w:r>
+      <w:r>
+        <w:br/>
+      </w:r>
+      <w:r>
+        <w:rPr>
+          <w:rFonts w:ascii="BIZ UDPGothic" w:cs="BIZ UDPGothic" w:eastAsia="BIZ UDPGothic" w:hAnsi="BIZ UDPGothic"/>
+          <w:i/>
+          <w:iCs/>
+          <w:color w:val="AA3344"/>
+          <w:sz w:val="17"/>
+          <w:szCs w:val="17"/>
+        </w:rPr>
+        <w:t xml:space="preserve">　</w:t>
       </w:r>
     </w:p>
     <w:p>
@@ -2441,7 +4487,541 @@
           <w:sz w:val="18"/>
           <w:szCs w:val="18"/>
         </w:rPr>
-        <w:t xml:space="preserve">A                       意図                                                     □</w:t>
+        <w:t xml:space="preserve">bộ Security Group (Khẩn cấp)*</w:t>
+      </w:r>
+    </w:p>
+    <w:tbl>
+      <w:tblPr>
+        <w:tblW w:type="dxa" w:w="9506"/>
+        <w:tblBorders>
+          <w:top w:val="single" w:color="CCCCCC" w:sz="4"/>
+          <w:left w:val="single" w:color="CCCCCC" w:sz="4"/>
+          <w:bottom w:val="single" w:color="CCCCCC" w:sz="4"/>
+          <w:right w:val="single" w:color="CCCCCC" w:sz="4"/>
+          <w:insideH w:val="single" w:color="auto" w:sz="4"/>
+          <w:insideV w:val="single" w:color="auto" w:sz="4"/>
+        </w:tblBorders>
+      </w:tblPr>
+      <w:tblGrid>
+        <w:gridCol w:w="4753"/>
+        <w:gridCol w:w="4753"/>
+      </w:tblGrid>
+      <w:tr>
+        <w:trPr>
+          <w:cantSplit/>
+          <w:tblHeader/>
+        </w:trPr>
+        <w:tc>
+          <w:tcPr>
+            <w:tcW w:type="dxa" w:w="4753"/>
+            <w:tcBorders>
+              <w:top w:val="single" w:color="CCCCCC" w:sz="4"/>
+              <w:left w:val="single" w:color="CCCCCC" w:sz="4"/>
+              <w:bottom w:val="single" w:color="CCCCCC" w:sz="4"/>
+              <w:right w:val="single" w:color="CCCCCC" w:sz="4"/>
+            </w:tcBorders>
+            <w:shd w:fill="E8E8E8" w:val="clear"/>
+            <w:tcMar>
+              <w:top w:type="dxa" w:w="80"/>
+              <w:left w:type="dxa" w:w="120"/>
+              <w:bottom w:type="dxa" w:w="80"/>
+              <w:right w:type="dxa" w:w="120"/>
+            </w:tcMar>
+          </w:tcPr>
+          <w:p>
+            <w:pPr>
+              <w:spacing w:before="0" w:after="0"/>
+            </w:pPr>
+            <w:r>
+              <w:rPr>
+                <w:rFonts w:ascii="BIZ UDPGothic" w:cs="BIZ UDPGothic" w:eastAsia="BIZ UDPGothic" w:hAnsi="BIZ UDPGothic"/>
+                <w:color w:val="404040"/>
+                <w:sz w:val="18"/>
+                <w:szCs w:val="18"/>
+              </w:rPr>
+              <w:t xml:space="preserve">対象SG</w:t>
+            </w:r>
+          </w:p>
+        </w:tc>
+        <w:tc>
+          <w:tcPr>
+            <w:tcW w:type="dxa" w:w="4753"/>
+            <w:tcBorders>
+              <w:top w:val="single" w:color="CCCCCC" w:sz="4"/>
+              <w:left w:val="single" w:color="CCCCCC" w:sz="4"/>
+              <w:bottom w:val="single" w:color="CCCCCC" w:sz="4"/>
+              <w:right w:val="single" w:color="CCCCCC" w:sz="4"/>
+            </w:tcBorders>
+            <w:shd w:fill="E8E8E8" w:val="clear"/>
+            <w:tcMar>
+              <w:top w:type="dxa" w:w="80"/>
+              <w:left w:type="dxa" w:w="120"/>
+              <w:bottom w:type="dxa" w:w="80"/>
+              <w:right w:type="dxa" w:w="120"/>
+            </w:tcMar>
+          </w:tcPr>
+          <w:p>
+            <w:pPr>
+              <w:spacing w:before="0" w:after="0"/>
+            </w:pPr>
+            <w:r>
+              <w:rPr>
+                <w:rFonts w:ascii="BIZ UDPGothic" w:cs="BIZ UDPGothic" w:eastAsia="BIZ UDPGothic" w:hAnsi="BIZ UDPGothic"/>
+                <w:color w:val="404040"/>
+                <w:sz w:val="18"/>
+                <w:szCs w:val="18"/>
+              </w:rPr>
+              <w:t xml:space="preserve">ksm-posstg-vpc-sg-ec2-web-be</w:t>
+            </w:r>
+          </w:p>
+        </w:tc>
+      </w:tr>
+      <w:tr>
+        <w:trPr>
+          <w:cantSplit/>
+        </w:trPr>
+        <w:tc>
+          <w:tcPr>
+            <w:tcW w:type="dxa" w:w="4753"/>
+            <w:tcBorders>
+              <w:top w:val="single" w:color="CCCCCC" w:sz="4"/>
+              <w:left w:val="single" w:color="CCCCCC" w:sz="4"/>
+              <w:bottom w:val="single" w:color="CCCCCC" w:sz="4"/>
+              <w:right w:val="single" w:color="CCCCCC" w:sz="4"/>
+            </w:tcBorders>
+            <w:shd w:fill="FFFFFF" w:val="clear"/>
+            <w:tcMar>
+              <w:top w:type="dxa" w:w="80"/>
+              <w:left w:type="dxa" w:w="120"/>
+              <w:bottom w:type="dxa" w:w="80"/>
+              <w:right w:type="dxa" w:w="120"/>
+            </w:tcMar>
+          </w:tcPr>
+          <w:p>
+            <w:pPr>
+              <w:spacing w:before="0" w:after="0"/>
+            </w:pPr>
+            <w:r>
+              <w:rPr>
+                <w:rFonts w:ascii="BIZ UDPGothic" w:cs="BIZ UDPGothic" w:eastAsia="BIZ UDPGothic" w:hAnsi="BIZ UDPGothic"/>
+                <w:color w:val="404040"/>
+                <w:sz w:val="18"/>
+                <w:szCs w:val="18"/>
+              </w:rPr>
+              <w:t xml:space="preserve">問題のルール vấn đề*</w:t>
+            </w:r>
+          </w:p>
+        </w:tc>
+        <w:tc>
+          <w:tcPr>
+            <w:tcW w:type="dxa" w:w="4753"/>
+            <w:tcBorders>
+              <w:top w:val="single" w:color="CCCCCC" w:sz="4"/>
+              <w:left w:val="single" w:color="CCCCCC" w:sz="4"/>
+              <w:bottom w:val="single" w:color="CCCCCC" w:sz="4"/>
+              <w:right w:val="single" w:color="CCCCCC" w:sz="4"/>
+            </w:tcBorders>
+            <w:shd w:fill="FFFFFF" w:val="clear"/>
+            <w:tcMar>
+              <w:top w:type="dxa" w:w="80"/>
+              <w:left w:type="dxa" w:w="120"/>
+              <w:bottom w:type="dxa" w:w="80"/>
+              <w:right w:type="dxa" w:w="120"/>
+            </w:tcMar>
+          </w:tcPr>
+          <w:p>
+            <w:pPr>
+              <w:spacing w:before="0" w:after="0"/>
+            </w:pPr>
+            <w:r>
+              <w:rPr>
+                <w:rFonts w:ascii="BIZ UDPGothic" w:cs="BIZ UDPGothic" w:eastAsia="BIZ UDPGothic" w:hAnsi="BIZ UDPGothic"/>
+                <w:color w:val="404040"/>
+                <w:sz w:val="18"/>
+                <w:szCs w:val="18"/>
+              </w:rPr>
+              <w:t xml:space="preserve">① ALL(-1) → 0.0.0 .0/0（全プロトコル・全ポートをインターネットに開放） ALL(-1) → 0.0.0.0/0 (Mở toàn bộ giao thức/cổng ra Internet) ② TCP:8080 → 0.0.0.0/0（ポート8080をインターネットに開放） TCP:8080 → 0.0.0.0/0 (Mở cổng 8080 ra Internet)</w:t>
+            </w:r>
+          </w:p>
+        </w:tc>
+      </w:tr>
+      <w:tr>
+        <w:trPr>
+          <w:cantSplit/>
+        </w:trPr>
+        <w:tc>
+          <w:tcPr>
+            <w:tcW w:type="dxa" w:w="4753"/>
+            <w:tcBorders>
+              <w:top w:val="single" w:color="CCCCCC" w:sz="4"/>
+              <w:left w:val="single" w:color="CCCCCC" w:sz="4"/>
+              <w:bottom w:val="single" w:color="CCCCCC" w:sz="4"/>
+              <w:right w:val="single" w:color="CCCCCC" w:sz="4"/>
+            </w:tcBorders>
+            <w:shd w:fill="FFFFFF" w:val="clear"/>
+            <w:tcMar>
+              <w:top w:type="dxa" w:w="80"/>
+              <w:left w:type="dxa" w:w="120"/>
+              <w:bottom w:type="dxa" w:w="80"/>
+              <w:right w:type="dxa" w:w="120"/>
+            </w:tcMar>
+          </w:tcPr>
+          <w:p>
+            <w:pPr>
+              <w:spacing w:before="0" w:after="0"/>
+            </w:pPr>
+            <w:r>
+              <w:rPr>
+                <w:rFonts w:ascii="BIZ UDPGothic" w:cs="BIZ UDPGothic" w:eastAsia="BIZ UDPGothic" w:hAnsi="BIZ UDPGothic"/>
+                <w:color w:val="404040"/>
+                <w:sz w:val="18"/>
+                <w:szCs w:val="18"/>
+              </w:rPr>
+              <w:t xml:space="preserve">リスク</w:t>
+            </w:r>
+          </w:p>
+        </w:tc>
+        <w:tc>
+          <w:tcPr>
+            <w:tcW w:type="dxa" w:w="4753"/>
+            <w:tcBorders>
+              <w:top w:val="single" w:color="CCCCCC" w:sz="4"/>
+              <w:left w:val="single" w:color="CCCCCC" w:sz="4"/>
+              <w:bottom w:val="single" w:color="CCCCCC" w:sz="4"/>
+              <w:right w:val="single" w:color="CCCCCC" w:sz="4"/>
+            </w:tcBorders>
+            <w:shd w:fill="FFFFFF" w:val="clear"/>
+            <w:tcMar>
+              <w:top w:type="dxa" w:w="80"/>
+              <w:left w:type="dxa" w:w="120"/>
+              <w:bottom w:type="dxa" w:w="80"/>
+              <w:right w:type="dxa" w:w="120"/>
+            </w:tcMar>
+          </w:tcPr>
+          <w:p>
+            <w:pPr>
+              <w:spacing w:before="0" w:after="0"/>
+            </w:pPr>
+            <w:r>
+              <w:rPr>
+                <w:rFonts w:ascii="BIZ UDPGothic" w:cs="BIZ UDPGothic" w:eastAsia="BIZ UDPGothic" w:hAnsi="BIZ UDPGothic"/>
+                <w:color w:val="404040"/>
+                <w:sz w:val="18"/>
+                <w:szCs w:val="18"/>
+              </w:rPr>
+              <w:t xml:space="preserve">外部からweb-beへの直接アクセス が可能な状態。不正アクセス・データ漏洩のリスクあり。 Có thể truy cập trực tiếp vào web-be từ bên ngoài. Có nguy cơ truy cập trái phép và rò rỉ dữ liệu.</w:t>
+            </w:r>
+          </w:p>
+        </w:tc>
+      </w:tr>
+      <w:tr>
+        <w:trPr>
+          <w:cantSplit/>
+        </w:trPr>
+        <w:tc>
+          <w:tcPr>
+            <w:tcW w:type="dxa" w:w="4753"/>
+            <w:tcBorders>
+              <w:top w:val="single" w:color="CCCCCC" w:sz="4"/>
+              <w:left w:val="single" w:color="CCCCCC" w:sz="4"/>
+              <w:bottom w:val="single" w:color="CCCCCC" w:sz="4"/>
+              <w:right w:val="single" w:color="CCCCCC" w:sz="4"/>
+            </w:tcBorders>
+            <w:shd w:fill="FFFFFF" w:val="clear"/>
+            <w:tcMar>
+              <w:top w:type="dxa" w:w="80"/>
+              <w:left w:type="dxa" w:w="120"/>
+              <w:bottom w:type="dxa" w:w="80"/>
+              <w:right w:type="dxa" w:w="120"/>
+            </w:tcMar>
+          </w:tcPr>
+          <w:p>
+            <w:pPr>
+              <w:spacing w:before="0" w:after="0"/>
+            </w:pPr>
+            <w:r>
+              <w:rPr>
+                <w:rFonts w:ascii="BIZ UDPGothic" w:cs="BIZ UDPGothic" w:eastAsia="BIZ UDPGothic" w:hAnsi="BIZ UDPGothic"/>
+                <w:color w:val="404040"/>
+                <w:sz w:val="18"/>
+                <w:szCs w:val="18"/>
+              </w:rPr>
+              <w:t xml:space="preserve">選 択 L ự a c h ọ n</w:t>
+            </w:r>
+          </w:p>
+        </w:tc>
+        <w:tc>
+          <w:tcPr>
+            <w:tcW w:type="dxa" w:w="4753"/>
+            <w:tcBorders>
+              <w:top w:val="single" w:color="CCCCCC" w:sz="4"/>
+              <w:left w:val="single" w:color="CCCCCC" w:sz="4"/>
+              <w:bottom w:val="single" w:color="CCCCCC" w:sz="4"/>
+              <w:right w:val="single" w:color="CCCCCC" w:sz="4"/>
+            </w:tcBorders>
+            <w:shd w:fill="FFFFFF" w:val="clear"/>
+            <w:tcMar>
+              <w:top w:type="dxa" w:w="80"/>
+              <w:left w:type="dxa" w:w="120"/>
+              <w:bottom w:type="dxa" w:w="80"/>
+              <w:right w:type="dxa" w:w="120"/>
+            </w:tcMar>
+          </w:tcPr>
+          <w:p>
+            <w:pPr>
+              <w:spacing w:before="0" w:after="0"/>
+            </w:pPr>
+            <w:r>
+              <w:rPr>
+                <w:rFonts w:ascii="BIZ UDPGothic" w:cs="BIZ UDPGothic" w:eastAsia="BIZ UDPGothic" w:hAnsi="BIZ UDPGothic"/>
+                <w:color w:val="404040"/>
+                <w:sz w:val="18"/>
+                <w:szCs w:val="18"/>
+              </w:rPr>
+              <w:t xml:space="preserve"/>
+            </w:r>
+          </w:p>
+        </w:tc>
+      </w:tr>
+      <w:tr>
+        <w:trPr>
+          <w:cantSplit/>
+        </w:trPr>
+        <w:tc>
+          <w:tcPr>
+            <w:tcW w:type="dxa" w:w="4753"/>
+            <w:tcBorders>
+              <w:top w:val="single" w:color="CCCCCC" w:sz="4"/>
+              <w:left w:val="single" w:color="CCCCCC" w:sz="4"/>
+              <w:bottom w:val="single" w:color="CCCCCC" w:sz="4"/>
+              <w:right w:val="single" w:color="CCCCCC" w:sz="4"/>
+            </w:tcBorders>
+            <w:shd w:fill="FFFFFF" w:val="clear"/>
+            <w:tcMar>
+              <w:top w:type="dxa" w:w="80"/>
+              <w:left w:type="dxa" w:w="120"/>
+              <w:bottom w:type="dxa" w:w="80"/>
+              <w:right w:type="dxa" w:w="120"/>
+            </w:tcMar>
+          </w:tcPr>
+          <w:p>
+            <w:pPr>
+              <w:spacing w:before="0" w:after="0"/>
+            </w:pPr>
+            <w:r>
+              <w:rPr>
+                <w:rFonts w:ascii="BIZ UDPGothic" w:cs="BIZ UDPGothic" w:eastAsia="BIZ UDPGothic" w:hAnsi="BIZ UDPGothic"/>
+                <w:color w:val="404040"/>
+                <w:sz w:val="18"/>
+                <w:szCs w:val="18"/>
+              </w:rPr>
+              <w:t xml:space="preserve">A</w:t>
+            </w:r>
+          </w:p>
+        </w:tc>
+        <w:tc>
+          <w:tcPr>
+            <w:tcW w:type="dxa" w:w="4753"/>
+            <w:tcBorders>
+              <w:top w:val="single" w:color="CCCCCC" w:sz="4"/>
+              <w:left w:val="single" w:color="CCCCCC" w:sz="4"/>
+              <w:bottom w:val="single" w:color="CCCCCC" w:sz="4"/>
+              <w:right w:val="single" w:color="CCCCCC" w:sz="4"/>
+            </w:tcBorders>
+            <w:shd w:fill="FFFFFF" w:val="clear"/>
+            <w:tcMar>
+              <w:top w:type="dxa" w:w="80"/>
+              <w:left w:type="dxa" w:w="120"/>
+              <w:bottom w:type="dxa" w:w="80"/>
+              <w:right w:type="dxa" w:w="120"/>
+            </w:tcMar>
+          </w:tcPr>
+          <w:p>
+            <w:pPr>
+              <w:spacing w:before="0" w:after="0"/>
+            </w:pPr>
+            <w:r>
+              <w:rPr>
+                <w:rFonts w:ascii="BIZ UDPGothic" w:cs="BIZ UDPGothic" w:eastAsia="BIZ UDPGothic" w:hAnsi="BIZ UDPGothic"/>
+                <w:color w:val="404040"/>
+                <w:sz w:val="18"/>
+                <w:szCs w:val="18"/>
+              </w:rPr>
+              <w:t xml:space="preserve">【推奨】全開放 ルールを削除してほしい（KSM-AWS-005改修指示書を実施） 【Khuyến nghị】Xóa quy tắc mở toàn bộ (thực hiện theo KSM-AWS-005)</w:t>
+            </w:r>
+          </w:p>
+        </w:tc>
+      </w:tr>
+      <w:tr>
+        <w:trPr>
+          <w:cantSplit/>
+        </w:trPr>
+        <w:tc>
+          <w:tcPr>
+            <w:tcW w:type="dxa" w:w="4753"/>
+            <w:tcBorders>
+              <w:top w:val="single" w:color="CCCCCC" w:sz="4"/>
+              <w:left w:val="single" w:color="CCCCCC" w:sz="4"/>
+              <w:bottom w:val="single" w:color="CCCCCC" w:sz="4"/>
+              <w:right w:val="single" w:color="CCCCCC" w:sz="4"/>
+            </w:tcBorders>
+            <w:shd w:fill="FFFFFF" w:val="clear"/>
+            <w:tcMar>
+              <w:top w:type="dxa" w:w="80"/>
+              <w:left w:type="dxa" w:w="120"/>
+              <w:bottom w:type="dxa" w:w="80"/>
+              <w:right w:type="dxa" w:w="120"/>
+            </w:tcMar>
+          </w:tcPr>
+          <w:p>
+            <w:pPr>
+              <w:spacing w:before="0" w:after="0"/>
+            </w:pPr>
+            <w:r>
+              <w:rPr>
+                <w:rFonts w:ascii="BIZ UDPGothic" w:cs="BIZ UDPGothic" w:eastAsia="BIZ UDPGothic" w:hAnsi="BIZ UDPGothic"/>
+                <w:color w:val="404040"/>
+                <w:sz w:val="18"/>
+                <w:szCs w:val="18"/>
+              </w:rPr>
+              <w:t xml:space="preserve">B</w:t>
+            </w:r>
+          </w:p>
+        </w:tc>
+        <w:tc>
+          <w:tcPr>
+            <w:tcW w:type="dxa" w:w="4753"/>
+            <w:tcBorders>
+              <w:top w:val="single" w:color="CCCCCC" w:sz="4"/>
+              <w:left w:val="single" w:color="CCCCCC" w:sz="4"/>
+              <w:bottom w:val="single" w:color="CCCCCC" w:sz="4"/>
+              <w:right w:val="single" w:color="CCCCCC" w:sz="4"/>
+            </w:tcBorders>
+            <w:shd w:fill="FFFFFF" w:val="clear"/>
+            <w:tcMar>
+              <w:top w:type="dxa" w:w="80"/>
+              <w:left w:type="dxa" w:w="120"/>
+              <w:bottom w:type="dxa" w:w="80"/>
+              <w:right w:type="dxa" w:w="120"/>
+            </w:tcMar>
+          </w:tcPr>
+          <w:p>
+            <w:pPr>
+              <w:spacing w:before="0" w:after="0"/>
+            </w:pPr>
+            <w:r>
+              <w:rPr>
+                <w:rFonts w:ascii="BIZ UDPGothic" w:cs="BIZ UDPGothic" w:eastAsia="BIZ UDPGothic" w:hAnsi="BIZ UDPGothic"/>
+                <w:color w:val="404040"/>
+                <w:sz w:val="18"/>
+                <w:szCs w:val="18"/>
+              </w:rPr>
+              <w:t xml:space="preserve">テスト目 的のため当面このままでよい（リスクを承知のうえで維持） Tạm thời giữ nguyên cho mục đích kiểm thử (chấp nhận rủi ro)</w:t>
+            </w:r>
+          </w:p>
+        </w:tc>
+      </w:tr>
+      <w:tr>
+        <w:trPr>
+          <w:cantSplit/>
+        </w:trPr>
+        <w:tc>
+          <w:tcPr>
+            <w:tcW w:type="dxa" w:w="4753"/>
+            <w:tcBorders>
+              <w:top w:val="single" w:color="CCCCCC" w:sz="4"/>
+              <w:left w:val="single" w:color="CCCCCC" w:sz="4"/>
+              <w:bottom w:val="single" w:color="CCCCCC" w:sz="4"/>
+              <w:right w:val="single" w:color="CCCCCC" w:sz="4"/>
+            </w:tcBorders>
+            <w:shd w:fill="FFFFFF" w:val="clear"/>
+            <w:tcMar>
+              <w:top w:type="dxa" w:w="80"/>
+              <w:left w:type="dxa" w:w="120"/>
+              <w:bottom w:type="dxa" w:w="80"/>
+              <w:right w:type="dxa" w:w="120"/>
+            </w:tcMar>
+          </w:tcPr>
+          <w:p>
+            <w:pPr>
+              <w:spacing w:before="0" w:after="0"/>
+            </w:pPr>
+            <w:r>
+              <w:rPr>
+                <w:rFonts w:ascii="BIZ UDPGothic" w:cs="BIZ UDPGothic" w:eastAsia="BIZ UDPGothic" w:hAnsi="BIZ UDPGothic"/>
+                <w:color w:val="404040"/>
+                <w:sz w:val="18"/>
+                <w:szCs w:val="18"/>
+              </w:rPr>
+              <w:t xml:space="preserve">C</w:t>
+            </w:r>
+          </w:p>
+        </w:tc>
+        <w:tc>
+          <w:tcPr>
+            <w:tcW w:type="dxa" w:w="4753"/>
+            <w:tcBorders>
+              <w:top w:val="single" w:color="CCCCCC" w:sz="4"/>
+              <w:left w:val="single" w:color="CCCCCC" w:sz="4"/>
+              <w:bottom w:val="single" w:color="CCCCCC" w:sz="4"/>
+              <w:right w:val="single" w:color="CCCCCC" w:sz="4"/>
+            </w:tcBorders>
+            <w:shd w:fill="FFFFFF" w:val="clear"/>
+            <w:tcMar>
+              <w:top w:type="dxa" w:w="80"/>
+              <w:left w:type="dxa" w:w="120"/>
+              <w:bottom w:type="dxa" w:w="80"/>
+              <w:right w:type="dxa" w:w="120"/>
+            </w:tcMar>
+          </w:tcPr>
+          <w:p>
+            <w:pPr>
+              <w:spacing w:before="0" w:after="0"/>
+            </w:pPr>
+            <w:r>
+              <w:rPr>
+                <w:rFonts w:ascii="BIZ UDPGothic" w:cs="BIZ UDPGothic" w:eastAsia="BIZ UDPGothic" w:hAnsi="BIZ UDPGothic"/>
+                <w:color w:val="404040"/>
+                <w:sz w:val="18"/>
+                <w:szCs w:val="18"/>
+              </w:rPr>
+              <w:t xml:space="preserve">その他（自由記述）/ Khác (ghi tự do)：</w:t>
+            </w:r>
+          </w:p>
+        </w:tc>
+      </w:tr>
+    </w:tbl>
+    <w:p>
+      <w:pPr>
+        <w:pBdr>
+          <w:left w:val="thick" w:color="C8102E" w:sz="20" w:space="6"/>
+        </w:pBdr>
+        <w:spacing w:before="280" w:after="100"/>
+      </w:pPr>
+      <w:r>
+        <w:rPr>
+          <w:rFonts w:ascii="BIZ UDPGothic" w:cs="BIZ UDPGothic" w:eastAsia="BIZ UDPGothic" w:hAnsi="BIZ UDPGothic"/>
+          <w:b/>
+          <w:bCs/>
+          <w:color w:val="C8102E"/>
+          <w:sz w:val="24"/>
+          <w:szCs w:val="24"/>
+        </w:rPr>
+        <w:t xml:space="preserve">■ Q5. ECRリポジトリ（空）の扱いについて** *Về cách xử lý ECR</w:t>
+      </w:r>
+      <w:r>
+        <w:br/>
+      </w:r>
+      <w:r>
+        <w:rPr>
+          <w:rFonts w:ascii="BIZ UDPGothic" w:cs="BIZ UDPGothic" w:eastAsia="BIZ UDPGothic" w:hAnsi="BIZ UDPGothic"/>
+          <w:i/>
+          <w:iCs/>
+          <w:color w:val="AA3344"/>
+          <w:sz w:val="17"/>
+          <w:szCs w:val="17"/>
+        </w:rPr>
+        <w:t xml:space="preserve">　</w:t>
       </w:r>
     </w:p>
     <w:p>
@@ -2455,461 +5035,7 @@
           <w:sz w:val="18"/>
           <w:szCs w:val="18"/>
         </w:rPr>
-        <w:t xml:space="preserve">した設定（テスト・開発目的でインターネット公開が必要）</w:t>
-      </w:r>
-    </w:p>
-    <w:p>
-      <w:pPr>
-        <w:spacing w:before="100" w:after="100"/>
-      </w:pPr>
-      <w:r>
-        <w:rPr>
-          <w:rFonts w:ascii="BIZ UDPGothic" w:cs="BIZ UDPGothic" w:eastAsia="BIZ UDPGothic" w:hAnsi="BIZ UDPGothic"/>
-          <w:color w:val="404040"/>
-          <w:sz w:val="18"/>
-          <w:szCs w:val="18"/>
-        </w:rPr>
-        <w:t xml:space="preserve">Cài đặt có chủ đích (cần công khai Internet cho mục đích</w:t>
-      </w:r>
-    </w:p>
-    <w:p>
-      <w:pPr>
-        <w:spacing w:before="100" w:after="100"/>
-      </w:pPr>
-      <w:r>
-        <w:rPr>
-          <w:rFonts w:ascii="BIZ UDPGothic" w:cs="BIZ UDPGothic" w:eastAsia="BIZ UDPGothic" w:hAnsi="BIZ UDPGothic"/>
-          <w:color w:val="404040"/>
-          <w:sz w:val="18"/>
-          <w:szCs w:val="18"/>
-        </w:rPr>
-        <w:t xml:space="preserve">kiểm thử/phát triển)</w:t>
-      </w:r>
-    </w:p>
-    <w:p>
-      <w:pPr>
-        <w:spacing w:before="100" w:after="100"/>
-      </w:pPr>
-      <w:r>
-        <w:rPr>
-          <w:rFonts w:ascii="BIZ UDPGothic" w:cs="BIZ UDPGothic" w:eastAsia="BIZ UDPGothic" w:hAnsi="BIZ UDPGothic"/>
-          <w:color w:val="404040"/>
-          <w:sz w:val="18"/>
-          <w:szCs w:val="18"/>
-        </w:rPr>
-        <w:t xml:space="preserve">B                       internal（VPC内部のみ）に変更してほしい Muốn thay đổi    □</w:t>
-      </w:r>
-    </w:p>
-    <w:p>
-      <w:pPr>
-        <w:spacing w:before="100" w:after="100"/>
-      </w:pPr>
-      <w:r>
-        <w:rPr>
-          <w:rFonts w:ascii="BIZ UDPGothic" w:cs="BIZ UDPGothic" w:eastAsia="BIZ UDPGothic" w:hAnsi="BIZ UDPGothic"/>
-          <w:color w:val="404040"/>
-          <w:sz w:val="18"/>
-          <w:szCs w:val="18"/>
-        </w:rPr>
-        <w:t xml:space="preserve">thành internal (chỉ trong VPC)</w:t>
-      </w:r>
-    </w:p>
-    <w:p>
-      <w:pPr>
-        <w:spacing w:before="100" w:after="100"/>
-      </w:pPr>
-      <w:r>
-        <w:rPr>
-          <w:rFonts w:ascii="BIZ UDPGothic" w:cs="BIZ UDPGothic" w:eastAsia="BIZ UDPGothic" w:hAnsi="BIZ UDPGothic"/>
-          <w:color w:val="404040"/>
-          <w:sz w:val="18"/>
-          <w:szCs w:val="18"/>
-        </w:rPr>
-        <w:t xml:space="preserve">C                       ALBごと削除してほしい Muốn xóa cả ALB                    □</w:t>
-      </w:r>
-    </w:p>
-    <w:p>
-      <w:pPr>
-        <w:spacing w:before="100" w:after="100"/>
-      </w:pPr>
-      <w:r>
-        <w:rPr>
-          <w:rFonts w:ascii="BIZ UDPGothic" w:cs="BIZ UDPGothic" w:eastAsia="BIZ UDPGothic" w:hAnsi="BIZ UDPGothic"/>
-          <w:color w:val="404040"/>
-          <w:sz w:val="18"/>
-          <w:szCs w:val="18"/>
-        </w:rPr>
-        <w:t xml:space="preserve">D                       その他（自由記述）/ Khác (ghi tự do)：                   □</w:t>
-      </w:r>
-    </w:p>
-    <w:p>
-      <w:pPr>
-        <w:spacing w:before="100" w:after="100"/>
-      </w:pPr>
-      <w:r>
-        <w:rPr>
-          <w:rFonts w:ascii="BIZ UDPGothic" w:cs="BIZ UDPGothic" w:eastAsia="BIZ UDPGothic" w:hAnsi="BIZ UDPGothic"/>
-          <w:b/>
-          <w:bCs/>
-          <w:color w:val="C8102E"/>
-          <w:sz w:val="20"/>
-          <w:szCs w:val="20"/>
-        </w:rPr>
-        <w:t xml:space="preserve">■ Q4. セキュリティグループの全開放について（緊急）</w:t>
-      </w:r>
-    </w:p>
-    <w:p>
-      <w:pPr>
-        <w:spacing w:before="100" w:after="100"/>
-      </w:pPr>
-      <w:r>
-        <w:rPr>
-          <w:rFonts w:ascii="BIZ UDPGothic" w:cs="BIZ UDPGothic" w:eastAsia="BIZ UDPGothic" w:hAnsi="BIZ UDPGothic"/>
-          <w:color w:val="404040"/>
-          <w:sz w:val="18"/>
-          <w:szCs w:val="18"/>
-        </w:rPr>
-        <w:t xml:space="preserve">toàn</w:t>
-      </w:r>
-    </w:p>
-    <w:p>
-      <w:pPr>
-        <w:spacing w:before="100" w:after="100"/>
-      </w:pPr>
-      <w:r>
-        <w:rPr>
-          <w:rFonts w:ascii="BIZ UDPGothic" w:cs="BIZ UDPGothic" w:eastAsia="BIZ UDPGothic" w:hAnsi="BIZ UDPGothic"/>
-          <w:color w:val="404040"/>
-          <w:sz w:val="18"/>
-          <w:szCs w:val="18"/>
-        </w:rPr>
-        <w:t xml:space="preserve">bộ Security Group (Khẩn cấp)\*</w:t>
-      </w:r>
-    </w:p>
-    <w:p>
-      <w:pPr>
-        <w:spacing w:before="100" w:after="100"/>
-      </w:pPr>
-      <w:r>
-        <w:rPr>
-          <w:rFonts w:ascii="BIZ UDPGothic" w:cs="BIZ UDPGothic" w:eastAsia="BIZ UDPGothic" w:hAnsi="BIZ UDPGothic"/>
-          <w:b/>
-          <w:bCs/>
-          <w:color w:val="404040"/>
-          <w:sz w:val="18"/>
-          <w:szCs w:val="18"/>
-        </w:rPr>
-        <w:t xml:space="preserve">対象SG                          ksm-posstg-vpc-sg-ec2-web-be</w:t>
-      </w:r>
-    </w:p>
-    <w:p>
-      <w:pPr>
-        <w:spacing w:before="100" w:after="100"/>
-      </w:pPr>
-      <w:r>
-        <w:rPr>
-          <w:rFonts w:ascii="BIZ UDPGothic" w:cs="BIZ UDPGothic" w:eastAsia="BIZ UDPGothic" w:hAnsi="BIZ UDPGothic"/>
-          <w:color w:val="404040"/>
-          <w:sz w:val="18"/>
-          <w:szCs w:val="18"/>
-        </w:rPr>
-        <w:t xml:space="preserve">問題のルール vấn đề\*               ① ALL(-1) → 0.0.0</w:t>
-      </w:r>
-    </w:p>
-    <w:p>
-      <w:pPr>
-        <w:spacing w:before="100" w:after="100"/>
-      </w:pPr>
-      <w:r>
-        <w:rPr>
-          <w:rFonts w:ascii="BIZ UDPGothic" w:cs="BIZ UDPGothic" w:eastAsia="BIZ UDPGothic" w:hAnsi="BIZ UDPGothic"/>
-          <w:color w:val="404040"/>
-          <w:sz w:val="18"/>
-          <w:szCs w:val="18"/>
-        </w:rPr>
-        <w:t xml:space="preserve">.0/0（全プロトコル・全ポートをインターネットに開放）</w:t>
-      </w:r>
-    </w:p>
-    <w:p>
-      <w:pPr>
-        <w:spacing w:before="100" w:after="100"/>
-      </w:pPr>
-      <w:r>
-        <w:rPr>
-          <w:rFonts w:ascii="BIZ UDPGothic" w:cs="BIZ UDPGothic" w:eastAsia="BIZ UDPGothic" w:hAnsi="BIZ UDPGothic"/>
-          <w:color w:val="404040"/>
-          <w:sz w:val="18"/>
-          <w:szCs w:val="18"/>
-        </w:rPr>
-        <w:t xml:space="preserve">ALL(-1) → 0.0.0.0/0 (Mở toàn bộ giao thức/cổng ra</w:t>
-      </w:r>
-    </w:p>
-    <w:p>
-      <w:pPr>
-        <w:spacing w:before="100" w:after="100"/>
-      </w:pPr>
-      <w:r>
-        <w:rPr>
-          <w:rFonts w:ascii="BIZ UDPGothic" w:cs="BIZ UDPGothic" w:eastAsia="BIZ UDPGothic" w:hAnsi="BIZ UDPGothic"/>
-          <w:color w:val="404040"/>
-          <w:sz w:val="18"/>
-          <w:szCs w:val="18"/>
-        </w:rPr>
-        <w:t xml:space="preserve">Internet) ② TCP:8080 →</w:t>
-      </w:r>
-    </w:p>
-    <w:p>
-      <w:pPr>
-        <w:spacing w:before="100" w:after="100"/>
-      </w:pPr>
-      <w:r>
-        <w:rPr>
-          <w:rFonts w:ascii="BIZ UDPGothic" w:cs="BIZ UDPGothic" w:eastAsia="BIZ UDPGothic" w:hAnsi="BIZ UDPGothic"/>
-          <w:color w:val="404040"/>
-          <w:sz w:val="18"/>
-          <w:szCs w:val="18"/>
-        </w:rPr>
-        <w:t xml:space="preserve">0.0.0.0/0（ポート8080をインターネットに開放） TCP:8080 →</w:t>
-      </w:r>
-    </w:p>
-    <w:p>
-      <w:pPr>
-        <w:spacing w:before="100" w:after="100"/>
-      </w:pPr>
-      <w:r>
-        <w:rPr>
-          <w:rFonts w:ascii="BIZ UDPGothic" w:cs="BIZ UDPGothic" w:eastAsia="BIZ UDPGothic" w:hAnsi="BIZ UDPGothic"/>
-          <w:color w:val="404040"/>
-          <w:sz w:val="18"/>
-          <w:szCs w:val="18"/>
-        </w:rPr>
-        <w:t xml:space="preserve">0.0.0.0/0 (Mở cổng 8080 ra Internet)</w:t>
-      </w:r>
-    </w:p>
-    <w:p>
-      <w:pPr>
-        <w:spacing w:before="100" w:after="100"/>
-      </w:pPr>
-      <w:r>
-        <w:rPr>
-          <w:rFonts w:ascii="BIZ UDPGothic" w:cs="BIZ UDPGothic" w:eastAsia="BIZ UDPGothic" w:hAnsi="BIZ UDPGothic"/>
-          <w:color w:val="404040"/>
-          <w:sz w:val="18"/>
-          <w:szCs w:val="18"/>
-        </w:rPr>
-        <w:t xml:space="preserve">リスク                              外部からweb-beへの直接アクセス</w:t>
-      </w:r>
-    </w:p>
-    <w:p>
-      <w:pPr>
-        <w:spacing w:before="100" w:after="100"/>
-      </w:pPr>
-      <w:r>
-        <w:rPr>
-          <w:rFonts w:ascii="BIZ UDPGothic" w:cs="BIZ UDPGothic" w:eastAsia="BIZ UDPGothic" w:hAnsi="BIZ UDPGothic"/>
-          <w:color w:val="404040"/>
-          <w:sz w:val="18"/>
-          <w:szCs w:val="18"/>
-        </w:rPr>
-        <w:t xml:space="preserve">が可能な状態。不正アクセス・データ漏洩のリスクあり。 Có</w:t>
-      </w:r>
-    </w:p>
-    <w:p>
-      <w:pPr>
-        <w:spacing w:before="100" w:after="100"/>
-      </w:pPr>
-      <w:r>
-        <w:rPr>
-          <w:rFonts w:ascii="BIZ UDPGothic" w:cs="BIZ UDPGothic" w:eastAsia="BIZ UDPGothic" w:hAnsi="BIZ UDPGothic"/>
-          <w:color w:val="404040"/>
-          <w:sz w:val="18"/>
-          <w:szCs w:val="18"/>
-        </w:rPr>
-        <w:t xml:space="preserve">thể truy cập trực tiếp vào web-be từ bên ngoài. Có nguy</w:t>
-      </w:r>
-    </w:p>
-    <w:p>
-      <w:pPr>
-        <w:spacing w:before="100" w:after="100"/>
-      </w:pPr>
-      <w:r>
-        <w:rPr>
-          <w:rFonts w:ascii="BIZ UDPGothic" w:cs="BIZ UDPGothic" w:eastAsia="BIZ UDPGothic" w:hAnsi="BIZ UDPGothic"/>
-          <w:color w:val="404040"/>
-          <w:sz w:val="18"/>
-          <w:szCs w:val="18"/>
-        </w:rPr>
-        <w:t xml:space="preserve">cơ truy cập trái phép và rò rỉ dữ liệu.</w:t>
-      </w:r>
-    </w:p>
-    <w:p>
-      <w:pPr>
-        <w:spacing w:before="100" w:after="100"/>
-      </w:pPr>
-      <w:r>
-        <w:rPr>
-          <w:rFonts w:ascii="BIZ UDPGothic" w:cs="BIZ UDPGothic" w:eastAsia="BIZ UDPGothic" w:hAnsi="BIZ UDPGothic"/>
-          <w:color w:val="404040"/>
-          <w:sz w:val="18"/>
-          <w:szCs w:val="18"/>
-        </w:rPr>
-        <w:t xml:space="preserve">選 択 L ự a c h ọ n</w:t>
-      </w:r>
-    </w:p>
-    <w:p>
-      <w:pPr>
-        <w:spacing w:before="100" w:after="100"/>
-      </w:pPr>
-      <w:r>
-        <w:rPr>
-          <w:rFonts w:ascii="BIZ UDPGothic" w:cs="BIZ UDPGothic" w:eastAsia="BIZ UDPGothic" w:hAnsi="BIZ UDPGothic"/>
-          <w:color w:val="404040"/>
-          <w:sz w:val="18"/>
-          <w:szCs w:val="18"/>
-        </w:rPr>
-        <w:t xml:space="preserve">A                                   【推奨】全開放</w:t>
-      </w:r>
-    </w:p>
-    <w:p>
-      <w:pPr>
-        <w:spacing w:before="100" w:after="100"/>
-      </w:pPr>
-      <w:r>
-        <w:rPr>
-          <w:rFonts w:ascii="BIZ UDPGothic" w:cs="BIZ UDPGothic" w:eastAsia="BIZ UDPGothic" w:hAnsi="BIZ UDPGothic"/>
-          <w:color w:val="404040"/>
-          <w:sz w:val="18"/>
-          <w:szCs w:val="18"/>
-        </w:rPr>
-        <w:t xml:space="preserve">ルールを削除してほしい（KSM-AWS-005改修指示書を実施）</w:t>
-      </w:r>
-    </w:p>
-    <w:p>
-      <w:pPr>
-        <w:spacing w:before="100" w:after="100"/>
-      </w:pPr>
-      <w:r>
-        <w:rPr>
-          <w:rFonts w:ascii="BIZ UDPGothic" w:cs="BIZ UDPGothic" w:eastAsia="BIZ UDPGothic" w:hAnsi="BIZ UDPGothic"/>
-          <w:color w:val="404040"/>
-          <w:sz w:val="18"/>
-          <w:szCs w:val="18"/>
-        </w:rPr>
-        <w:t xml:space="preserve">【Khuyến nghị】Xóa quy tắc mở toàn bộ (thực hiện theo</w:t>
-      </w:r>
-    </w:p>
-    <w:p>
-      <w:pPr>
-        <w:spacing w:before="100" w:after="100"/>
-      </w:pPr>
-      <w:r>
-        <w:rPr>
-          <w:rFonts w:ascii="BIZ UDPGothic" w:cs="BIZ UDPGothic" w:eastAsia="BIZ UDPGothic" w:hAnsi="BIZ UDPGothic"/>
-          <w:color w:val="404040"/>
-          <w:sz w:val="18"/>
-          <w:szCs w:val="18"/>
-        </w:rPr>
-        <w:t xml:space="preserve">KSM-AWS-005)</w:t>
-      </w:r>
-    </w:p>
-    <w:p>
-      <w:pPr>
-        <w:spacing w:before="100" w:after="100"/>
-      </w:pPr>
-      <w:r>
-        <w:rPr>
-          <w:rFonts w:ascii="BIZ UDPGothic" w:cs="BIZ UDPGothic" w:eastAsia="BIZ UDPGothic" w:hAnsi="BIZ UDPGothic"/>
-          <w:color w:val="404040"/>
-          <w:sz w:val="18"/>
-          <w:szCs w:val="18"/>
-        </w:rPr>
-        <w:t xml:space="preserve">B                                   テスト目</w:t>
-      </w:r>
-    </w:p>
-    <w:p>
-      <w:pPr>
-        <w:spacing w:before="100" w:after="100"/>
-      </w:pPr>
-      <w:r>
-        <w:rPr>
-          <w:rFonts w:ascii="BIZ UDPGothic" w:cs="BIZ UDPGothic" w:eastAsia="BIZ UDPGothic" w:hAnsi="BIZ UDPGothic"/>
-          <w:color w:val="404040"/>
-          <w:sz w:val="18"/>
-          <w:szCs w:val="18"/>
-        </w:rPr>
-        <w:t xml:space="preserve">的のため当面このままでよい（リスクを承知のうえで維持）</w:t>
-      </w:r>
-    </w:p>
-    <w:p>
-      <w:pPr>
-        <w:spacing w:before="100" w:after="100"/>
-      </w:pPr>
-      <w:r>
-        <w:rPr>
-          <w:rFonts w:ascii="BIZ UDPGothic" w:cs="BIZ UDPGothic" w:eastAsia="BIZ UDPGothic" w:hAnsi="BIZ UDPGothic"/>
-          <w:color w:val="404040"/>
-          <w:sz w:val="18"/>
-          <w:szCs w:val="18"/>
-        </w:rPr>
-        <w:t xml:space="preserve">Tạm thời giữ nguyên cho mục đích kiểm thử (chấp nhận rủi</w:t>
-      </w:r>
-    </w:p>
-    <w:p>
-      <w:pPr>
-        <w:spacing w:before="100" w:after="100"/>
-      </w:pPr>
-      <w:r>
-        <w:rPr>
-          <w:rFonts w:ascii="BIZ UDPGothic" w:cs="BIZ UDPGothic" w:eastAsia="BIZ UDPGothic" w:hAnsi="BIZ UDPGothic"/>
-          <w:color w:val="404040"/>
-          <w:sz w:val="18"/>
-          <w:szCs w:val="18"/>
-        </w:rPr>
-        <w:t xml:space="preserve">ro)</w:t>
-      </w:r>
-    </w:p>
-    <w:p>
-      <w:pPr>
-        <w:spacing w:before="100" w:after="100"/>
-      </w:pPr>
-      <w:r>
-        <w:rPr>
-          <w:rFonts w:ascii="BIZ UDPGothic" w:cs="BIZ UDPGothic" w:eastAsia="BIZ UDPGothic" w:hAnsi="BIZ UDPGothic"/>
-          <w:color w:val="404040"/>
-          <w:sz w:val="18"/>
-          <w:szCs w:val="18"/>
-        </w:rPr>
-        <w:t xml:space="preserve">C                                   その他（自由記述）/ Khác (ghi tự do)：</w:t>
-      </w:r>
-    </w:p>
-    <w:p>
-      <w:pPr>
-        <w:spacing w:before="100" w:after="100"/>
-      </w:pPr>
-      <w:r>
-        <w:rPr>
-          <w:rFonts w:ascii="BIZ UDPGothic" w:cs="BIZ UDPGothic" w:eastAsia="BIZ UDPGothic" w:hAnsi="BIZ UDPGothic"/>
-          <w:b/>
-          <w:bCs/>
-          <w:color w:val="C8102E"/>
-          <w:sz w:val="20"/>
-          <w:szCs w:val="20"/>
-        </w:rPr>
-        <w:t xml:space="preserve">■ Q5. ECRリポジトリ（空）の扱いについて</w:t>
-      </w:r>
-    </w:p>
-    <w:p>
-      <w:pPr>
-        <w:spacing w:before="100" w:after="100"/>
-      </w:pPr>
-      <w:r>
-        <w:rPr>
-          <w:rFonts w:ascii="BIZ UDPGothic" w:cs="BIZ UDPGothic" w:eastAsia="BIZ UDPGothic" w:hAnsi="BIZ UDPGothic"/>
-          <w:color w:val="404040"/>
-          <w:sz w:val="18"/>
-          <w:szCs w:val="18"/>
-        </w:rPr>
-        <w:t xml:space="preserve">repository (trống)\*</w:t>
+        <w:t xml:space="preserve">repository (trống)*</w:t>
       </w:r>
     </w:p>
     <w:p>
@@ -2937,7 +5063,7 @@
           <w:sz w:val="18"/>
           <w:szCs w:val="18"/>
         </w:rPr>
-        <w:t xml:space="preserve">はイメージが0件の空リポジトリです。削除してよいでしょうか？　\*ksm-posstg-ecr-web-fe</w:t>
+        <w:t xml:space="preserve">はイメージが0件の空リポジトリです。削除してよいでしょうか？　*ksm-posstg-ecr-web-fe</w:t>
       </w:r>
     </w:p>
     <w:p>
@@ -2965,112 +5091,438 @@
           <w:sz w:val="18"/>
           <w:szCs w:val="18"/>
         </w:rPr>
-        <w:t xml:space="preserve">không?\*</w:t>
+        <w:t xml:space="preserve">không?*</w:t>
       </w:r>
     </w:p>
+    <w:tbl>
+      <w:tblPr>
+        <w:tblW w:type="dxa" w:w="9506"/>
+        <w:tblBorders>
+          <w:top w:val="single" w:color="CCCCCC" w:sz="4"/>
+          <w:left w:val="single" w:color="CCCCCC" w:sz="4"/>
+          <w:bottom w:val="single" w:color="CCCCCC" w:sz="4"/>
+          <w:right w:val="single" w:color="CCCCCC" w:sz="4"/>
+          <w:insideH w:val="single" w:color="auto" w:sz="4"/>
+          <w:insideV w:val="single" w:color="auto" w:sz="4"/>
+        </w:tblBorders>
+      </w:tblPr>
+      <w:tblGrid>
+        <w:gridCol w:w="3168"/>
+        <w:gridCol w:w="3168"/>
+        <w:gridCol w:w="3170"/>
+      </w:tblGrid>
+      <w:tr>
+        <w:trPr>
+          <w:cantSplit/>
+          <w:tblHeader/>
+        </w:trPr>
+        <w:tc>
+          <w:tcPr>
+            <w:tcW w:type="dxa" w:w="3168"/>
+            <w:tcBorders>
+              <w:top w:val="single" w:color="CCCCCC" w:sz="4"/>
+              <w:left w:val="single" w:color="CCCCCC" w:sz="4"/>
+              <w:bottom w:val="single" w:color="CCCCCC" w:sz="4"/>
+              <w:right w:val="single" w:color="CCCCCC" w:sz="4"/>
+            </w:tcBorders>
+            <w:shd w:fill="E8E8E8" w:val="clear"/>
+            <w:tcMar>
+              <w:top w:type="dxa" w:w="80"/>
+              <w:left w:type="dxa" w:w="120"/>
+              <w:bottom w:type="dxa" w:w="80"/>
+              <w:right w:type="dxa" w:w="120"/>
+            </w:tcMar>
+          </w:tcPr>
+          <w:p>
+            <w:pPr>
+              <w:spacing w:before="0" w:after="0"/>
+            </w:pPr>
+            <w:r>
+              <w:rPr>
+                <w:rFonts w:ascii="BIZ UDPGothic" w:cs="BIZ UDPGothic" w:eastAsia="BIZ UDPGothic" w:hAnsi="BIZ UDPGothic"/>
+                <w:color w:val="404040"/>
+                <w:sz w:val="18"/>
+                <w:szCs w:val="18"/>
+              </w:rPr>
+              <w:t xml:space="preserve">選 択 L ự a c h ọ n</w:t>
+            </w:r>
+          </w:p>
+        </w:tc>
+        <w:tc>
+          <w:tcPr>
+            <w:tcW w:type="dxa" w:w="3168"/>
+            <w:tcBorders>
+              <w:top w:val="single" w:color="CCCCCC" w:sz="4"/>
+              <w:left w:val="single" w:color="CCCCCC" w:sz="4"/>
+              <w:bottom w:val="single" w:color="CCCCCC" w:sz="4"/>
+              <w:right w:val="single" w:color="CCCCCC" w:sz="4"/>
+            </w:tcBorders>
+            <w:shd w:fill="E8E8E8" w:val="clear"/>
+            <w:tcMar>
+              <w:top w:type="dxa" w:w="80"/>
+              <w:left w:type="dxa" w:w="120"/>
+              <w:bottom w:type="dxa" w:w="80"/>
+              <w:right w:type="dxa" w:w="120"/>
+            </w:tcMar>
+          </w:tcPr>
+          <w:p>
+            <w:pPr>
+              <w:spacing w:before="0" w:after="0"/>
+            </w:pPr>
+            <w:r>
+              <w:rPr>
+                <w:rFonts w:ascii="BIZ UDPGothic" w:cs="BIZ UDPGothic" w:eastAsia="BIZ UDPGothic" w:hAnsi="BIZ UDPGothic"/>
+                <w:color w:val="404040"/>
+                <w:sz w:val="18"/>
+                <w:szCs w:val="18"/>
+              </w:rPr>
+              <w:t xml:space="preserve"/>
+            </w:r>
+          </w:p>
+        </w:tc>
+        <w:tc>
+          <w:tcPr>
+            <w:tcW w:type="dxa" w:w="3170"/>
+            <w:tcBorders>
+              <w:top w:val="single" w:color="CCCCCC" w:sz="4"/>
+              <w:left w:val="single" w:color="CCCCCC" w:sz="4"/>
+              <w:bottom w:val="single" w:color="CCCCCC" w:sz="4"/>
+              <w:right w:val="single" w:color="CCCCCC" w:sz="4"/>
+            </w:tcBorders>
+            <w:shd w:fill="E8E8E8" w:val="clear"/>
+            <w:tcMar>
+              <w:top w:type="dxa" w:w="80"/>
+              <w:left w:type="dxa" w:w="120"/>
+              <w:bottom w:type="dxa" w:w="80"/>
+              <w:right w:type="dxa" w:w="120"/>
+            </w:tcMar>
+          </w:tcPr>
+          <w:p>
+            <w:pPr>
+              <w:spacing w:before="0" w:after="0"/>
+            </w:pPr>
+            <w:r>
+              <w:rPr>
+                <w:rFonts w:ascii="BIZ UDPGothic" w:cs="BIZ UDPGothic" w:eastAsia="BIZ UDPGothic" w:hAnsi="BIZ UDPGothic"/>
+                <w:color w:val="404040"/>
+                <w:sz w:val="18"/>
+                <w:szCs w:val="18"/>
+              </w:rPr>
+              <w:t xml:space="preserve">回答 lời</w:t>
+            </w:r>
+          </w:p>
+        </w:tc>
+      </w:tr>
+      <w:tr>
+        <w:trPr>
+          <w:cantSplit/>
+        </w:trPr>
+        <w:tc>
+          <w:tcPr>
+            <w:tcW w:type="dxa" w:w="3168"/>
+            <w:tcBorders>
+              <w:top w:val="single" w:color="CCCCCC" w:sz="4"/>
+              <w:left w:val="single" w:color="CCCCCC" w:sz="4"/>
+              <w:bottom w:val="single" w:color="CCCCCC" w:sz="4"/>
+              <w:right w:val="single" w:color="CCCCCC" w:sz="4"/>
+            </w:tcBorders>
+            <w:shd w:fill="FFFFFF" w:val="clear"/>
+            <w:tcMar>
+              <w:top w:type="dxa" w:w="80"/>
+              <w:left w:type="dxa" w:w="120"/>
+              <w:bottom w:type="dxa" w:w="80"/>
+              <w:right w:type="dxa" w:w="120"/>
+            </w:tcMar>
+          </w:tcPr>
+          <w:p>
+            <w:pPr>
+              <w:spacing w:before="0" w:after="0"/>
+            </w:pPr>
+            <w:r>
+              <w:rPr>
+                <w:rFonts w:ascii="BIZ UDPGothic" w:cs="BIZ UDPGothic" w:eastAsia="BIZ UDPGothic" w:hAnsi="BIZ UDPGothic"/>
+                <w:color w:val="404040"/>
+                <w:sz w:val="18"/>
+                <w:szCs w:val="18"/>
+              </w:rPr>
+              <w:t xml:space="preserve">A</w:t>
+            </w:r>
+          </w:p>
+        </w:tc>
+        <w:tc>
+          <w:tcPr>
+            <w:tcW w:type="dxa" w:w="3168"/>
+            <w:tcBorders>
+              <w:top w:val="single" w:color="CCCCCC" w:sz="4"/>
+              <w:left w:val="single" w:color="CCCCCC" w:sz="4"/>
+              <w:bottom w:val="single" w:color="CCCCCC" w:sz="4"/>
+              <w:right w:val="single" w:color="CCCCCC" w:sz="4"/>
+            </w:tcBorders>
+            <w:shd w:fill="FFFFFF" w:val="clear"/>
+            <w:tcMar>
+              <w:top w:type="dxa" w:w="80"/>
+              <w:left w:type="dxa" w:w="120"/>
+              <w:bottom w:type="dxa" w:w="80"/>
+              <w:right w:type="dxa" w:w="120"/>
+            </w:tcMar>
+          </w:tcPr>
+          <w:p>
+            <w:pPr>
+              <w:spacing w:before="0" w:after="0"/>
+            </w:pPr>
+            <w:r>
+              <w:rPr>
+                <w:rFonts w:ascii="BIZ UDPGothic" w:cs="BIZ UDPGothic" w:eastAsia="BIZ UDPGothic" w:hAnsi="BIZ UDPGothic"/>
+                <w:color w:val="404040"/>
+                <w:sz w:val="18"/>
+                <w:szCs w:val="18"/>
+              </w:rPr>
+              <w:t xml:space="preserve">削除してよい Có thể xóa</w:t>
+            </w:r>
+          </w:p>
+        </w:tc>
+        <w:tc>
+          <w:tcPr>
+            <w:tcW w:type="dxa" w:w="3170"/>
+            <w:tcBorders>
+              <w:top w:val="single" w:color="CCCCCC" w:sz="4"/>
+              <w:left w:val="single" w:color="CCCCCC" w:sz="4"/>
+              <w:bottom w:val="single" w:color="CCCCCC" w:sz="4"/>
+              <w:right w:val="single" w:color="CCCCCC" w:sz="4"/>
+            </w:tcBorders>
+            <w:shd w:fill="FFFFFF" w:val="clear"/>
+            <w:tcMar>
+              <w:top w:type="dxa" w:w="80"/>
+              <w:left w:type="dxa" w:w="120"/>
+              <w:bottom w:type="dxa" w:w="80"/>
+              <w:right w:type="dxa" w:w="120"/>
+            </w:tcMar>
+          </w:tcPr>
+          <w:p>
+            <w:pPr>
+              <w:spacing w:before="0" w:after="0"/>
+            </w:pPr>
+            <w:r>
+              <w:rPr>
+                <w:rFonts w:ascii="BIZ UDPGothic" w:cs="BIZ UDPGothic" w:eastAsia="BIZ UDPGothic" w:hAnsi="BIZ UDPGothic"/>
+                <w:color w:val="404040"/>
+                <w:sz w:val="18"/>
+                <w:szCs w:val="18"/>
+              </w:rPr>
+              <w:t xml:space="preserve">□</w:t>
+            </w:r>
+          </w:p>
+        </w:tc>
+      </w:tr>
+      <w:tr>
+        <w:trPr>
+          <w:cantSplit/>
+        </w:trPr>
+        <w:tc>
+          <w:tcPr>
+            <w:tcW w:type="dxa" w:w="3168"/>
+            <w:tcBorders>
+              <w:top w:val="single" w:color="CCCCCC" w:sz="4"/>
+              <w:left w:val="single" w:color="CCCCCC" w:sz="4"/>
+              <w:bottom w:val="single" w:color="CCCCCC" w:sz="4"/>
+              <w:right w:val="single" w:color="CCCCCC" w:sz="4"/>
+            </w:tcBorders>
+            <w:shd w:fill="FFFFFF" w:val="clear"/>
+            <w:tcMar>
+              <w:top w:type="dxa" w:w="80"/>
+              <w:left w:type="dxa" w:w="120"/>
+              <w:bottom w:type="dxa" w:w="80"/>
+              <w:right w:type="dxa" w:w="120"/>
+            </w:tcMar>
+          </w:tcPr>
+          <w:p>
+            <w:pPr>
+              <w:spacing w:before="0" w:after="0"/>
+            </w:pPr>
+            <w:r>
+              <w:rPr>
+                <w:rFonts w:ascii="BIZ UDPGothic" w:cs="BIZ UDPGothic" w:eastAsia="BIZ UDPGothic" w:hAnsi="BIZ UDPGothic"/>
+                <w:color w:val="404040"/>
+                <w:sz w:val="18"/>
+                <w:szCs w:val="18"/>
+              </w:rPr>
+              <w:t xml:space="preserve">B</w:t>
+            </w:r>
+          </w:p>
+        </w:tc>
+        <w:tc>
+          <w:tcPr>
+            <w:tcW w:type="dxa" w:w="3168"/>
+            <w:tcBorders>
+              <w:top w:val="single" w:color="CCCCCC" w:sz="4"/>
+              <w:left w:val="single" w:color="CCCCCC" w:sz="4"/>
+              <w:bottom w:val="single" w:color="CCCCCC" w:sz="4"/>
+              <w:right w:val="single" w:color="CCCCCC" w:sz="4"/>
+            </w:tcBorders>
+            <w:shd w:fill="FFFFFF" w:val="clear"/>
+            <w:tcMar>
+              <w:top w:type="dxa" w:w="80"/>
+              <w:left w:type="dxa" w:w="120"/>
+              <w:bottom w:type="dxa" w:w="80"/>
+              <w:right w:type="dxa" w:w="120"/>
+            </w:tcMar>
+          </w:tcPr>
+          <w:p>
+            <w:pPr>
+              <w:spacing w:before="0" w:after="0"/>
+            </w:pPr>
+            <w:r>
+              <w:rPr>
+                <w:rFonts w:ascii="BIZ UDPGothic" w:cs="BIZ UDPGothic" w:eastAsia="BIZ UDPGothic" w:hAnsi="BIZ UDPGothic"/>
+                <w:color w:val="404040"/>
+                <w:sz w:val="18"/>
+                <w:szCs w:val="18"/>
+              </w:rPr>
+              <w:t xml:space="preserve">将来的に使用予定のため残してほしい Giữ lại vì dự định sử dụng trong tương lai</w:t>
+            </w:r>
+          </w:p>
+        </w:tc>
+        <w:tc>
+          <w:tcPr>
+            <w:tcW w:type="dxa" w:w="3170"/>
+            <w:tcBorders>
+              <w:top w:val="single" w:color="CCCCCC" w:sz="4"/>
+              <w:left w:val="single" w:color="CCCCCC" w:sz="4"/>
+              <w:bottom w:val="single" w:color="CCCCCC" w:sz="4"/>
+              <w:right w:val="single" w:color="CCCCCC" w:sz="4"/>
+            </w:tcBorders>
+            <w:shd w:fill="FFFFFF" w:val="clear"/>
+            <w:tcMar>
+              <w:top w:type="dxa" w:w="80"/>
+              <w:left w:type="dxa" w:w="120"/>
+              <w:bottom w:type="dxa" w:w="80"/>
+              <w:right w:type="dxa" w:w="120"/>
+            </w:tcMar>
+          </w:tcPr>
+          <w:p>
+            <w:pPr>
+              <w:spacing w:before="0" w:after="0"/>
+            </w:pPr>
+            <w:r>
+              <w:rPr>
+                <w:rFonts w:ascii="BIZ UDPGothic" w:cs="BIZ UDPGothic" w:eastAsia="BIZ UDPGothic" w:hAnsi="BIZ UDPGothic"/>
+                <w:color w:val="404040"/>
+                <w:sz w:val="18"/>
+                <w:szCs w:val="18"/>
+              </w:rPr>
+              <w:t xml:space="preserve">□</w:t>
+            </w:r>
+          </w:p>
+        </w:tc>
+      </w:tr>
+      <w:tr>
+        <w:trPr>
+          <w:cantSplit/>
+        </w:trPr>
+        <w:tc>
+          <w:tcPr>
+            <w:tcW w:type="dxa" w:w="3168"/>
+            <w:tcBorders>
+              <w:top w:val="single" w:color="CCCCCC" w:sz="4"/>
+              <w:left w:val="single" w:color="CCCCCC" w:sz="4"/>
+              <w:bottom w:val="single" w:color="CCCCCC" w:sz="4"/>
+              <w:right w:val="single" w:color="CCCCCC" w:sz="4"/>
+            </w:tcBorders>
+            <w:shd w:fill="FFFFFF" w:val="clear"/>
+            <w:tcMar>
+              <w:top w:type="dxa" w:w="80"/>
+              <w:left w:type="dxa" w:w="120"/>
+              <w:bottom w:type="dxa" w:w="80"/>
+              <w:right w:type="dxa" w:w="120"/>
+            </w:tcMar>
+          </w:tcPr>
+          <w:p>
+            <w:pPr>
+              <w:spacing w:before="0" w:after="0"/>
+            </w:pPr>
+            <w:r>
+              <w:rPr>
+                <w:rFonts w:ascii="BIZ UDPGothic" w:cs="BIZ UDPGothic" w:eastAsia="BIZ UDPGothic" w:hAnsi="BIZ UDPGothic"/>
+                <w:color w:val="404040"/>
+                <w:sz w:val="18"/>
+                <w:szCs w:val="18"/>
+              </w:rPr>
+              <w:t xml:space="preserve">C</w:t>
+            </w:r>
+          </w:p>
+        </w:tc>
+        <w:tc>
+          <w:tcPr>
+            <w:tcW w:type="dxa" w:w="3168"/>
+            <w:tcBorders>
+              <w:top w:val="single" w:color="CCCCCC" w:sz="4"/>
+              <w:left w:val="single" w:color="CCCCCC" w:sz="4"/>
+              <w:bottom w:val="single" w:color="CCCCCC" w:sz="4"/>
+              <w:right w:val="single" w:color="CCCCCC" w:sz="4"/>
+            </w:tcBorders>
+            <w:shd w:fill="FFFFFF" w:val="clear"/>
+            <w:tcMar>
+              <w:top w:type="dxa" w:w="80"/>
+              <w:left w:type="dxa" w:w="120"/>
+              <w:bottom w:type="dxa" w:w="80"/>
+              <w:right w:type="dxa" w:w="120"/>
+            </w:tcMar>
+          </w:tcPr>
+          <w:p>
+            <w:pPr>
+              <w:spacing w:before="0" w:after="0"/>
+            </w:pPr>
+            <w:r>
+              <w:rPr>
+                <w:rFonts w:ascii="BIZ UDPGothic" w:cs="BIZ UDPGothic" w:eastAsia="BIZ UDPGothic" w:hAnsi="BIZ UDPGothic"/>
+                <w:color w:val="404040"/>
+                <w:sz w:val="18"/>
+                <w:szCs w:val="18"/>
+              </w:rPr>
+              <w:t xml:space="preserve">その他（自由記述）/ Khác (ghi tự do)：</w:t>
+            </w:r>
+          </w:p>
+        </w:tc>
+        <w:tc>
+          <w:tcPr>
+            <w:tcW w:type="dxa" w:w="3170"/>
+            <w:tcBorders>
+              <w:top w:val="single" w:color="CCCCCC" w:sz="4"/>
+              <w:left w:val="single" w:color="CCCCCC" w:sz="4"/>
+              <w:bottom w:val="single" w:color="CCCCCC" w:sz="4"/>
+              <w:right w:val="single" w:color="CCCCCC" w:sz="4"/>
+            </w:tcBorders>
+            <w:shd w:fill="FFFFFF" w:val="clear"/>
+            <w:tcMar>
+              <w:top w:type="dxa" w:w="80"/>
+              <w:left w:type="dxa" w:w="120"/>
+              <w:bottom w:type="dxa" w:w="80"/>
+              <w:right w:type="dxa" w:w="120"/>
+            </w:tcMar>
+          </w:tcPr>
+          <w:p>
+            <w:pPr>
+              <w:spacing w:before="0" w:after="0"/>
+            </w:pPr>
+            <w:r>
+              <w:rPr>
+                <w:rFonts w:ascii="BIZ UDPGothic" w:cs="BIZ UDPGothic" w:eastAsia="BIZ UDPGothic" w:hAnsi="BIZ UDPGothic"/>
+                <w:color w:val="404040"/>
+                <w:sz w:val="18"/>
+                <w:szCs w:val="18"/>
+              </w:rPr>
+              <w:t xml:space="preserve">□</w:t>
+            </w:r>
+          </w:p>
+        </w:tc>
+      </w:tr>
+    </w:tbl>
     <w:p>
       <w:pPr>
-        <w:spacing w:before="100" w:after="100"/>
-      </w:pPr>
-      <w:r>
-        <w:rPr>
-          <w:rFonts w:ascii="BIZ UDPGothic" w:cs="BIZ UDPGothic" w:eastAsia="BIZ UDPGothic" w:hAnsi="BIZ UDPGothic"/>
-          <w:b/>
-          <w:bCs/>
-          <w:color w:val="404040"/>
-          <w:sz w:val="18"/>
-          <w:szCs w:val="18"/>
-        </w:rPr>
-        <w:t xml:space="preserve">選 択 L ự a c h ọ n                                      回答 lời</w:t>
-      </w:r>
-    </w:p>
-    <w:p>
-      <w:pPr>
-        <w:spacing w:before="100" w:after="100"/>
-      </w:pPr>
-      <w:r>
-        <w:rPr>
-          <w:rFonts w:ascii="BIZ UDPGothic" w:cs="BIZ UDPGothic" w:eastAsia="BIZ UDPGothic" w:hAnsi="BIZ UDPGothic"/>
-          <w:color w:val="404040"/>
-          <w:sz w:val="18"/>
-          <w:szCs w:val="18"/>
-        </w:rPr>
-        <w:t xml:space="preserve">A                       削除してよい Có thể xóa              □</w:t>
-      </w:r>
-    </w:p>
-    <w:p>
-      <w:pPr>
-        <w:spacing w:before="100" w:after="100"/>
-      </w:pPr>
-      <w:r>
-        <w:rPr>
-          <w:rFonts w:ascii="BIZ UDPGothic" w:cs="BIZ UDPGothic" w:eastAsia="BIZ UDPGothic" w:hAnsi="BIZ UDPGothic"/>
-          <w:color w:val="404040"/>
-          <w:sz w:val="18"/>
-          <w:szCs w:val="18"/>
-        </w:rPr>
-        <w:t xml:space="preserve">B                       将来的に使用予定のため残してほしい   □</w:t>
-      </w:r>
-    </w:p>
-    <w:p>
-      <w:pPr>
-        <w:spacing w:before="100" w:after="100"/>
-      </w:pPr>
-      <w:r>
-        <w:rPr>
-          <w:rFonts w:ascii="BIZ UDPGothic" w:cs="BIZ UDPGothic" w:eastAsia="BIZ UDPGothic" w:hAnsi="BIZ UDPGothic"/>
-          <w:color w:val="404040"/>
-          <w:sz w:val="18"/>
-          <w:szCs w:val="18"/>
-        </w:rPr>
-        <w:t xml:space="preserve">Giữ lại vì dự định sử dụng trong</w:t>
-      </w:r>
-    </w:p>
-    <w:p>
-      <w:pPr>
-        <w:spacing w:before="100" w:after="100"/>
-      </w:pPr>
-      <w:r>
-        <w:rPr>
-          <w:rFonts w:ascii="BIZ UDPGothic" w:cs="BIZ UDPGothic" w:eastAsia="BIZ UDPGothic" w:hAnsi="BIZ UDPGothic"/>
-          <w:color w:val="404040"/>
-          <w:sz w:val="18"/>
-          <w:szCs w:val="18"/>
-        </w:rPr>
-        <w:t xml:space="preserve">tương lai</w:t>
-      </w:r>
-    </w:p>
-    <w:p>
-      <w:pPr>
-        <w:spacing w:before="100" w:after="100"/>
-      </w:pPr>
-      <w:r>
-        <w:rPr>
-          <w:rFonts w:ascii="BIZ UDPGothic" w:cs="BIZ UDPGothic" w:eastAsia="BIZ UDPGothic" w:hAnsi="BIZ UDPGothic"/>
-          <w:color w:val="404040"/>
-          <w:sz w:val="18"/>
-          <w:szCs w:val="18"/>
-        </w:rPr>
-        <w:t xml:space="preserve">C                       その他（自由記述）/ Khác (ghi tự     □</w:t>
-      </w:r>
-    </w:p>
-    <w:p>
-      <w:pPr>
-        <w:spacing w:before="100" w:after="100"/>
-      </w:pPr>
-      <w:r>
-        <w:rPr>
-          <w:rFonts w:ascii="BIZ UDPGothic" w:cs="BIZ UDPGothic" w:eastAsia="BIZ UDPGothic" w:hAnsi="BIZ UDPGothic"/>
-          <w:color w:val="404040"/>
-          <w:sz w:val="18"/>
-          <w:szCs w:val="18"/>
-        </w:rPr>
-        <w:t xml:space="preserve">do)：</w:t>
-      </w:r>
-    </w:p>
-    <w:p>
-      <w:pPr>
-        <w:spacing w:before="100" w:after="100"/>
+        <w:pBdr>
+          <w:left w:val="thick" w:color="C8102E" w:sz="20" w:space="6"/>
+        </w:pBdr>
+        <w:spacing w:before="280" w:after="100"/>
       </w:pPr>
       <w:r>
         <w:rPr>
@@ -3078,194 +5530,550 @@
           <w:b/>
           <w:bCs/>
           <w:color w:val="C8102E"/>
-          <w:sz w:val="20"/>
-          <w:szCs w:val="20"/>
+          <w:sz w:val="24"/>
+          <w:szCs w:val="24"/>
         </w:rPr>
-        <w:t xml:space="preserve">■ 3. 参考：月次コスト試算</w:t>
-      </w:r>
-    </w:p>
-    <w:p>
-      <w:pPr>
-        <w:spacing w:before="100" w:after="100"/>
-      </w:pPr>
+        <w:t xml:space="preserve">■ 3. 参考：月次コスト試算** *Tham khảo: Ước tính chi phí hàng tháng*</w:t>
+      </w:r>
+      <w:r>
+        <w:br/>
+      </w:r>
       <w:r>
         <w:rPr>
           <w:rFonts w:ascii="BIZ UDPGothic" w:cs="BIZ UDPGothic" w:eastAsia="BIZ UDPGothic" w:hAnsi="BIZ UDPGothic"/>
-          <w:color w:val="404040"/>
-          <w:sz w:val="18"/>
-          <w:szCs w:val="18"/>
+          <w:i/>
+          <w:iCs/>
+          <w:color w:val="AA3344"/>
+          <w:sz w:val="17"/>
+          <w:szCs w:val="17"/>
         </w:rPr>
-        <w:t xml:space="preserve">tháng\*</w:t>
+        <w:t xml:space="preserve">　3. 参考：月次コスト試算** *Tham khảo: Ước tính chi phí hàng tháng*</w:t>
       </w:r>
     </w:p>
-    <w:p>
-      <w:pPr>
-        <w:spacing w:before="100" w:after="100"/>
-      </w:pPr>
-      <w:r>
-        <w:rPr>
-          <w:rFonts w:ascii="BIZ UDPGothic" w:cs="BIZ UDPGothic" w:eastAsia="BIZ UDPGothic" w:hAnsi="BIZ UDPGothic"/>
-          <w:color w:val="404040"/>
-          <w:sz w:val="18"/>
-          <w:szCs w:val="18"/>
-        </w:rPr>
-        <w:t xml:space="preserve">*　3. 参考：月次コスト試算\*\* \*Tham khảo: Ước tính chi phí hàng</w:t>
-      </w:r>
-    </w:p>
-    <w:p>
-      <w:pPr>
-        <w:spacing w:before="100" w:after="100"/>
-      </w:pPr>
-      <w:r>
-        <w:rPr>
-          <w:rFonts w:ascii="BIZ UDPGothic" w:cs="BIZ UDPGothic" w:eastAsia="BIZ UDPGothic" w:hAnsi="BIZ UDPGothic"/>
-          <w:color w:val="404040"/>
-          <w:sz w:val="18"/>
-          <w:szCs w:val="18"/>
-        </w:rPr>
-        <w:t xml:space="preserve">tháng</w:t>
-      </w:r>
-    </w:p>
-    <w:p>
-      <w:pPr>
-        <w:spacing w:before="100" w:after="100"/>
-      </w:pPr>
-      <w:r>
-        <w:rPr>
-          <w:rFonts w:ascii="BIZ UDPGothic" w:cs="BIZ UDPGothic" w:eastAsia="BIZ UDPGothic" w:hAnsi="BIZ UDPGothic"/>
-          <w:color w:val="404040"/>
-          <w:sz w:val="18"/>
-          <w:szCs w:val="18"/>
-        </w:rPr>
-        <w:t xml:space="preserve">EC2 web-fe (t3.medium)  約 \$30/月            24時間稼働 Hoạt động</w:t>
-      </w:r>
-    </w:p>
-    <w:p>
-      <w:pPr>
-        <w:spacing w:before="100" w:after="100"/>
-      </w:pPr>
-      <w:r>
-        <w:rPr>
-          <w:rFonts w:ascii="BIZ UDPGothic" w:cs="BIZ UDPGothic" w:eastAsia="BIZ UDPGothic" w:hAnsi="BIZ UDPGothic"/>
-          <w:color w:val="404040"/>
-          <w:sz w:val="18"/>
-          <w:szCs w:val="18"/>
-        </w:rPr>
-        <w:t xml:space="preserve">24/7</w:t>
-      </w:r>
-    </w:p>
-    <w:p>
-      <w:pPr>
-        <w:spacing w:before="100" w:after="100"/>
-      </w:pPr>
-      <w:r>
-        <w:rPr>
-          <w:rFonts w:ascii="BIZ UDPGothic" w:cs="BIZ UDPGothic" w:eastAsia="BIZ UDPGothic" w:hAnsi="BIZ UDPGothic"/>
-          <w:color w:val="404040"/>
-          <w:sz w:val="18"/>
-          <w:szCs w:val="18"/>
-        </w:rPr>
-        <w:t xml:space="preserve">EC2 web-be (t3.medium)  約 \$30/月            24時間稼働 Hoạt động</w:t>
-      </w:r>
-    </w:p>
-    <w:p>
-      <w:pPr>
-        <w:spacing w:before="100" w:after="100"/>
-      </w:pPr>
-      <w:r>
-        <w:rPr>
-          <w:rFonts w:ascii="BIZ UDPGothic" w:cs="BIZ UDPGothic" w:eastAsia="BIZ UDPGothic" w:hAnsi="BIZ UDPGothic"/>
-          <w:color w:val="404040"/>
-          <w:sz w:val="18"/>
-          <w:szCs w:val="18"/>
-        </w:rPr>
-        <w:t xml:space="preserve">24/7</w:t>
-      </w:r>
-    </w:p>
-    <w:p>
-      <w:pPr>
-        <w:spacing w:before="100" w:after="100"/>
-      </w:pPr>
-      <w:r>
-        <w:rPr>
-          <w:rFonts w:ascii="BIZ UDPGothic" w:cs="BIZ UDPGothic" w:eastAsia="BIZ UDPGothic" w:hAnsi="BIZ UDPGothic"/>
-          <w:color w:val="404040"/>
-          <w:sz w:val="18"/>
-          <w:szCs w:val="18"/>
-        </w:rPr>
-        <w:t xml:space="preserve">ALB × 2台 ALB × 2 thiết 約 \$32/月            各 \$16/月 Mỗi thiết</w:t>
-      </w:r>
-    </w:p>
-    <w:p>
-      <w:pPr>
-        <w:spacing w:before="100" w:after="100"/>
-      </w:pPr>
-      <w:r>
-        <w:rPr>
-          <w:rFonts w:ascii="BIZ UDPGothic" w:cs="BIZ UDPGothic" w:eastAsia="BIZ UDPGothic" w:hAnsi="BIZ UDPGothic"/>
-          <w:color w:val="404040"/>
-          <w:sz w:val="18"/>
-          <w:szCs w:val="18"/>
-        </w:rPr>
-        <w:t xml:space="preserve">bị                                              bị \$16/tháng</w:t>
-      </w:r>
-    </w:p>
-    <w:p>
-      <w:pPr>
-        <w:spacing w:before="100" w:after="100"/>
-      </w:pPr>
-      <w:r>
-        <w:rPr>
-          <w:rFonts w:ascii="BIZ UDPGothic" w:cs="BIZ UDPGothic" w:eastAsia="BIZ UDPGothic" w:hAnsi="BIZ UDPGothic"/>
-          <w:color w:val="404040"/>
-          <w:sz w:val="18"/>
-          <w:szCs w:val="18"/>
-        </w:rPr>
-        <w:t xml:space="preserve">約 \$92/月            2025-0</w:t>
-      </w:r>
-    </w:p>
-    <w:p>
-      <w:pPr>
-        <w:spacing w:before="100" w:after="100"/>
-      </w:pPr>
-      <w:r>
-        <w:rPr>
-          <w:rFonts w:ascii="BIZ UDPGothic" w:cs="BIZ UDPGothic" w:eastAsia="BIZ UDPGothic" w:hAnsi="BIZ UDPGothic"/>
-          <w:color w:val="404040"/>
-          <w:sz w:val="18"/>
-          <w:szCs w:val="18"/>
-        </w:rPr>
-        <w:t xml:space="preserve">9-17〜現在も稼働中 Đang</w:t>
-      </w:r>
-    </w:p>
-    <w:p>
-      <w:pPr>
-        <w:spacing w:before="100" w:after="100"/>
-      </w:pPr>
-      <w:r>
-        <w:rPr>
-          <w:rFonts w:ascii="BIZ UDPGothic" w:cs="BIZ UDPGothic" w:eastAsia="BIZ UDPGothic" w:hAnsi="BIZ UDPGothic"/>
-          <w:color w:val="404040"/>
-          <w:sz w:val="18"/>
-          <w:szCs w:val="18"/>
-        </w:rPr>
-        <w:t xml:space="preserve">hoạt động từ 2025-09-17</w:t>
-      </w:r>
-    </w:p>
-    <w:p>
-      <w:pPr>
-        <w:spacing w:before="100" w:after="100"/>
-      </w:pPr>
-      <w:r>
-        <w:rPr>
-          <w:rFonts w:ascii="BIZ UDPGothic" w:cs="BIZ UDPGothic" w:eastAsia="BIZ UDPGothic" w:hAnsi="BIZ UDPGothic"/>
-          <w:color w:val="404040"/>
-          <w:sz w:val="18"/>
-          <w:szCs w:val="18"/>
-        </w:rPr>
-        <w:t xml:space="preserve">đến nay</w:t>
-      </w:r>
-    </w:p>
+    <w:tbl>
+      <w:tblPr>
+        <w:tblW w:type="dxa" w:w="9506"/>
+        <w:tblBorders>
+          <w:top w:val="single" w:color="CCCCCC" w:sz="4"/>
+          <w:left w:val="single" w:color="CCCCCC" w:sz="4"/>
+          <w:bottom w:val="single" w:color="CCCCCC" w:sz="4"/>
+          <w:right w:val="single" w:color="CCCCCC" w:sz="4"/>
+          <w:insideH w:val="single" w:color="auto" w:sz="4"/>
+          <w:insideV w:val="single" w:color="auto" w:sz="4"/>
+        </w:tblBorders>
+      </w:tblPr>
+      <w:tblGrid>
+        <w:gridCol w:w="3168"/>
+        <w:gridCol w:w="3168"/>
+        <w:gridCol w:w="3170"/>
+      </w:tblGrid>
+      <w:tr>
+        <w:trPr>
+          <w:cantSplit/>
+          <w:tblHeader/>
+        </w:trPr>
+        <w:tc>
+          <w:tcPr>
+            <w:tcW w:type="dxa" w:w="3168"/>
+            <w:tcBorders>
+              <w:top w:val="single" w:color="CCCCCC" w:sz="4"/>
+              <w:left w:val="single" w:color="CCCCCC" w:sz="4"/>
+              <w:bottom w:val="single" w:color="CCCCCC" w:sz="4"/>
+              <w:right w:val="single" w:color="CCCCCC" w:sz="4"/>
+            </w:tcBorders>
+            <w:shd w:fill="E8E8E8" w:val="clear"/>
+            <w:tcMar>
+              <w:top w:type="dxa" w:w="80"/>
+              <w:left w:type="dxa" w:w="120"/>
+              <w:bottom w:type="dxa" w:w="80"/>
+              <w:right w:type="dxa" w:w="120"/>
+            </w:tcMar>
+          </w:tcPr>
+          <w:p>
+            <w:pPr>
+              <w:spacing w:before="0" w:after="0"/>
+            </w:pPr>
+            <w:r>
+              <w:rPr>
+                <w:rFonts w:ascii="BIZ UDPGothic" w:cs="BIZ UDPGothic" w:eastAsia="BIZ UDPGothic" w:hAnsi="BIZ UDPGothic"/>
+                <w:color w:val="404040"/>
+                <w:sz w:val="18"/>
+                <w:szCs w:val="18"/>
+              </w:rPr>
+              <w:t xml:space="preserve"/>
+            </w:r>
+          </w:p>
+        </w:tc>
+        <w:tc>
+          <w:tcPr>
+            <w:tcW w:type="dxa" w:w="3168"/>
+            <w:tcBorders>
+              <w:top w:val="single" w:color="CCCCCC" w:sz="4"/>
+              <w:left w:val="single" w:color="CCCCCC" w:sz="4"/>
+              <w:bottom w:val="single" w:color="CCCCCC" w:sz="4"/>
+              <w:right w:val="single" w:color="CCCCCC" w:sz="4"/>
+            </w:tcBorders>
+            <w:shd w:fill="E8E8E8" w:val="clear"/>
+            <w:tcMar>
+              <w:top w:type="dxa" w:w="80"/>
+              <w:left w:type="dxa" w:w="120"/>
+              <w:bottom w:type="dxa" w:w="80"/>
+              <w:right w:type="dxa" w:w="120"/>
+            </w:tcMar>
+          </w:tcPr>
+          <w:p>
+            <w:pPr>
+              <w:spacing w:before="0" w:after="0"/>
+            </w:pPr>
+            <w:r>
+              <w:rPr>
+                <w:rFonts w:ascii="BIZ UDPGothic" w:cs="BIZ UDPGothic" w:eastAsia="BIZ UDPGothic" w:hAnsi="BIZ UDPGothic"/>
+                <w:color w:val="404040"/>
+                <w:sz w:val="18"/>
+                <w:szCs w:val="18"/>
+              </w:rPr>
+              <w:t xml:space="preserve"/>
+            </w:r>
+          </w:p>
+        </w:tc>
+        <w:tc>
+          <w:tcPr>
+            <w:tcW w:type="dxa" w:w="3170"/>
+            <w:tcBorders>
+              <w:top w:val="single" w:color="CCCCCC" w:sz="4"/>
+              <w:left w:val="single" w:color="CCCCCC" w:sz="4"/>
+              <w:bottom w:val="single" w:color="CCCCCC" w:sz="4"/>
+              <w:right w:val="single" w:color="CCCCCC" w:sz="4"/>
+            </w:tcBorders>
+            <w:shd w:fill="E8E8E8" w:val="clear"/>
+            <w:tcMar>
+              <w:top w:type="dxa" w:w="80"/>
+              <w:left w:type="dxa" w:w="120"/>
+              <w:bottom w:type="dxa" w:w="80"/>
+              <w:right w:type="dxa" w:w="120"/>
+            </w:tcMar>
+          </w:tcPr>
+          <w:p>
+            <w:pPr>
+              <w:spacing w:before="0" w:after="0"/>
+            </w:pPr>
+            <w:r>
+              <w:rPr>
+                <w:rFonts w:ascii="BIZ UDPGothic" w:cs="BIZ UDPGothic" w:eastAsia="BIZ UDPGothic" w:hAnsi="BIZ UDPGothic"/>
+                <w:color w:val="404040"/>
+                <w:sz w:val="18"/>
+                <w:szCs w:val="18"/>
+              </w:rPr>
+              <w:t xml:space="preserve"/>
+            </w:r>
+          </w:p>
+        </w:tc>
+      </w:tr>
+      <w:tr>
+        <w:trPr>
+          <w:cantSplit/>
+        </w:trPr>
+        <w:tc>
+          <w:tcPr>
+            <w:tcW w:type="dxa" w:w="3168"/>
+            <w:tcBorders>
+              <w:top w:val="single" w:color="CCCCCC" w:sz="4"/>
+              <w:left w:val="single" w:color="CCCCCC" w:sz="4"/>
+              <w:bottom w:val="single" w:color="CCCCCC" w:sz="4"/>
+              <w:right w:val="single" w:color="CCCCCC" w:sz="4"/>
+            </w:tcBorders>
+            <w:shd w:fill="FFFFFF" w:val="clear"/>
+            <w:tcMar>
+              <w:top w:type="dxa" w:w="80"/>
+              <w:left w:type="dxa" w:w="120"/>
+              <w:bottom w:type="dxa" w:w="80"/>
+              <w:right w:type="dxa" w:w="120"/>
+            </w:tcMar>
+          </w:tcPr>
+          <w:p>
+            <w:pPr>
+              <w:spacing w:before="0" w:after="0"/>
+            </w:pPr>
+            <w:r>
+              <w:rPr>
+                <w:rFonts w:ascii="BIZ UDPGothic" w:cs="BIZ UDPGothic" w:eastAsia="BIZ UDPGothic" w:hAnsi="BIZ UDPGothic"/>
+                <w:color w:val="404040"/>
+                <w:sz w:val="18"/>
+                <w:szCs w:val="18"/>
+              </w:rPr>
+              <w:t xml:space="preserve">EC2 web-fe (t3.medium)</w:t>
+            </w:r>
+          </w:p>
+        </w:tc>
+        <w:tc>
+          <w:tcPr>
+            <w:tcW w:type="dxa" w:w="3168"/>
+            <w:tcBorders>
+              <w:top w:val="single" w:color="CCCCCC" w:sz="4"/>
+              <w:left w:val="single" w:color="CCCCCC" w:sz="4"/>
+              <w:bottom w:val="single" w:color="CCCCCC" w:sz="4"/>
+              <w:right w:val="single" w:color="CCCCCC" w:sz="4"/>
+            </w:tcBorders>
+            <w:shd w:fill="FFFFFF" w:val="clear"/>
+            <w:tcMar>
+              <w:top w:type="dxa" w:w="80"/>
+              <w:left w:type="dxa" w:w="120"/>
+              <w:bottom w:type="dxa" w:w="80"/>
+              <w:right w:type="dxa" w:w="120"/>
+            </w:tcMar>
+          </w:tcPr>
+          <w:p>
+            <w:pPr>
+              <w:spacing w:before="0" w:after="0"/>
+            </w:pPr>
+            <w:r>
+              <w:rPr>
+                <w:rFonts w:ascii="BIZ UDPGothic" w:cs="BIZ UDPGothic" w:eastAsia="BIZ UDPGothic" w:hAnsi="BIZ UDPGothic"/>
+                <w:color w:val="404040"/>
+                <w:sz w:val="18"/>
+                <w:szCs w:val="18"/>
+              </w:rPr>
+              <w:t xml:space="preserve">約 \$30/月</w:t>
+            </w:r>
+          </w:p>
+        </w:tc>
+        <w:tc>
+          <w:tcPr>
+            <w:tcW w:type="dxa" w:w="3170"/>
+            <w:tcBorders>
+              <w:top w:val="single" w:color="CCCCCC" w:sz="4"/>
+              <w:left w:val="single" w:color="CCCCCC" w:sz="4"/>
+              <w:bottom w:val="single" w:color="CCCCCC" w:sz="4"/>
+              <w:right w:val="single" w:color="CCCCCC" w:sz="4"/>
+            </w:tcBorders>
+            <w:shd w:fill="FFFFFF" w:val="clear"/>
+            <w:tcMar>
+              <w:top w:type="dxa" w:w="80"/>
+              <w:left w:type="dxa" w:w="120"/>
+              <w:bottom w:type="dxa" w:w="80"/>
+              <w:right w:type="dxa" w:w="120"/>
+            </w:tcMar>
+          </w:tcPr>
+          <w:p>
+            <w:pPr>
+              <w:spacing w:before="0" w:after="0"/>
+            </w:pPr>
+            <w:r>
+              <w:rPr>
+                <w:rFonts w:ascii="BIZ UDPGothic" w:cs="BIZ UDPGothic" w:eastAsia="BIZ UDPGothic" w:hAnsi="BIZ UDPGothic"/>
+                <w:color w:val="404040"/>
+                <w:sz w:val="18"/>
+                <w:szCs w:val="18"/>
+              </w:rPr>
+              <w:t xml:space="preserve">24時間稼働 Hoạt động 24/7</w:t>
+            </w:r>
+          </w:p>
+        </w:tc>
+      </w:tr>
+      <w:tr>
+        <w:trPr>
+          <w:cantSplit/>
+        </w:trPr>
+        <w:tc>
+          <w:tcPr>
+            <w:tcW w:type="dxa" w:w="3168"/>
+            <w:tcBorders>
+              <w:top w:val="single" w:color="CCCCCC" w:sz="4"/>
+              <w:left w:val="single" w:color="CCCCCC" w:sz="4"/>
+              <w:bottom w:val="single" w:color="CCCCCC" w:sz="4"/>
+              <w:right w:val="single" w:color="CCCCCC" w:sz="4"/>
+            </w:tcBorders>
+            <w:shd w:fill="FFFFFF" w:val="clear"/>
+            <w:tcMar>
+              <w:top w:type="dxa" w:w="80"/>
+              <w:left w:type="dxa" w:w="120"/>
+              <w:bottom w:type="dxa" w:w="80"/>
+              <w:right w:type="dxa" w:w="120"/>
+            </w:tcMar>
+          </w:tcPr>
+          <w:p>
+            <w:pPr>
+              <w:spacing w:before="0" w:after="0"/>
+            </w:pPr>
+            <w:r>
+              <w:rPr>
+                <w:rFonts w:ascii="BIZ UDPGothic" w:cs="BIZ UDPGothic" w:eastAsia="BIZ UDPGothic" w:hAnsi="BIZ UDPGothic"/>
+                <w:color w:val="404040"/>
+                <w:sz w:val="18"/>
+                <w:szCs w:val="18"/>
+              </w:rPr>
+              <w:t xml:space="preserve">EC2 web-be (t3.medium)</w:t>
+            </w:r>
+          </w:p>
+        </w:tc>
+        <w:tc>
+          <w:tcPr>
+            <w:tcW w:type="dxa" w:w="3168"/>
+            <w:tcBorders>
+              <w:top w:val="single" w:color="CCCCCC" w:sz="4"/>
+              <w:left w:val="single" w:color="CCCCCC" w:sz="4"/>
+              <w:bottom w:val="single" w:color="CCCCCC" w:sz="4"/>
+              <w:right w:val="single" w:color="CCCCCC" w:sz="4"/>
+            </w:tcBorders>
+            <w:shd w:fill="FFFFFF" w:val="clear"/>
+            <w:tcMar>
+              <w:top w:type="dxa" w:w="80"/>
+              <w:left w:type="dxa" w:w="120"/>
+              <w:bottom w:type="dxa" w:w="80"/>
+              <w:right w:type="dxa" w:w="120"/>
+            </w:tcMar>
+          </w:tcPr>
+          <w:p>
+            <w:pPr>
+              <w:spacing w:before="0" w:after="0"/>
+            </w:pPr>
+            <w:r>
+              <w:rPr>
+                <w:rFonts w:ascii="BIZ UDPGothic" w:cs="BIZ UDPGothic" w:eastAsia="BIZ UDPGothic" w:hAnsi="BIZ UDPGothic"/>
+                <w:color w:val="404040"/>
+                <w:sz w:val="18"/>
+                <w:szCs w:val="18"/>
+              </w:rPr>
+              <w:t xml:space="preserve">約 \$30/月</w:t>
+            </w:r>
+          </w:p>
+        </w:tc>
+        <w:tc>
+          <w:tcPr>
+            <w:tcW w:type="dxa" w:w="3170"/>
+            <w:tcBorders>
+              <w:top w:val="single" w:color="CCCCCC" w:sz="4"/>
+              <w:left w:val="single" w:color="CCCCCC" w:sz="4"/>
+              <w:bottom w:val="single" w:color="CCCCCC" w:sz="4"/>
+              <w:right w:val="single" w:color="CCCCCC" w:sz="4"/>
+            </w:tcBorders>
+            <w:shd w:fill="FFFFFF" w:val="clear"/>
+            <w:tcMar>
+              <w:top w:type="dxa" w:w="80"/>
+              <w:left w:type="dxa" w:w="120"/>
+              <w:bottom w:type="dxa" w:w="80"/>
+              <w:right w:type="dxa" w:w="120"/>
+            </w:tcMar>
+          </w:tcPr>
+          <w:p>
+            <w:pPr>
+              <w:spacing w:before="0" w:after="0"/>
+            </w:pPr>
+            <w:r>
+              <w:rPr>
+                <w:rFonts w:ascii="BIZ UDPGothic" w:cs="BIZ UDPGothic" w:eastAsia="BIZ UDPGothic" w:hAnsi="BIZ UDPGothic"/>
+                <w:color w:val="404040"/>
+                <w:sz w:val="18"/>
+                <w:szCs w:val="18"/>
+              </w:rPr>
+              <w:t xml:space="preserve">24時間稼働 Hoạt động 24/7</w:t>
+            </w:r>
+          </w:p>
+        </w:tc>
+      </w:tr>
+      <w:tr>
+        <w:trPr>
+          <w:cantSplit/>
+        </w:trPr>
+        <w:tc>
+          <w:tcPr>
+            <w:tcW w:type="dxa" w:w="3168"/>
+            <w:tcBorders>
+              <w:top w:val="single" w:color="CCCCCC" w:sz="4"/>
+              <w:left w:val="single" w:color="CCCCCC" w:sz="4"/>
+              <w:bottom w:val="single" w:color="CCCCCC" w:sz="4"/>
+              <w:right w:val="single" w:color="CCCCCC" w:sz="4"/>
+            </w:tcBorders>
+            <w:shd w:fill="FFFFFF" w:val="clear"/>
+            <w:tcMar>
+              <w:top w:type="dxa" w:w="80"/>
+              <w:left w:type="dxa" w:w="120"/>
+              <w:bottom w:type="dxa" w:w="80"/>
+              <w:right w:type="dxa" w:w="120"/>
+            </w:tcMar>
+          </w:tcPr>
+          <w:p>
+            <w:pPr>
+              <w:spacing w:before="0" w:after="0"/>
+            </w:pPr>
+            <w:r>
+              <w:rPr>
+                <w:rFonts w:ascii="BIZ UDPGothic" w:cs="BIZ UDPGothic" w:eastAsia="BIZ UDPGothic" w:hAnsi="BIZ UDPGothic"/>
+                <w:color w:val="404040"/>
+                <w:sz w:val="18"/>
+                <w:szCs w:val="18"/>
+              </w:rPr>
+              <w:t xml:space="preserve">ALB × 2台 ALB × 2 thiết bị</w:t>
+            </w:r>
+          </w:p>
+        </w:tc>
+        <w:tc>
+          <w:tcPr>
+            <w:tcW w:type="dxa" w:w="3168"/>
+            <w:tcBorders>
+              <w:top w:val="single" w:color="CCCCCC" w:sz="4"/>
+              <w:left w:val="single" w:color="CCCCCC" w:sz="4"/>
+              <w:bottom w:val="single" w:color="CCCCCC" w:sz="4"/>
+              <w:right w:val="single" w:color="CCCCCC" w:sz="4"/>
+            </w:tcBorders>
+            <w:shd w:fill="FFFFFF" w:val="clear"/>
+            <w:tcMar>
+              <w:top w:type="dxa" w:w="80"/>
+              <w:left w:type="dxa" w:w="120"/>
+              <w:bottom w:type="dxa" w:w="80"/>
+              <w:right w:type="dxa" w:w="120"/>
+            </w:tcMar>
+          </w:tcPr>
+          <w:p>
+            <w:pPr>
+              <w:spacing w:before="0" w:after="0"/>
+            </w:pPr>
+            <w:r>
+              <w:rPr>
+                <w:rFonts w:ascii="BIZ UDPGothic" w:cs="BIZ UDPGothic" w:eastAsia="BIZ UDPGothic" w:hAnsi="BIZ UDPGothic"/>
+                <w:color w:val="404040"/>
+                <w:sz w:val="18"/>
+                <w:szCs w:val="18"/>
+              </w:rPr>
+              <w:t xml:space="preserve">約 \$32/月</w:t>
+            </w:r>
+          </w:p>
+        </w:tc>
+        <w:tc>
+          <w:tcPr>
+            <w:tcW w:type="dxa" w:w="3170"/>
+            <w:tcBorders>
+              <w:top w:val="single" w:color="CCCCCC" w:sz="4"/>
+              <w:left w:val="single" w:color="CCCCCC" w:sz="4"/>
+              <w:bottom w:val="single" w:color="CCCCCC" w:sz="4"/>
+              <w:right w:val="single" w:color="CCCCCC" w:sz="4"/>
+            </w:tcBorders>
+            <w:shd w:fill="FFFFFF" w:val="clear"/>
+            <w:tcMar>
+              <w:top w:type="dxa" w:w="80"/>
+              <w:left w:type="dxa" w:w="120"/>
+              <w:bottom w:type="dxa" w:w="80"/>
+              <w:right w:type="dxa" w:w="120"/>
+            </w:tcMar>
+          </w:tcPr>
+          <w:p>
+            <w:pPr>
+              <w:spacing w:before="0" w:after="0"/>
+            </w:pPr>
+            <w:r>
+              <w:rPr>
+                <w:rFonts w:ascii="BIZ UDPGothic" w:cs="BIZ UDPGothic" w:eastAsia="BIZ UDPGothic" w:hAnsi="BIZ UDPGothic"/>
+                <w:color w:val="404040"/>
+                <w:sz w:val="18"/>
+                <w:szCs w:val="18"/>
+              </w:rPr>
+              <w:t xml:space="preserve">各 \$16/月 Mỗi thiết bị \$16/tháng</w:t>
+            </w:r>
+          </w:p>
+        </w:tc>
+      </w:tr>
+      <w:tr>
+        <w:trPr>
+          <w:cantSplit/>
+        </w:trPr>
+        <w:tc>
+          <w:tcPr>
+            <w:tcW w:type="dxa" w:w="3168"/>
+            <w:tcBorders>
+              <w:top w:val="single" w:color="CCCCCC" w:sz="4"/>
+              <w:left w:val="single" w:color="CCCCCC" w:sz="4"/>
+              <w:bottom w:val="single" w:color="CCCCCC" w:sz="4"/>
+              <w:right w:val="single" w:color="CCCCCC" w:sz="4"/>
+            </w:tcBorders>
+            <w:shd w:fill="FFFFFF" w:val="clear"/>
+            <w:tcMar>
+              <w:top w:type="dxa" w:w="80"/>
+              <w:left w:type="dxa" w:w="120"/>
+              <w:bottom w:type="dxa" w:w="80"/>
+              <w:right w:type="dxa" w:w="120"/>
+            </w:tcMar>
+          </w:tcPr>
+          <w:p>
+            <w:pPr>
+              <w:spacing w:before="0" w:after="0"/>
+            </w:pPr>
+            <w:r>
+              <w:rPr>
+                <w:rFonts w:ascii="BIZ UDPGothic" w:cs="BIZ UDPGothic" w:eastAsia="BIZ UDPGothic" w:hAnsi="BIZ UDPGothic"/>
+                <w:color w:val="404040"/>
+                <w:sz w:val="18"/>
+                <w:szCs w:val="18"/>
+              </w:rPr>
+              <w:t xml:space="preserve"/>
+            </w:r>
+          </w:p>
+        </w:tc>
+        <w:tc>
+          <w:tcPr>
+            <w:tcW w:type="dxa" w:w="3168"/>
+            <w:tcBorders>
+              <w:top w:val="single" w:color="CCCCCC" w:sz="4"/>
+              <w:left w:val="single" w:color="CCCCCC" w:sz="4"/>
+              <w:bottom w:val="single" w:color="CCCCCC" w:sz="4"/>
+              <w:right w:val="single" w:color="CCCCCC" w:sz="4"/>
+            </w:tcBorders>
+            <w:shd w:fill="FFFFFF" w:val="clear"/>
+            <w:tcMar>
+              <w:top w:type="dxa" w:w="80"/>
+              <w:left w:type="dxa" w:w="120"/>
+              <w:bottom w:type="dxa" w:w="80"/>
+              <w:right w:type="dxa" w:w="120"/>
+            </w:tcMar>
+          </w:tcPr>
+          <w:p>
+            <w:pPr>
+              <w:spacing w:before="0" w:after="0"/>
+            </w:pPr>
+            <w:r>
+              <w:rPr>
+                <w:rFonts w:ascii="BIZ UDPGothic" w:cs="BIZ UDPGothic" w:eastAsia="BIZ UDPGothic" w:hAnsi="BIZ UDPGothic"/>
+                <w:color w:val="404040"/>
+                <w:sz w:val="18"/>
+                <w:szCs w:val="18"/>
+              </w:rPr>
+              <w:t xml:space="preserve">約 \$92/月</w:t>
+            </w:r>
+          </w:p>
+        </w:tc>
+        <w:tc>
+          <w:tcPr>
+            <w:tcW w:type="dxa" w:w="3170"/>
+            <w:tcBorders>
+              <w:top w:val="single" w:color="CCCCCC" w:sz="4"/>
+              <w:left w:val="single" w:color="CCCCCC" w:sz="4"/>
+              <w:bottom w:val="single" w:color="CCCCCC" w:sz="4"/>
+              <w:right w:val="single" w:color="CCCCCC" w:sz="4"/>
+            </w:tcBorders>
+            <w:shd w:fill="FFFFFF" w:val="clear"/>
+            <w:tcMar>
+              <w:top w:type="dxa" w:w="80"/>
+              <w:left w:type="dxa" w:w="120"/>
+              <w:bottom w:type="dxa" w:w="80"/>
+              <w:right w:type="dxa" w:w="120"/>
+            </w:tcMar>
+          </w:tcPr>
+          <w:p>
+            <w:pPr>
+              <w:spacing w:before="0" w:after="0"/>
+            </w:pPr>
+            <w:r>
+              <w:rPr>
+                <w:rFonts w:ascii="BIZ UDPGothic" w:cs="BIZ UDPGothic" w:eastAsia="BIZ UDPGothic" w:hAnsi="BIZ UDPGothic"/>
+                <w:color w:val="404040"/>
+                <w:sz w:val="18"/>
+                <w:szCs w:val="18"/>
+              </w:rPr>
+              <w:t xml:space="preserve">2025-0 9-17〜現在も稼働中 Đang hoạt động từ 2025-09-17 đến nay</w:t>
+            </w:r>
+          </w:p>
+        </w:tc>
+      </w:tr>
+    </w:tbl>
     <w:p>
       <w:pPr>
         <w:spacing w:before="100" w:after="100"/>
@@ -3305,7 +6113,7 @@
           <w:sz w:val="18"/>
           <w:szCs w:val="18"/>
         </w:rPr>
-        <w:t xml:space="preserve">\$550 と推定されます。　\*※ Do đã hoạt động khoảng 6 tháng từ</w:t>
+        <w:t xml:space="preserve">\$550 と推定されます。　*※ Do đã hoạt động khoảng 6 tháng từ 2025-09-17</w:t>
       </w:r>
     </w:p>
     <w:p>
@@ -3319,7 +6127,40 @@
           <w:sz w:val="18"/>
           <w:szCs w:val="18"/>
         </w:rPr>
-        <w:t xml:space="preserve">2025-09-17</w:t>
+        <w:t xml:space="preserve">đến nay (2026-03-10), tổng chi phí tích lũy ước tính khoảng \$550.*</w:t>
+      </w:r>
+    </w:p>
+    <w:p>
+      <w:pPr>
+        <w:pBdr>
+          <w:left w:val="thick" w:color="C8102E" w:sz="20" w:space="6"/>
+        </w:pBdr>
+        <w:spacing w:before="280" w:after="100"/>
+      </w:pPr>
+      <w:r>
+        <w:rPr>
+          <w:rFonts w:ascii="BIZ UDPGothic" w:cs="BIZ UDPGothic" w:eastAsia="BIZ UDPGothic" w:hAnsi="BIZ UDPGothic"/>
+          <w:b/>
+          <w:bCs/>
+          <w:color w:val="C8102E"/>
+          <w:sz w:val="24"/>
+          <w:szCs w:val="24"/>
+        </w:rPr>
+        <w:t xml:space="preserve">■ 4. 回答方法** *Phương thức trả lời*</w:t>
+      </w:r>
+      <w:r>
+        <w:br/>
+      </w:r>
+      <w:r>
+        <w:rPr>
+          <w:rFonts w:ascii="BIZ UDPGothic" w:cs="BIZ UDPGothic" w:eastAsia="BIZ UDPGothic" w:hAnsi="BIZ UDPGothic"/>
+          <w:i/>
+          <w:iCs/>
+          <w:color w:val="AA3344"/>
+          <w:sz w:val="17"/>
+          <w:szCs w:val="17"/>
+        </w:rPr>
+        <w:t xml:space="preserve">　4. 回答方法** *Phương thức trả lời*</w:t>
       </w:r>
     </w:p>
     <w:p>
@@ -3333,37 +6174,7 @@
           <w:sz w:val="18"/>
           <w:szCs w:val="18"/>
         </w:rPr>
-        <w:t xml:space="preserve">đến nay (2026-03-10), tổng chi phí tích lũy ước tính khoảng \$550.\*</w:t>
-      </w:r>
-    </w:p>
-    <w:p>
-      <w:pPr>
-        <w:spacing w:before="100" w:after="100"/>
-      </w:pPr>
-      <w:r>
-        <w:rPr>
-          <w:rFonts w:ascii="BIZ UDPGothic" w:cs="BIZ UDPGothic" w:eastAsia="BIZ UDPGothic" w:hAnsi="BIZ UDPGothic"/>
-          <w:b/>
-          <w:bCs/>
-          <w:color w:val="C8102E"/>
-          <w:sz w:val="20"/>
-          <w:szCs w:val="20"/>
-        </w:rPr>
-        <w:t xml:space="preserve">■ 4. 回答方法</w:t>
-      </w:r>
-    </w:p>
-    <w:p>
-      <w:pPr>
-        <w:spacing w:before="100" w:after="100"/>
-      </w:pPr>
-      <w:r>
-        <w:rPr>
-          <w:rFonts w:ascii="BIZ UDPGothic" w:cs="BIZ UDPGothic" w:eastAsia="BIZ UDPGothic" w:hAnsi="BIZ UDPGothic"/>
-          <w:color w:val="404040"/>
-          <w:sz w:val="18"/>
-          <w:szCs w:val="18"/>
-        </w:rPr>
-        <w:t xml:space="preserve">本書の各質問にご回答のうえ、以下の担当者へご返送ください。　\*Vui lòng</w:t>
+        <w:t xml:space="preserve">本書の各質問にご回答のうえ、以下の担当者へご返送ください。　*Vui lòng</w:t>
       </w:r>
     </w:p>
     <w:p>
@@ -3391,7 +6202,7 @@
           <w:sz w:val="18"/>
           <w:szCs w:val="18"/>
         </w:rPr>
-        <w:t xml:space="preserve">đây.\*</w:t>
+        <w:t xml:space="preserve">đây.*</w:t>
       </w:r>
     </w:p>
     <w:p>
@@ -3405,7 +6216,7 @@
           <w:sz w:val="18"/>
           <w:szCs w:val="18"/>
         </w:rPr>
-        <w:t xml:space="preserve">返送先: Thanh Nguyên（nguyenthanhloc@luvina.net）　\*Địa chỉ gửi: Thanh</w:t>
+        <w:t xml:space="preserve">返送先: Thanh Nguyên（nguyenthanhloc@luvina.net）　*Địa chỉ gửi: Thanh</w:t>
       </w:r>
     </w:p>
     <w:p>
@@ -3419,9 +6230,428 @@
           <w:sz w:val="18"/>
           <w:szCs w:val="18"/>
         </w:rPr>
-        <w:t xml:space="preserve">Nguyên (nguyenthanhloc@luvina.net)\*</w:t>
+        <w:t xml:space="preserve">Nguyên (nguyenthanhloc@luvina.net)*</w:t>
       </w:r>
     </w:p>
+    <w:p>
+      <w:pPr>
+        <w:spacing w:before="100" w:after="100"/>
+      </w:pPr>
+      <w:r>
+        <w:rPr>
+          <w:rFonts w:ascii="BIZ UDPGothic" w:cs="BIZ UDPGothic" w:eastAsia="BIZ UDPGothic" w:hAnsi="BIZ UDPGothic"/>
+          <w:color w:val="404040"/>
+          <w:sz w:val="18"/>
+          <w:szCs w:val="18"/>
+        </w:rPr>
+        <w:t xml:space="preserve"/>
+      </w:r>
+    </w:p>
+    <w:tbl>
+      <w:tblPr>
+        <w:tblW w:type="dxa" w:w="9506"/>
+        <w:tblBorders>
+          <w:top w:val="single" w:color="CCCCCC" w:sz="4"/>
+          <w:left w:val="single" w:color="CCCCCC" w:sz="4"/>
+          <w:bottom w:val="single" w:color="CCCCCC" w:sz="4"/>
+          <w:right w:val="single" w:color="CCCCCC" w:sz="4"/>
+          <w:insideH w:val="single" w:color="auto" w:sz="4"/>
+          <w:insideV w:val="single" w:color="auto" w:sz="4"/>
+        </w:tblBorders>
+      </w:tblPr>
+      <w:tblGrid>
+        <w:gridCol w:w="2400"/>
+        <w:gridCol w:w="7106"/>
+      </w:tblGrid>
+      <w:tr>
+        <w:trPr>
+          <w:cantSplit/>
+        </w:trPr>
+        <w:tc>
+          <w:tcPr>
+            <w:tcW w:type="dxa" w:w="2400"/>
+            <w:tcBorders>
+              <w:top w:val="single" w:color="CCCCCC" w:sz="4"/>
+              <w:left w:val="single" w:color="CCCCCC" w:sz="4"/>
+              <w:bottom w:val="single" w:color="CCCCCC" w:sz="4"/>
+              <w:right w:val="single" w:color="CCCCCC" w:sz="4"/>
+            </w:tcBorders>
+            <w:shd w:fill="E8E8E8" w:val="clear"/>
+            <w:tcMar>
+              <w:top w:type="dxa" w:w="80"/>
+              <w:left w:type="dxa" w:w="120"/>
+              <w:bottom w:type="dxa" w:w="80"/>
+              <w:right w:type="dxa" w:w="120"/>
+            </w:tcMar>
+            <w:vAlign w:val="center"/>
+          </w:tcPr>
+          <w:p>
+            <w:pPr>
+              <w:jc w:val="left"/>
+            </w:pPr>
+            <w:r>
+              <w:rPr>
+                <w:rFonts w:ascii="BIZ UDPGothic" w:cs="BIZ UDPGothic" w:eastAsia="BIZ UDPGothic" w:hAnsi="BIZ UDPGothic"/>
+                <w:b/>
+                <w:bCs/>
+                <w:color w:val="000000"/>
+                <w:sz w:val="18"/>
+                <w:szCs w:val="18"/>
+              </w:rPr>
+              <w:t xml:space="preserve">テスト実施日</w:t>
+            </w:r>
+            <w:r>
+              <w:rPr>
+                <w:rFonts w:ascii="BIZ UDPGothic" w:cs="BIZ UDPGothic" w:eastAsia="BIZ UDPGothic" w:hAnsi="BIZ UDPGothic"/>
+                <w:i/>
+                <w:iCs/>
+                <w:color w:val="888888"/>
+                <w:sz w:val="16"/>
+                <w:szCs w:val="16"/>
+              </w:rPr>
+              <w:t xml:space="preserve"> / </w:t>
+            </w:r>
+            <w:r>
+              <w:rPr>
+                <w:rFonts w:ascii="BIZ UDPGothic" w:cs="BIZ UDPGothic" w:eastAsia="BIZ UDPGothic" w:hAnsi="BIZ UDPGothic"/>
+                <w:i/>
+                <w:iCs/>
+                <w:color w:val="888888"/>
+                <w:sz w:val="16"/>
+                <w:szCs w:val="16"/>
+              </w:rPr>
+              <w:t xml:space="preserve">Ngày kiểm thử</w:t>
+            </w:r>
+          </w:p>
+        </w:tc>
+        <w:tc>
+          <w:tcPr>
+            <w:tcW w:type="dxa" w:w="7106"/>
+            <w:tcBorders>
+              <w:top w:val="single" w:color="CCCCCC" w:sz="4"/>
+              <w:left w:val="single" w:color="CCCCCC" w:sz="4"/>
+              <w:bottom w:val="single" w:color="CCCCCC" w:sz="4"/>
+              <w:right w:val="single" w:color="CCCCCC" w:sz="4"/>
+            </w:tcBorders>
+            <w:shd w:fill="FFFFFF" w:val="clear"/>
+            <w:tcMar>
+              <w:top w:type="dxa" w:w="80"/>
+              <w:left w:type="dxa" w:w="120"/>
+              <w:bottom w:type="dxa" w:w="80"/>
+              <w:right w:type="dxa" w:w="120"/>
+            </w:tcMar>
+            <w:vAlign w:val="center"/>
+          </w:tcPr>
+          <w:p>
+            <w:pPr>
+              <w:jc w:val="left"/>
+            </w:pPr>
+            <w:r>
+              <w:rPr>
+                <w:rFonts w:ascii="BIZ UDPGothic" w:cs="BIZ UDPGothic" w:eastAsia="BIZ UDPGothic" w:hAnsi="BIZ UDPGothic"/>
+                <w:b w:val="false"/>
+                <w:bCs w:val="false"/>
+                <w:color w:val="404040"/>
+                <w:sz w:val="18"/>
+                <w:szCs w:val="18"/>
+              </w:rPr>
+              <w:t xml:space="preserve"/>
+            </w:r>
+          </w:p>
+        </w:tc>
+      </w:tr>
+      <w:tr>
+        <w:trPr>
+          <w:cantSplit/>
+        </w:trPr>
+        <w:tc>
+          <w:tcPr>
+            <w:tcW w:type="dxa" w:w="2400"/>
+            <w:tcBorders>
+              <w:top w:val="single" w:color="CCCCCC" w:sz="4"/>
+              <w:left w:val="single" w:color="CCCCCC" w:sz="4"/>
+              <w:bottom w:val="single" w:color="CCCCCC" w:sz="4"/>
+              <w:right w:val="single" w:color="CCCCCC" w:sz="4"/>
+            </w:tcBorders>
+            <w:shd w:fill="E8E8E8" w:val="clear"/>
+            <w:tcMar>
+              <w:top w:type="dxa" w:w="80"/>
+              <w:left w:type="dxa" w:w="120"/>
+              <w:bottom w:type="dxa" w:w="80"/>
+              <w:right w:type="dxa" w:w="120"/>
+            </w:tcMar>
+            <w:vAlign w:val="center"/>
+          </w:tcPr>
+          <w:p>
+            <w:pPr>
+              <w:jc w:val="left"/>
+            </w:pPr>
+            <w:r>
+              <w:rPr>
+                <w:rFonts w:ascii="BIZ UDPGothic" w:cs="BIZ UDPGothic" w:eastAsia="BIZ UDPGothic" w:hAnsi="BIZ UDPGothic"/>
+                <w:b/>
+                <w:bCs/>
+                <w:color w:val="000000"/>
+                <w:sz w:val="18"/>
+                <w:szCs w:val="18"/>
+              </w:rPr>
+              <w:t xml:space="preserve">実施者</w:t>
+            </w:r>
+            <w:r>
+              <w:rPr>
+                <w:rFonts w:ascii="BIZ UDPGothic" w:cs="BIZ UDPGothic" w:eastAsia="BIZ UDPGothic" w:hAnsi="BIZ UDPGothic"/>
+                <w:i/>
+                <w:iCs/>
+                <w:color w:val="888888"/>
+                <w:sz w:val="16"/>
+                <w:szCs w:val="16"/>
+              </w:rPr>
+              <w:t xml:space="preserve"> / </w:t>
+            </w:r>
+            <w:r>
+              <w:rPr>
+                <w:rFonts w:ascii="BIZ UDPGothic" w:cs="BIZ UDPGothic" w:eastAsia="BIZ UDPGothic" w:hAnsi="BIZ UDPGothic"/>
+                <w:i/>
+                <w:iCs/>
+                <w:color w:val="888888"/>
+                <w:sz w:val="16"/>
+                <w:szCs w:val="16"/>
+              </w:rPr>
+              <w:t xml:space="preserve">Người thực hiện</w:t>
+            </w:r>
+          </w:p>
+        </w:tc>
+        <w:tc>
+          <w:tcPr>
+            <w:tcW w:type="dxa" w:w="7106"/>
+            <w:tcBorders>
+              <w:top w:val="single" w:color="CCCCCC" w:sz="4"/>
+              <w:left w:val="single" w:color="CCCCCC" w:sz="4"/>
+              <w:bottom w:val="single" w:color="CCCCCC" w:sz="4"/>
+              <w:right w:val="single" w:color="CCCCCC" w:sz="4"/>
+            </w:tcBorders>
+            <w:shd w:fill="FFFFFF" w:val="clear"/>
+            <w:tcMar>
+              <w:top w:type="dxa" w:w="80"/>
+              <w:left w:type="dxa" w:w="120"/>
+              <w:bottom w:type="dxa" w:w="80"/>
+              <w:right w:type="dxa" w:w="120"/>
+            </w:tcMar>
+            <w:vAlign w:val="center"/>
+          </w:tcPr>
+          <w:p>
+            <w:pPr>
+              <w:jc w:val="left"/>
+            </w:pPr>
+            <w:r>
+              <w:rPr>
+                <w:rFonts w:ascii="BIZ UDPGothic" w:cs="BIZ UDPGothic" w:eastAsia="BIZ UDPGothic" w:hAnsi="BIZ UDPGothic"/>
+                <w:b w:val="false"/>
+                <w:bCs w:val="false"/>
+                <w:color w:val="404040"/>
+                <w:sz w:val="18"/>
+                <w:szCs w:val="18"/>
+              </w:rPr>
+              <w:t xml:space="preserve"/>
+            </w:r>
+          </w:p>
+        </w:tc>
+      </w:tr>
+      <w:tr>
+        <w:trPr>
+          <w:cantSplit/>
+        </w:trPr>
+        <w:tc>
+          <w:tcPr>
+            <w:tcW w:type="dxa" w:w="2400"/>
+            <w:tcBorders>
+              <w:top w:val="single" w:color="CCCCCC" w:sz="4"/>
+              <w:left w:val="single" w:color="CCCCCC" w:sz="4"/>
+              <w:bottom w:val="single" w:color="CCCCCC" w:sz="4"/>
+              <w:right w:val="single" w:color="CCCCCC" w:sz="4"/>
+            </w:tcBorders>
+            <w:shd w:fill="E8E8E8" w:val="clear"/>
+            <w:tcMar>
+              <w:top w:type="dxa" w:w="80"/>
+              <w:left w:type="dxa" w:w="120"/>
+              <w:bottom w:type="dxa" w:w="80"/>
+              <w:right w:type="dxa" w:w="120"/>
+            </w:tcMar>
+            <w:vAlign w:val="center"/>
+          </w:tcPr>
+          <w:p>
+            <w:pPr>
+              <w:jc w:val="left"/>
+            </w:pPr>
+            <w:r>
+              <w:rPr>
+                <w:rFonts w:ascii="BIZ UDPGothic" w:cs="BIZ UDPGothic" w:eastAsia="BIZ UDPGothic" w:hAnsi="BIZ UDPGothic"/>
+                <w:b/>
+                <w:bCs/>
+                <w:color w:val="000000"/>
+                <w:sz w:val="18"/>
+                <w:szCs w:val="18"/>
+              </w:rPr>
+              <w:t xml:space="preserve">承認日</w:t>
+            </w:r>
+            <w:r>
+              <w:rPr>
+                <w:rFonts w:ascii="BIZ UDPGothic" w:cs="BIZ UDPGothic" w:eastAsia="BIZ UDPGothic" w:hAnsi="BIZ UDPGothic"/>
+                <w:i/>
+                <w:iCs/>
+                <w:color w:val="888888"/>
+                <w:sz w:val="16"/>
+                <w:szCs w:val="16"/>
+              </w:rPr>
+              <w:t xml:space="preserve"> / </w:t>
+            </w:r>
+            <w:r>
+              <w:rPr>
+                <w:rFonts w:ascii="BIZ UDPGothic" w:cs="BIZ UDPGothic" w:eastAsia="BIZ UDPGothic" w:hAnsi="BIZ UDPGothic"/>
+                <w:i/>
+                <w:iCs/>
+                <w:color w:val="888888"/>
+                <w:sz w:val="16"/>
+                <w:szCs w:val="16"/>
+              </w:rPr>
+              <w:t xml:space="preserve">Ngày duyệt</w:t>
+            </w:r>
+          </w:p>
+        </w:tc>
+        <w:tc>
+          <w:tcPr>
+            <w:tcW w:type="dxa" w:w="7106"/>
+            <w:tcBorders>
+              <w:top w:val="single" w:color="CCCCCC" w:sz="4"/>
+              <w:left w:val="single" w:color="CCCCCC" w:sz="4"/>
+              <w:bottom w:val="single" w:color="CCCCCC" w:sz="4"/>
+              <w:right w:val="single" w:color="CCCCCC" w:sz="4"/>
+            </w:tcBorders>
+            <w:shd w:fill="FFFFFF" w:val="clear"/>
+            <w:tcMar>
+              <w:top w:type="dxa" w:w="80"/>
+              <w:left w:type="dxa" w:w="120"/>
+              <w:bottom w:type="dxa" w:w="80"/>
+              <w:right w:type="dxa" w:w="120"/>
+            </w:tcMar>
+            <w:vAlign w:val="center"/>
+          </w:tcPr>
+          <w:p>
+            <w:pPr>
+              <w:jc w:val="left"/>
+            </w:pPr>
+            <w:r>
+              <w:rPr>
+                <w:rFonts w:ascii="BIZ UDPGothic" w:cs="BIZ UDPGothic" w:eastAsia="BIZ UDPGothic" w:hAnsi="BIZ UDPGothic"/>
+                <w:b w:val="false"/>
+                <w:bCs w:val="false"/>
+                <w:color w:val="404040"/>
+                <w:sz w:val="18"/>
+                <w:szCs w:val="18"/>
+              </w:rPr>
+              <w:t xml:space="preserve"/>
+            </w:r>
+          </w:p>
+        </w:tc>
+      </w:tr>
+      <w:tr>
+        <w:trPr>
+          <w:cantSplit/>
+        </w:trPr>
+        <w:tc>
+          <w:tcPr>
+            <w:tcW w:type="dxa" w:w="2400"/>
+            <w:tcBorders>
+              <w:top w:val="single" w:color="CCCCCC" w:sz="4"/>
+              <w:left w:val="single" w:color="CCCCCC" w:sz="4"/>
+              <w:bottom w:val="single" w:color="CCCCCC" w:sz="4"/>
+              <w:right w:val="single" w:color="CCCCCC" w:sz="4"/>
+            </w:tcBorders>
+            <w:shd w:fill="E8E8E8" w:val="clear"/>
+            <w:tcMar>
+              <w:top w:type="dxa" w:w="80"/>
+              <w:left w:type="dxa" w:w="120"/>
+              <w:bottom w:type="dxa" w:w="80"/>
+              <w:right w:type="dxa" w:w="120"/>
+            </w:tcMar>
+            <w:vAlign w:val="center"/>
+          </w:tcPr>
+          <w:p>
+            <w:pPr>
+              <w:jc w:val="left"/>
+            </w:pPr>
+            <w:r>
+              <w:rPr>
+                <w:rFonts w:ascii="BIZ UDPGothic" w:cs="BIZ UDPGothic" w:eastAsia="BIZ UDPGothic" w:hAnsi="BIZ UDPGothic"/>
+                <w:b/>
+                <w:bCs/>
+                <w:color w:val="000000"/>
+                <w:sz w:val="18"/>
+                <w:szCs w:val="18"/>
+              </w:rPr>
+              <w:t xml:space="preserve">承認者</w:t>
+            </w:r>
+            <w:r>
+              <w:rPr>
+                <w:rFonts w:ascii="BIZ UDPGothic" w:cs="BIZ UDPGothic" w:eastAsia="BIZ UDPGothic" w:hAnsi="BIZ UDPGothic"/>
+                <w:i/>
+                <w:iCs/>
+                <w:color w:val="888888"/>
+                <w:sz w:val="16"/>
+                <w:szCs w:val="16"/>
+              </w:rPr>
+              <w:t xml:space="preserve"> / </w:t>
+            </w:r>
+            <w:r>
+              <w:rPr>
+                <w:rFonts w:ascii="BIZ UDPGothic" w:cs="BIZ UDPGothic" w:eastAsia="BIZ UDPGothic" w:hAnsi="BIZ UDPGothic"/>
+                <w:i/>
+                <w:iCs/>
+                <w:color w:val="888888"/>
+                <w:sz w:val="16"/>
+                <w:szCs w:val="16"/>
+              </w:rPr>
+              <w:t xml:space="preserve">Người duyệt</w:t>
+            </w:r>
+          </w:p>
+        </w:tc>
+        <w:tc>
+          <w:tcPr>
+            <w:tcW w:type="dxa" w:w="7106"/>
+            <w:tcBorders>
+              <w:top w:val="single" w:color="CCCCCC" w:sz="4"/>
+              <w:left w:val="single" w:color="CCCCCC" w:sz="4"/>
+              <w:bottom w:val="single" w:color="CCCCCC" w:sz="4"/>
+              <w:right w:val="single" w:color="CCCCCC" w:sz="4"/>
+            </w:tcBorders>
+            <w:shd w:fill="FFFFFF" w:val="clear"/>
+            <w:tcMar>
+              <w:top w:type="dxa" w:w="80"/>
+              <w:left w:type="dxa" w:w="120"/>
+              <w:bottom w:type="dxa" w:w="80"/>
+              <w:right w:type="dxa" w:w="120"/>
+            </w:tcMar>
+            <w:vAlign w:val="center"/>
+          </w:tcPr>
+          <w:p>
+            <w:pPr>
+              <w:jc w:val="left"/>
+            </w:pPr>
+            <w:r>
+              <w:rPr>
+                <w:rFonts w:ascii="BIZ UDPGothic" w:cs="BIZ UDPGothic" w:eastAsia="BIZ UDPGothic" w:hAnsi="BIZ UDPGothic"/>
+                <w:b w:val="false"/>
+                <w:bCs w:val="false"/>
+                <w:color w:val="404040"/>
+                <w:sz w:val="18"/>
+                <w:szCs w:val="18"/>
+              </w:rPr>
+              <w:t xml:space="preserve"/>
+            </w:r>
+          </w:p>
+        </w:tc>
+      </w:tr>
+    </w:tbl>
     <w:p>
       <w:pPr>
         <w:pBdr>

--- a/40_AWS/05_改修資料/KSM_AWS_MOD_004_確認依頼書_STGWebサーバー構成確認_ja_vi.docx
+++ b/40_AWS/05_改修資料/KSM_AWS_MOD_004_確認依頼書_STGWebサーバー構成確認_ja_vi.docx
@@ -6233,6 +6233,1226 @@
         <w:t xml:space="preserve">Nguyên (nguyenthanhloc@luvina.net)*</w:t>
       </w:r>
     </w:p>
+    <w:p>
+      <w:pPr>
+        <w:pBdr>
+          <w:left w:val="thick" w:color="C8102E" w:sz="20" w:space="6"/>
+        </w:pBdr>
+        <w:spacing w:before="280" w:after="100"/>
+      </w:pPr>
+      <w:r>
+        <w:rPr>
+          <w:rFonts w:ascii="BIZ UDPGothic" w:cs="BIZ UDPGothic" w:eastAsia="BIZ UDPGothic" w:hAnsi="BIZ UDPGothic"/>
+          <w:b/>
+          <w:bCs/>
+          <w:color w:val="C8102E"/>
+          <w:sz w:val="24"/>
+          <w:szCs w:val="24"/>
+        </w:rPr>
+        <w:t xml:space="preserve">■ デプロイ時確認・注意事項</w:t>
+      </w:r>
+      <w:r>
+        <w:br/>
+      </w:r>
+      <w:r>
+        <w:rPr>
+          <w:rFonts w:ascii="BIZ UDPGothic" w:cs="BIZ UDPGothic" w:eastAsia="BIZ UDPGothic" w:hAnsi="BIZ UDPGothic"/>
+          <w:i/>
+          <w:iCs/>
+          <w:color w:val="AA3344"/>
+          <w:sz w:val="17"/>
+          <w:szCs w:val="17"/>
+        </w:rPr>
+        <w:t xml:space="preserve">　Lưu Ý &amp; Xác Nhận Khi Triển Khai</w:t>
+      </w:r>
+    </w:p>
+    <w:p>
+      <w:pPr>
+        <w:spacing w:before="100" w:after="100"/>
+      </w:pPr>
+      <w:r>
+        <w:rPr>
+          <w:rFonts w:ascii="BIZ UDPGothic" w:cs="BIZ UDPGothic" w:eastAsia="BIZ UDPGothic" w:hAnsi="BIZ UDPGothic"/>
+          <w:color w:val="404040"/>
+          <w:sz w:val="18"/>
+          <w:szCs w:val="18"/>
+        </w:rPr>
+        <w:t xml:space="preserve">本改修のデプロイにあたり、以下の8項目を事前・事後に確認すること。</w:t>
+      </w:r>
+      <w:r>
+        <w:br/>
+      </w:r>
+      <w:r>
+        <w:rPr>
+          <w:rFonts w:ascii="BIZ UDPGothic" w:cs="BIZ UDPGothic" w:eastAsia="BIZ UDPGothic" w:hAnsi="BIZ UDPGothic"/>
+          <w:i/>
+          <w:iCs/>
+          <w:color w:val="777777"/>
+          <w:sz w:val="16"/>
+          <w:szCs w:val="16"/>
+        </w:rPr>
+        <w:t xml:space="preserve">/ Khi triển khai sửa đổi này, cần xác nhận 8 hạng mục dưới đây trước và sau khi deploy.</w:t>
+      </w:r>
+    </w:p>
+    <w:tbl>
+      <w:tblPr>
+        <w:tblW w:type="dxa" w:w="9506"/>
+        <w:tblBorders>
+          <w:top w:val="single" w:color="CCCCCC" w:sz="4"/>
+          <w:left w:val="single" w:color="CCCCCC" w:sz="4"/>
+          <w:bottom w:val="single" w:color="CCCCCC" w:sz="4"/>
+          <w:right w:val="single" w:color="CCCCCC" w:sz="4"/>
+          <w:insideH w:val="single" w:color="auto" w:sz="4"/>
+          <w:insideV w:val="single" w:color="auto" w:sz="4"/>
+        </w:tblBorders>
+      </w:tblPr>
+      <w:tblGrid>
+        <w:gridCol w:w="400"/>
+        <w:gridCol w:w="2200"/>
+        <w:gridCol w:w="6906"/>
+      </w:tblGrid>
+      <w:tr>
+        <w:trPr>
+          <w:cantSplit/>
+          <w:tblHeader/>
+        </w:trPr>
+        <w:tc>
+          <w:tcPr>
+            <w:tcW w:type="dxa" w:w="400"/>
+            <w:tcBorders>
+              <w:top w:val="single" w:color="CCCCCC" w:sz="4"/>
+              <w:left w:val="single" w:color="CCCCCC" w:sz="4"/>
+              <w:bottom w:val="single" w:color="CCCCCC" w:sz="4"/>
+              <w:right w:val="single" w:color="CCCCCC" w:sz="4"/>
+            </w:tcBorders>
+            <w:shd w:fill="E8E8E8" w:val="clear"/>
+            <w:tcMar>
+              <w:top w:type="dxa" w:w="80"/>
+              <w:left w:type="dxa" w:w="120"/>
+              <w:bottom w:type="dxa" w:w="80"/>
+              <w:right w:type="dxa" w:w="120"/>
+            </w:tcMar>
+            <w:vAlign w:val="center"/>
+          </w:tcPr>
+          <w:p>
+            <w:pPr>
+              <w:jc w:val="center"/>
+            </w:pPr>
+            <w:r>
+              <w:rPr>
+                <w:rFonts w:ascii="BIZ UDPGothic" w:cs="BIZ UDPGothic" w:eastAsia="BIZ UDPGothic" w:hAnsi="BIZ UDPGothic"/>
+                <w:b/>
+                <w:bCs/>
+                <w:color w:val="000000"/>
+                <w:sz w:val="18"/>
+                <w:szCs w:val="18"/>
+              </w:rPr>
+              <w:t xml:space="preserve">No.</w:t>
+            </w:r>
+          </w:p>
+        </w:tc>
+        <w:tc>
+          <w:tcPr>
+            <w:tcW w:type="dxa" w:w="2200"/>
+            <w:tcBorders>
+              <w:top w:val="single" w:color="CCCCCC" w:sz="4"/>
+              <w:left w:val="single" w:color="CCCCCC" w:sz="4"/>
+              <w:bottom w:val="single" w:color="CCCCCC" w:sz="4"/>
+              <w:right w:val="single" w:color="CCCCCC" w:sz="4"/>
+            </w:tcBorders>
+            <w:shd w:fill="E8E8E8" w:val="clear"/>
+            <w:tcMar>
+              <w:top w:type="dxa" w:w="80"/>
+              <w:left w:type="dxa" w:w="120"/>
+              <w:bottom w:type="dxa" w:w="80"/>
+              <w:right w:type="dxa" w:w="120"/>
+            </w:tcMar>
+            <w:vAlign w:val="center"/>
+          </w:tcPr>
+          <w:p>
+            <w:pPr>
+              <w:jc w:val="left"/>
+            </w:pPr>
+            <w:r>
+              <w:rPr>
+                <w:rFonts w:ascii="BIZ UDPGothic" w:cs="BIZ UDPGothic" w:eastAsia="BIZ UDPGothic" w:hAnsi="BIZ UDPGothic"/>
+                <w:b/>
+                <w:bCs/>
+                <w:color w:val="000000"/>
+                <w:sz w:val="18"/>
+                <w:szCs w:val="18"/>
+              </w:rPr>
+              <w:t xml:space="preserve">項目</w:t>
+            </w:r>
+            <w:r>
+              <w:rPr>
+                <w:rFonts w:ascii="BIZ UDPGothic" w:cs="BIZ UDPGothic" w:eastAsia="BIZ UDPGothic" w:hAnsi="BIZ UDPGothic"/>
+                <w:i/>
+                <w:iCs/>
+                <w:color w:val="888888"/>
+                <w:sz w:val="16"/>
+                <w:szCs w:val="16"/>
+              </w:rPr>
+              <w:t xml:space="preserve"> / </w:t>
+            </w:r>
+            <w:r>
+              <w:rPr>
+                <w:rFonts w:ascii="BIZ UDPGothic" w:cs="BIZ UDPGothic" w:eastAsia="BIZ UDPGothic" w:hAnsi="BIZ UDPGothic"/>
+                <w:i/>
+                <w:iCs/>
+                <w:color w:val="888888"/>
+                <w:sz w:val="16"/>
+                <w:szCs w:val="16"/>
+              </w:rPr>
+              <w:t xml:space="preserve">Hạng mục</w:t>
+            </w:r>
+          </w:p>
+        </w:tc>
+        <w:tc>
+          <w:tcPr>
+            <w:tcW w:type="dxa" w:w="6906"/>
+            <w:tcBorders>
+              <w:top w:val="single" w:color="CCCCCC" w:sz="4"/>
+              <w:left w:val="single" w:color="CCCCCC" w:sz="4"/>
+              <w:bottom w:val="single" w:color="CCCCCC" w:sz="4"/>
+              <w:right w:val="single" w:color="CCCCCC" w:sz="4"/>
+            </w:tcBorders>
+            <w:shd w:fill="E8E8E8" w:val="clear"/>
+            <w:tcMar>
+              <w:top w:type="dxa" w:w="80"/>
+              <w:left w:type="dxa" w:w="120"/>
+              <w:bottom w:type="dxa" w:w="80"/>
+              <w:right w:type="dxa" w:w="120"/>
+            </w:tcMar>
+            <w:vAlign w:val="center"/>
+          </w:tcPr>
+          <w:p>
+            <w:pPr>
+              <w:jc w:val="left"/>
+            </w:pPr>
+            <w:r>
+              <w:rPr>
+                <w:rFonts w:ascii="BIZ UDPGothic" w:cs="BIZ UDPGothic" w:eastAsia="BIZ UDPGothic" w:hAnsi="BIZ UDPGothic"/>
+                <w:b/>
+                <w:bCs/>
+                <w:color w:val="000000"/>
+                <w:sz w:val="18"/>
+                <w:szCs w:val="18"/>
+              </w:rPr>
+              <w:t xml:space="preserve">確認・注意事項</w:t>
+            </w:r>
+            <w:r>
+              <w:rPr>
+                <w:rFonts w:ascii="BIZ UDPGothic" w:cs="BIZ UDPGothic" w:eastAsia="BIZ UDPGothic" w:hAnsi="BIZ UDPGothic"/>
+                <w:i/>
+                <w:iCs/>
+                <w:color w:val="888888"/>
+                <w:sz w:val="16"/>
+                <w:szCs w:val="16"/>
+              </w:rPr>
+              <w:t xml:space="preserve"> / </w:t>
+            </w:r>
+            <w:r>
+              <w:rPr>
+                <w:rFonts w:ascii="BIZ UDPGothic" w:cs="BIZ UDPGothic" w:eastAsia="BIZ UDPGothic" w:hAnsi="BIZ UDPGothic"/>
+                <w:i/>
+                <w:iCs/>
+                <w:color w:val="888888"/>
+                <w:sz w:val="16"/>
+                <w:szCs w:val="16"/>
+              </w:rPr>
+              <w:t xml:space="preserve">Xác nhận &amp; Lưu ý</w:t>
+            </w:r>
+          </w:p>
+        </w:tc>
+      </w:tr>
+      <w:tr>
+        <w:trPr>
+          <w:cantSplit/>
+        </w:trPr>
+        <w:tc>
+          <w:tcPr>
+            <w:tcW w:type="dxa" w:w="400"/>
+            <w:tcBorders>
+              <w:top w:val="single" w:color="CCCCCC" w:sz="4"/>
+              <w:left w:val="single" w:color="CCCCCC" w:sz="4"/>
+              <w:bottom w:val="single" w:color="CCCCCC" w:sz="4"/>
+              <w:right w:val="single" w:color="CCCCCC" w:sz="4"/>
+            </w:tcBorders>
+            <w:shd w:fill="FFFFFF" w:val="clear"/>
+            <w:tcMar>
+              <w:top w:type="dxa" w:w="80"/>
+              <w:left w:type="dxa" w:w="120"/>
+              <w:bottom w:type="dxa" w:w="80"/>
+              <w:right w:type="dxa" w:w="120"/>
+            </w:tcMar>
+            <w:vAlign w:val="center"/>
+          </w:tcPr>
+          <w:p>
+            <w:pPr>
+              <w:jc w:val="center"/>
+            </w:pPr>
+            <w:r>
+              <w:rPr>
+                <w:rFonts w:ascii="BIZ UDPGothic" w:cs="BIZ UDPGothic" w:eastAsia="BIZ UDPGothic" w:hAnsi="BIZ UDPGothic"/>
+                <w:b w:val="false"/>
+                <w:bCs w:val="false"/>
+                <w:color w:val="404040"/>
+                <w:sz w:val="18"/>
+                <w:szCs w:val="18"/>
+              </w:rPr>
+              <w:t xml:space="preserve">1</w:t>
+            </w:r>
+          </w:p>
+        </w:tc>
+        <w:tc>
+          <w:tcPr>
+            <w:tcW w:type="dxa" w:w="2200"/>
+            <w:tcBorders>
+              <w:top w:val="single" w:color="CCCCCC" w:sz="4"/>
+              <w:left w:val="single" w:color="CCCCCC" w:sz="4"/>
+              <w:bottom w:val="single" w:color="CCCCCC" w:sz="4"/>
+              <w:right w:val="single" w:color="CCCCCC" w:sz="4"/>
+            </w:tcBorders>
+            <w:shd w:fill="FFFFFF" w:val="clear"/>
+            <w:tcMar>
+              <w:top w:type="dxa" w:w="80"/>
+              <w:left w:type="dxa" w:w="120"/>
+              <w:bottom w:type="dxa" w:w="80"/>
+              <w:right w:type="dxa" w:w="120"/>
+            </w:tcMar>
+          </w:tcPr>
+          <w:p>
+            <w:pPr>
+              <w:spacing w:before="0" w:after="0"/>
+            </w:pPr>
+            <w:r>
+              <w:rPr>
+                <w:rFonts w:ascii="BIZ UDPGothic" w:cs="BIZ UDPGothic" w:eastAsia="BIZ UDPGothic" w:hAnsi="BIZ UDPGothic"/>
+                <w:color w:val="404040"/>
+                <w:sz w:val="18"/>
+                <w:szCs w:val="18"/>
+              </w:rPr>
+              <w:t xml:space="preserve">[事前] ロールバック計画</w:t>
+            </w:r>
+          </w:p>
+          <w:p>
+            <w:pPr>
+              <w:spacing w:before="0" w:after="0"/>
+            </w:pPr>
+            <w:r>
+              <w:rPr>
+                <w:rFonts w:ascii="BIZ UDPGothic" w:cs="BIZ UDPGothic" w:eastAsia="BIZ UDPGothic" w:hAnsi="BIZ UDPGothic"/>
+                <w:color w:val="404040"/>
+                <w:sz w:val="18"/>
+                <w:szCs w:val="18"/>
+              </w:rPr>
+              <w:t xml:space="preserve">/ Kế hoạch rollback</w:t>
+            </w:r>
+          </w:p>
+        </w:tc>
+        <w:tc>
+          <w:tcPr>
+            <w:tcW w:type="dxa" w:w="6906"/>
+            <w:tcBorders>
+              <w:top w:val="single" w:color="CCCCCC" w:sz="4"/>
+              <w:left w:val="single" w:color="CCCCCC" w:sz="4"/>
+              <w:bottom w:val="single" w:color="CCCCCC" w:sz="4"/>
+              <w:right w:val="single" w:color="CCCCCC" w:sz="4"/>
+            </w:tcBorders>
+            <w:shd w:fill="FFFFFF" w:val="clear"/>
+            <w:tcMar>
+              <w:top w:type="dxa" w:w="80"/>
+              <w:left w:type="dxa" w:w="120"/>
+              <w:bottom w:type="dxa" w:w="80"/>
+              <w:right w:type="dxa" w:w="120"/>
+            </w:tcMar>
+          </w:tcPr>
+          <w:p>
+            <w:pPr>
+              <w:spacing w:before="0" w:after="0"/>
+            </w:pPr>
+            <w:r>
+              <w:rPr>
+                <w:rFonts w:ascii="BIZ UDPGothic" w:cs="BIZ UDPGothic" w:eastAsia="BIZ UDPGothic" w:hAnsi="BIZ UDPGothic"/>
+                <w:color w:val="404040"/>
+                <w:sz w:val="18"/>
+                <w:szCs w:val="18"/>
+              </w:rPr>
+              <w:t xml:space="preserve">本書は確認依頼書のため、ロールバック対象なし</w:t>
+            </w:r>
+          </w:p>
+        </w:tc>
+      </w:tr>
+      <w:tr>
+        <w:trPr>
+          <w:cantSplit/>
+        </w:trPr>
+        <w:tc>
+          <w:tcPr>
+            <w:tcW w:type="dxa" w:w="400"/>
+            <w:tcBorders>
+              <w:top w:val="single" w:color="CCCCCC" w:sz="4"/>
+              <w:left w:val="single" w:color="CCCCCC" w:sz="4"/>
+              <w:bottom w:val="single" w:color="CCCCCC" w:sz="4"/>
+              <w:right w:val="single" w:color="CCCCCC" w:sz="4"/>
+            </w:tcBorders>
+            <w:shd w:fill="FFFFFF" w:val="clear"/>
+            <w:tcMar>
+              <w:top w:type="dxa" w:w="80"/>
+              <w:left w:type="dxa" w:w="120"/>
+              <w:bottom w:type="dxa" w:w="80"/>
+              <w:right w:type="dxa" w:w="120"/>
+            </w:tcMar>
+            <w:vAlign w:val="center"/>
+          </w:tcPr>
+          <w:p>
+            <w:pPr>
+              <w:jc w:val="center"/>
+            </w:pPr>
+            <w:r>
+              <w:rPr>
+                <w:rFonts w:ascii="BIZ UDPGothic" w:cs="BIZ UDPGothic" w:eastAsia="BIZ UDPGothic" w:hAnsi="BIZ UDPGothic"/>
+                <w:b w:val="false"/>
+                <w:bCs w:val="false"/>
+                <w:color w:val="404040"/>
+                <w:sz w:val="18"/>
+                <w:szCs w:val="18"/>
+              </w:rPr>
+              <w:t xml:space="preserve">2</w:t>
+            </w:r>
+          </w:p>
+        </w:tc>
+        <w:tc>
+          <w:tcPr>
+            <w:tcW w:type="dxa" w:w="2200"/>
+            <w:tcBorders>
+              <w:top w:val="single" w:color="CCCCCC" w:sz="4"/>
+              <w:left w:val="single" w:color="CCCCCC" w:sz="4"/>
+              <w:bottom w:val="single" w:color="CCCCCC" w:sz="4"/>
+              <w:right w:val="single" w:color="CCCCCC" w:sz="4"/>
+            </w:tcBorders>
+            <w:shd w:fill="FFFFFF" w:val="clear"/>
+            <w:tcMar>
+              <w:top w:type="dxa" w:w="80"/>
+              <w:left w:type="dxa" w:w="120"/>
+              <w:bottom w:type="dxa" w:w="80"/>
+              <w:right w:type="dxa" w:w="120"/>
+            </w:tcMar>
+          </w:tcPr>
+          <w:p>
+            <w:pPr>
+              <w:spacing w:before="0" w:after="0"/>
+            </w:pPr>
+            <w:r>
+              <w:rPr>
+                <w:rFonts w:ascii="BIZ UDPGothic" w:cs="BIZ UDPGothic" w:eastAsia="BIZ UDPGothic" w:hAnsi="BIZ UDPGothic"/>
+                <w:color w:val="404040"/>
+                <w:sz w:val="18"/>
+                <w:szCs w:val="18"/>
+              </w:rPr>
+              <w:t xml:space="preserve">[事前] データバックアップ</w:t>
+            </w:r>
+          </w:p>
+          <w:p>
+            <w:pPr>
+              <w:spacing w:before="0" w:after="0"/>
+            </w:pPr>
+            <w:r>
+              <w:rPr>
+                <w:rFonts w:ascii="BIZ UDPGothic" w:cs="BIZ UDPGothic" w:eastAsia="BIZ UDPGothic" w:hAnsi="BIZ UDPGothic"/>
+                <w:color w:val="404040"/>
+                <w:sz w:val="18"/>
+                <w:szCs w:val="18"/>
+              </w:rPr>
+              <w:t xml:space="preserve">/ Sao lưu dữ liệu</w:t>
+            </w:r>
+          </w:p>
+        </w:tc>
+        <w:tc>
+          <w:tcPr>
+            <w:tcW w:type="dxa" w:w="6906"/>
+            <w:tcBorders>
+              <w:top w:val="single" w:color="CCCCCC" w:sz="4"/>
+              <w:left w:val="single" w:color="CCCCCC" w:sz="4"/>
+              <w:bottom w:val="single" w:color="CCCCCC" w:sz="4"/>
+              <w:right w:val="single" w:color="CCCCCC" w:sz="4"/>
+            </w:tcBorders>
+            <w:shd w:fill="FFFFFF" w:val="clear"/>
+            <w:tcMar>
+              <w:top w:type="dxa" w:w="80"/>
+              <w:left w:type="dxa" w:w="120"/>
+              <w:bottom w:type="dxa" w:w="80"/>
+              <w:right w:type="dxa" w:w="120"/>
+            </w:tcMar>
+          </w:tcPr>
+          <w:p>
+            <w:pPr>
+              <w:spacing w:before="0" w:after="0"/>
+            </w:pPr>
+            <w:r>
+              <w:rPr>
+                <w:rFonts w:ascii="BIZ UDPGothic" w:cs="BIZ UDPGothic" w:eastAsia="BIZ UDPGothic" w:hAnsi="BIZ UDPGothic"/>
+                <w:color w:val="404040"/>
+                <w:sz w:val="18"/>
+                <w:szCs w:val="18"/>
+              </w:rPr>
+              <w:t xml:space="preserve">不要（確認依頼のみ）</w:t>
+            </w:r>
+          </w:p>
+        </w:tc>
+      </w:tr>
+      <w:tr>
+        <w:trPr>
+          <w:cantSplit/>
+        </w:trPr>
+        <w:tc>
+          <w:tcPr>
+            <w:tcW w:type="dxa" w:w="400"/>
+            <w:tcBorders>
+              <w:top w:val="single" w:color="CCCCCC" w:sz="4"/>
+              <w:left w:val="single" w:color="CCCCCC" w:sz="4"/>
+              <w:bottom w:val="single" w:color="CCCCCC" w:sz="4"/>
+              <w:right w:val="single" w:color="CCCCCC" w:sz="4"/>
+            </w:tcBorders>
+            <w:shd w:fill="FFFFFF" w:val="clear"/>
+            <w:tcMar>
+              <w:top w:type="dxa" w:w="80"/>
+              <w:left w:type="dxa" w:w="120"/>
+              <w:bottom w:type="dxa" w:w="80"/>
+              <w:right w:type="dxa" w:w="120"/>
+            </w:tcMar>
+            <w:vAlign w:val="center"/>
+          </w:tcPr>
+          <w:p>
+            <w:pPr>
+              <w:jc w:val="center"/>
+            </w:pPr>
+            <w:r>
+              <w:rPr>
+                <w:rFonts w:ascii="BIZ UDPGothic" w:cs="BIZ UDPGothic" w:eastAsia="BIZ UDPGothic" w:hAnsi="BIZ UDPGothic"/>
+                <w:b w:val="false"/>
+                <w:bCs w:val="false"/>
+                <w:color w:val="404040"/>
+                <w:sz w:val="18"/>
+                <w:szCs w:val="18"/>
+              </w:rPr>
+              <w:t xml:space="preserve">3</w:t>
+            </w:r>
+          </w:p>
+        </w:tc>
+        <w:tc>
+          <w:tcPr>
+            <w:tcW w:type="dxa" w:w="2200"/>
+            <w:tcBorders>
+              <w:top w:val="single" w:color="CCCCCC" w:sz="4"/>
+              <w:left w:val="single" w:color="CCCCCC" w:sz="4"/>
+              <w:bottom w:val="single" w:color="CCCCCC" w:sz="4"/>
+              <w:right w:val="single" w:color="CCCCCC" w:sz="4"/>
+            </w:tcBorders>
+            <w:shd w:fill="FFFFFF" w:val="clear"/>
+            <w:tcMar>
+              <w:top w:type="dxa" w:w="80"/>
+              <w:left w:type="dxa" w:w="120"/>
+              <w:bottom w:type="dxa" w:w="80"/>
+              <w:right w:type="dxa" w:w="120"/>
+            </w:tcMar>
+          </w:tcPr>
+          <w:p>
+            <w:pPr>
+              <w:spacing w:before="0" w:after="0"/>
+            </w:pPr>
+            <w:r>
+              <w:rPr>
+                <w:rFonts w:ascii="BIZ UDPGothic" w:cs="BIZ UDPGothic" w:eastAsia="BIZ UDPGothic" w:hAnsi="BIZ UDPGothic"/>
+                <w:color w:val="404040"/>
+                <w:sz w:val="18"/>
+                <w:szCs w:val="18"/>
+              </w:rPr>
+              <w:t xml:space="preserve">[事前] AWS事前作業確認</w:t>
+            </w:r>
+          </w:p>
+          <w:p>
+            <w:pPr>
+              <w:spacing w:before="0" w:after="0"/>
+            </w:pPr>
+            <w:r>
+              <w:rPr>
+                <w:rFonts w:ascii="BIZ UDPGothic" w:cs="BIZ UDPGothic" w:eastAsia="BIZ UDPGothic" w:hAnsi="BIZ UDPGothic"/>
+                <w:color w:val="404040"/>
+                <w:sz w:val="18"/>
+                <w:szCs w:val="18"/>
+              </w:rPr>
+              <w:t xml:space="preserve">/ Xác nhận công việc AWS</w:t>
+            </w:r>
+          </w:p>
+        </w:tc>
+        <w:tc>
+          <w:tcPr>
+            <w:tcW w:type="dxa" w:w="6906"/>
+            <w:tcBorders>
+              <w:top w:val="single" w:color="CCCCCC" w:sz="4"/>
+              <w:left w:val="single" w:color="CCCCCC" w:sz="4"/>
+              <w:bottom w:val="single" w:color="CCCCCC" w:sz="4"/>
+              <w:right w:val="single" w:color="CCCCCC" w:sz="4"/>
+            </w:tcBorders>
+            <w:shd w:fill="FFFFFF" w:val="clear"/>
+            <w:tcMar>
+              <w:top w:type="dxa" w:w="80"/>
+              <w:left w:type="dxa" w:w="120"/>
+              <w:bottom w:type="dxa" w:w="80"/>
+              <w:right w:type="dxa" w:w="120"/>
+            </w:tcMar>
+          </w:tcPr>
+          <w:p>
+            <w:pPr>
+              <w:spacing w:before="0" w:after="0"/>
+            </w:pPr>
+            <w:r>
+              <w:rPr>
+                <w:rFonts w:ascii="BIZ UDPGothic" w:cs="BIZ UDPGothic" w:eastAsia="BIZ UDPGothic" w:hAnsi="BIZ UDPGothic"/>
+                <w:color w:val="404040"/>
+                <w:sz w:val="18"/>
+                <w:szCs w:val="18"/>
+              </w:rPr>
+              <w:t xml:space="preserve">STGアカウント（750735758916）のリソース一覧を事前確認</w:t>
+            </w:r>
+          </w:p>
+        </w:tc>
+      </w:tr>
+      <w:tr>
+        <w:trPr>
+          <w:cantSplit/>
+        </w:trPr>
+        <w:tc>
+          <w:tcPr>
+            <w:tcW w:type="dxa" w:w="400"/>
+            <w:tcBorders>
+              <w:top w:val="single" w:color="CCCCCC" w:sz="4"/>
+              <w:left w:val="single" w:color="CCCCCC" w:sz="4"/>
+              <w:bottom w:val="single" w:color="CCCCCC" w:sz="4"/>
+              <w:right w:val="single" w:color="CCCCCC" w:sz="4"/>
+            </w:tcBorders>
+            <w:shd w:fill="FFFFFF" w:val="clear"/>
+            <w:tcMar>
+              <w:top w:type="dxa" w:w="80"/>
+              <w:left w:type="dxa" w:w="120"/>
+              <w:bottom w:type="dxa" w:w="80"/>
+              <w:right w:type="dxa" w:w="120"/>
+            </w:tcMar>
+            <w:vAlign w:val="center"/>
+          </w:tcPr>
+          <w:p>
+            <w:pPr>
+              <w:jc w:val="center"/>
+            </w:pPr>
+            <w:r>
+              <w:rPr>
+                <w:rFonts w:ascii="BIZ UDPGothic" w:cs="BIZ UDPGothic" w:eastAsia="BIZ UDPGothic" w:hAnsi="BIZ UDPGothic"/>
+                <w:b w:val="false"/>
+                <w:bCs w:val="false"/>
+                <w:color w:val="404040"/>
+                <w:sz w:val="18"/>
+                <w:szCs w:val="18"/>
+              </w:rPr>
+              <w:t xml:space="preserve">4</w:t>
+            </w:r>
+          </w:p>
+        </w:tc>
+        <w:tc>
+          <w:tcPr>
+            <w:tcW w:type="dxa" w:w="2200"/>
+            <w:tcBorders>
+              <w:top w:val="single" w:color="CCCCCC" w:sz="4"/>
+              <w:left w:val="single" w:color="CCCCCC" w:sz="4"/>
+              <w:bottom w:val="single" w:color="CCCCCC" w:sz="4"/>
+              <w:right w:val="single" w:color="CCCCCC" w:sz="4"/>
+            </w:tcBorders>
+            <w:shd w:fill="FFFFFF" w:val="clear"/>
+            <w:tcMar>
+              <w:top w:type="dxa" w:w="80"/>
+              <w:left w:type="dxa" w:w="120"/>
+              <w:bottom w:type="dxa" w:w="80"/>
+              <w:right w:type="dxa" w:w="120"/>
+            </w:tcMar>
+          </w:tcPr>
+          <w:p>
+            <w:pPr>
+              <w:spacing w:before="0" w:after="0"/>
+            </w:pPr>
+            <w:r>
+              <w:rPr>
+                <w:rFonts w:ascii="BIZ UDPGothic" w:cs="BIZ UDPGothic" w:eastAsia="BIZ UDPGothic" w:hAnsi="BIZ UDPGothic"/>
+                <w:color w:val="404040"/>
+                <w:sz w:val="18"/>
+                <w:szCs w:val="18"/>
+              </w:rPr>
+              <w:t xml:space="preserve">[事前] デプロイタイムライン</w:t>
+            </w:r>
+          </w:p>
+          <w:p>
+            <w:pPr>
+              <w:spacing w:before="0" w:after="0"/>
+            </w:pPr>
+            <w:r>
+              <w:rPr>
+                <w:rFonts w:ascii="BIZ UDPGothic" w:cs="BIZ UDPGothic" w:eastAsia="BIZ UDPGothic" w:hAnsi="BIZ UDPGothic"/>
+                <w:color w:val="404040"/>
+                <w:sz w:val="18"/>
+                <w:szCs w:val="18"/>
+              </w:rPr>
+              <w:t xml:space="preserve">/ Timeline triển khai</w:t>
+            </w:r>
+          </w:p>
+        </w:tc>
+        <w:tc>
+          <w:tcPr>
+            <w:tcW w:type="dxa" w:w="6906"/>
+            <w:tcBorders>
+              <w:top w:val="single" w:color="CCCCCC" w:sz="4"/>
+              <w:left w:val="single" w:color="CCCCCC" w:sz="4"/>
+              <w:bottom w:val="single" w:color="CCCCCC" w:sz="4"/>
+              <w:right w:val="single" w:color="CCCCCC" w:sz="4"/>
+            </w:tcBorders>
+            <w:shd w:fill="FFFFFF" w:val="clear"/>
+            <w:tcMar>
+              <w:top w:type="dxa" w:w="80"/>
+              <w:left w:type="dxa" w:w="120"/>
+              <w:bottom w:type="dxa" w:w="80"/>
+              <w:right w:type="dxa" w:w="120"/>
+            </w:tcMar>
+          </w:tcPr>
+          <w:p>
+            <w:pPr>
+              <w:spacing w:before="0" w:after="0"/>
+            </w:pPr>
+            <w:r>
+              <w:rPr>
+                <w:rFonts w:ascii="BIZ UDPGothic" w:cs="BIZ UDPGothic" w:eastAsia="BIZ UDPGothic" w:hAnsi="BIZ UDPGothic"/>
+                <w:color w:val="404040"/>
+                <w:sz w:val="18"/>
+                <w:szCs w:val="18"/>
+              </w:rPr>
+              <w:t xml:space="preserve">確認依頼書のため、回答期限を設定（発行後5営業日）</w:t>
+            </w:r>
+          </w:p>
+        </w:tc>
+      </w:tr>
+      <w:tr>
+        <w:trPr>
+          <w:cantSplit/>
+        </w:trPr>
+        <w:tc>
+          <w:tcPr>
+            <w:tcW w:type="dxa" w:w="400"/>
+            <w:tcBorders>
+              <w:top w:val="single" w:color="CCCCCC" w:sz="4"/>
+              <w:left w:val="single" w:color="CCCCCC" w:sz="4"/>
+              <w:bottom w:val="single" w:color="CCCCCC" w:sz="4"/>
+              <w:right w:val="single" w:color="CCCCCC" w:sz="4"/>
+            </w:tcBorders>
+            <w:shd w:fill="FFFFFF" w:val="clear"/>
+            <w:tcMar>
+              <w:top w:type="dxa" w:w="80"/>
+              <w:left w:type="dxa" w:w="120"/>
+              <w:bottom w:type="dxa" w:w="80"/>
+              <w:right w:type="dxa" w:w="120"/>
+            </w:tcMar>
+            <w:vAlign w:val="center"/>
+          </w:tcPr>
+          <w:p>
+            <w:pPr>
+              <w:jc w:val="center"/>
+            </w:pPr>
+            <w:r>
+              <w:rPr>
+                <w:rFonts w:ascii="BIZ UDPGothic" w:cs="BIZ UDPGothic" w:eastAsia="BIZ UDPGothic" w:hAnsi="BIZ UDPGothic"/>
+                <w:b w:val="false"/>
+                <w:bCs w:val="false"/>
+                <w:color w:val="404040"/>
+                <w:sz w:val="18"/>
+                <w:szCs w:val="18"/>
+              </w:rPr>
+              <w:t xml:space="preserve">5</w:t>
+            </w:r>
+          </w:p>
+        </w:tc>
+        <w:tc>
+          <w:tcPr>
+            <w:tcW w:type="dxa" w:w="2200"/>
+            <w:tcBorders>
+              <w:top w:val="single" w:color="CCCCCC" w:sz="4"/>
+              <w:left w:val="single" w:color="CCCCCC" w:sz="4"/>
+              <w:bottom w:val="single" w:color="CCCCCC" w:sz="4"/>
+              <w:right w:val="single" w:color="CCCCCC" w:sz="4"/>
+            </w:tcBorders>
+            <w:shd w:fill="FFFFFF" w:val="clear"/>
+            <w:tcMar>
+              <w:top w:type="dxa" w:w="80"/>
+              <w:left w:type="dxa" w:w="120"/>
+              <w:bottom w:type="dxa" w:w="80"/>
+              <w:right w:type="dxa" w:w="120"/>
+            </w:tcMar>
+          </w:tcPr>
+          <w:p>
+            <w:pPr>
+              <w:spacing w:before="0" w:after="0"/>
+            </w:pPr>
+            <w:r>
+              <w:rPr>
+                <w:rFonts w:ascii="BIZ UDPGothic" w:cs="BIZ UDPGothic" w:eastAsia="BIZ UDPGothic" w:hAnsi="BIZ UDPGothic"/>
+                <w:color w:val="404040"/>
+                <w:sz w:val="18"/>
+                <w:szCs w:val="18"/>
+              </w:rPr>
+              <w:t xml:space="preserve">[事前] 担当者確認</w:t>
+            </w:r>
+          </w:p>
+          <w:p>
+            <w:pPr>
+              <w:spacing w:before="0" w:after="0"/>
+            </w:pPr>
+            <w:r>
+              <w:rPr>
+                <w:rFonts w:ascii="BIZ UDPGothic" w:cs="BIZ UDPGothic" w:eastAsia="BIZ UDPGothic" w:hAnsi="BIZ UDPGothic"/>
+                <w:color w:val="404040"/>
+                <w:sz w:val="18"/>
+                <w:szCs w:val="18"/>
+              </w:rPr>
+              <w:t xml:space="preserve">/ Xác nhận người phụ trách</w:t>
+            </w:r>
+          </w:p>
+        </w:tc>
+        <w:tc>
+          <w:tcPr>
+            <w:tcW w:type="dxa" w:w="6906"/>
+            <w:tcBorders>
+              <w:top w:val="single" w:color="CCCCCC" w:sz="4"/>
+              <w:left w:val="single" w:color="CCCCCC" w:sz="4"/>
+              <w:bottom w:val="single" w:color="CCCCCC" w:sz="4"/>
+              <w:right w:val="single" w:color="CCCCCC" w:sz="4"/>
+            </w:tcBorders>
+            <w:shd w:fill="FFFFFF" w:val="clear"/>
+            <w:tcMar>
+              <w:top w:type="dxa" w:w="80"/>
+              <w:left w:type="dxa" w:w="120"/>
+              <w:bottom w:type="dxa" w:w="80"/>
+              <w:right w:type="dxa" w:w="120"/>
+            </w:tcMar>
+          </w:tcPr>
+          <w:p>
+            <w:pPr>
+              <w:spacing w:before="0" w:after="0"/>
+            </w:pPr>
+            <w:r>
+              <w:rPr>
+                <w:rFonts w:ascii="BIZ UDPGothic" w:cs="BIZ UDPGothic" w:eastAsia="BIZ UDPGothic" w:hAnsi="BIZ UDPGothic"/>
+                <w:color w:val="404040"/>
+                <w:sz w:val="18"/>
+                <w:szCs w:val="18"/>
+              </w:rPr>
+              <w:t xml:space="preserve">確認依頼: Thanh Nguyên</w:t>
+            </w:r>
+          </w:p>
+          <w:p>
+            <w:pPr>
+              <w:spacing w:before="0" w:after="0"/>
+            </w:pPr>
+            <w:r>
+              <w:rPr>
+                <w:rFonts w:ascii="BIZ UDPGothic" w:cs="BIZ UDPGothic" w:eastAsia="BIZ UDPGothic" w:hAnsi="BIZ UDPGothic"/>
+                <w:color w:val="404040"/>
+                <w:sz w:val="18"/>
+                <w:szCs w:val="18"/>
+              </w:rPr>
+              <w:t xml:space="preserve">回答者: きよはら</w:t>
+            </w:r>
+          </w:p>
+          <w:p>
+            <w:pPr>
+              <w:spacing w:before="0" w:after="0"/>
+            </w:pPr>
+            <w:r>
+              <w:rPr>
+                <w:rFonts w:ascii="BIZ UDPGothic" w:cs="BIZ UDPGothic" w:eastAsia="BIZ UDPGothic" w:hAnsi="BIZ UDPGothic"/>
+                <w:color w:val="404040"/>
+                <w:sz w:val="18"/>
+                <w:szCs w:val="18"/>
+              </w:rPr>
+              <w:t xml:space="preserve">立会: 不要</w:t>
+            </w:r>
+          </w:p>
+        </w:tc>
+      </w:tr>
+      <w:tr>
+        <w:trPr>
+          <w:cantSplit/>
+        </w:trPr>
+        <w:tc>
+          <w:tcPr>
+            <w:tcW w:type="dxa" w:w="400"/>
+            <w:tcBorders>
+              <w:top w:val="single" w:color="CCCCCC" w:sz="4"/>
+              <w:left w:val="single" w:color="CCCCCC" w:sz="4"/>
+              <w:bottom w:val="single" w:color="CCCCCC" w:sz="4"/>
+              <w:right w:val="single" w:color="CCCCCC" w:sz="4"/>
+            </w:tcBorders>
+            <w:shd w:fill="FFFFFF" w:val="clear"/>
+            <w:tcMar>
+              <w:top w:type="dxa" w:w="80"/>
+              <w:left w:type="dxa" w:w="120"/>
+              <w:bottom w:type="dxa" w:w="80"/>
+              <w:right w:type="dxa" w:w="120"/>
+            </w:tcMar>
+            <w:vAlign w:val="center"/>
+          </w:tcPr>
+          <w:p>
+            <w:pPr>
+              <w:jc w:val="center"/>
+            </w:pPr>
+            <w:r>
+              <w:rPr>
+                <w:rFonts w:ascii="BIZ UDPGothic" w:cs="BIZ UDPGothic" w:eastAsia="BIZ UDPGothic" w:hAnsi="BIZ UDPGothic"/>
+                <w:b w:val="false"/>
+                <w:bCs w:val="false"/>
+                <w:color w:val="404040"/>
+                <w:sz w:val="18"/>
+                <w:szCs w:val="18"/>
+              </w:rPr>
+              <w:t xml:space="preserve">6</w:t>
+            </w:r>
+          </w:p>
+        </w:tc>
+        <w:tc>
+          <w:tcPr>
+            <w:tcW w:type="dxa" w:w="2200"/>
+            <w:tcBorders>
+              <w:top w:val="single" w:color="CCCCCC" w:sz="4"/>
+              <w:left w:val="single" w:color="CCCCCC" w:sz="4"/>
+              <w:bottom w:val="single" w:color="CCCCCC" w:sz="4"/>
+              <w:right w:val="single" w:color="CCCCCC" w:sz="4"/>
+            </w:tcBorders>
+            <w:shd w:fill="FFFFFF" w:val="clear"/>
+            <w:tcMar>
+              <w:top w:type="dxa" w:w="80"/>
+              <w:left w:type="dxa" w:w="120"/>
+              <w:bottom w:type="dxa" w:w="80"/>
+              <w:right w:type="dxa" w:w="120"/>
+            </w:tcMar>
+          </w:tcPr>
+          <w:p>
+            <w:pPr>
+              <w:spacing w:before="0" w:after="0"/>
+            </w:pPr>
+            <w:r>
+              <w:rPr>
+                <w:rFonts w:ascii="BIZ UDPGothic" w:cs="BIZ UDPGothic" w:eastAsia="BIZ UDPGothic" w:hAnsi="BIZ UDPGothic"/>
+                <w:color w:val="404040"/>
+                <w:sz w:val="18"/>
+                <w:szCs w:val="18"/>
+              </w:rPr>
+              <w:t xml:space="preserve">[事後] デプロイ後確認</w:t>
+            </w:r>
+          </w:p>
+          <w:p>
+            <w:pPr>
+              <w:spacing w:before="0" w:after="0"/>
+            </w:pPr>
+            <w:r>
+              <w:rPr>
+                <w:rFonts w:ascii="BIZ UDPGothic" w:cs="BIZ UDPGothic" w:eastAsia="BIZ UDPGothic" w:hAnsi="BIZ UDPGothic"/>
+                <w:color w:val="404040"/>
+                <w:sz w:val="18"/>
+                <w:szCs w:val="18"/>
+              </w:rPr>
+              <w:t xml:space="preserve">/ Kiểm tra sau deploy</w:t>
+            </w:r>
+          </w:p>
+        </w:tc>
+        <w:tc>
+          <w:tcPr>
+            <w:tcW w:type="dxa" w:w="6906"/>
+            <w:tcBorders>
+              <w:top w:val="single" w:color="CCCCCC" w:sz="4"/>
+              <w:left w:val="single" w:color="CCCCCC" w:sz="4"/>
+              <w:bottom w:val="single" w:color="CCCCCC" w:sz="4"/>
+              <w:right w:val="single" w:color="CCCCCC" w:sz="4"/>
+            </w:tcBorders>
+            <w:shd w:fill="FFFFFF" w:val="clear"/>
+            <w:tcMar>
+              <w:top w:type="dxa" w:w="80"/>
+              <w:left w:type="dxa" w:w="120"/>
+              <w:bottom w:type="dxa" w:w="80"/>
+              <w:right w:type="dxa" w:w="120"/>
+            </w:tcMar>
+          </w:tcPr>
+          <w:p>
+            <w:pPr>
+              <w:spacing w:before="0" w:after="0"/>
+            </w:pPr>
+            <w:r>
+              <w:rPr>
+                <w:rFonts w:ascii="BIZ UDPGothic" w:cs="BIZ UDPGothic" w:eastAsia="BIZ UDPGothic" w:hAnsi="BIZ UDPGothic"/>
+                <w:color w:val="404040"/>
+                <w:sz w:val="18"/>
+                <w:szCs w:val="18"/>
+              </w:rPr>
+              <w:t xml:space="preserve">□ 全質問（Q1〜Q5）に回答が記入されていること</w:t>
+            </w:r>
+          </w:p>
+          <w:p>
+            <w:pPr>
+              <w:spacing w:before="0" w:after="0"/>
+            </w:pPr>
+            <w:r>
+              <w:rPr>
+                <w:rFonts w:ascii="BIZ UDPGothic" w:cs="BIZ UDPGothic" w:eastAsia="BIZ UDPGothic" w:hAnsi="BIZ UDPGothic"/>
+                <w:color w:val="404040"/>
+                <w:sz w:val="18"/>
+                <w:szCs w:val="18"/>
+              </w:rPr>
+              <w:t xml:space="preserve">□ 月次コスト試算の内容を確認したこと</w:t>
+            </w:r>
+          </w:p>
+        </w:tc>
+      </w:tr>
+      <w:tr>
+        <w:trPr>
+          <w:cantSplit/>
+        </w:trPr>
+        <w:tc>
+          <w:tcPr>
+            <w:tcW w:type="dxa" w:w="400"/>
+            <w:tcBorders>
+              <w:top w:val="single" w:color="CCCCCC" w:sz="4"/>
+              <w:left w:val="single" w:color="CCCCCC" w:sz="4"/>
+              <w:bottom w:val="single" w:color="CCCCCC" w:sz="4"/>
+              <w:right w:val="single" w:color="CCCCCC" w:sz="4"/>
+            </w:tcBorders>
+            <w:shd w:fill="FFFFFF" w:val="clear"/>
+            <w:tcMar>
+              <w:top w:type="dxa" w:w="80"/>
+              <w:left w:type="dxa" w:w="120"/>
+              <w:bottom w:type="dxa" w:w="80"/>
+              <w:right w:type="dxa" w:w="120"/>
+            </w:tcMar>
+            <w:vAlign w:val="center"/>
+          </w:tcPr>
+          <w:p>
+            <w:pPr>
+              <w:jc w:val="center"/>
+            </w:pPr>
+            <w:r>
+              <w:rPr>
+                <w:rFonts w:ascii="BIZ UDPGothic" w:cs="BIZ UDPGothic" w:eastAsia="BIZ UDPGothic" w:hAnsi="BIZ UDPGothic"/>
+                <w:b w:val="false"/>
+                <w:bCs w:val="false"/>
+                <w:color w:val="404040"/>
+                <w:sz w:val="18"/>
+                <w:szCs w:val="18"/>
+              </w:rPr>
+              <w:t xml:space="preserve">7</w:t>
+            </w:r>
+          </w:p>
+        </w:tc>
+        <w:tc>
+          <w:tcPr>
+            <w:tcW w:type="dxa" w:w="2200"/>
+            <w:tcBorders>
+              <w:top w:val="single" w:color="CCCCCC" w:sz="4"/>
+              <w:left w:val="single" w:color="CCCCCC" w:sz="4"/>
+              <w:bottom w:val="single" w:color="CCCCCC" w:sz="4"/>
+              <w:right w:val="single" w:color="CCCCCC" w:sz="4"/>
+            </w:tcBorders>
+            <w:shd w:fill="FFFFFF" w:val="clear"/>
+            <w:tcMar>
+              <w:top w:type="dxa" w:w="80"/>
+              <w:left w:type="dxa" w:w="120"/>
+              <w:bottom w:type="dxa" w:w="80"/>
+              <w:right w:type="dxa" w:w="120"/>
+            </w:tcMar>
+          </w:tcPr>
+          <w:p>
+            <w:pPr>
+              <w:spacing w:before="0" w:after="0"/>
+            </w:pPr>
+            <w:r>
+              <w:rPr>
+                <w:rFonts w:ascii="BIZ UDPGothic" w:cs="BIZ UDPGothic" w:eastAsia="BIZ UDPGothic" w:hAnsi="BIZ UDPGothic"/>
+                <w:color w:val="404040"/>
+                <w:sz w:val="18"/>
+                <w:szCs w:val="18"/>
+              </w:rPr>
+              <w:t xml:space="preserve">[事後] Go-Live後の監視</w:t>
+            </w:r>
+          </w:p>
+          <w:p>
+            <w:pPr>
+              <w:spacing w:before="0" w:after="0"/>
+            </w:pPr>
+            <w:r>
+              <w:rPr>
+                <w:rFonts w:ascii="BIZ UDPGothic" w:cs="BIZ UDPGothic" w:eastAsia="BIZ UDPGothic" w:hAnsi="BIZ UDPGothic"/>
+                <w:color w:val="404040"/>
+                <w:sz w:val="18"/>
+                <w:szCs w:val="18"/>
+              </w:rPr>
+              <w:t xml:space="preserve">/ Giám sát sau Go-Live</w:t>
+            </w:r>
+          </w:p>
+        </w:tc>
+        <w:tc>
+          <w:tcPr>
+            <w:tcW w:type="dxa" w:w="6906"/>
+            <w:tcBorders>
+              <w:top w:val="single" w:color="CCCCCC" w:sz="4"/>
+              <w:left w:val="single" w:color="CCCCCC" w:sz="4"/>
+              <w:bottom w:val="single" w:color="CCCCCC" w:sz="4"/>
+              <w:right w:val="single" w:color="CCCCCC" w:sz="4"/>
+            </w:tcBorders>
+            <w:shd w:fill="FFFFFF" w:val="clear"/>
+            <w:tcMar>
+              <w:top w:type="dxa" w:w="80"/>
+              <w:left w:type="dxa" w:w="120"/>
+              <w:bottom w:type="dxa" w:w="80"/>
+              <w:right w:type="dxa" w:w="120"/>
+            </w:tcMar>
+          </w:tcPr>
+          <w:p>
+            <w:pPr>
+              <w:spacing w:before="0" w:after="0"/>
+            </w:pPr>
+            <w:r>
+              <w:rPr>
+                <w:rFonts w:ascii="BIZ UDPGothic" w:cs="BIZ UDPGothic" w:eastAsia="BIZ UDPGothic" w:hAnsi="BIZ UDPGothic"/>
+                <w:color w:val="404040"/>
+                <w:sz w:val="18"/>
+                <w:szCs w:val="18"/>
+              </w:rPr>
+              <w:t xml:space="preserve">該当なし（確認依頼書）</w:t>
+            </w:r>
+          </w:p>
+        </w:tc>
+      </w:tr>
+      <w:tr>
+        <w:trPr>
+          <w:cantSplit/>
+        </w:trPr>
+        <w:tc>
+          <w:tcPr>
+            <w:tcW w:type="dxa" w:w="400"/>
+            <w:tcBorders>
+              <w:top w:val="single" w:color="CCCCCC" w:sz="4"/>
+              <w:left w:val="single" w:color="CCCCCC" w:sz="4"/>
+              <w:bottom w:val="single" w:color="CCCCCC" w:sz="4"/>
+              <w:right w:val="single" w:color="CCCCCC" w:sz="4"/>
+            </w:tcBorders>
+            <w:shd w:fill="FFFFFF" w:val="clear"/>
+            <w:tcMar>
+              <w:top w:type="dxa" w:w="80"/>
+              <w:left w:type="dxa" w:w="120"/>
+              <w:bottom w:type="dxa" w:w="80"/>
+              <w:right w:type="dxa" w:w="120"/>
+            </w:tcMar>
+            <w:vAlign w:val="center"/>
+          </w:tcPr>
+          <w:p>
+            <w:pPr>
+              <w:jc w:val="center"/>
+            </w:pPr>
+            <w:r>
+              <w:rPr>
+                <w:rFonts w:ascii="BIZ UDPGothic" w:cs="BIZ UDPGothic" w:eastAsia="BIZ UDPGothic" w:hAnsi="BIZ UDPGothic"/>
+                <w:b w:val="false"/>
+                <w:bCs w:val="false"/>
+                <w:color w:val="404040"/>
+                <w:sz w:val="18"/>
+                <w:szCs w:val="18"/>
+              </w:rPr>
+              <w:t xml:space="preserve">8</w:t>
+            </w:r>
+          </w:p>
+        </w:tc>
+        <w:tc>
+          <w:tcPr>
+            <w:tcW w:type="dxa" w:w="2200"/>
+            <w:tcBorders>
+              <w:top w:val="single" w:color="CCCCCC" w:sz="4"/>
+              <w:left w:val="single" w:color="CCCCCC" w:sz="4"/>
+              <w:bottom w:val="single" w:color="CCCCCC" w:sz="4"/>
+              <w:right w:val="single" w:color="CCCCCC" w:sz="4"/>
+            </w:tcBorders>
+            <w:shd w:fill="FFFFFF" w:val="clear"/>
+            <w:tcMar>
+              <w:top w:type="dxa" w:w="80"/>
+              <w:left w:type="dxa" w:w="120"/>
+              <w:bottom w:type="dxa" w:w="80"/>
+              <w:right w:type="dxa" w:w="120"/>
+            </w:tcMar>
+          </w:tcPr>
+          <w:p>
+            <w:pPr>
+              <w:spacing w:before="0" w:after="0"/>
+            </w:pPr>
+            <w:r>
+              <w:rPr>
+                <w:rFonts w:ascii="BIZ UDPGothic" w:cs="BIZ UDPGothic" w:eastAsia="BIZ UDPGothic" w:hAnsi="BIZ UDPGothic"/>
+                <w:color w:val="404040"/>
+                <w:sz w:val="18"/>
+                <w:szCs w:val="18"/>
+              </w:rPr>
+              <w:t xml:space="preserve">[参考] テストシナリオ</w:t>
+            </w:r>
+          </w:p>
+          <w:p>
+            <w:pPr>
+              <w:spacing w:before="0" w:after="0"/>
+            </w:pPr>
+            <w:r>
+              <w:rPr>
+                <w:rFonts w:ascii="BIZ UDPGothic" w:cs="BIZ UDPGothic" w:eastAsia="BIZ UDPGothic" w:hAnsi="BIZ UDPGothic"/>
+                <w:color w:val="404040"/>
+                <w:sz w:val="18"/>
+                <w:szCs w:val="18"/>
+              </w:rPr>
+              <w:t xml:space="preserve">/ Kịch bản kiểm thử</w:t>
+            </w:r>
+          </w:p>
+        </w:tc>
+        <w:tc>
+          <w:tcPr>
+            <w:tcW w:type="dxa" w:w="6906"/>
+            <w:tcBorders>
+              <w:top w:val="single" w:color="CCCCCC" w:sz="4"/>
+              <w:left w:val="single" w:color="CCCCCC" w:sz="4"/>
+              <w:bottom w:val="single" w:color="CCCCCC" w:sz="4"/>
+              <w:right w:val="single" w:color="CCCCCC" w:sz="4"/>
+            </w:tcBorders>
+            <w:shd w:fill="FFFFFF" w:val="clear"/>
+            <w:tcMar>
+              <w:top w:type="dxa" w:w="80"/>
+              <w:left w:type="dxa" w:w="120"/>
+              <w:bottom w:type="dxa" w:w="80"/>
+              <w:right w:type="dxa" w:w="120"/>
+            </w:tcMar>
+          </w:tcPr>
+          <w:p>
+            <w:pPr>
+              <w:spacing w:before="0" w:after="0"/>
+            </w:pPr>
+            <w:r>
+              <w:rPr>
+                <w:rFonts w:ascii="BIZ UDPGothic" w:cs="BIZ UDPGothic" w:eastAsia="BIZ UDPGothic" w:hAnsi="BIZ UDPGothic"/>
+                <w:color w:val="404040"/>
+                <w:sz w:val="18"/>
+                <w:szCs w:val="18"/>
+              </w:rPr>
+              <w:t xml:space="preserve">該当なし（確認依頼書）</w:t>
+            </w:r>
+          </w:p>
+        </w:tc>
+      </w:tr>
+    </w:tbl>
     <w:p>
       <w:pPr>
         <w:spacing w:before="100" w:after="100"/>
